--- a/新泰週報20261011[2641]B4F.docx
+++ b/新泰週報20261011[2641]B4F.docx
@@ -1,6 +1,6 @@
 
 <file path=word/document.xml><?xml version="1.0" encoding="utf-8"?>
-<w:document xmlns:wpc="http://schemas.microsoft.com/office/word/2010/wordprocessingCanvas" xmlns:mc="http://schemas.openxmlformats.org/markup-compatibility/2006" xmlns:o="urn:schemas-microsoft-com:office:office" xmlns:r="http://schemas.openxmlformats.org/officeDocument/2006/relationships" xmlns:m="http://schemas.openxmlformats.org/officeDocument/2006/math" xmlns:v="urn:schemas-microsoft-com:vml" xmlns:wp14="http://schemas.microsoft.com/office/word/2010/wordprocessingDrawing" xmlns:wp="http://schemas.openxmlformats.org/drawingml/2006/wordprocessingDrawing" xmlns:w10="urn:schemas-microsoft-com:office:word" xmlns:w="http://schemas.openxmlformats.org/wordprocessingml/2006/main" xmlns:w14="http://schemas.microsoft.com/office/word/2010/wordml" xmlns:w15="http://schemas.microsoft.com/office/word/2012/wordml" xmlns:wpg="http://schemas.microsoft.com/office/word/2010/wordprocessingGroup" xmlns:wpi="http://schemas.microsoft.com/office/word/2010/wordprocessingInk" xmlns:wne="http://schemas.microsoft.com/office/word/2006/wordml" xmlns:wps="http://schemas.microsoft.com/office/word/2010/wordprocessingShape" mc:Ignorable="w14 w15 wp14">
+<w:document xmlns:wpc="http://schemas.microsoft.com/office/word/2010/wordprocessingCanvas" xmlns:cx="http://schemas.microsoft.com/office/drawing/2014/chartex" xmlns:cx1="http://schemas.microsoft.com/office/drawing/2015/9/8/chartex" xmlns:cx2="http://schemas.microsoft.com/office/drawing/2015/10/21/chartex" xmlns:cx3="http://schemas.microsoft.com/office/drawing/2016/5/9/chartex" xmlns:cx4="http://schemas.microsoft.com/office/drawing/2016/5/10/chartex" xmlns:cx5="http://schemas.microsoft.com/office/drawing/2016/5/11/chartex" xmlns:cx6="http://schemas.microsoft.com/office/drawing/2016/5/12/chartex" xmlns:cx7="http://schemas.microsoft.com/office/drawing/2016/5/13/chartex" xmlns:cx8="http://schemas.microsoft.com/office/drawing/2016/5/14/chartex" xmlns:mc="http://schemas.openxmlformats.org/markup-compatibility/2006" xmlns:aink="http://schemas.microsoft.com/office/drawing/2016/ink" xmlns:am3d="http://schemas.microsoft.com/office/drawing/2017/model3d" xmlns:o="urn:schemas-microsoft-com:office:office" xmlns:oel="http://schemas.microsoft.com/office/2019/extlst" xmlns:r="http://schemas.openxmlformats.org/officeDocument/2006/relationships" xmlns:m="http://schemas.openxmlformats.org/officeDocument/2006/math" xmlns:v="urn:schemas-microsoft-com:vml" xmlns:wp14="http://schemas.microsoft.com/office/word/2010/wordprocessingDrawing" xmlns:wp="http://schemas.openxmlformats.org/drawingml/2006/wordprocessingDrawing" xmlns:w10="urn:schemas-microsoft-com:office:word" xmlns:w="http://schemas.openxmlformats.org/wordprocessingml/2006/main" xmlns:w14="http://schemas.microsoft.com/office/word/2010/wordml" xmlns:w15="http://schemas.microsoft.com/office/word/2012/wordml" xmlns:w16cex="http://schemas.microsoft.com/office/word/2018/wordml/cex" xmlns:w16cid="http://schemas.microsoft.com/office/word/2016/wordml/cid" xmlns:w16="http://schemas.microsoft.com/office/word/2018/wordml" xmlns:w16sdtdh="http://schemas.microsoft.com/office/word/2020/wordml/sdtdatahash" xmlns:w16se="http://schemas.microsoft.com/office/word/2015/wordml/symex" xmlns:wpg="http://schemas.microsoft.com/office/word/2010/wordprocessingGroup" xmlns:wpi="http://schemas.microsoft.com/office/word/2010/wordprocessingInk" xmlns:wne="http://schemas.microsoft.com/office/word/2006/wordml" xmlns:wps="http://schemas.microsoft.com/office/word/2010/wordprocessingShape" mc:Ignorable="w14 w15 w16se w16cid w16 w16cex w16sdtdh wp14">
   <w:body>
     <w:p>
       <w:pPr>
@@ -737,47 +737,7 @@
                 <w:sz w:val="26"/>
                 <w:szCs w:val="26"/>
               </w:rPr>
-              <w:t>舉行林青岳傳道</w:t>
-            </w:r>
-            <w:proofErr w:type="gramStart"/>
-            <w:r>
-              <w:rPr>
-                <w:rFonts w:ascii="Barlow Condensed Medium" w:eastAsia="標楷體" w:hAnsi="Barlow Condensed Medium" w:cs="Segoe UI Symbol" w:hint="eastAsia"/>
-                <w:w w:val="90"/>
-                <w:sz w:val="26"/>
-                <w:szCs w:val="26"/>
-              </w:rPr>
-              <w:t>師封立</w:t>
-            </w:r>
-            <w:proofErr w:type="gramEnd"/>
-            <w:r>
-              <w:rPr>
-                <w:rFonts w:ascii="Barlow Condensed Medium" w:eastAsia="標楷體" w:hAnsi="Barlow Condensed Medium" w:cs="Segoe UI Symbol" w:hint="eastAsia"/>
-                <w:w w:val="90"/>
-                <w:sz w:val="26"/>
-                <w:szCs w:val="26"/>
-              </w:rPr>
-              <w:t>牧師暨就任該會第五任</w:t>
-            </w:r>
-            <w:proofErr w:type="gramStart"/>
-            <w:r>
-              <w:rPr>
-                <w:rFonts w:ascii="Barlow Condensed Medium" w:eastAsia="標楷體" w:hAnsi="Barlow Condensed Medium" w:cs="Segoe UI Symbol" w:hint="eastAsia"/>
-                <w:w w:val="90"/>
-                <w:sz w:val="26"/>
-                <w:szCs w:val="26"/>
-              </w:rPr>
-              <w:t>牧師授職感恩</w:t>
-            </w:r>
-            <w:proofErr w:type="gramEnd"/>
-            <w:r>
-              <w:rPr>
-                <w:rFonts w:ascii="Barlow Condensed Medium" w:eastAsia="標楷體" w:hAnsi="Barlow Condensed Medium" w:cs="Segoe UI Symbol" w:hint="eastAsia"/>
-                <w:w w:val="90"/>
-                <w:sz w:val="26"/>
-                <w:szCs w:val="26"/>
-              </w:rPr>
-              <w:t>禮拜</w:t>
+              <w:t>舉行林青岳傳道師封立牧師暨就任該會第五任牧師授職感恩禮拜</w:t>
             </w:r>
             <w:r>
               <w:rPr>
@@ -859,7 +819,6 @@
                 <w:lang w:bidi="he-IL"/>
               </w:rPr>
             </w:pPr>
-            <w:proofErr w:type="gramStart"/>
             <w:r>
               <w:rPr>
                 <w:rFonts w:ascii="Barlow Condensed Medium" w:eastAsia="標楷體" w:hAnsi="Barlow Condensed Medium" w:cs="Segoe UI Symbol" w:hint="eastAsia"/>
@@ -869,7 +828,6 @@
               </w:rPr>
               <w:t>救恩教會</w:t>
             </w:r>
-            <w:proofErr w:type="gramEnd"/>
             <w:r>
               <w:rPr>
                 <w:rFonts w:ascii="Barlow Condensed Medium" w:eastAsia="標楷體" w:hAnsi="Barlow Condensed Medium" w:cs="Segoe UI Symbol"/>
@@ -967,67 +925,7 @@
                 <w:sz w:val="26"/>
                 <w:szCs w:val="26"/>
               </w:rPr>
-              <w:t>假三重埔教會舉行李恩忻傳道</w:t>
-            </w:r>
-            <w:proofErr w:type="gramStart"/>
-            <w:r>
-              <w:rPr>
-                <w:rFonts w:ascii="Barlow Condensed Medium" w:eastAsia="標楷體" w:hAnsi="Barlow Condensed Medium" w:cs="Segoe UI Symbol" w:hint="eastAsia"/>
-                <w:w w:val="90"/>
-                <w:sz w:val="26"/>
-                <w:szCs w:val="26"/>
-              </w:rPr>
-              <w:t>師封立</w:t>
-            </w:r>
-            <w:proofErr w:type="gramEnd"/>
-            <w:r>
-              <w:rPr>
-                <w:rFonts w:ascii="Barlow Condensed Medium" w:eastAsia="標楷體" w:hAnsi="Barlow Condensed Medium" w:cs="Segoe UI Symbol" w:hint="eastAsia"/>
-                <w:w w:val="90"/>
-                <w:sz w:val="26"/>
-                <w:szCs w:val="26"/>
-              </w:rPr>
-              <w:t>牧師暨</w:t>
-            </w:r>
-            <w:proofErr w:type="gramStart"/>
-            <w:r>
-              <w:rPr>
-                <w:rFonts w:ascii="Barlow Condensed Medium" w:eastAsia="標楷體" w:hAnsi="Barlow Condensed Medium" w:cs="Segoe UI Symbol" w:hint="eastAsia"/>
-                <w:w w:val="90"/>
-                <w:sz w:val="26"/>
-                <w:szCs w:val="26"/>
-              </w:rPr>
-              <w:t>就任救恩教會</w:t>
-            </w:r>
-            <w:proofErr w:type="gramEnd"/>
-            <w:r>
-              <w:rPr>
-                <w:rFonts w:ascii="Barlow Condensed Medium" w:eastAsia="標楷體" w:hAnsi="Barlow Condensed Medium" w:cs="Segoe UI Symbol" w:hint="eastAsia"/>
-                <w:w w:val="90"/>
-                <w:sz w:val="26"/>
-                <w:szCs w:val="26"/>
-              </w:rPr>
-              <w:t>教育</w:t>
-            </w:r>
-            <w:proofErr w:type="gramStart"/>
-            <w:r>
-              <w:rPr>
-                <w:rFonts w:ascii="Barlow Condensed Medium" w:eastAsia="標楷體" w:hAnsi="Barlow Condensed Medium" w:cs="Segoe UI Symbol" w:hint="eastAsia"/>
-                <w:w w:val="90"/>
-                <w:sz w:val="26"/>
-                <w:szCs w:val="26"/>
-              </w:rPr>
-              <w:t>牧師授職感恩</w:t>
-            </w:r>
-            <w:proofErr w:type="gramEnd"/>
-            <w:r>
-              <w:rPr>
-                <w:rFonts w:ascii="Barlow Condensed Medium" w:eastAsia="標楷體" w:hAnsi="Barlow Condensed Medium" w:cs="Segoe UI Symbol" w:hint="eastAsia"/>
-                <w:w w:val="90"/>
-                <w:sz w:val="26"/>
-                <w:szCs w:val="26"/>
-              </w:rPr>
-              <w:t>禮拜</w:t>
+              <w:t>假三重埔教會舉行李恩忻傳道師封立牧師暨就任救恩教會教育牧師授職感恩禮拜</w:t>
             </w:r>
             <w:r>
               <w:rPr>
@@ -1260,27 +1158,7 @@
                 <w:sz w:val="26"/>
                 <w:szCs w:val="26"/>
               </w:rPr>
-              <w:t>假大稻</w:t>
-            </w:r>
-            <w:proofErr w:type="gramStart"/>
-            <w:r>
-              <w:rPr>
-                <w:rFonts w:ascii="Barlow Condensed Medium" w:eastAsia="標楷體" w:hAnsi="Barlow Condensed Medium" w:cs="Segoe UI Symbol" w:hint="eastAsia"/>
-                <w:w w:val="90"/>
-                <w:sz w:val="26"/>
-                <w:szCs w:val="26"/>
-              </w:rPr>
-              <w:t>埕</w:t>
-            </w:r>
-            <w:proofErr w:type="gramEnd"/>
-            <w:r>
-              <w:rPr>
-                <w:rFonts w:ascii="Barlow Condensed Medium" w:eastAsia="標楷體" w:hAnsi="Barlow Condensed Medium" w:cs="Segoe UI Symbol" w:hint="eastAsia"/>
-                <w:w w:val="90"/>
-                <w:sz w:val="26"/>
-                <w:szCs w:val="26"/>
-              </w:rPr>
-              <w:t>教會舉行</w:t>
+              <w:t>假大稻埕教會舉行</w:t>
             </w:r>
             <w:r>
               <w:rPr>
@@ -1451,9 +1329,8 @@
                 <w:sz w:val="26"/>
                 <w:szCs w:val="26"/>
               </w:rPr>
-              <w:t>年下半年度</w:t>
-            </w:r>
-            <w:proofErr w:type="gramStart"/>
+              <w:t>年下半年度進階長執訓練會將於</w:t>
+            </w:r>
             <w:r>
               <w:rPr>
                 <w:rFonts w:ascii="Barlow Condensed Medium" w:eastAsia="標楷體" w:hAnsi="Barlow Condensed Medium" w:cs="Segoe UI Symbol" w:hint="eastAsia"/>
@@ -1461,9 +1338,8 @@
                 <w:sz w:val="26"/>
                 <w:szCs w:val="26"/>
               </w:rPr>
-              <w:t>進階長執訓練</w:t>
-            </w:r>
-            <w:proofErr w:type="gramEnd"/>
+              <w:t>10/31(</w:t>
+            </w:r>
             <w:r>
               <w:rPr>
                 <w:rFonts w:ascii="Barlow Condensed Medium" w:eastAsia="標楷體" w:hAnsi="Barlow Condensed Medium" w:cs="Segoe UI Symbol" w:hint="eastAsia"/>
@@ -1471,7 +1347,7 @@
                 <w:sz w:val="26"/>
                 <w:szCs w:val="26"/>
               </w:rPr>
-              <w:t>會將於</w:t>
+              <w:t>六</w:t>
             </w:r>
             <w:r>
               <w:rPr>
@@ -1480,7 +1356,7 @@
                 <w:sz w:val="26"/>
                 <w:szCs w:val="26"/>
               </w:rPr>
-              <w:t>10/31(</w:t>
+              <w:t>)</w:t>
             </w:r>
             <w:r>
               <w:rPr>
@@ -1489,7 +1365,7 @@
                 <w:sz w:val="26"/>
                 <w:szCs w:val="26"/>
               </w:rPr>
-              <w:t>六</w:t>
+              <w:t>上午</w:t>
             </w:r>
             <w:r>
               <w:rPr>
@@ -1498,7 +1374,7 @@
                 <w:sz w:val="26"/>
                 <w:szCs w:val="26"/>
               </w:rPr>
-              <w:t>)</w:t>
+              <w:t>8:45-12:00</w:t>
             </w:r>
             <w:r>
               <w:rPr>
@@ -1507,45 +1383,7 @@
                 <w:sz w:val="26"/>
                 <w:szCs w:val="26"/>
               </w:rPr>
-              <w:t>上午</w:t>
-            </w:r>
-            <w:r>
-              <w:rPr>
-                <w:rFonts w:ascii="Barlow Condensed Medium" w:eastAsia="標楷體" w:hAnsi="Barlow Condensed Medium" w:cs="Segoe UI Symbol" w:hint="eastAsia"/>
-                <w:w w:val="90"/>
-                <w:sz w:val="26"/>
-                <w:szCs w:val="26"/>
-              </w:rPr>
-              <w:t>8:45-12:00</w:t>
-            </w:r>
-            <w:r>
-              <w:rPr>
-                <w:rFonts w:ascii="Barlow Condensed Medium" w:eastAsia="標楷體" w:hAnsi="Barlow Condensed Medium" w:cs="Segoe UI Symbol" w:hint="eastAsia"/>
-                <w:w w:val="90"/>
-                <w:sz w:val="26"/>
-                <w:szCs w:val="26"/>
-              </w:rPr>
-              <w:t>在大稻</w:t>
-            </w:r>
-            <w:proofErr w:type="gramStart"/>
-            <w:r>
-              <w:rPr>
-                <w:rFonts w:ascii="Barlow Condensed Medium" w:eastAsia="標楷體" w:hAnsi="Barlow Condensed Medium" w:cs="Segoe UI Symbol" w:hint="eastAsia"/>
-                <w:w w:val="90"/>
-                <w:sz w:val="26"/>
-                <w:szCs w:val="26"/>
-              </w:rPr>
-              <w:t>埕</w:t>
-            </w:r>
-            <w:proofErr w:type="gramEnd"/>
-            <w:r>
-              <w:rPr>
-                <w:rFonts w:ascii="Barlow Condensed Medium" w:eastAsia="標楷體" w:hAnsi="Barlow Condensed Medium" w:cs="Segoe UI Symbol" w:hint="eastAsia"/>
-                <w:w w:val="90"/>
-                <w:sz w:val="26"/>
-                <w:szCs w:val="26"/>
-              </w:rPr>
-              <w:t>教會舉行。報名至</w:t>
+              <w:t>在大稻埕教會舉行。報名至</w:t>
             </w:r>
             <w:r>
               <w:rPr>
@@ -1681,7 +1519,6 @@
               </w:rPr>
               <w:t>台北</w:t>
             </w:r>
-            <w:proofErr w:type="gramStart"/>
             <w:r>
               <w:rPr>
                 <w:rFonts w:ascii="Barlow Condensed Medium" w:eastAsia="標楷體" w:hAnsi="Barlow Condensed Medium" w:cs="Segoe UI Symbol" w:hint="eastAsia"/>
@@ -1689,9 +1526,8 @@
                 <w:sz w:val="26"/>
                 <w:szCs w:val="26"/>
               </w:rPr>
-              <w:t>中會松年</w:t>
-            </w:r>
-            <w:proofErr w:type="gramEnd"/>
+              <w:t>中會松年部舉辦</w:t>
+            </w:r>
             <w:r>
               <w:rPr>
                 <w:rFonts w:ascii="Barlow Condensed Medium" w:eastAsia="標楷體" w:hAnsi="Barlow Condensed Medium" w:cs="Segoe UI Symbol" w:hint="eastAsia"/>
@@ -1699,7 +1535,7 @@
                 <w:sz w:val="26"/>
                 <w:szCs w:val="26"/>
               </w:rPr>
-              <w:t>部舉辦</w:t>
+              <w:t>2026</w:t>
             </w:r>
             <w:r>
               <w:rPr>
@@ -1708,36 +1544,7 @@
                 <w:sz w:val="26"/>
                 <w:szCs w:val="26"/>
               </w:rPr>
-              <w:t>2026</w:t>
-            </w:r>
-            <w:r>
-              <w:rPr>
-                <w:rFonts w:ascii="Barlow Condensed Medium" w:eastAsia="標楷體" w:hAnsi="Barlow Condensed Medium" w:cs="Segoe UI Symbol" w:hint="eastAsia"/>
-                <w:w w:val="90"/>
-                <w:sz w:val="26"/>
-                <w:szCs w:val="26"/>
-              </w:rPr>
-              <w:t>年重陽節感恩</w:t>
-            </w:r>
-            <w:proofErr w:type="gramStart"/>
-            <w:r>
-              <w:rPr>
-                <w:rFonts w:ascii="Barlow Condensed Medium" w:eastAsia="標楷體" w:hAnsi="Barlow Condensed Medium" w:cs="Segoe UI Symbol" w:hint="eastAsia"/>
-                <w:w w:val="90"/>
-                <w:sz w:val="26"/>
-                <w:szCs w:val="26"/>
-              </w:rPr>
-              <w:t>禮拜暨表</w:t>
-            </w:r>
-            <w:proofErr w:type="gramEnd"/>
-            <w:r>
-              <w:rPr>
-                <w:rFonts w:ascii="Barlow Condensed Medium" w:eastAsia="標楷體" w:hAnsi="Barlow Condensed Medium" w:cs="Segoe UI Symbol" w:hint="eastAsia"/>
-                <w:w w:val="90"/>
-                <w:sz w:val="26"/>
-                <w:szCs w:val="26"/>
-              </w:rPr>
-              <w:t>掦活動，</w:t>
+              <w:t>年重陽節感恩禮拜暨表掦活動，</w:t>
             </w:r>
             <w:r>
               <w:rPr>
@@ -2258,27 +2065,7 @@
                 <w:sz w:val="26"/>
                 <w:szCs w:val="26"/>
               </w:rPr>
-              <w:t>邀請兄</w:t>
-            </w:r>
-            <w:proofErr w:type="gramStart"/>
-            <w:r>
-              <w:rPr>
-                <w:rFonts w:ascii="Barlow Condensed Medium" w:eastAsia="標楷體" w:hAnsi="Barlow Condensed Medium" w:cs="Segoe UI Symbol" w:hint="eastAsia"/>
-                <w:w w:val="90"/>
-                <w:sz w:val="26"/>
-                <w:szCs w:val="26"/>
-              </w:rPr>
-              <w:t>姊</w:t>
-            </w:r>
-            <w:proofErr w:type="gramEnd"/>
-            <w:r>
-              <w:rPr>
-                <w:rFonts w:ascii="Barlow Condensed Medium" w:eastAsia="標楷體" w:hAnsi="Barlow Condensed Medium" w:cs="Segoe UI Symbol" w:hint="eastAsia"/>
-                <w:w w:val="90"/>
-                <w:sz w:val="26"/>
-                <w:szCs w:val="26"/>
-              </w:rPr>
-              <w:t>在主日禮拜中作個人見證。</w:t>
+              <w:t>邀請兄姊在主日禮拜中作個人見證。</w:t>
             </w:r>
             <w:r>
               <w:rPr>
@@ -2426,7 +2213,6 @@
         </w:rPr>
         <w:t>§</w:t>
       </w:r>
-      <w:proofErr w:type="gramStart"/>
       <w:r>
         <w:rPr>
           <w:rFonts w:ascii="Barlow Condensed Medium" w:eastAsia="華康正顏楷體W9" w:hAnsi="Barlow Condensed Medium" w:cstheme="minorHAnsi"/>
@@ -2434,7 +2220,6 @@
         </w:rPr>
         <w:t>公禱事項</w:t>
       </w:r>
-      <w:proofErr w:type="gramEnd"/>
     </w:p>
     <w:tbl>
       <w:tblPr>
@@ -2577,9 +2362,8 @@
                 <w:sz w:val="26"/>
                 <w:szCs w:val="26"/>
               </w:rPr>
-              <w:t xml:space="preserve">、人權和生態永續，願　</w:t>
-            </w:r>
-            <w:proofErr w:type="gramStart"/>
+              <w:t>、人權和生態永續，願　神公義的國度降臨</w:t>
+            </w:r>
             <w:r>
               <w:rPr>
                 <w:rFonts w:ascii="Barlow Condensed Medium" w:eastAsia="標楷體" w:hAnsi="Barlow Condensed Medium" w:cstheme="minorHAnsi" w:hint="eastAsia"/>
@@ -2587,9 +2371,32 @@
                 <w:sz w:val="26"/>
                 <w:szCs w:val="26"/>
               </w:rPr>
-              <w:t>神公義</w:t>
-            </w:r>
-            <w:proofErr w:type="gramEnd"/>
+              <w:t>。</w:t>
+            </w:r>
+          </w:p>
+        </w:tc>
+      </w:tr>
+      <w:tr>
+        <w:tc>
+          <w:tcPr>
+            <w:tcW w:w="266" w:type="dxa"/>
+            <w:tcMar>
+              <w:left w:w="28" w:type="dxa"/>
+              <w:right w:w="28" w:type="dxa"/>
+            </w:tcMar>
+          </w:tcPr>
+          <w:p>
+            <w:pPr>
+              <w:snapToGrid w:val="0"/>
+              <w:spacing w:line="300" w:lineRule="exact"/>
+              <w:jc w:val="right"/>
+              <w:rPr>
+                <w:rFonts w:ascii="Barlow Condensed Medium" w:eastAsia="標楷體" w:hAnsi="Barlow Condensed Medium" w:cstheme="minorHAnsi"/>
+                <w:w w:val="90"/>
+                <w:sz w:val="26"/>
+                <w:szCs w:val="26"/>
+              </w:rPr>
+            </w:pPr>
             <w:r>
               <w:rPr>
                 <w:rFonts w:ascii="Barlow Condensed Medium" w:eastAsia="標楷體" w:hAnsi="Barlow Condensed Medium" w:cstheme="minorHAnsi" w:hint="eastAsia"/>
@@ -2597,8 +2404,39 @@
                 <w:sz w:val="26"/>
                 <w:szCs w:val="26"/>
               </w:rPr>
-              <w:t>的國度降臨</w:t>
-            </w:r>
+              <w:t>2</w:t>
+            </w:r>
+            <w:r>
+              <w:rPr>
+                <w:rFonts w:ascii="Barlow Condensed Medium" w:eastAsia="標楷體" w:hAnsi="Barlow Condensed Medium" w:cstheme="minorHAnsi"/>
+                <w:w w:val="90"/>
+                <w:sz w:val="26"/>
+                <w:szCs w:val="26"/>
+              </w:rPr>
+              <w:t>.</w:t>
+            </w:r>
+          </w:p>
+        </w:tc>
+        <w:tc>
+          <w:tcPr>
+            <w:tcW w:w="5669" w:type="dxa"/>
+            <w:tcMar>
+              <w:left w:w="28" w:type="dxa"/>
+              <w:right w:w="28" w:type="dxa"/>
+            </w:tcMar>
+          </w:tcPr>
+          <w:p>
+            <w:pPr>
+              <w:snapToGrid w:val="0"/>
+              <w:spacing w:line="300" w:lineRule="exact"/>
+              <w:jc w:val="both"/>
+              <w:rPr>
+                <w:rFonts w:ascii="Barlow Condensed Medium" w:eastAsia="標楷體" w:hAnsi="Barlow Condensed Medium" w:cstheme="minorHAnsi"/>
+                <w:w w:val="90"/>
+                <w:sz w:val="26"/>
+                <w:szCs w:val="26"/>
+              </w:rPr>
+            </w:pPr>
             <w:r>
               <w:rPr>
                 <w:rFonts w:ascii="Barlow Condensed Medium" w:eastAsia="標楷體" w:hAnsi="Barlow Condensed Medium" w:cstheme="minorHAnsi" w:hint="eastAsia"/>
@@ -2606,31 +2444,58 @@
                 <w:sz w:val="26"/>
                 <w:szCs w:val="26"/>
               </w:rPr>
-              <w:t>。</w:t>
-            </w:r>
-          </w:p>
-        </w:tc>
-      </w:tr>
-      <w:tr>
-        <w:tc>
-          <w:tcPr>
-            <w:tcW w:w="266" w:type="dxa"/>
-            <w:tcMar>
-              <w:left w:w="28" w:type="dxa"/>
-              <w:right w:w="28" w:type="dxa"/>
-            </w:tcMar>
-          </w:tcPr>
-          <w:p>
-            <w:pPr>
-              <w:snapToGrid w:val="0"/>
-              <w:spacing w:line="300" w:lineRule="exact"/>
-              <w:jc w:val="right"/>
+              <w:t>為台灣祈福，願</w:t>
+            </w:r>
+            <w:r>
+              <w:rPr>
+                <w:rFonts w:ascii="Barlow Condensed Medium" w:eastAsia="標楷體" w:hAnsi="Barlow Condensed Medium" w:cstheme="minorHAnsi" w:hint="eastAsia"/>
+                <w:w w:val="90"/>
+                <w:sz w:val="26"/>
+                <w:szCs w:val="26"/>
+              </w:rPr>
+              <w:t>2026</w:t>
+            </w:r>
+            <w:r>
+              <w:rPr>
+                <w:rFonts w:ascii="Barlow Condensed Medium" w:eastAsia="標楷體" w:hAnsi="Barlow Condensed Medium" w:cstheme="minorHAnsi" w:hint="eastAsia"/>
+                <w:w w:val="90"/>
+                <w:sz w:val="26"/>
+                <w:szCs w:val="26"/>
+              </w:rPr>
+              <w:t>年全民為守護台灣更同心、更團結，求真相除詐騙，以及求真　神棄偶像</w:t>
+            </w:r>
+            <w:r>
               <w:rPr>
                 <w:rFonts w:ascii="Barlow Condensed Medium" w:eastAsia="標楷體" w:hAnsi="Barlow Condensed Medium" w:cstheme="minorHAnsi"/>
                 <w:w w:val="90"/>
                 <w:sz w:val="26"/>
                 <w:szCs w:val="26"/>
               </w:rPr>
+              <w:t>。</w:t>
+            </w:r>
+          </w:p>
+        </w:tc>
+      </w:tr>
+      <w:tr>
+        <w:tc>
+          <w:tcPr>
+            <w:tcW w:w="266" w:type="dxa"/>
+            <w:tcMar>
+              <w:left w:w="28" w:type="dxa"/>
+              <w:right w:w="28" w:type="dxa"/>
+            </w:tcMar>
+          </w:tcPr>
+          <w:p>
+            <w:pPr>
+              <w:snapToGrid w:val="0"/>
+              <w:spacing w:line="300" w:lineRule="exact"/>
+              <w:jc w:val="right"/>
+              <w:rPr>
+                <w:rFonts w:ascii="Barlow Condensed Medium" w:eastAsia="標楷體" w:hAnsi="Barlow Condensed Medium" w:cstheme="minorHAnsi"/>
+                <w:w w:val="90"/>
+                <w:sz w:val="26"/>
+                <w:szCs w:val="26"/>
+              </w:rPr>
             </w:pPr>
             <w:r>
               <w:rPr>
@@ -2639,7 +2504,7 @@
                 <w:sz w:val="26"/>
                 <w:szCs w:val="26"/>
               </w:rPr>
-              <w:t>2</w:t>
+              <w:t>3</w:t>
             </w:r>
             <w:r>
               <w:rPr>
@@ -2674,12 +2539,157 @@
             </w:pPr>
             <w:r>
               <w:rPr>
+                <w:rFonts w:ascii="Barlow Condensed Medium" w:eastAsia="標楷體" w:hAnsi="Barlow Condensed Medium" w:cs="Segoe UI Symbol"/>
+                <w:w w:val="90"/>
+                <w:sz w:val="26"/>
+                <w:szCs w:val="26"/>
+              </w:rPr>
+              <w:t>為</w:t>
+            </w:r>
+            <w:r>
+              <w:rPr>
+                <w:rFonts w:ascii="Barlow Condensed Medium" w:eastAsia="標楷體" w:hAnsi="Barlow Condensed Medium" w:cs="Segoe UI Symbol"/>
+                <w:w w:val="90"/>
+                <w:sz w:val="26"/>
+                <w:szCs w:val="26"/>
+              </w:rPr>
+              <w:t>2026</w:t>
+            </w:r>
+            <w:r>
+              <w:rPr>
+                <w:rFonts w:ascii="Barlow Condensed Medium" w:eastAsia="標楷體" w:hAnsi="Barlow Condensed Medium" w:cs="Segoe UI Symbol"/>
+                <w:w w:val="90"/>
+                <w:sz w:val="26"/>
+                <w:szCs w:val="26"/>
+              </w:rPr>
+              <w:t>年本會</w:t>
+            </w:r>
+            <w:r>
+              <w:rPr>
+                <w:rFonts w:ascii="Barlow Condensed Medium" w:eastAsia="標楷體" w:hAnsi="Barlow Condensed Medium" w:cs="Segoe UI Symbol" w:hint="eastAsia"/>
+                <w:w w:val="90"/>
+                <w:sz w:val="26"/>
+                <w:szCs w:val="26"/>
+              </w:rPr>
+              <w:t>傳福音事工和</w:t>
+            </w:r>
+            <w:r>
+              <w:rPr>
+                <w:rFonts w:ascii="Barlow Condensed Medium" w:eastAsia="標楷體" w:hAnsi="Barlow Condensed Medium" w:cs="Segoe UI Symbol" w:hint="eastAsia"/>
+                <w:w w:val="90"/>
+                <w:sz w:val="26"/>
+                <w:szCs w:val="26"/>
+              </w:rPr>
+              <w:t>下半</w:t>
+            </w:r>
+            <w:r>
+              <w:rPr>
+                <w:rFonts w:ascii="Barlow Condensed Medium" w:eastAsia="標楷體" w:hAnsi="Barlow Condensed Medium" w:cs="Segoe UI Symbol" w:hint="eastAsia"/>
+                <w:w w:val="90"/>
+                <w:sz w:val="26"/>
+                <w:szCs w:val="26"/>
+              </w:rPr>
+              <w:t>年洗禮</w:t>
+            </w:r>
+            <w:r>
+              <w:rPr>
+                <w:rFonts w:ascii="Barlow Condensed Medium" w:eastAsia="標楷體" w:hAnsi="Barlow Condensed Medium" w:cs="Segoe UI Symbol" w:hint="eastAsia"/>
+                <w:w w:val="90"/>
+                <w:sz w:val="26"/>
+                <w:szCs w:val="26"/>
+              </w:rPr>
+              <w:t>者</w:t>
+            </w:r>
+            <w:r>
+              <w:rPr>
+                <w:rFonts w:ascii="Barlow Condensed Medium" w:eastAsia="標楷體" w:hAnsi="Barlow Condensed Medium" w:cs="Segoe UI Symbol"/>
+                <w:w w:val="90"/>
+                <w:sz w:val="26"/>
+                <w:szCs w:val="26"/>
+              </w:rPr>
+              <w:t>代禱</w:t>
+            </w:r>
+            <w:r>
+              <w:rPr>
+                <w:rFonts w:ascii="Barlow Condensed Medium" w:eastAsia="標楷體" w:hAnsi="Barlow Condensed Medium" w:cstheme="minorHAnsi"/>
+                <w:w w:val="90"/>
+                <w:sz w:val="26"/>
+                <w:szCs w:val="26"/>
+              </w:rPr>
+              <w:t>。</w:t>
+            </w:r>
+          </w:p>
+        </w:tc>
+      </w:tr>
+      <w:tr>
+        <w:tc>
+          <w:tcPr>
+            <w:tcW w:w="266" w:type="dxa"/>
+            <w:tcMar>
+              <w:left w:w="28" w:type="dxa"/>
+              <w:right w:w="28" w:type="dxa"/>
+            </w:tcMar>
+          </w:tcPr>
+          <w:p>
+            <w:pPr>
+              <w:snapToGrid w:val="0"/>
+              <w:spacing w:line="300" w:lineRule="exact"/>
+              <w:jc w:val="right"/>
+              <w:rPr>
+                <w:rFonts w:ascii="Barlow Condensed Medium" w:eastAsia="標楷體" w:hAnsi="Barlow Condensed Medium" w:cstheme="minorHAnsi"/>
+                <w:w w:val="90"/>
+                <w:sz w:val="26"/>
+                <w:szCs w:val="26"/>
+              </w:rPr>
+            </w:pPr>
+            <w:r>
+              <w:rPr>
                 <w:rFonts w:ascii="Barlow Condensed Medium" w:eastAsia="標楷體" w:hAnsi="Barlow Condensed Medium" w:cstheme="minorHAnsi" w:hint="eastAsia"/>
                 <w:w w:val="90"/>
                 <w:sz w:val="26"/>
                 <w:szCs w:val="26"/>
               </w:rPr>
-              <w:t>為台灣祈福，願</w:t>
+              <w:t>4</w:t>
+            </w:r>
+            <w:r>
+              <w:rPr>
+                <w:rFonts w:ascii="Barlow Condensed Medium" w:eastAsia="標楷體" w:hAnsi="Barlow Condensed Medium" w:cstheme="minorHAnsi"/>
+                <w:w w:val="90"/>
+                <w:sz w:val="26"/>
+                <w:szCs w:val="26"/>
+              </w:rPr>
+              <w:t>.</w:t>
+            </w:r>
+          </w:p>
+        </w:tc>
+        <w:tc>
+          <w:tcPr>
+            <w:tcW w:w="5669" w:type="dxa"/>
+            <w:tcMar>
+              <w:left w:w="28" w:type="dxa"/>
+              <w:right w:w="28" w:type="dxa"/>
+            </w:tcMar>
+          </w:tcPr>
+          <w:p>
+            <w:pPr>
+              <w:snapToGrid w:val="0"/>
+              <w:spacing w:line="300" w:lineRule="exact"/>
+              <w:jc w:val="both"/>
+              <w:rPr>
+                <w:rFonts w:ascii="Barlow Condensed Medium" w:eastAsia="標楷體" w:hAnsi="Barlow Condensed Medium" w:cstheme="minorHAnsi"/>
+                <w:w w:val="90"/>
+                <w:sz w:val="26"/>
+                <w:szCs w:val="26"/>
+              </w:rPr>
+            </w:pPr>
+            <w:r>
+              <w:rPr>
+                <w:rFonts w:ascii="Barlow Condensed Medium" w:eastAsia="標楷體" w:hAnsi="Barlow Condensed Medium" w:cstheme="minorHAnsi"/>
+                <w:w w:val="90"/>
+                <w:sz w:val="26"/>
+                <w:szCs w:val="26"/>
+              </w:rPr>
+              <w:t>為</w:t>
             </w:r>
             <w:r>
               <w:rPr>
@@ -2688,7 +2698,16 @@
                 <w:sz w:val="26"/>
                 <w:szCs w:val="26"/>
               </w:rPr>
-              <w:t>2026</w:t>
+              <w:t>教會所有</w:t>
+            </w:r>
+            <w:r>
+              <w:rPr>
+                <w:rFonts w:ascii="Barlow Condensed Medium" w:eastAsia="標楷體" w:hAnsi="Barlow Condensed Medium" w:cstheme="minorHAnsi"/>
+                <w:w w:val="90"/>
+                <w:sz w:val="26"/>
+                <w:szCs w:val="26"/>
+              </w:rPr>
+              <w:t>任職同工的事奉</w:t>
             </w:r>
             <w:r>
               <w:rPr>
@@ -2697,19 +2716,8 @@
                 <w:sz w:val="26"/>
                 <w:szCs w:val="26"/>
               </w:rPr>
-              <w:t xml:space="preserve">年全民為守護台灣更同心、更團結，求真相除詐騙，以及求真　</w:t>
-            </w:r>
-            <w:proofErr w:type="gramStart"/>
-            <w:r>
-              <w:rPr>
-                <w:rFonts w:ascii="Barlow Condensed Medium" w:eastAsia="標楷體" w:hAnsi="Barlow Condensed Medium" w:cstheme="minorHAnsi" w:hint="eastAsia"/>
-                <w:w w:val="90"/>
-                <w:sz w:val="26"/>
-                <w:szCs w:val="26"/>
-              </w:rPr>
-              <w:t>神棄偶像</w:t>
-            </w:r>
-            <w:proofErr w:type="gramEnd"/>
+              <w:t>、工作</w:t>
+            </w:r>
             <w:r>
               <w:rPr>
                 <w:rFonts w:ascii="Barlow Condensed Medium" w:eastAsia="標楷體" w:hAnsi="Barlow Condensed Medium" w:cstheme="minorHAnsi"/>
@@ -2717,283 +2725,7 @@
                 <w:sz w:val="26"/>
                 <w:szCs w:val="26"/>
               </w:rPr>
-              <w:t>。</w:t>
-            </w:r>
-          </w:p>
-        </w:tc>
-      </w:tr>
-      <w:tr>
-        <w:tc>
-          <w:tcPr>
-            <w:tcW w:w="266" w:type="dxa"/>
-            <w:tcMar>
-              <w:left w:w="28" w:type="dxa"/>
-              <w:right w:w="28" w:type="dxa"/>
-            </w:tcMar>
-          </w:tcPr>
-          <w:p>
-            <w:pPr>
-              <w:snapToGrid w:val="0"/>
-              <w:spacing w:line="300" w:lineRule="exact"/>
-              <w:jc w:val="right"/>
-              <w:rPr>
-                <w:rFonts w:ascii="Barlow Condensed Medium" w:eastAsia="標楷體" w:hAnsi="Barlow Condensed Medium" w:cstheme="minorHAnsi"/>
-                <w:w w:val="90"/>
-                <w:sz w:val="26"/>
-                <w:szCs w:val="26"/>
-              </w:rPr>
-            </w:pPr>
-            <w:r>
-              <w:rPr>
-                <w:rFonts w:ascii="Barlow Condensed Medium" w:eastAsia="標楷體" w:hAnsi="Barlow Condensed Medium" w:cstheme="minorHAnsi" w:hint="eastAsia"/>
-                <w:w w:val="90"/>
-                <w:sz w:val="26"/>
-                <w:szCs w:val="26"/>
-              </w:rPr>
-              <w:t>3</w:t>
-            </w:r>
-            <w:r>
-              <w:rPr>
-                <w:rFonts w:ascii="Barlow Condensed Medium" w:eastAsia="標楷體" w:hAnsi="Barlow Condensed Medium" w:cstheme="minorHAnsi"/>
-                <w:w w:val="90"/>
-                <w:sz w:val="26"/>
-                <w:szCs w:val="26"/>
-              </w:rPr>
-              <w:t>.</w:t>
-            </w:r>
-          </w:p>
-        </w:tc>
-        <w:tc>
-          <w:tcPr>
-            <w:tcW w:w="5669" w:type="dxa"/>
-            <w:tcMar>
-              <w:left w:w="28" w:type="dxa"/>
-              <w:right w:w="28" w:type="dxa"/>
-            </w:tcMar>
-          </w:tcPr>
-          <w:p>
-            <w:pPr>
-              <w:snapToGrid w:val="0"/>
-              <w:spacing w:line="300" w:lineRule="exact"/>
-              <w:jc w:val="both"/>
-              <w:rPr>
-                <w:rFonts w:ascii="Barlow Condensed Medium" w:eastAsia="標楷體" w:hAnsi="Barlow Condensed Medium" w:cstheme="minorHAnsi"/>
-                <w:w w:val="90"/>
-                <w:sz w:val="26"/>
-                <w:szCs w:val="26"/>
-              </w:rPr>
-            </w:pPr>
-            <w:r>
-              <w:rPr>
-                <w:rFonts w:ascii="Barlow Condensed Medium" w:eastAsia="標楷體" w:hAnsi="Barlow Condensed Medium" w:cs="Segoe UI Symbol"/>
-                <w:w w:val="90"/>
-                <w:sz w:val="26"/>
-                <w:szCs w:val="26"/>
-              </w:rPr>
-              <w:t>為</w:t>
-            </w:r>
-            <w:r>
-              <w:rPr>
-                <w:rFonts w:ascii="Barlow Condensed Medium" w:eastAsia="標楷體" w:hAnsi="Barlow Condensed Medium" w:cs="Segoe UI Symbol"/>
-                <w:w w:val="90"/>
-                <w:sz w:val="26"/>
-                <w:szCs w:val="26"/>
-              </w:rPr>
-              <w:t>2026</w:t>
-            </w:r>
-            <w:r>
-              <w:rPr>
-                <w:rFonts w:ascii="Barlow Condensed Medium" w:eastAsia="標楷體" w:hAnsi="Barlow Condensed Medium" w:cs="Segoe UI Symbol"/>
-                <w:w w:val="90"/>
-                <w:sz w:val="26"/>
-                <w:szCs w:val="26"/>
-              </w:rPr>
-              <w:t>年本會</w:t>
-            </w:r>
-            <w:r>
-              <w:rPr>
-                <w:rFonts w:ascii="Barlow Condensed Medium" w:eastAsia="標楷體" w:hAnsi="Barlow Condensed Medium" w:cs="Segoe UI Symbol" w:hint="eastAsia"/>
-                <w:w w:val="90"/>
-                <w:sz w:val="26"/>
-                <w:szCs w:val="26"/>
-              </w:rPr>
-              <w:t>傳福音事工和</w:t>
-            </w:r>
-            <w:r>
-              <w:rPr>
-                <w:rFonts w:ascii="Barlow Condensed Medium" w:eastAsia="標楷體" w:hAnsi="Barlow Condensed Medium" w:cs="Segoe UI Symbol" w:hint="eastAsia"/>
-                <w:w w:val="90"/>
-                <w:sz w:val="26"/>
-                <w:szCs w:val="26"/>
-              </w:rPr>
-              <w:t>下半</w:t>
-            </w:r>
-            <w:r>
-              <w:rPr>
-                <w:rFonts w:ascii="Barlow Condensed Medium" w:eastAsia="標楷體" w:hAnsi="Barlow Condensed Medium" w:cs="Segoe UI Symbol" w:hint="eastAsia"/>
-                <w:w w:val="90"/>
-                <w:sz w:val="26"/>
-                <w:szCs w:val="26"/>
-              </w:rPr>
-              <w:t>年洗禮</w:t>
-            </w:r>
-            <w:proofErr w:type="gramStart"/>
-            <w:r>
-              <w:rPr>
-                <w:rFonts w:ascii="Barlow Condensed Medium" w:eastAsia="標楷體" w:hAnsi="Barlow Condensed Medium" w:cs="Segoe UI Symbol" w:hint="eastAsia"/>
-                <w:w w:val="90"/>
-                <w:sz w:val="26"/>
-                <w:szCs w:val="26"/>
-              </w:rPr>
-              <w:t>者</w:t>
-            </w:r>
-            <w:r>
-              <w:rPr>
-                <w:rFonts w:ascii="Barlow Condensed Medium" w:eastAsia="標楷體" w:hAnsi="Barlow Condensed Medium" w:cs="Segoe UI Symbol"/>
-                <w:w w:val="90"/>
-                <w:sz w:val="26"/>
-                <w:szCs w:val="26"/>
-              </w:rPr>
-              <w:t>代禱</w:t>
-            </w:r>
-            <w:proofErr w:type="gramEnd"/>
-            <w:r>
-              <w:rPr>
-                <w:rFonts w:ascii="Barlow Condensed Medium" w:eastAsia="標楷體" w:hAnsi="Barlow Condensed Medium" w:cstheme="minorHAnsi"/>
-                <w:w w:val="90"/>
-                <w:sz w:val="26"/>
-                <w:szCs w:val="26"/>
-              </w:rPr>
-              <w:t>。</w:t>
-            </w:r>
-          </w:p>
-        </w:tc>
-      </w:tr>
-      <w:tr>
-        <w:tc>
-          <w:tcPr>
-            <w:tcW w:w="266" w:type="dxa"/>
-            <w:tcMar>
-              <w:left w:w="28" w:type="dxa"/>
-              <w:right w:w="28" w:type="dxa"/>
-            </w:tcMar>
-          </w:tcPr>
-          <w:p>
-            <w:pPr>
-              <w:snapToGrid w:val="0"/>
-              <w:spacing w:line="300" w:lineRule="exact"/>
-              <w:jc w:val="right"/>
-              <w:rPr>
-                <w:rFonts w:ascii="Barlow Condensed Medium" w:eastAsia="標楷體" w:hAnsi="Barlow Condensed Medium" w:cstheme="minorHAnsi"/>
-                <w:w w:val="90"/>
-                <w:sz w:val="26"/>
-                <w:szCs w:val="26"/>
-              </w:rPr>
-            </w:pPr>
-            <w:r>
-              <w:rPr>
-                <w:rFonts w:ascii="Barlow Condensed Medium" w:eastAsia="標楷體" w:hAnsi="Barlow Condensed Medium" w:cstheme="minorHAnsi" w:hint="eastAsia"/>
-                <w:w w:val="90"/>
-                <w:sz w:val="26"/>
-                <w:szCs w:val="26"/>
-              </w:rPr>
-              <w:t>4</w:t>
-            </w:r>
-            <w:r>
-              <w:rPr>
-                <w:rFonts w:ascii="Barlow Condensed Medium" w:eastAsia="標楷體" w:hAnsi="Barlow Condensed Medium" w:cstheme="minorHAnsi"/>
-                <w:w w:val="90"/>
-                <w:sz w:val="26"/>
-                <w:szCs w:val="26"/>
-              </w:rPr>
-              <w:t>.</w:t>
-            </w:r>
-          </w:p>
-        </w:tc>
-        <w:tc>
-          <w:tcPr>
-            <w:tcW w:w="5669" w:type="dxa"/>
-            <w:tcMar>
-              <w:left w:w="28" w:type="dxa"/>
-              <w:right w:w="28" w:type="dxa"/>
-            </w:tcMar>
-          </w:tcPr>
-          <w:p>
-            <w:pPr>
-              <w:snapToGrid w:val="0"/>
-              <w:spacing w:line="300" w:lineRule="exact"/>
-              <w:jc w:val="both"/>
-              <w:rPr>
-                <w:rFonts w:ascii="Barlow Condensed Medium" w:eastAsia="標楷體" w:hAnsi="Barlow Condensed Medium" w:cstheme="minorHAnsi"/>
-                <w:w w:val="90"/>
-                <w:sz w:val="26"/>
-                <w:szCs w:val="26"/>
-              </w:rPr>
-            </w:pPr>
-            <w:r>
-              <w:rPr>
-                <w:rFonts w:ascii="Barlow Condensed Medium" w:eastAsia="標楷體" w:hAnsi="Barlow Condensed Medium" w:cstheme="minorHAnsi"/>
-                <w:w w:val="90"/>
-                <w:sz w:val="26"/>
-                <w:szCs w:val="26"/>
-              </w:rPr>
-              <w:t>為</w:t>
-            </w:r>
-            <w:r>
-              <w:rPr>
-                <w:rFonts w:ascii="Barlow Condensed Medium" w:eastAsia="標楷體" w:hAnsi="Barlow Condensed Medium" w:cstheme="minorHAnsi" w:hint="eastAsia"/>
-                <w:w w:val="90"/>
-                <w:sz w:val="26"/>
-                <w:szCs w:val="26"/>
-              </w:rPr>
-              <w:t>教會所有</w:t>
-            </w:r>
-            <w:r>
-              <w:rPr>
-                <w:rFonts w:ascii="Barlow Condensed Medium" w:eastAsia="標楷體" w:hAnsi="Barlow Condensed Medium" w:cstheme="minorHAnsi"/>
-                <w:w w:val="90"/>
-                <w:sz w:val="26"/>
-                <w:szCs w:val="26"/>
-              </w:rPr>
-              <w:t>任職同工的事奉</w:t>
-            </w:r>
-            <w:r>
-              <w:rPr>
-                <w:rFonts w:ascii="Barlow Condensed Medium" w:eastAsia="標楷體" w:hAnsi="Barlow Condensed Medium" w:cstheme="minorHAnsi" w:hint="eastAsia"/>
-                <w:w w:val="90"/>
-                <w:sz w:val="26"/>
-                <w:szCs w:val="26"/>
-              </w:rPr>
-              <w:t>、工作</w:t>
-            </w:r>
-            <w:r>
-              <w:rPr>
-                <w:rFonts w:ascii="Barlow Condensed Medium" w:eastAsia="標楷體" w:hAnsi="Barlow Condensed Medium" w:cstheme="minorHAnsi"/>
-                <w:w w:val="90"/>
-                <w:sz w:val="26"/>
-                <w:szCs w:val="26"/>
-              </w:rPr>
-              <w:t>和</w:t>
-            </w:r>
-            <w:proofErr w:type="gramStart"/>
-            <w:r>
-              <w:rPr>
-                <w:rFonts w:ascii="Barlow Condensed Medium" w:eastAsia="標楷體" w:hAnsi="Barlow Condensed Medium" w:cstheme="minorHAnsi"/>
-                <w:w w:val="90"/>
-                <w:sz w:val="26"/>
-                <w:szCs w:val="26"/>
-              </w:rPr>
-              <w:t>家庭代禱</w:t>
-            </w:r>
-            <w:proofErr w:type="gramEnd"/>
-            <w:r>
-              <w:rPr>
-                <w:rFonts w:ascii="Barlow Condensed Medium" w:eastAsia="標楷體" w:hAnsi="Barlow Condensed Medium" w:cstheme="minorHAnsi"/>
-                <w:w w:val="90"/>
-                <w:sz w:val="26"/>
-                <w:szCs w:val="26"/>
-              </w:rPr>
-              <w:t>。</w:t>
+              <w:t>和家庭代禱。</w:t>
             </w:r>
           </w:p>
         </w:tc>
@@ -3109,9 +2841,8 @@
                 <w:sz w:val="26"/>
                 <w:szCs w:val="26"/>
               </w:rPr>
-              <w:t>兄</w:t>
-            </w:r>
-            <w:proofErr w:type="gramStart"/>
+              <w:t>兄姊</w:t>
+            </w:r>
             <w:r>
               <w:rPr>
                 <w:rFonts w:ascii="Barlow Condensed Medium" w:eastAsia="華康中黑體" w:hAnsi="Barlow Condensed Medium" w:cs="Segoe UI Symbol"/>
@@ -3119,9 +2850,8 @@
                 <w:sz w:val="26"/>
                 <w:szCs w:val="26"/>
               </w:rPr>
-              <w:t>姊</w:t>
-            </w:r>
-            <w:proofErr w:type="gramEnd"/>
+              <w:t>利用代禱卡</w:t>
+            </w:r>
             <w:r>
               <w:rPr>
                 <w:rFonts w:ascii="Barlow Condensed Medium" w:eastAsia="華康中黑體" w:hAnsi="Barlow Condensed Medium" w:cs="Segoe UI Symbol"/>
@@ -3129,9 +2859,8 @@
                 <w:sz w:val="26"/>
                 <w:szCs w:val="26"/>
               </w:rPr>
-              <w:t>利用</w:t>
-            </w:r>
-            <w:proofErr w:type="gramStart"/>
+              <w:t>(</w:t>
+            </w:r>
             <w:r>
               <w:rPr>
                 <w:rFonts w:ascii="Barlow Condensed Medium" w:eastAsia="華康中黑體" w:hAnsi="Barlow Condensed Medium" w:cs="Segoe UI Symbol"/>
@@ -3139,9 +2868,8 @@
                 <w:sz w:val="26"/>
                 <w:szCs w:val="26"/>
               </w:rPr>
-              <w:t>代禱卡</w:t>
-            </w:r>
-            <w:proofErr w:type="gramEnd"/>
+              <w:t>於招待桌上</w:t>
+            </w:r>
             <w:r>
               <w:rPr>
                 <w:rFonts w:ascii="Barlow Condensed Medium" w:eastAsia="華康中黑體" w:hAnsi="Barlow Condensed Medium" w:cs="Segoe UI Symbol"/>
@@ -3149,7 +2877,7 @@
                 <w:sz w:val="26"/>
                 <w:szCs w:val="26"/>
               </w:rPr>
-              <w:t>(</w:t>
+              <w:t>)</w:t>
             </w:r>
             <w:r>
               <w:rPr>
@@ -3158,36 +2886,7 @@
                 <w:sz w:val="26"/>
                 <w:szCs w:val="26"/>
               </w:rPr>
-              <w:t>於招待桌上</w:t>
-            </w:r>
-            <w:r>
-              <w:rPr>
-                <w:rFonts w:ascii="Barlow Condensed Medium" w:eastAsia="華康中黑體" w:hAnsi="Barlow Condensed Medium" w:cs="Segoe UI Symbol"/>
-                <w:w w:val="90"/>
-                <w:sz w:val="26"/>
-                <w:szCs w:val="26"/>
-              </w:rPr>
-              <w:t>)</w:t>
-            </w:r>
-            <w:proofErr w:type="gramStart"/>
-            <w:r>
-              <w:rPr>
-                <w:rFonts w:ascii="Barlow Condensed Medium" w:eastAsia="華康中黑體" w:hAnsi="Barlow Condensed Medium" w:cs="Segoe UI Symbol"/>
-                <w:w w:val="90"/>
-                <w:sz w:val="26"/>
-                <w:szCs w:val="26"/>
-              </w:rPr>
-              <w:t>投代禱</w:t>
-            </w:r>
-            <w:proofErr w:type="gramEnd"/>
-            <w:r>
-              <w:rPr>
-                <w:rFonts w:ascii="Barlow Condensed Medium" w:eastAsia="華康中黑體" w:hAnsi="Barlow Condensed Medium" w:cs="Segoe UI Symbol"/>
-                <w:w w:val="90"/>
-                <w:sz w:val="26"/>
-                <w:szCs w:val="26"/>
-              </w:rPr>
-              <w:t>信箱。</w:t>
+              <w:t>投代禱信箱。</w:t>
             </w:r>
           </w:p>
         </w:tc>
@@ -3502,27 +3201,7 @@
           <w:sz w:val="26"/>
           <w:szCs w:val="26"/>
         </w:rPr>
-        <w:t>我</w:t>
-      </w:r>
-      <w:r>
-        <w:rPr>
-          <w:rFonts w:ascii="標楷體" w:eastAsia="標楷體" w:hAnsi="標楷體" w:cs="Arial" w:hint="eastAsia"/>
-          <w:b/>
-          <w:w w:val="90"/>
-          <w:sz w:val="26"/>
-          <w:szCs w:val="26"/>
-        </w:rPr>
-        <w:t>欲仰望</w:t>
-      </w:r>
-      <w:r>
-        <w:rPr>
-          <w:rFonts w:ascii="標楷體" w:eastAsia="標楷體" w:hAnsi="標楷體" w:cs="Arial" w:hint="eastAsia"/>
-          <w:b/>
-          <w:w w:val="90"/>
-          <w:sz w:val="26"/>
-          <w:szCs w:val="26"/>
-        </w:rPr>
-        <w:t>耶和華</w:t>
+        <w:t>只有主耶穌</w:t>
       </w:r>
       <w:r>
         <w:rPr>
@@ -3555,7 +3234,7 @@
           <w:sz w:val="26"/>
           <w:szCs w:val="26"/>
         </w:rPr>
-        <w:t>我欲仰望耶和華，</w:t>
+        <w:t>經過暗暝救主在保護，</w:t>
       </w:r>
     </w:p>
     <w:p>
@@ -3578,7 +3257,7 @@
           <w:sz w:val="26"/>
           <w:szCs w:val="26"/>
         </w:rPr>
-        <w:t>我欲等候我的上帝。</w:t>
+        <w:t>天光日出祂亦在照顧，</w:t>
       </w:r>
     </w:p>
     <w:p>
@@ -3593,19 +3272,6 @@
           <w:szCs w:val="26"/>
         </w:rPr>
       </w:pPr>
-    </w:p>
-    <w:p>
-      <w:pPr>
-        <w:snapToGrid w:val="0"/>
-        <w:spacing w:line="300" w:lineRule="exact"/>
-        <w:rPr>
-          <w:rFonts w:asciiTheme="majorBidi" w:eastAsia="標楷體" w:hAnsiTheme="majorBidi" w:cstheme="majorBidi"/>
-          <w:bCs/>
-          <w:w w:val="90"/>
-          <w:sz w:val="26"/>
-          <w:szCs w:val="26"/>
-        </w:rPr>
-      </w:pPr>
       <w:r>
         <w:rPr>
           <w:rFonts w:asciiTheme="majorBidi" w:eastAsia="標楷體" w:hAnsiTheme="majorBidi" w:cstheme="majorBidi" w:hint="eastAsia"/>
@@ -3614,7 +3280,7 @@
           <w:sz w:val="26"/>
           <w:szCs w:val="26"/>
         </w:rPr>
-        <w:t>我欲仰望耶和華，</w:t>
+        <w:t>充滿慈悲甲憐憫，</w:t>
       </w:r>
     </w:p>
     <w:p>
@@ -3637,7 +3303,7 @@
           <w:sz w:val="26"/>
           <w:szCs w:val="26"/>
         </w:rPr>
-        <w:t>我的主欲應允我。</w:t>
+        <w:t>我主我基督。</w:t>
       </w:r>
     </w:p>
     <w:p>
@@ -3673,14 +3339,13 @@
           <w:sz w:val="26"/>
           <w:szCs w:val="26"/>
         </w:rPr>
-        <w:t>我的對敵啊，</w:t>
+        <w:t>咱的心神有時會艱苦，</w:t>
       </w:r>
     </w:p>
     <w:p>
       <w:pPr>
         <w:snapToGrid w:val="0"/>
         <w:spacing w:line="300" w:lineRule="exact"/>
-        <w:ind w:firstLine="480"/>
         <w:rPr>
           <w:rFonts w:asciiTheme="majorBidi" w:eastAsia="標楷體" w:hAnsiTheme="majorBidi" w:cstheme="majorBidi"/>
           <w:bCs/>
@@ -3697,7 +3362,7 @@
           <w:sz w:val="26"/>
           <w:szCs w:val="26"/>
         </w:rPr>
-        <w:t>不通向我誇口！</w:t>
+        <w:t>世間拯救只有主耶穌，</w:t>
       </w:r>
     </w:p>
     <w:p>
@@ -3720,7 +3385,7 @@
           <w:sz w:val="26"/>
           <w:szCs w:val="26"/>
         </w:rPr>
-        <w:t>我有跌倒欲再起來。</w:t>
+        <w:t>信祂靠祂認識祂，</w:t>
       </w:r>
     </w:p>
     <w:p>
@@ -3735,19 +3400,6 @@
           <w:szCs w:val="26"/>
         </w:rPr>
       </w:pPr>
-    </w:p>
-    <w:p>
-      <w:pPr>
-        <w:snapToGrid w:val="0"/>
-        <w:spacing w:line="300" w:lineRule="exact"/>
-        <w:rPr>
-          <w:rFonts w:asciiTheme="majorBidi" w:eastAsia="標楷體" w:hAnsiTheme="majorBidi" w:cstheme="majorBidi"/>
-          <w:bCs/>
-          <w:w w:val="90"/>
-          <w:sz w:val="26"/>
-          <w:szCs w:val="26"/>
-        </w:rPr>
-      </w:pPr>
       <w:r>
         <w:rPr>
           <w:rFonts w:asciiTheme="majorBidi" w:eastAsia="標楷體" w:hAnsiTheme="majorBidi" w:cstheme="majorBidi" w:hint="eastAsia"/>
@@ -3756,14 +3408,13 @@
           <w:sz w:val="26"/>
           <w:szCs w:val="26"/>
         </w:rPr>
-        <w:t>我的對敵啊，</w:t>
+        <w:t>人生有福氣；實在咱的人生需要主導路，經過黑暗祂的確看顧，豺狼虎豹攏嘸驚，只有主耶穌。</w:t>
       </w:r>
     </w:p>
     <w:p>
       <w:pPr>
         <w:snapToGrid w:val="0"/>
         <w:spacing w:line="300" w:lineRule="exact"/>
-        <w:ind w:firstLine="480"/>
         <w:rPr>
           <w:rFonts w:asciiTheme="majorBidi" w:eastAsia="標楷體" w:hAnsiTheme="majorBidi" w:cstheme="majorBidi"/>
           <w:bCs/>
@@ -3772,6 +3423,19 @@
           <w:szCs w:val="26"/>
         </w:rPr>
       </w:pPr>
+    </w:p>
+    <w:p>
+      <w:pPr>
+        <w:snapToGrid w:val="0"/>
+        <w:spacing w:line="300" w:lineRule="exact"/>
+        <w:rPr>
+          <w:rFonts w:asciiTheme="majorBidi" w:eastAsia="標楷體" w:hAnsiTheme="majorBidi" w:cstheme="majorBidi"/>
+          <w:bCs/>
+          <w:w w:val="90"/>
+          <w:sz w:val="26"/>
+          <w:szCs w:val="26"/>
+        </w:rPr>
+      </w:pPr>
       <w:r>
         <w:rPr>
           <w:rFonts w:asciiTheme="majorBidi" w:eastAsia="標楷體" w:hAnsiTheme="majorBidi" w:cstheme="majorBidi" w:hint="eastAsia"/>
@@ -3780,7 +3444,7 @@
           <w:sz w:val="26"/>
           <w:szCs w:val="26"/>
         </w:rPr>
-        <w:t>不通向我誇口！</w:t>
+        <w:t>決志信靠祂，全心仰望祂，</w:t>
       </w:r>
     </w:p>
     <w:p>
@@ -3803,29 +3467,7 @@
           <w:sz w:val="26"/>
           <w:szCs w:val="26"/>
         </w:rPr>
-        <w:t>我在黑暗中，</w:t>
-      </w:r>
-      <w:proofErr w:type="gramStart"/>
-      <w:r>
-        <w:rPr>
-          <w:rFonts w:asciiTheme="majorBidi" w:eastAsia="標楷體" w:hAnsiTheme="majorBidi" w:cstheme="majorBidi" w:hint="eastAsia"/>
-          <w:bCs/>
-          <w:w w:val="90"/>
-          <w:sz w:val="26"/>
-          <w:szCs w:val="26"/>
-        </w:rPr>
-        <w:t>祂</w:t>
-      </w:r>
-      <w:proofErr w:type="gramEnd"/>
-      <w:r>
-        <w:rPr>
-          <w:rFonts w:asciiTheme="majorBidi" w:eastAsia="標楷體" w:hAnsiTheme="majorBidi" w:cstheme="majorBidi" w:hint="eastAsia"/>
-          <w:bCs/>
-          <w:w w:val="90"/>
-          <w:sz w:val="26"/>
-          <w:szCs w:val="26"/>
-        </w:rPr>
-        <w:t>做我的光。</w:t>
+        <w:t>祂是咱的保惠師，導咱行天路；祂應允保護，祂永遠照顧，打開心門迎接祂，咱就有幸福。</w:t>
       </w:r>
     </w:p>
     <w:p>
@@ -3853,7 +3495,6 @@
           <w:szCs w:val="26"/>
         </w:rPr>
       </w:pPr>
-      <w:proofErr w:type="gramStart"/>
       <w:r>
         <w:rPr>
           <w:rFonts w:asciiTheme="majorBidi" w:eastAsia="標楷體" w:hAnsiTheme="majorBidi" w:cstheme="majorBidi" w:hint="eastAsia"/>
@@ -3862,18 +3503,7 @@
           <w:sz w:val="26"/>
           <w:szCs w:val="26"/>
         </w:rPr>
-        <w:t>祂欲導</w:t>
-      </w:r>
-      <w:proofErr w:type="gramEnd"/>
-      <w:r>
-        <w:rPr>
-          <w:rFonts w:asciiTheme="majorBidi" w:eastAsia="標楷體" w:hAnsiTheme="majorBidi" w:cstheme="majorBidi" w:hint="eastAsia"/>
-          <w:bCs/>
-          <w:w w:val="90"/>
-          <w:sz w:val="26"/>
-          <w:szCs w:val="26"/>
-        </w:rPr>
-        <w:t>我到光明中，</w:t>
+        <w:t>咱的心神有時會艱苦，</w:t>
       </w:r>
     </w:p>
     <w:p>
@@ -3896,29 +3526,7 @@
           <w:sz w:val="26"/>
           <w:szCs w:val="26"/>
         </w:rPr>
-        <w:t>我欲看見</w:t>
-      </w:r>
-      <w:proofErr w:type="gramStart"/>
-      <w:r>
-        <w:rPr>
-          <w:rFonts w:asciiTheme="majorBidi" w:eastAsia="標楷體" w:hAnsiTheme="majorBidi" w:cstheme="majorBidi" w:hint="eastAsia"/>
-          <w:bCs/>
-          <w:w w:val="90"/>
-          <w:sz w:val="26"/>
-          <w:szCs w:val="26"/>
-        </w:rPr>
-        <w:t>祂</w:t>
-      </w:r>
-      <w:proofErr w:type="gramEnd"/>
-      <w:r>
-        <w:rPr>
-          <w:rFonts w:asciiTheme="majorBidi" w:eastAsia="標楷體" w:hAnsiTheme="majorBidi" w:cstheme="majorBidi" w:hint="eastAsia"/>
-          <w:bCs/>
-          <w:w w:val="90"/>
-          <w:sz w:val="26"/>
-          <w:szCs w:val="26"/>
-        </w:rPr>
-        <w:t>的公義。</w:t>
+        <w:t>世間拯救只有主耶穌，</w:t>
       </w:r>
     </w:p>
     <w:p>
@@ -3933,20 +3541,6 @@
           <w:szCs w:val="26"/>
         </w:rPr>
       </w:pPr>
-    </w:p>
-    <w:p>
-      <w:pPr>
-        <w:snapToGrid w:val="0"/>
-        <w:spacing w:line="300" w:lineRule="exact"/>
-        <w:rPr>
-          <w:rFonts w:asciiTheme="majorBidi" w:eastAsia="標楷體" w:hAnsiTheme="majorBidi" w:cstheme="majorBidi"/>
-          <w:bCs/>
-          <w:w w:val="90"/>
-          <w:sz w:val="26"/>
-          <w:szCs w:val="26"/>
-        </w:rPr>
-      </w:pPr>
-      <w:proofErr w:type="gramStart"/>
       <w:r>
         <w:rPr>
           <w:rFonts w:asciiTheme="majorBidi" w:eastAsia="標楷體" w:hAnsiTheme="majorBidi" w:cstheme="majorBidi" w:hint="eastAsia"/>
@@ -3955,18 +3549,7 @@
           <w:sz w:val="26"/>
           <w:szCs w:val="26"/>
         </w:rPr>
-        <w:t>祂欲導</w:t>
-      </w:r>
-      <w:proofErr w:type="gramEnd"/>
-      <w:r>
-        <w:rPr>
-          <w:rFonts w:asciiTheme="majorBidi" w:eastAsia="標楷體" w:hAnsiTheme="majorBidi" w:cstheme="majorBidi" w:hint="eastAsia"/>
-          <w:bCs/>
-          <w:w w:val="90"/>
-          <w:sz w:val="26"/>
-          <w:szCs w:val="26"/>
-        </w:rPr>
-        <w:t>我到光明中，</w:t>
+        <w:t>信祂靠祂認識祂，人生有福氣；實在咱的人生需要主導路，經過黑暗祂的確看顧，</w:t>
       </w:r>
     </w:p>
     <w:p>
@@ -3989,9 +3572,34 @@
           <w:sz w:val="26"/>
           <w:szCs w:val="26"/>
         </w:rPr>
-        <w:t>我欲看見</w:t>
+        <w:t>豺狼虎豹攏嘸驚，只有主耶穌。</w:t>
       </w:r>
-      <w:proofErr w:type="gramStart"/>
+    </w:p>
+    <w:p>
+      <w:pPr>
+        <w:snapToGrid w:val="0"/>
+        <w:spacing w:line="300" w:lineRule="exact"/>
+        <w:rPr>
+          <w:rFonts w:asciiTheme="majorBidi" w:eastAsia="標楷體" w:hAnsiTheme="majorBidi" w:cstheme="majorBidi"/>
+          <w:bCs/>
+          <w:w w:val="90"/>
+          <w:sz w:val="26"/>
+          <w:szCs w:val="26"/>
+        </w:rPr>
+      </w:pPr>
+    </w:p>
+    <w:p>
+      <w:pPr>
+        <w:snapToGrid w:val="0"/>
+        <w:spacing w:line="300" w:lineRule="exact"/>
+        <w:rPr>
+          <w:rFonts w:asciiTheme="majorBidi" w:eastAsia="標楷體" w:hAnsiTheme="majorBidi" w:cstheme="majorBidi"/>
+          <w:bCs/>
+          <w:w w:val="90"/>
+          <w:sz w:val="26"/>
+          <w:szCs w:val="26"/>
+        </w:rPr>
+      </w:pPr>
       <w:r>
         <w:rPr>
           <w:rFonts w:asciiTheme="majorBidi" w:eastAsia="標楷體" w:hAnsiTheme="majorBidi" w:cstheme="majorBidi" w:hint="eastAsia"/>
@@ -4000,9 +3608,21 @@
           <w:sz w:val="26"/>
           <w:szCs w:val="26"/>
         </w:rPr>
-        <w:t>祂</w:t>
+        <w:t>決志信靠祂，全心仰望祂，</w:t>
       </w:r>
-      <w:proofErr w:type="gramEnd"/>
+    </w:p>
+    <w:p>
+      <w:pPr>
+        <w:snapToGrid w:val="0"/>
+        <w:spacing w:line="300" w:lineRule="exact"/>
+        <w:rPr>
+          <w:rFonts w:asciiTheme="majorBidi" w:eastAsia="標楷體" w:hAnsiTheme="majorBidi" w:cstheme="majorBidi"/>
+          <w:bCs/>
+          <w:w w:val="90"/>
+          <w:sz w:val="26"/>
+          <w:szCs w:val="26"/>
+        </w:rPr>
+      </w:pPr>
       <w:r>
         <w:rPr>
           <w:rFonts w:asciiTheme="majorBidi" w:eastAsia="標楷體" w:hAnsiTheme="majorBidi" w:cstheme="majorBidi" w:hint="eastAsia"/>
@@ -4011,7 +3631,86 @@
           <w:sz w:val="26"/>
           <w:szCs w:val="26"/>
         </w:rPr>
-        <w:t>的公義。</w:t>
+        <w:t>祂是咱的保惠師，導咱行天路；祂應允保護，祂永遠照顧，</w:t>
+      </w:r>
+      <w:r>
+        <w:rPr>
+          <w:rFonts w:asciiTheme="majorBidi" w:eastAsia="標楷體" w:hAnsiTheme="majorBidi" w:cstheme="majorBidi" w:hint="eastAsia"/>
+          <w:bCs/>
+          <w:w w:val="90"/>
+          <w:sz w:val="26"/>
+          <w:szCs w:val="26"/>
+        </w:rPr>
+        <w:t xml:space="preserve"> </w:t>
+      </w:r>
+      <w:r>
+        <w:rPr>
+          <w:rFonts w:asciiTheme="majorBidi" w:eastAsia="標楷體" w:hAnsiTheme="majorBidi" w:cstheme="majorBidi" w:hint="eastAsia"/>
+          <w:bCs/>
+          <w:w w:val="90"/>
+          <w:sz w:val="26"/>
+          <w:szCs w:val="26"/>
+        </w:rPr>
+        <w:t>打開心門迎接祂，咱就有幸福。</w:t>
+      </w:r>
+    </w:p>
+    <w:p>
+      <w:pPr>
+        <w:snapToGrid w:val="0"/>
+        <w:spacing w:line="300" w:lineRule="exact"/>
+        <w:rPr>
+          <w:rFonts w:asciiTheme="majorBidi" w:eastAsia="標楷體" w:hAnsiTheme="majorBidi" w:cstheme="majorBidi"/>
+          <w:bCs/>
+          <w:w w:val="90"/>
+          <w:sz w:val="26"/>
+          <w:szCs w:val="26"/>
+        </w:rPr>
+      </w:pPr>
+    </w:p>
+    <w:p>
+      <w:pPr>
+        <w:snapToGrid w:val="0"/>
+        <w:spacing w:line="300" w:lineRule="exact"/>
+        <w:rPr>
+          <w:rFonts w:asciiTheme="majorBidi" w:eastAsia="標楷體" w:hAnsiTheme="majorBidi" w:cstheme="majorBidi"/>
+          <w:bCs/>
+          <w:w w:val="90"/>
+          <w:sz w:val="26"/>
+          <w:szCs w:val="26"/>
+        </w:rPr>
+      </w:pPr>
+      <w:r>
+        <w:rPr>
+          <w:rFonts w:asciiTheme="majorBidi" w:eastAsia="標楷體" w:hAnsiTheme="majorBidi" w:cstheme="majorBidi" w:hint="eastAsia"/>
+          <w:bCs/>
+          <w:w w:val="90"/>
+          <w:sz w:val="26"/>
+          <w:szCs w:val="26"/>
+        </w:rPr>
+        <w:t>決志信靠祂，全心仰望祂，</w:t>
+      </w:r>
+    </w:p>
+    <w:p>
+      <w:pPr>
+        <w:snapToGrid w:val="0"/>
+        <w:spacing w:line="300" w:lineRule="exact"/>
+        <w:rPr>
+          <w:rFonts w:asciiTheme="majorBidi" w:eastAsia="標楷體" w:hAnsiTheme="majorBidi" w:cstheme="majorBidi"/>
+          <w:bCs/>
+          <w:w w:val="90"/>
+          <w:sz w:val="26"/>
+          <w:szCs w:val="26"/>
+        </w:rPr>
+      </w:pPr>
+      <w:r>
+        <w:rPr>
+          <w:rFonts w:asciiTheme="majorBidi" w:eastAsia="標楷體" w:hAnsiTheme="majorBidi" w:cstheme="majorBidi" w:hint="eastAsia"/>
+          <w:bCs/>
+          <w:w w:val="90"/>
+          <w:sz w:val="26"/>
+          <w:szCs w:val="26"/>
+        </w:rPr>
+        <w:t>祂是咱的保惠師，導咱行天路；祂應允保護，祂永遠照顧，打開心門迎接祂，咱就有幸福。</w:t>
       </w:r>
     </w:p>
     <w:p>
@@ -4190,47 +3889,7 @@
                                   <w:w w:val="90"/>
                                   <w:szCs w:val="24"/>
                                 </w:rPr>
-                                <w:t>我們因信主耶穌基督而蒙　神國福音的恩典，成為基督的肢體，並按主的命令彼此相愛。因此我們奉獻自己成為基督的教會的</w:t>
-                              </w:r>
-                              <w:proofErr w:type="gramStart"/>
-                              <w:r>
-                                <w:rPr>
-                                  <w:rFonts w:ascii="文鼎粗魏碑" w:eastAsia="文鼎粗魏碑" w:cstheme="minorHAnsi" w:hint="eastAsia"/>
-                                  <w:color w:val="0D0D0D" w:themeColor="text1" w:themeTint="F2"/>
-                                  <w:w w:val="90"/>
-                                  <w:szCs w:val="24"/>
-                                </w:rPr>
-                                <w:t>事奉者</w:t>
-                              </w:r>
-                              <w:proofErr w:type="gramEnd"/>
-                              <w:r>
-                                <w:rPr>
-                                  <w:rFonts w:ascii="文鼎粗魏碑" w:eastAsia="文鼎粗魏碑" w:cstheme="minorHAnsi" w:hint="eastAsia"/>
-                                  <w:color w:val="0D0D0D" w:themeColor="text1" w:themeTint="F2"/>
-                                  <w:w w:val="90"/>
-                                  <w:szCs w:val="24"/>
-                                </w:rPr>
-                                <w:t>，用彼此事奉、彼此順服、彼此成全，和彼此學習的心，效法基督成為服事人的僕人。將服事會眾的事看為優先，以服事</w:t>
-                              </w:r>
-                              <w:proofErr w:type="gramStart"/>
-                              <w:r>
-                                <w:rPr>
-                                  <w:rFonts w:ascii="文鼎粗魏碑" w:eastAsia="文鼎粗魏碑" w:cstheme="minorHAnsi" w:hint="eastAsia"/>
-                                  <w:color w:val="0D0D0D" w:themeColor="text1" w:themeTint="F2"/>
-                                  <w:w w:val="90"/>
-                                  <w:szCs w:val="24"/>
-                                </w:rPr>
-                                <w:t>會眾來服事</w:t>
-                              </w:r>
-                              <w:proofErr w:type="gramEnd"/>
-                              <w:r>
-                                <w:rPr>
-                                  <w:rFonts w:ascii="文鼎粗魏碑" w:eastAsia="文鼎粗魏碑" w:cstheme="minorHAnsi" w:hint="eastAsia"/>
-                                  <w:color w:val="0D0D0D" w:themeColor="text1" w:themeTint="F2"/>
-                                  <w:w w:val="90"/>
-                                  <w:szCs w:val="24"/>
-                                </w:rPr>
-                                <w:t xml:space="preserve">　神。使我們與我們得救的身分相稱。</w:t>
+                                <w:t>我們因信主耶穌基督而蒙　神國福音的恩典，成為基督的肢體，並按主的命令彼此相愛。因此我們奉獻自己成為基督的教會的事奉者，用彼此事奉、彼此順服、彼此成全，和彼此學習的心，效法基督成為服事人的僕人。將服事會眾的事看為優先，以服事會眾來服事　神。使我們與我們得救的身分相稱。</w:t>
                               </w:r>
                             </w:p>
                           </w:txbxContent>
@@ -4256,7 +3915,7 @@
           </mc:Choice>
           <mc:Fallback>
             <w:pict>
-              <v:group w14:anchorId="789743EB" id="群組 21" o:spid="_x0000_s1026" style="position:absolute;margin-left:538.15pt;margin-top:28.9pt;width:134.65pt;height:261.65pt;z-index:251664896;mso-position-horizontal-relative:page;mso-position-vertical-relative:page;mso-width-relative:margin;mso-height-relative:margin" coordsize="17094,33223" o:gfxdata="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">
+              <v:group w14:anchorId="789743EB" id="群組 21" o:spid="_x0000_s1026" style="position:absolute;margin-left:538.15pt;margin-top:28.9pt;width:134.65pt;height:261.65pt;z-index:251664896;mso-position-horizontal-relative:page;mso-position-vertical-relative:page;mso-width-relative:margin;mso-height-relative:margin" coordsize="17094,33223" o:gfxdata="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">
                 <v:shapetype id="_x0000_t75" coordsize="21600,21600" o:spt="75" o:preferrelative="t" path="m@4@5l@4@11@9@11@9@5xe" filled="f" stroked="f">
                   <v:stroke joinstyle="miter"/>
                   <v:formulas>
@@ -4276,11 +3935,10 @@
                   <v:path o:extrusionok="f" gradientshapeok="t" o:connecttype="rect"/>
                   <o:lock v:ext="edit" aspectratio="t"/>
                 </v:shapetype>
-                <v:shape id="圖片 18" o:spid="_x0000_s1027" type="#_x0000_t75" style="position:absolute;left:-8065;top:8065;width:33223;height:17094;rotation:90;visibility:visible;mso-wrap-style:square" o:gfxdata="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">
+                <v:shape id="圖片 18" o:spid="_x0000_s1027" type="#_x0000_t75" style="position:absolute;left:-8065;top:8065;width:33223;height:17094;rotation:90;visibility:visible;mso-wrap-style:square" o:gfxdata="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">
                   <v:imagedata r:id="rId10" o:title=""/>
-                  <v:path arrowok="t"/>
                 </v:shape>
-                <v:roundrect id="圓角矩形 7" o:spid="_x0000_s1028" style="position:absolute;left:1666;top:2875;width:14086;height:28296;visibility:visible;mso-wrap-style:square;v-text-anchor:top" arcsize="3131f" o:gfxdata="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" filled="f" stroked="f" strokeweight="2.5pt">
+                <v:roundrect id="圓角矩形 7" o:spid="_x0000_s1028" style="position:absolute;left:1666;top:2875;width:14086;height:28296;visibility:visible;mso-wrap-style:square;v-text-anchor:top" arcsize="3131f" o:gfxdata="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" filled="f" stroked="f" strokeweight="2.5pt">
                   <v:stroke joinstyle="miter"/>
                   <v:textbox style="layout-flow:vertical-ideographic" inset="1mm,1mm,1mm,1mm">
                     <w:txbxContent>
@@ -4325,47 +3983,7 @@
                             <w:w w:val="90"/>
                             <w:szCs w:val="24"/>
                           </w:rPr>
-                          <w:t>我們因信主耶穌基督而蒙　神國福音的恩典，成為基督的肢體，並按主的命令彼此相愛。因此我們奉獻自己成為基督的教會的</w:t>
-                        </w:r>
-                        <w:proofErr w:type="gramStart"/>
-                        <w:r>
-                          <w:rPr>
-                            <w:rFonts w:ascii="文鼎粗魏碑" w:eastAsia="文鼎粗魏碑" w:cstheme="minorHAnsi" w:hint="eastAsia"/>
-                            <w:color w:val="0D0D0D" w:themeColor="text1" w:themeTint="F2"/>
-                            <w:w w:val="90"/>
-                            <w:szCs w:val="24"/>
-                          </w:rPr>
-                          <w:t>事奉者</w:t>
-                        </w:r>
-                        <w:proofErr w:type="gramEnd"/>
-                        <w:r>
-                          <w:rPr>
-                            <w:rFonts w:ascii="文鼎粗魏碑" w:eastAsia="文鼎粗魏碑" w:cstheme="minorHAnsi" w:hint="eastAsia"/>
-                            <w:color w:val="0D0D0D" w:themeColor="text1" w:themeTint="F2"/>
-                            <w:w w:val="90"/>
-                            <w:szCs w:val="24"/>
-                          </w:rPr>
-                          <w:t>，用彼此事奉、彼此順服、彼此成全，和彼此學習的心，效法基督成為服事人的僕人。將服事會眾的事看為優先，以服事</w:t>
-                        </w:r>
-                        <w:proofErr w:type="gramStart"/>
-                        <w:r>
-                          <w:rPr>
-                            <w:rFonts w:ascii="文鼎粗魏碑" w:eastAsia="文鼎粗魏碑" w:cstheme="minorHAnsi" w:hint="eastAsia"/>
-                            <w:color w:val="0D0D0D" w:themeColor="text1" w:themeTint="F2"/>
-                            <w:w w:val="90"/>
-                            <w:szCs w:val="24"/>
-                          </w:rPr>
-                          <w:t>會眾來服事</w:t>
-                        </w:r>
-                        <w:proofErr w:type="gramEnd"/>
-                        <w:r>
-                          <w:rPr>
-                            <w:rFonts w:ascii="文鼎粗魏碑" w:eastAsia="文鼎粗魏碑" w:cstheme="minorHAnsi" w:hint="eastAsia"/>
-                            <w:color w:val="0D0D0D" w:themeColor="text1" w:themeTint="F2"/>
-                            <w:w w:val="90"/>
-                            <w:szCs w:val="24"/>
-                          </w:rPr>
-                          <w:t xml:space="preserve">　神。使我們與我們得救的身分相稱。</w:t>
+                          <w:t>我們因信主耶穌基督而蒙　神國福音的恩典，成為基督的肢體，並按主的命令彼此相愛。因此我們奉獻自己成為基督的教會的事奉者，用彼此事奉、彼此順服、彼此成全，和彼此學習的心，效法基督成為服事人的僕人。將服事會眾的事看為優先，以服事會眾來服事　神。使我們與我們得救的身分相稱。</w:t>
                         </w:r>
                       </w:p>
                     </w:txbxContent>
@@ -4382,7 +4000,7 @@
           <w:noProof/>
         </w:rPr>
         <w:drawing>
-          <wp:anchor distT="0" distB="0" distL="114300" distR="114300" simplePos="0" relativeHeight="251660800" behindDoc="0" locked="0" layoutInCell="1" allowOverlap="1" wp14:anchorId="0030E694" wp14:editId="709802A2">
+          <wp:anchor distT="0" distB="0" distL="114300" distR="114300" simplePos="0" relativeHeight="251660800" behindDoc="0" locked="0" layoutInCell="1" allowOverlap="1" wp14:anchorId="0030E694" wp14:editId="017C7791">
             <wp:simplePos x="0" y="0"/>
             <wp:positionH relativeFrom="column">
               <wp:posOffset>2160905</wp:posOffset>
@@ -4588,7 +4206,6 @@
                                 </w:rPr>
                                 <w:t>聚會時間表</w:t>
                               </w:r>
-                              <w:proofErr w:type="gramStart"/>
                               <w:r>
                                 <w:rPr>
                                   <w:rFonts w:ascii="Barlow Condensed Medium" w:eastAsia="華康正顏楷體W9" w:hAnsi="Barlow Condensed Medium" w:cstheme="minorHAnsi" w:hint="eastAsia"/>
@@ -4598,7 +4215,6 @@
                                 </w:rPr>
                                 <w:t>》</w:t>
                               </w:r>
-                              <w:proofErr w:type="gramEnd"/>
                             </w:p>
                             <w:tbl>
                               <w:tblPr>
@@ -5372,7 +4988,6 @@
                                         <w:szCs w:val="26"/>
                                       </w:rPr>
                                     </w:pPr>
-                                    <w:proofErr w:type="gramStart"/>
                                     <w:r>
                                       <w:rPr>
                                         <w:rFonts w:ascii="Barlow Condensed Medium" w:eastAsia="標楷體" w:hAnsi="Barlow Condensed Medium" w:hint="eastAsia"/>
@@ -5383,7 +4998,6 @@
                                       </w:rPr>
                                       <w:t>拿細耳</w:t>
                                     </w:r>
-                                    <w:proofErr w:type="gramEnd"/>
                                     <w:r>
                                       <w:rPr>
                                         <w:rFonts w:ascii="Barlow Condensed Medium" w:eastAsia="標楷體" w:hAnsi="Barlow Condensed Medium" w:hint="eastAsia"/>
@@ -5537,7 +5151,6 @@
                                         <w:szCs w:val="26"/>
                                       </w:rPr>
                                     </w:pPr>
-                                    <w:proofErr w:type="gramStart"/>
                                     <w:r>
                                       <w:rPr>
                                         <w:rFonts w:ascii="Barlow Condensed Medium" w:eastAsia="標楷體" w:hAnsi="Barlow Condensed Medium" w:hint="eastAsia"/>
@@ -5548,7 +5161,6 @@
                                       </w:rPr>
                                       <w:t>社青小組</w:t>
                                     </w:r>
-                                    <w:proofErr w:type="gramEnd"/>
                                   </w:p>
                                 </w:tc>
                                 <w:tc>
@@ -5742,7 +5354,6 @@
                                         <w:szCs w:val="26"/>
                                       </w:rPr>
                                     </w:pPr>
-                                    <w:proofErr w:type="gramStart"/>
                                     <w:r>
                                       <w:rPr>
                                         <w:rFonts w:ascii="Barlow Condensed Medium" w:eastAsia="標楷體" w:hAnsi="Barlow Condensed Medium"/>
@@ -5753,7 +5364,6 @@
                                       </w:rPr>
                                       <w:t>明憲家</w:t>
                                     </w:r>
-                                    <w:proofErr w:type="gramEnd"/>
                                   </w:p>
                                 </w:tc>
                               </w:tr>
@@ -6332,12 +5942,12 @@
           </mc:Choice>
           <mc:Fallback>
             <w:pict>
-              <v:group w14:anchorId="5DF93223" id="群組 24" o:spid="_x0000_s1029" style="position:absolute;margin-left:533.85pt;margin-top:298.55pt;width:140.3pt;height:259.35pt;z-index:251662848;mso-position-horizontal-relative:page;mso-position-vertical-relative:page;mso-width-relative:margin;mso-height-relative:margin" coordsize="17818,32941" o:gfxdata="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">
+              <v:group w14:anchorId="5DF93223" id="群組 24" o:spid="_x0000_s1029" style="position:absolute;margin-left:533.85pt;margin-top:298.55pt;width:140.3pt;height:259.35pt;z-index:251662848;mso-position-horizontal-relative:page;mso-position-vertical-relative:page;mso-width-relative:margin;mso-height-relative:margin" coordsize="17818,32941" o:gfxdata="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">
                 <v:shapetype id="_x0000_t202" coordsize="21600,21600" o:spt="202" path="m,l,21600r21600,l21600,xe">
                   <v:stroke joinstyle="miter"/>
                   <v:path gradientshapeok="t" o:connecttype="rect"/>
                 </v:shapetype>
-                <v:shape id="_x0000_s1030" type="#_x0000_t202" style="position:absolute;left:351;top:293;width:17279;height:32590;visibility:visible;mso-wrap-style:square;v-text-anchor:top" o:gfxdata="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" stroked="f">
+                <v:shape id="_x0000_s1030" type="#_x0000_t202" style="position:absolute;left:351;top:293;width:17279;height:32590;visibility:visible;mso-wrap-style:square;v-text-anchor:top" o:gfxdata="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" stroked="f">
                   <v:textbox inset="0,0,0,0">
                     <w:txbxContent>
                       <w:p>
@@ -6354,7 +5964,6 @@
                           </w:rPr>
                           <w:t>聚會時間表</w:t>
                         </w:r>
-                        <w:proofErr w:type="gramStart"/>
                         <w:r>
                           <w:rPr>
                             <w:rFonts w:ascii="Barlow Condensed Medium" w:eastAsia="華康正顏楷體W9" w:hAnsi="Barlow Condensed Medium" w:cstheme="minorHAnsi" w:hint="eastAsia"/>
@@ -6364,7 +5973,6 @@
                           </w:rPr>
                           <w:t>》</w:t>
                         </w:r>
-                        <w:proofErr w:type="gramEnd"/>
                       </w:p>
                       <w:tbl>
                         <w:tblPr>
@@ -7138,7 +6746,6 @@
                                   <w:szCs w:val="26"/>
                                 </w:rPr>
                               </w:pPr>
-                              <w:proofErr w:type="gramStart"/>
                               <w:r>
                                 <w:rPr>
                                   <w:rFonts w:ascii="Barlow Condensed Medium" w:eastAsia="標楷體" w:hAnsi="Barlow Condensed Medium" w:hint="eastAsia"/>
@@ -7149,7 +6756,6 @@
                                 </w:rPr>
                                 <w:t>拿細耳</w:t>
                               </w:r>
-                              <w:proofErr w:type="gramEnd"/>
                               <w:r>
                                 <w:rPr>
                                   <w:rFonts w:ascii="Barlow Condensed Medium" w:eastAsia="標楷體" w:hAnsi="Barlow Condensed Medium" w:hint="eastAsia"/>
@@ -7303,7 +6909,6 @@
                                   <w:szCs w:val="26"/>
                                 </w:rPr>
                               </w:pPr>
-                              <w:proofErr w:type="gramStart"/>
                               <w:r>
                                 <w:rPr>
                                   <w:rFonts w:ascii="Barlow Condensed Medium" w:eastAsia="標楷體" w:hAnsi="Barlow Condensed Medium" w:hint="eastAsia"/>
@@ -7314,7 +6919,6 @@
                                 </w:rPr>
                                 <w:t>社青小組</w:t>
                               </w:r>
-                              <w:proofErr w:type="gramEnd"/>
                             </w:p>
                           </w:tc>
                           <w:tc>
@@ -7508,7 +7112,6 @@
                                   <w:szCs w:val="26"/>
                                 </w:rPr>
                               </w:pPr>
-                              <w:proofErr w:type="gramStart"/>
                               <w:r>
                                 <w:rPr>
                                   <w:rFonts w:ascii="Barlow Condensed Medium" w:eastAsia="標楷體" w:hAnsi="Barlow Condensed Medium"/>
@@ -7519,7 +7122,6 @@
                                 </w:rPr>
                                 <w:t>明憲家</w:t>
                               </w:r>
-                              <w:proofErr w:type="gramEnd"/>
                             </w:p>
                           </w:tc>
                         </w:tr>
@@ -8035,7 +7637,7 @@
                     </w:txbxContent>
                   </v:textbox>
                 </v:shape>
-                <v:roundrect id="圓角矩形 5" o:spid="_x0000_s1031" style="position:absolute;width:17818;height:32941;visibility:visible;mso-wrap-style:square;v-text-anchor:middle" arcsize="2169f" o:gfxdata="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" filled="f" strokecolor="#5a5a5a [2109]" strokeweight="2.5pt">
+                <v:roundrect id="圓角矩形 5" o:spid="_x0000_s1031" style="position:absolute;width:17818;height:32941;visibility:visible;mso-wrap-style:square;v-text-anchor:middle" arcsize="2169f" o:gfxdata="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" filled="f" strokecolor="#5a5a5a [2109]" strokeweight="2.5pt">
                   <v:stroke joinstyle="miter"/>
                 </v:roundrect>
                 <w10:wrap anchorx="page" anchory="page"/>
@@ -8367,7 +7969,6 @@
                                         <w:szCs w:val="26"/>
                                       </w:rPr>
                                     </w:pPr>
-                                    <w:proofErr w:type="gramStart"/>
                                     <w:r>
                                       <w:rPr>
                                         <w:rFonts w:ascii="Barlow Condensed Medium" w:eastAsia="華康儷楷書" w:hAnsi="Barlow Condensed Medium" w:cs="華康儷楷書" w:hint="eastAsia"/>
@@ -8378,7 +7979,6 @@
                                       </w:rPr>
                                       <w:t>主啊</w:t>
                                     </w:r>
-                                    <w:proofErr w:type="gramEnd"/>
                                     <w:r>
                                       <w:rPr>
                                         <w:rFonts w:ascii="Barlow Condensed Medium" w:eastAsia="華康儷楷書" w:hAnsi="Barlow Condensed Medium" w:cs="華康儷楷書" w:hint="eastAsia"/>
@@ -8823,27 +8423,7 @@
                                         <w:sz w:val="26"/>
                                         <w:szCs w:val="26"/>
                                       </w:rPr>
-                                      <w:t>新的</w:t>
-                                    </w:r>
-                                    <w:proofErr w:type="gramStart"/>
-                                    <w:r>
-                                      <w:rPr>
-                                        <w:rFonts w:ascii="華康儷楷書" w:eastAsia="華康儷楷書" w:hAnsi="華康儷楷書" w:cs="華康儷楷書" w:hint="eastAsia"/>
-                                        <w:w w:val="90"/>
-                                        <w:sz w:val="26"/>
-                                        <w:szCs w:val="26"/>
-                                      </w:rPr>
-                                      <w:t>誡</w:t>
-                                    </w:r>
-                                    <w:proofErr w:type="gramEnd"/>
-                                    <w:r>
-                                      <w:rPr>
-                                        <w:rFonts w:ascii="華康儷楷書" w:eastAsia="華康儷楷書" w:hAnsi="華康儷楷書" w:cs="華康儷楷書" w:hint="eastAsia"/>
-                                        <w:w w:val="90"/>
-                                        <w:sz w:val="26"/>
-                                        <w:szCs w:val="26"/>
-                                      </w:rPr>
-                                      <w:t>命</w:t>
+                                      <w:t>新的誡命</w:t>
                                     </w:r>
                                   </w:p>
                                 </w:tc>
@@ -8872,7 +8452,6 @@
                                         <w:szCs w:val="26"/>
                                       </w:rPr>
                                     </w:pPr>
-                                    <w:proofErr w:type="gramStart"/>
                                     <w:r>
                                       <w:rPr>
                                         <w:rFonts w:ascii="Barlow Condensed Medium" w:eastAsia="華康中黑體" w:hAnsi="Barlow Condensed Medium" w:hint="eastAsia"/>
@@ -8882,7 +8461,6 @@
                                       </w:rPr>
                                       <w:t>啟應</w:t>
                                     </w:r>
-                                    <w:proofErr w:type="gramEnd"/>
                                     <w:r>
                                       <w:rPr>
                                         <w:rFonts w:ascii="Barlow Condensed Medium" w:eastAsia="華康中黑體" w:hAnsi="Barlow Condensed Medium" w:hint="eastAsia"/>
@@ -9108,8 +8686,8 @@
           </mc:Choice>
           <mc:Fallback>
             <w:pict>
-              <v:group w14:anchorId="0AB0FEB2" id="群組 19" o:spid="_x0000_s1032" style="position:absolute;left:0;text-align:left;margin-left:534.4pt;margin-top:567.3pt;width:140.6pt;height:130.1pt;z-index:251651584;mso-position-horizontal-relative:page;mso-position-vertical-relative:page;mso-width-relative:margin;mso-height-relative:margin" coordorigin="108" coordsize="17868,16510" o:gfxdata="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">
-                <v:shape id="_x0000_s1033" type="#_x0000_t202" style="position:absolute;left:317;top:444;width:17634;height:15621;visibility:visible;mso-wrap-style:square;v-text-anchor:top" o:gfxdata="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" stroked="f">
+              <v:group w14:anchorId="0AB0FEB2" id="群組 19" o:spid="_x0000_s1032" style="position:absolute;left:0;text-align:left;margin-left:534.4pt;margin-top:567.3pt;width:140.6pt;height:130.1pt;z-index:251651584;mso-position-horizontal-relative:page;mso-position-vertical-relative:page;mso-width-relative:margin;mso-height-relative:margin" coordorigin="108" coordsize="17868,16510" o:gfxdata="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">
+                <v:shape id="_x0000_s1033" type="#_x0000_t202" style="position:absolute;left:317;top:444;width:17634;height:15621;visibility:visible;mso-wrap-style:square;v-text-anchor:top" o:gfxdata="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" stroked="f">
                   <v:textbox inset="0,0,0,0">
                     <w:txbxContent>
                       <w:p>
@@ -9333,7 +8911,6 @@
                                   <w:szCs w:val="26"/>
                                 </w:rPr>
                               </w:pPr>
-                              <w:proofErr w:type="gramStart"/>
                               <w:r>
                                 <w:rPr>
                                   <w:rFonts w:ascii="Barlow Condensed Medium" w:eastAsia="華康儷楷書" w:hAnsi="Barlow Condensed Medium" w:cs="華康儷楷書" w:hint="eastAsia"/>
@@ -9344,7 +8921,6 @@
                                 </w:rPr>
                                 <w:t>主啊</w:t>
                               </w:r>
-                              <w:proofErr w:type="gramEnd"/>
                               <w:r>
                                 <w:rPr>
                                   <w:rFonts w:ascii="Barlow Condensed Medium" w:eastAsia="華康儷楷書" w:hAnsi="Barlow Condensed Medium" w:cs="華康儷楷書" w:hint="eastAsia"/>
@@ -9789,27 +9365,7 @@
                                   <w:sz w:val="26"/>
                                   <w:szCs w:val="26"/>
                                 </w:rPr>
-                                <w:t>新的</w:t>
-                              </w:r>
-                              <w:proofErr w:type="gramStart"/>
-                              <w:r>
-                                <w:rPr>
-                                  <w:rFonts w:ascii="華康儷楷書" w:eastAsia="華康儷楷書" w:hAnsi="華康儷楷書" w:cs="華康儷楷書" w:hint="eastAsia"/>
-                                  <w:w w:val="90"/>
-                                  <w:sz w:val="26"/>
-                                  <w:szCs w:val="26"/>
-                                </w:rPr>
-                                <w:t>誡</w:t>
-                              </w:r>
-                              <w:proofErr w:type="gramEnd"/>
-                              <w:r>
-                                <w:rPr>
-                                  <w:rFonts w:ascii="華康儷楷書" w:eastAsia="華康儷楷書" w:hAnsi="華康儷楷書" w:cs="華康儷楷書" w:hint="eastAsia"/>
-                                  <w:w w:val="90"/>
-                                  <w:sz w:val="26"/>
-                                  <w:szCs w:val="26"/>
-                                </w:rPr>
-                                <w:t>命</w:t>
+                                <w:t>新的誡命</w:t>
                               </w:r>
                             </w:p>
                           </w:tc>
@@ -9838,7 +9394,6 @@
                                   <w:szCs w:val="26"/>
                                 </w:rPr>
                               </w:pPr>
-                              <w:proofErr w:type="gramStart"/>
                               <w:r>
                                 <w:rPr>
                                   <w:rFonts w:ascii="Barlow Condensed Medium" w:eastAsia="華康中黑體" w:hAnsi="Barlow Condensed Medium" w:hint="eastAsia"/>
@@ -9848,7 +9403,6 @@
                                 </w:rPr>
                                 <w:t>啟應</w:t>
                               </w:r>
-                              <w:proofErr w:type="gramEnd"/>
                               <w:r>
                                 <w:rPr>
                                   <w:rFonts w:ascii="Barlow Condensed Medium" w:eastAsia="華康中黑體" w:hAnsi="Barlow Condensed Medium" w:hint="eastAsia"/>
@@ -10011,7 +9565,7 @@
                     </w:txbxContent>
                   </v:textbox>
                 </v:shape>
-                <v:roundrect id="圓角矩形 25" o:spid="_x0000_s1034" style="position:absolute;left:108;width:17869;height:16510;visibility:visible;mso-wrap-style:square;v-text-anchor:middle" arcsize="4542f" o:gfxdata="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" filled="f" strokecolor="#5a5a5a [2109]" strokeweight="2.5pt">
+                <v:roundrect id="圓角矩形 25" o:spid="_x0000_s1034" style="position:absolute;left:108;width:17869;height:16510;visibility:visible;mso-wrap-style:square;v-text-anchor:middle" arcsize="4542f" o:gfxdata="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" filled="f" strokecolor="#5a5a5a [2109]" strokeweight="2.5pt">
                   <v:stroke joinstyle="miter"/>
                 </v:roundrect>
                 <w10:wrap anchorx="page" anchory="page"/>
@@ -10179,7 +9733,7 @@
           </mc:Choice>
           <mc:Fallback>
             <w:pict>
-              <v:shape w14:anchorId="76BD7DFF" id="文字方塊 2" o:spid="_x0000_s1035" type="#_x0000_t202" style="position:absolute;margin-left:31.4pt;margin-top:-54.1pt;width:109.8pt;height:110.6pt;z-index:251667968;visibility:visible;mso-wrap-style:square;mso-width-percent:0;mso-height-percent:200;mso-wrap-distance-left:9pt;mso-wrap-distance-top:3.6pt;mso-wrap-distance-right:9pt;mso-wrap-distance-bottom:3.6pt;mso-position-horizontal:absolute;mso-position-horizontal-relative:text;mso-position-vertical:absolute;mso-position-vertical-relative:text;mso-width-percent:0;mso-height-percent:200;mso-width-relative:margin;mso-height-relative:margin;v-text-anchor:top" o:gfxdata="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" filled="f" stroked="f">
+              <v:shape w14:anchorId="76BD7DFF" id="文字方塊 2" o:spid="_x0000_s1035" type="#_x0000_t202" style="position:absolute;margin-left:31.4pt;margin-top:-54.1pt;width:109.8pt;height:110.6pt;z-index:251667968;visibility:visible;mso-wrap-style:square;mso-width-percent:0;mso-height-percent:200;mso-wrap-distance-left:9pt;mso-wrap-distance-top:3.6pt;mso-wrap-distance-right:9pt;mso-wrap-distance-bottom:3.6pt;mso-position-horizontal:absolute;mso-position-horizontal-relative:text;mso-position-vertical:absolute;mso-position-vertical-relative:text;mso-width-percent:0;mso-height-percent:200;mso-width-relative:margin;mso-height-relative:margin;v-text-anchor:top" o:gfxdata="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" filled="f" stroked="f">
                 <v:textbox style="mso-fit-shape-to-text:t" inset="1mm,1mm,1mm,1mm">
                   <w:txbxContent>
                     <w:p>
@@ -10378,7 +9932,7 @@
           </mc:Choice>
           <mc:Fallback>
             <w:pict>
-              <v:roundrect w14:anchorId="4775AEF3" id="圓角矩形 12" o:spid="_x0000_s1036" style="position:absolute;margin-left:-.9pt;margin-top:16.35pt;width:49.3pt;height:15.45pt;z-index:251647488;visibility:visible;mso-wrap-style:square;mso-width-percent:0;mso-height-percent:0;mso-wrap-distance-left:9pt;mso-wrap-distance-top:0;mso-wrap-distance-right:9pt;mso-wrap-distance-bottom:0;mso-position-horizontal:absolute;mso-position-horizontal-relative:text;mso-position-vertical:absolute;mso-position-vertical-relative:text;mso-width-percent:0;mso-height-percent:0;mso-width-relative:margin;mso-height-relative:margin;v-text-anchor:middle" arcsize="10923f" o:gfxdata="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" fillcolor="#5a5a5a [2109]" stroked="f" strokeweight="1pt">
+              <v:roundrect w14:anchorId="4775AEF3" id="圓角矩形 12" o:spid="_x0000_s1036" style="position:absolute;margin-left:-.9pt;margin-top:16.35pt;width:49.3pt;height:15.45pt;z-index:251647488;visibility:visible;mso-wrap-style:square;mso-width-percent:0;mso-height-percent:0;mso-wrap-distance-left:9pt;mso-wrap-distance-top:0;mso-wrap-distance-right:9pt;mso-wrap-distance-bottom:0;mso-position-horizontal:absolute;mso-position-horizontal-relative:text;mso-position-vertical:absolute;mso-position-vertical-relative:text;mso-width-percent:0;mso-height-percent:0;mso-width-relative:margin;mso-height-relative:margin;v-text-anchor:middle" arcsize="10923f" o:gfxdata="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" fillcolor="#5a5a5a [2109]" stroked="f" strokeweight="1pt">
                 <v:stroke joinstyle="miter"/>
                 <v:textbox inset=".5mm,0,.5mm,0">
                   <w:txbxContent>
@@ -10518,7 +10072,7 @@
           </mc:Choice>
           <mc:Fallback>
             <w:pict>
-              <v:roundrect w14:anchorId="196DC3BF" id="圓角矩形 14" o:spid="_x0000_s1037" style="position:absolute;margin-left:-1.25pt;margin-top:16.7pt;width:83.6pt;height:15.3pt;z-index:251648512;visibility:visible;mso-wrap-style:square;mso-width-percent:0;mso-height-percent:0;mso-wrap-distance-left:9pt;mso-wrap-distance-top:0;mso-wrap-distance-right:9pt;mso-wrap-distance-bottom:0;mso-position-horizontal:absolute;mso-position-horizontal-relative:text;mso-position-vertical:absolute;mso-position-vertical-relative:text;mso-width-percent:0;mso-height-percent:0;mso-width-relative:margin;mso-height-relative:margin;v-text-anchor:middle" arcsize="10923f" o:gfxdata="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" fillcolor="#5a5a5a [2109]" stroked="f" strokeweight="1pt">
+              <v:roundrect w14:anchorId="196DC3BF" id="圓角矩形 14" o:spid="_x0000_s1037" style="position:absolute;margin-left:-1.25pt;margin-top:16.7pt;width:83.6pt;height:15.3pt;z-index:251648512;visibility:visible;mso-wrap-style:square;mso-width-percent:0;mso-height-percent:0;mso-wrap-distance-left:9pt;mso-wrap-distance-top:0;mso-wrap-distance-right:9pt;mso-wrap-distance-bottom:0;mso-position-horizontal:absolute;mso-position-horizontal-relative:text;mso-position-vertical:absolute;mso-position-vertical-relative:text;mso-width-percent:0;mso-height-percent:0;mso-width-relative:margin;mso-height-relative:margin;v-text-anchor:middle" arcsize="10923f" o:gfxdata="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" fillcolor="#5a5a5a [2109]" stroked="f" strokeweight="1pt">
                 <v:stroke joinstyle="miter"/>
                 <v:textbox inset=".5mm,0,.5mm,0">
                   <w:txbxContent>
@@ -10714,7 +10268,7 @@
           </mc:Choice>
           <mc:Fallback>
             <w:pict>
-              <v:roundrect w14:anchorId="1A4DC044" id="圓角矩形 9" o:spid="_x0000_s1038" style="position:absolute;margin-left:-.6pt;margin-top:16.6pt;width:30.35pt;height:15.3pt;z-index:251649536;visibility:visible;mso-wrap-style:square;mso-width-percent:0;mso-height-percent:0;mso-wrap-distance-left:9pt;mso-wrap-distance-top:0;mso-wrap-distance-right:9pt;mso-wrap-distance-bottom:0;mso-position-horizontal:absolute;mso-position-horizontal-relative:text;mso-position-vertical:absolute;mso-position-vertical-relative:text;mso-width-percent:0;mso-height-percent:0;mso-width-relative:margin;mso-height-relative:margin;v-text-anchor:middle" arcsize="10923f" o:gfxdata="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" fillcolor="#5a5a5a [2109]" stroked="f" strokeweight="1pt">
+              <v:roundrect w14:anchorId="1A4DC044" id="圓角矩形 9" o:spid="_x0000_s1038" style="position:absolute;margin-left:-.6pt;margin-top:16.6pt;width:30.35pt;height:15.3pt;z-index:251649536;visibility:visible;mso-wrap-style:square;mso-width-percent:0;mso-height-percent:0;mso-wrap-distance-left:9pt;mso-wrap-distance-top:0;mso-wrap-distance-right:9pt;mso-wrap-distance-bottom:0;mso-position-horizontal:absolute;mso-position-horizontal-relative:text;mso-position-vertical:absolute;mso-position-vertical-relative:text;mso-width-percent:0;mso-height-percent:0;mso-width-relative:margin;mso-height-relative:margin;v-text-anchor:middle" arcsize="10923f" o:gfxdata="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" fillcolor="#5a5a5a [2109]" stroked="f" strokeweight="1pt">
                 <v:stroke joinstyle="miter"/>
                 <v:textbox inset=".5mm,0,.5mm,0">
                   <w:txbxContent>
@@ -10978,7 +10532,7 @@
           </mc:Choice>
           <mc:Fallback>
             <w:pict>
-              <v:roundrect w14:anchorId="03BFD3A3" id="圓角矩形 13" o:spid="_x0000_s1039" style="position:absolute;margin-left:-.4pt;margin-top:16.65pt;width:49.3pt;height:15.3pt;z-index:251650560;visibility:visible;mso-wrap-style:square;mso-width-percent:0;mso-height-percent:0;mso-wrap-distance-left:9pt;mso-wrap-distance-top:0;mso-wrap-distance-right:9pt;mso-wrap-distance-bottom:0;mso-position-horizontal:absolute;mso-position-horizontal-relative:text;mso-position-vertical:absolute;mso-position-vertical-relative:text;mso-width-percent:0;mso-height-percent:0;mso-width-relative:margin;mso-height-relative:margin;v-text-anchor:middle" arcsize="10923f" o:gfxdata="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" fillcolor="#5a5a5a [2109]" stroked="f" strokeweight="1pt">
+              <v:roundrect w14:anchorId="03BFD3A3" id="圓角矩形 13" o:spid="_x0000_s1039" style="position:absolute;margin-left:-.4pt;margin-top:16.65pt;width:49.3pt;height:15.3pt;z-index:251650560;visibility:visible;mso-wrap-style:square;mso-width-percent:0;mso-height-percent:0;mso-wrap-distance-left:9pt;mso-wrap-distance-top:0;mso-wrap-distance-right:9pt;mso-wrap-distance-bottom:0;mso-position-horizontal:absolute;mso-position-horizontal-relative:text;mso-position-vertical:absolute;mso-position-vertical-relative:text;mso-width-percent:0;mso-height-percent:0;mso-width-relative:margin;mso-height-relative:margin;v-text-anchor:middle" arcsize="10923f" o:gfxdata="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" fillcolor="#5a5a5a [2109]" stroked="f" strokeweight="1pt">
                 <v:stroke joinstyle="miter"/>
                 <v:textbox inset=".5mm,0,.5mm,0">
                   <w:txbxContent>
@@ -11015,7 +10569,6 @@
         </w:rPr>
         <w:t xml:space="preserve">       </w:t>
       </w:r>
-      <w:proofErr w:type="gramStart"/>
       <w:r>
         <w:rPr>
           <w:rFonts w:ascii="Barlow Condensed Medium" w:eastAsia="華康中圓體" w:hAnsi="Barlow Condensed Medium"/>
@@ -11023,7 +10576,6 @@
         </w:rPr>
         <w:t>主堂</w:t>
       </w:r>
-      <w:proofErr w:type="gramEnd"/>
       <w:r>
         <w:rPr>
           <w:rFonts w:ascii="Barlow Condensed Medium" w:eastAsia="華康中圓體" w:hAnsi="Barlow Condensed Medium"/>
@@ -11167,7 +10719,6 @@
                                 <w:sz w:val="22"/>
                               </w:rPr>
                             </w:pPr>
-                            <w:proofErr w:type="gramStart"/>
                             <w:r>
                               <w:rPr>
                                 <w:rFonts w:ascii="Barlow Condensed Medium" w:eastAsia="華康儷中黑" w:hAnsi="Barlow Condensed Medium"/>
@@ -11175,7 +10726,6 @@
                               </w:rPr>
                               <w:t>教會臉書</w:t>
                             </w:r>
-                            <w:proofErr w:type="gramEnd"/>
                             <w:r>
                               <w:rPr>
                                 <w:rFonts w:ascii="Barlow Condensed Medium" w:eastAsia="華康儷中黑" w:hAnsi="Barlow Condensed Medium"/>
@@ -11218,7 +10768,7 @@
           </mc:Choice>
           <mc:Fallback>
             <w:pict>
-              <v:shape w14:anchorId="77C1E33A" id="_x0000_s1040" type="#_x0000_t202" style="position:absolute;margin-left:107.25pt;margin-top:6.2pt;width:125.55pt;height:16.3pt;z-index:251666944;visibility:visible;mso-wrap-style:square;mso-width-percent:0;mso-height-percent:0;mso-wrap-distance-left:9pt;mso-wrap-distance-top:3.6pt;mso-wrap-distance-right:9pt;mso-wrap-distance-bottom:3.6pt;mso-position-horizontal:absolute;mso-position-horizontal-relative:text;mso-position-vertical:absolute;mso-position-vertical-relative:text;mso-width-percent:0;mso-height-percent:0;mso-width-relative:margin;mso-height-relative:margin;v-text-anchor:top" o:gfxdata="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" filled="f" stroked="f">
+              <v:shape w14:anchorId="77C1E33A" id="_x0000_s1040" type="#_x0000_t202" style="position:absolute;margin-left:107.25pt;margin-top:6.2pt;width:125.55pt;height:16.3pt;z-index:251666944;visibility:visible;mso-wrap-style:square;mso-width-percent:0;mso-height-percent:0;mso-wrap-distance-left:9pt;mso-wrap-distance-top:3.6pt;mso-wrap-distance-right:9pt;mso-wrap-distance-bottom:3.6pt;mso-position-horizontal:absolute;mso-position-horizontal-relative:text;mso-position-vertical:absolute;mso-position-vertical-relative:text;mso-width-percent:0;mso-height-percent:0;mso-width-relative:margin;mso-height-relative:margin;v-text-anchor:top" o:gfxdata="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" filled="f" stroked="f">
                 <v:textbox inset="0,0,0,0">
                   <w:txbxContent>
                     <w:p>
@@ -11229,7 +10779,6 @@
                           <w:sz w:val="22"/>
                         </w:rPr>
                       </w:pPr>
-                      <w:proofErr w:type="gramStart"/>
                       <w:r>
                         <w:rPr>
                           <w:rFonts w:ascii="Barlow Condensed Medium" w:eastAsia="華康儷中黑" w:hAnsi="Barlow Condensed Medium"/>
@@ -11237,7 +10786,6 @@
                         </w:rPr>
                         <w:t>教會臉書</w:t>
                       </w:r>
-                      <w:proofErr w:type="gramEnd"/>
                       <w:r>
                         <w:rPr>
                           <w:rFonts w:ascii="Barlow Condensed Medium" w:eastAsia="華康儷中黑" w:hAnsi="Barlow Condensed Medium"/>
@@ -11295,19 +10843,8 @@
           <w:sz w:val="28"/>
           <w:szCs w:val="28"/>
         </w:rPr>
-        <w:t xml:space="preserve"> </w:t>
+        <w:t xml:space="preserve"> Weekly</w:t>
       </w:r>
-      <w:proofErr w:type="gramStart"/>
-      <w:r>
-        <w:rPr>
-          <w:rFonts w:ascii="Old English Text MT" w:hAnsi="Old English Text MT"/>
-          <w:color w:val="404040" w:themeColor="text1" w:themeTint="BF"/>
-          <w:sz w:val="28"/>
-          <w:szCs w:val="28"/>
-        </w:rPr>
-        <w:t>Weekly</w:t>
-      </w:r>
-      <w:proofErr w:type="gramEnd"/>
     </w:p>
     <w:p>
       <w:pPr>
@@ -12146,15 +11683,7 @@
                                       <w:color w:val="FFFFFF"/>
                                       <w:w w:val="66"/>
                                     </w:rPr>
-                                    <w:t xml:space="preserve">恭候　</w:t>
-                                  </w:r>
-                                  <w:r>
-                                    <w:rPr>
-                                      <w:rFonts w:ascii="華康儷中黑" w:eastAsia="華康儷中黑" w:hAnsi="Calibri" w:cs="Arial" w:hint="eastAsia"/>
-                                      <w:color w:val="FFFFFF"/>
-                                      <w:w w:val="66"/>
-                                    </w:rPr>
-                                    <w:t>神的話</w:t>
+                                    <w:t>恭候　神的話</w:t>
                                   </w:r>
                                 </w:p>
                               </w:txbxContent>
@@ -12179,7 +11708,7 @@
                 </mc:Choice>
                 <mc:Fallback>
                   <w:pict>
-                    <v:rect w14:anchorId="343BC9BA" id="矩形 8" o:spid="_x0000_s1041" style="position:absolute;left:0;text-align:left;margin-left:-.7pt;margin-top:2.7pt;width:18.75pt;height:92.3pt;z-index:251663872;visibility:visible;mso-wrap-style:square;mso-width-percent:0;mso-height-percent:0;mso-wrap-distance-left:9pt;mso-wrap-distance-top:0;mso-wrap-distance-right:9pt;mso-wrap-distance-bottom:0;mso-position-horizontal:absolute;mso-position-horizontal-relative:text;mso-position-vertical:absolute;mso-position-vertical-relative:text;mso-width-percent:0;mso-height-percent:0;mso-width-relative:margin;mso-height-relative:margin;v-text-anchor:middle" o:gfxdata="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" fillcolor="#5a5a5a [2109]" stroked="f" strokeweight="1pt">
+                    <v:rect w14:anchorId="343BC9BA" id="矩形 8" o:spid="_x0000_s1041" style="position:absolute;left:0;text-align:left;margin-left:-.7pt;margin-top:2.7pt;width:18.75pt;height:92.3pt;z-index:251663872;visibility:visible;mso-wrap-style:square;mso-width-percent:0;mso-height-percent:0;mso-wrap-distance-left:9pt;mso-wrap-distance-top:0;mso-wrap-distance-right:9pt;mso-wrap-distance-bottom:0;mso-position-horizontal:absolute;mso-position-horizontal-relative:text;mso-position-vertical:absolute;mso-position-vertical-relative:text;mso-width-percent:0;mso-height-percent:0;mso-width-relative:margin;mso-height-relative:margin;v-text-anchor:middle" o:gfxdata="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" fillcolor="#5a5a5a [2109]" stroked="f" strokeweight="1pt">
                       <v:textbox style="layout-flow:vertical-ideographic" inset="1mm,1mm,1mm,1mm">
                         <w:txbxContent>
                           <w:p>
@@ -12199,15 +11728,7 @@
                                 <w:color w:val="FFFFFF"/>
                                 <w:w w:val="66"/>
                               </w:rPr>
-                              <w:t xml:space="preserve">恭候　</w:t>
-                            </w:r>
-                            <w:r>
-                              <w:rPr>
-                                <w:rFonts w:ascii="華康儷中黑" w:eastAsia="華康儷中黑" w:hAnsi="Calibri" w:cs="Arial" w:hint="eastAsia"/>
-                                <w:color w:val="FFFFFF"/>
-                                <w:w w:val="66"/>
-                              </w:rPr>
-                              <w:t>神的話</w:t>
+                              <w:t>恭候　神的話</w:t>
                             </w:r>
                           </w:p>
                         </w:txbxContent>
@@ -12245,7 +11766,6 @@
                 <w:szCs w:val="20"/>
               </w:rPr>
             </w:pPr>
-            <w:proofErr w:type="gramStart"/>
             <w:r>
               <w:rPr>
                 <w:rFonts w:eastAsia="華康儷中黑" w:cstheme="minorHAnsi"/>
@@ -12256,7 +11776,6 @@
               </w:rPr>
               <w:t>序樂</w:t>
             </w:r>
-            <w:proofErr w:type="gramEnd"/>
           </w:p>
         </w:tc>
         <w:tc>
@@ -12392,7 +11911,6 @@
                 <w:szCs w:val="20"/>
               </w:rPr>
             </w:pPr>
-            <w:proofErr w:type="gramStart"/>
             <w:r>
               <w:rPr>
                 <w:rFonts w:eastAsia="華康儷中黑" w:cstheme="minorHAnsi"/>
@@ -12403,7 +11921,6 @@
               </w:rPr>
               <w:t>宣召</w:t>
             </w:r>
-            <w:proofErr w:type="gramEnd"/>
           </w:p>
         </w:tc>
         <w:tc>
@@ -12859,7 +12376,6 @@
                 <w:szCs w:val="20"/>
               </w:rPr>
             </w:pPr>
-            <w:proofErr w:type="gramStart"/>
             <w:r>
               <w:rPr>
                 <w:rFonts w:eastAsia="華康儷中黑" w:cstheme="minorHAnsi"/>
@@ -12870,7 +12386,6 @@
               </w:rPr>
               <w:t>啟應文</w:t>
             </w:r>
-            <w:proofErr w:type="gramEnd"/>
           </w:p>
         </w:tc>
         <w:tc>
@@ -13255,7 +12770,7 @@
                 </mc:Choice>
                 <mc:Fallback>
                   <w:pict>
-                    <v:rect w14:anchorId="363672F5" id="矩形 10" o:spid="_x0000_s1042" style="position:absolute;left:0;text-align:left;margin-left:-.7pt;margin-top:12.9pt;width:19.25pt;height:42.9pt;z-index:251659776;visibility:visible;mso-wrap-style:square;mso-width-percent:0;mso-height-percent:0;mso-wrap-distance-left:9pt;mso-wrap-distance-top:0;mso-wrap-distance-right:9pt;mso-wrap-distance-bottom:0;mso-position-horizontal:absolute;mso-position-horizontal-relative:text;mso-position-vertical:absolute;mso-position-vertical-relative:text;mso-width-percent:0;mso-height-percent:0;mso-width-relative:margin;mso-height-relative:margin;v-text-anchor:middle" o:gfxdata="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" fillcolor="#5a5a5a [2109]" stroked="f" strokeweight="1pt">
+                    <v:rect w14:anchorId="363672F5" id="矩形 10" o:spid="_x0000_s1042" style="position:absolute;left:0;text-align:left;margin-left:-.7pt;margin-top:12.9pt;width:19.25pt;height:42.9pt;z-index:251659776;visibility:visible;mso-wrap-style:square;mso-width-percent:0;mso-height-percent:0;mso-wrap-distance-left:9pt;mso-wrap-distance-top:0;mso-wrap-distance-right:9pt;mso-wrap-distance-bottom:0;mso-position-horizontal:absolute;mso-position-horizontal-relative:text;mso-position-vertical:absolute;mso-position-vertical-relative:text;mso-width-percent:0;mso-height-percent:0;mso-width-relative:margin;mso-height-relative:margin;v-text-anchor:middle" o:gfxdata="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" fillcolor="#5a5a5a [2109]" stroked="f" strokeweight="1pt">
                       <v:textbox style="layout-flow:vertical-ideographic" inset="1mm,1mm,1mm,1mm">
                         <w:txbxContent>
                           <w:p>
@@ -13362,7 +12877,7 @@
                 <w:sz w:val="20"/>
                 <w:szCs w:val="20"/>
               </w:rPr>
-              <w:t>我欲仰望耶和華</w:t>
+              <w:t>只有主耶穌</w:t>
             </w:r>
           </w:p>
         </w:tc>
@@ -13710,31 +13225,7 @@
                 <w:sz w:val="20"/>
                 <w:szCs w:val="20"/>
               </w:rPr>
-              <w:t>凡投靠</w:t>
-            </w:r>
-            <w:proofErr w:type="gramStart"/>
-            <w:r>
-              <w:rPr>
-                <w:rFonts w:ascii="標楷體" w:eastAsia="標楷體" w:hAnsi="標楷體" w:cstheme="minorHAnsi" w:hint="eastAsia"/>
-                <w:bCs/>
-                <w:color w:val="000000" w:themeColor="text1"/>
-                <w:w w:val="150"/>
-                <w:sz w:val="20"/>
-                <w:szCs w:val="20"/>
-              </w:rPr>
-              <w:t>祂</w:t>
-            </w:r>
-            <w:proofErr w:type="gramEnd"/>
-            <w:r>
-              <w:rPr>
-                <w:rFonts w:ascii="標楷體" w:eastAsia="標楷體" w:hAnsi="標楷體" w:cstheme="minorHAnsi" w:hint="eastAsia"/>
-                <w:bCs/>
-                <w:color w:val="000000" w:themeColor="text1"/>
-                <w:w w:val="150"/>
-                <w:sz w:val="20"/>
-                <w:szCs w:val="20"/>
-              </w:rPr>
-              <w:t>的</w:t>
+              <w:t>凡投靠祂的</w:t>
             </w:r>
           </w:p>
         </w:tc>
@@ -14052,7 +13543,7 @@
                 </mc:Choice>
                 <mc:Fallback>
                   <w:pict>
-                    <v:rect w14:anchorId="4D37C684" id="矩形 11" o:spid="_x0000_s1043" style="position:absolute;left:0;text-align:left;margin-left:-.7pt;margin-top:1.65pt;width:19.25pt;height:111.25pt;z-index:251657728;visibility:visible;mso-wrap-style:square;mso-width-percent:0;mso-height-percent:0;mso-wrap-distance-left:9pt;mso-wrap-distance-top:0;mso-wrap-distance-right:9pt;mso-wrap-distance-bottom:0;mso-position-horizontal:absolute;mso-position-horizontal-relative:text;mso-position-vertical:absolute;mso-position-vertical-relative:text;mso-width-percent:0;mso-height-percent:0;mso-width-relative:margin;mso-height-relative:margin;v-text-anchor:middle" o:gfxdata="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" fillcolor="#5a5a5a [2109]" stroked="f" strokeweight="1pt">
+                    <v:rect w14:anchorId="4D37C684" id="矩形 11" o:spid="_x0000_s1043" style="position:absolute;left:0;text-align:left;margin-left:-.7pt;margin-top:1.65pt;width:19.25pt;height:111.25pt;z-index:251657728;visibility:visible;mso-wrap-style:square;mso-width-percent:0;mso-height-percent:0;mso-wrap-distance-left:9pt;mso-wrap-distance-top:0;mso-wrap-distance-right:9pt;mso-wrap-distance-bottom:0;mso-position-horizontal:absolute;mso-position-horizontal-relative:text;mso-position-vertical:absolute;mso-position-vertical-relative:text;mso-width-percent:0;mso-height-percent:0;mso-width-relative:margin;mso-height-relative:margin;v-text-anchor:middle" o:gfxdata="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" fillcolor="#5a5a5a [2109]" stroked="f" strokeweight="1pt">
                       <v:textbox style="layout-flow:vertical-ideographic" inset="1mm,1mm,1mm,1mm">
                         <w:txbxContent>
                           <w:p>
@@ -14789,7 +14280,6 @@
                 <w:szCs w:val="20"/>
               </w:rPr>
             </w:pPr>
-            <w:proofErr w:type="gramStart"/>
             <w:r>
               <w:rPr>
                 <w:rFonts w:eastAsia="華康儷中黑" w:cstheme="minorHAnsi" w:hint="eastAsia"/>
@@ -14800,7 +14290,6 @@
               </w:rPr>
               <w:t>公禱</w:t>
             </w:r>
-            <w:proofErr w:type="gramEnd"/>
           </w:p>
         </w:tc>
         <w:tc>
@@ -14936,7 +14425,6 @@
                 <w:szCs w:val="20"/>
               </w:rPr>
             </w:pPr>
-            <w:proofErr w:type="gramStart"/>
             <w:r>
               <w:rPr>
                 <w:rFonts w:eastAsia="華康儷中黑" w:cstheme="minorHAnsi"/>
@@ -14947,7 +14435,6 @@
               </w:rPr>
               <w:t>頌榮</w:t>
             </w:r>
-            <w:proofErr w:type="gramEnd"/>
           </w:p>
         </w:tc>
         <w:tc>
@@ -15170,7 +14657,6 @@
               </w:rPr>
               <w:t xml:space="preserve">: </w:t>
             </w:r>
-            <w:proofErr w:type="gramStart"/>
             <w:r>
               <w:rPr>
                 <w:rFonts w:ascii="Bahnschrift SemiBold Condensed" w:eastAsia="標楷體" w:hAnsi="Bahnschrift SemiBold Condensed" w:cstheme="minorHAnsi" w:hint="eastAsia"/>
@@ -15180,7 +14666,6 @@
               </w:rPr>
               <w:t>阿們頌</w:t>
             </w:r>
-            <w:proofErr w:type="gramEnd"/>
           </w:p>
         </w:tc>
         <w:tc>
@@ -15277,7 +14762,6 @@
                 <w:szCs w:val="20"/>
               </w:rPr>
             </w:pPr>
-            <w:proofErr w:type="gramStart"/>
             <w:r>
               <w:rPr>
                 <w:rFonts w:eastAsia="華康儷中黑" w:cstheme="minorHAnsi" w:hint="eastAsia"/>
@@ -15288,7 +14772,6 @@
               </w:rPr>
               <w:t>殿樂</w:t>
             </w:r>
-            <w:proofErr w:type="gramEnd"/>
           </w:p>
         </w:tc>
         <w:tc>
@@ -15813,7 +15296,7 @@
           </mc:Choice>
           <mc:Fallback>
             <w:pict>
-              <v:line w14:anchorId="2C1DBAC4" id="直線接點 2" o:spid="_x0000_s1026" style="position:absolute;z-index:251653632;visibility:visible;mso-wrap-style:square;mso-height-percent:0;mso-wrap-distance-left:9pt;mso-wrap-distance-top:0;mso-wrap-distance-right:9pt;mso-wrap-distance-bottom:0;mso-position-horizontal:absolute;mso-position-horizontal-relative:page;mso-position-vertical:absolute;mso-position-vertical-relative:page;mso-height-percent:0;mso-height-relative:margin" from="687.75pt,19.85pt" to="687.75pt,709.8pt" o:gfxdata="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" strokecolor="black [3213]" strokeweight=".5pt">
+              <v:line w14:anchorId="2880E753" id="直線接點 2" o:spid="_x0000_s1026" style="position:absolute;z-index:251653632;visibility:visible;mso-wrap-style:square;mso-height-percent:0;mso-wrap-distance-left:9pt;mso-wrap-distance-top:0;mso-wrap-distance-right:9pt;mso-wrap-distance-bottom:0;mso-position-horizontal:absolute;mso-position-horizontal-relative:page;mso-position-vertical:absolute;mso-position-vertical-relative:page;mso-height-percent:0;mso-height-relative:margin" from="687.75pt,19.85pt" to="687.75pt,709.8pt" o:gfxdata="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" strokecolor="black [3213]" strokeweight=".5pt">
                 <v:stroke dashstyle="3 1" joinstyle="miter"/>
                 <w10:wrap anchorx="page" anchory="page"/>
               </v:line>
@@ -15959,29 +15442,8 @@
           <w:sz w:val="26"/>
           <w:szCs w:val="26"/>
         </w:rPr>
-        <w:t>伊的路是完全；耶和華的話是過鍛煉的。</w:t>
+        <w:t>伊的路是完全；耶和華的話是過鍛煉的。見若倚靠伊者，伊就做</w:t>
       </w:r>
-      <w:proofErr w:type="gramStart"/>
-      <w:r>
-        <w:rPr>
-          <w:rFonts w:ascii="標楷體" w:eastAsia="標楷體" w:hAnsi="標楷體" w:cs="Arial" w:hint="eastAsia"/>
-          <w:w w:val="80"/>
-          <w:sz w:val="26"/>
-          <w:szCs w:val="26"/>
-        </w:rPr>
-        <w:t>見若倚靠伊者</w:t>
-      </w:r>
-      <w:proofErr w:type="gramEnd"/>
-      <w:r>
-        <w:rPr>
-          <w:rFonts w:ascii="標楷體" w:eastAsia="標楷體" w:hAnsi="標楷體" w:cs="Arial" w:hint="eastAsia"/>
-          <w:w w:val="80"/>
-          <w:sz w:val="26"/>
-          <w:szCs w:val="26"/>
-        </w:rPr>
-        <w:t>，伊就做</w:t>
-      </w:r>
-      <w:bookmarkStart w:id="6" w:name="_GoBack"/>
       <w:r>
         <w:rPr>
           <w:rFonts w:ascii="新細明體-ExtB" w:eastAsia="新細明體-ExtB" w:hAnsi="新細明體-ExtB" w:cs="新細明體-ExtB" w:hint="eastAsia"/>
@@ -15990,7 +15452,6 @@
         </w:rPr>
         <w:t>𪜶</w:t>
       </w:r>
-      <w:bookmarkEnd w:id="6"/>
       <w:r>
         <w:rPr>
           <w:rFonts w:ascii="標楷體" w:eastAsia="標楷體" w:hAnsi="標楷體" w:cs="Arial" w:hint="eastAsia"/>
@@ -16098,51 +15559,7 @@
           <w:sz w:val="26"/>
           <w:szCs w:val="26"/>
         </w:rPr>
-        <w:t>的道是完全的．耶和華的話</w:t>
-      </w:r>
-      <w:proofErr w:type="gramStart"/>
-      <w:r>
-        <w:rPr>
-          <w:rFonts w:ascii="Calibri" w:eastAsia="華康中黑體" w:hAnsi="Calibri" w:cs="Calibri" w:hint="eastAsia"/>
-          <w:color w:val="000000"/>
-          <w:w w:val="80"/>
-          <w:sz w:val="26"/>
-          <w:szCs w:val="26"/>
-        </w:rPr>
-        <w:t>是煉淨</w:t>
-      </w:r>
-      <w:proofErr w:type="gramEnd"/>
-      <w:r>
-        <w:rPr>
-          <w:rFonts w:ascii="Calibri" w:eastAsia="華康中黑體" w:hAnsi="Calibri" w:cs="Calibri" w:hint="eastAsia"/>
-          <w:color w:val="000000"/>
-          <w:w w:val="80"/>
-          <w:sz w:val="26"/>
-          <w:szCs w:val="26"/>
-        </w:rPr>
-        <w:t>的．凡投靠他的、</w:t>
-      </w:r>
-      <w:proofErr w:type="gramStart"/>
-      <w:r>
-        <w:rPr>
-          <w:rFonts w:ascii="Calibri" w:eastAsia="華康中黑體" w:hAnsi="Calibri" w:cs="Calibri" w:hint="eastAsia"/>
-          <w:color w:val="000000"/>
-          <w:w w:val="80"/>
-          <w:sz w:val="26"/>
-          <w:szCs w:val="26"/>
-        </w:rPr>
-        <w:t>他便作他們</w:t>
-      </w:r>
-      <w:proofErr w:type="gramEnd"/>
-      <w:r>
-        <w:rPr>
-          <w:rFonts w:ascii="Calibri" w:eastAsia="華康中黑體" w:hAnsi="Calibri" w:cs="Calibri" w:hint="eastAsia"/>
-          <w:color w:val="000000"/>
-          <w:w w:val="80"/>
-          <w:sz w:val="26"/>
-          <w:szCs w:val="26"/>
-        </w:rPr>
-        <w:t>的盾牌</w:t>
+        <w:t>的道是完全的．耶和華的話是煉淨的．凡投靠他的、他便作他們的盾牌</w:t>
       </w:r>
       <w:r>
         <w:rPr>
@@ -16272,7 +15689,6 @@
                 <w:w w:val="80"/>
               </w:rPr>
             </w:pPr>
-            <w:proofErr w:type="gramStart"/>
             <w:r>
               <w:rPr>
                 <w:rFonts w:ascii="Barlow Condensed Medium" w:eastAsia="華康中黑體" w:hAnsi="Barlow Condensed Medium" w:cstheme="minorHAnsi"/>
@@ -16280,7 +15696,6 @@
               </w:rPr>
               <w:t>主日事奉</w:t>
             </w:r>
-            <w:proofErr w:type="gramEnd"/>
           </w:p>
         </w:tc>
         <w:tc>
@@ -16311,17 +15726,8 @@
                 <w:rFonts w:ascii="Barlow Condensed Medium" w:eastAsia="華康中黑體" w:hAnsi="Barlow Condensed Medium" w:cstheme="minorHAnsi"/>
                 <w:w w:val="66"/>
               </w:rPr>
-              <w:t>本</w:t>
-            </w:r>
-            <w:proofErr w:type="gramStart"/>
-            <w:r>
-              <w:rPr>
-                <w:rFonts w:ascii="Barlow Condensed Medium" w:eastAsia="華康中黑體" w:hAnsi="Barlow Condensed Medium" w:cstheme="minorHAnsi"/>
-                <w:w w:val="66"/>
-              </w:rPr>
-              <w:t>週</w:t>
-            </w:r>
-            <w:proofErr w:type="gramEnd"/>
+              <w:t>本週</w:t>
+            </w:r>
             <w:r>
               <w:rPr>
                 <w:rFonts w:ascii="Barlow Condensed Medium" w:eastAsia="華康儷中黑" w:hAnsi="Barlow Condensed Medium" w:cstheme="minorHAnsi"/>
@@ -16431,17 +15837,8 @@
                 <w:rFonts w:ascii="Barlow Condensed Medium" w:eastAsia="華康中黑體" w:hAnsi="Barlow Condensed Medium" w:cstheme="minorHAnsi"/>
                 <w:w w:val="66"/>
               </w:rPr>
-              <w:t>下</w:t>
-            </w:r>
-            <w:proofErr w:type="gramStart"/>
-            <w:r>
-              <w:rPr>
-                <w:rFonts w:ascii="Barlow Condensed Medium" w:eastAsia="華康中黑體" w:hAnsi="Barlow Condensed Medium" w:cstheme="minorHAnsi"/>
-                <w:w w:val="66"/>
-              </w:rPr>
-              <w:t>週</w:t>
-            </w:r>
-            <w:proofErr w:type="gramEnd"/>
+              <w:t>下週</w:t>
+            </w:r>
             <w:r>
               <w:rPr>
                 <w:rFonts w:ascii="Barlow Condensed Medium" w:eastAsia="華康儷中黑" w:hAnsi="Barlow Condensed Medium" w:cstheme="minorHAnsi"/>
@@ -16889,7 +16286,6 @@
                 <w:szCs w:val="28"/>
               </w:rPr>
             </w:pPr>
-            <w:proofErr w:type="gramStart"/>
             <w:r>
               <w:rPr>
                 <w:rFonts w:ascii="Barlow Condensed Medium" w:eastAsia="華康正顏楷體W9" w:hAnsi="Barlow Condensed Medium" w:cstheme="minorHAnsi"/>
@@ -16899,7 +16295,6 @@
               </w:rPr>
               <w:t>月值月長執</w:t>
             </w:r>
-            <w:proofErr w:type="gramEnd"/>
             <w:r>
               <w:rPr>
                 <w:rFonts w:ascii="Barlow Condensed Medium" w:eastAsia="標楷體" w:hAnsi="Barlow Condensed Medium" w:cstheme="minorHAnsi"/>
@@ -18057,7 +17452,6 @@
                 <w:w w:val="80"/>
               </w:rPr>
             </w:pPr>
-            <w:proofErr w:type="gramStart"/>
             <w:r>
               <w:rPr>
                 <w:rFonts w:ascii="Barlow Condensed Medium" w:eastAsia="華康中黑體" w:hAnsi="Barlow Condensed Medium" w:cstheme="minorHAnsi"/>
@@ -18065,7 +17459,6 @@
               </w:rPr>
               <w:t>司獻</w:t>
             </w:r>
-            <w:proofErr w:type="gramEnd"/>
           </w:p>
         </w:tc>
         <w:tc>
@@ -18677,17 +18070,8 @@
                 <w:rFonts w:ascii="標楷體" w:eastAsia="標楷體" w:hAnsi="標楷體" w:cstheme="majorBidi" w:hint="eastAsia"/>
                 <w:szCs w:val="24"/>
               </w:rPr>
-              <w:t>孫翠</w:t>
-            </w:r>
-            <w:proofErr w:type="gramStart"/>
-            <w:r>
-              <w:rPr>
-                <w:rFonts w:ascii="標楷體" w:eastAsia="標楷體" w:hAnsi="標楷體" w:cstheme="majorBidi" w:hint="eastAsia"/>
-                <w:szCs w:val="24"/>
-              </w:rPr>
-              <w:t>璘</w:t>
-            </w:r>
-            <w:proofErr w:type="gramEnd"/>
+              <w:t>孫翠璘</w:t>
+            </w:r>
           </w:p>
         </w:tc>
         <w:tc>
@@ -19190,21 +18574,12 @@
                 <w:w w:val="80"/>
               </w:rPr>
             </w:pPr>
-            <w:proofErr w:type="gramStart"/>
             <w:r>
               <w:rPr>
                 <w:rFonts w:ascii="標楷體" w:eastAsia="標楷體" w:hAnsi="標楷體" w:cs="華康儷楷書" w:hint="eastAsia"/>
                 <w:w w:val="80"/>
               </w:rPr>
-              <w:t>拿細耳</w:t>
-            </w:r>
-            <w:proofErr w:type="gramEnd"/>
-            <w:r>
-              <w:rPr>
-                <w:rFonts w:ascii="標楷體" w:eastAsia="標楷體" w:hAnsi="標楷體" w:cs="華康儷楷書" w:hint="eastAsia"/>
-                <w:w w:val="80"/>
-              </w:rPr>
-              <w:t>小組</w:t>
+              <w:t>拿細耳小組</w:t>
             </w:r>
           </w:p>
         </w:tc>
@@ -19686,17 +19061,8 @@
                 <w:rFonts w:ascii="標楷體" w:eastAsia="標楷體" w:hAnsi="標楷體" w:hint="eastAsia"/>
                 <w:szCs w:val="24"/>
               </w:rPr>
-              <w:t>張思</w:t>
-            </w:r>
-            <w:proofErr w:type="gramStart"/>
-            <w:r>
-              <w:rPr>
-                <w:rFonts w:ascii="標楷體" w:eastAsia="標楷體" w:hAnsi="標楷體" w:hint="eastAsia"/>
-                <w:szCs w:val="24"/>
-              </w:rPr>
-              <w:t>婗</w:t>
-            </w:r>
-            <w:proofErr w:type="gramEnd"/>
+              <w:t>張思婗</w:t>
+            </w:r>
           </w:p>
         </w:tc>
         <w:tc>
@@ -19724,7 +19090,6 @@
                 <w:szCs w:val="24"/>
               </w:rPr>
             </w:pPr>
-            <w:proofErr w:type="gramStart"/>
             <w:r>
               <w:rPr>
                 <w:rFonts w:ascii="標楷體" w:eastAsia="標楷體" w:hAnsi="標楷體" w:cstheme="majorBidi" w:hint="eastAsia"/>
@@ -19732,7 +19097,6 @@
               </w:rPr>
               <w:t>王新依</w:t>
             </w:r>
-            <w:proofErr w:type="gramEnd"/>
           </w:p>
         </w:tc>
         <w:tc>
@@ -21081,7 +20445,6 @@
                 <w:w w:val="80"/>
               </w:rPr>
             </w:pPr>
-            <w:proofErr w:type="gramStart"/>
             <w:r>
               <w:rPr>
                 <w:rFonts w:ascii="Barlow Condensed Medium" w:eastAsia="華康中黑體" w:hAnsi="Barlow Condensed Medium" w:cstheme="minorHAnsi" w:hint="eastAsia"/>
@@ -21089,7 +20452,6 @@
               </w:rPr>
               <w:t>愛宴</w:t>
             </w:r>
-            <w:proofErr w:type="gramEnd"/>
           </w:p>
         </w:tc>
         <w:tc>
@@ -21110,7 +20472,6 @@
                 <w:rFonts w:ascii="標楷體" w:eastAsia="標楷體" w:hAnsi="標楷體" w:cs="華康儷楷書"/>
               </w:rPr>
             </w:pPr>
-            <w:proofErr w:type="gramStart"/>
             <w:r>
               <w:rPr>
                 <w:rFonts w:ascii="標楷體" w:eastAsia="標楷體" w:hAnsi="標楷體" w:cs="華康儷楷書" w:hint="eastAsia"/>
@@ -21118,7 +20479,6 @@
               </w:rPr>
               <w:t>游陵珠</w:t>
             </w:r>
-            <w:proofErr w:type="gramEnd"/>
           </w:p>
         </w:tc>
         <w:tc>
@@ -21246,7 +20606,6 @@
                 <w:w w:val="80"/>
               </w:rPr>
             </w:pPr>
-            <w:proofErr w:type="gramStart"/>
             <w:r>
               <w:rPr>
                 <w:rFonts w:ascii="Barlow Condensed Medium" w:eastAsia="華康中黑體" w:hAnsi="Barlow Condensed Medium" w:cstheme="minorHAnsi" w:hint="eastAsia"/>
@@ -21254,7 +20613,6 @@
               </w:rPr>
               <w:t>愛宴清洗</w:t>
             </w:r>
-            <w:proofErr w:type="gramEnd"/>
           </w:p>
         </w:tc>
         <w:tc>
@@ -21918,7 +21276,15 @@
                 <w:w w:val="80"/>
                 <w:szCs w:val="24"/>
               </w:rPr>
-              <w:t>5,764</w:t>
+              <w:t>5,</w:t>
+            </w:r>
+            <w:r>
+              <w:rPr>
+                <w:rFonts w:ascii="Barlow Condensed Medium" w:eastAsia="華康中黑體" w:hAnsi="Barlow Condensed Medium" w:cs="Times New Roman" w:hint="eastAsia"/>
+                <w:w w:val="80"/>
+                <w:szCs w:val="24"/>
+              </w:rPr>
+              <w:t>000</w:t>
             </w:r>
           </w:p>
         </w:tc>
@@ -22050,7 +21416,7 @@
                 <w:w w:val="80"/>
                 <w:szCs w:val="24"/>
               </w:rPr>
-              <w:t>30</w:t>
+              <w:t>1</w:t>
             </w:r>
             <w:r>
               <w:rPr>
@@ -22088,7 +21454,15 @@
                 <w:w w:val="80"/>
                 <w:szCs w:val="24"/>
               </w:rPr>
-              <w:t>2,0</w:t>
+              <w:t>5</w:t>
+            </w:r>
+            <w:r>
+              <w:rPr>
+                <w:rFonts w:ascii="Barlow Condensed Medium" w:eastAsia="標楷體" w:hAnsi="Barlow Condensed Medium" w:cstheme="minorHAnsi" w:hint="eastAsia"/>
+                <w:w w:val="80"/>
+                <w:szCs w:val="24"/>
+              </w:rPr>
+              <w:t>,0</w:t>
             </w:r>
             <w:r>
               <w:rPr>
@@ -22125,7 +21499,7 @@
                 <w:w w:val="80"/>
                 <w:szCs w:val="24"/>
               </w:rPr>
-              <w:t>30-1</w:t>
+              <w:t>2</w:t>
             </w:r>
             <w:r>
               <w:rPr>
@@ -22163,7 +21537,15 @@
                 <w:w w:val="80"/>
                 <w:szCs w:val="24"/>
               </w:rPr>
-              <w:t>1,0</w:t>
+              <w:t>6</w:t>
+            </w:r>
+            <w:r>
+              <w:rPr>
+                <w:rFonts w:ascii="Barlow Condensed Medium" w:eastAsia="標楷體" w:hAnsi="Barlow Condensed Medium" w:cstheme="minorHAnsi" w:hint="eastAsia"/>
+                <w:w w:val="80"/>
+                <w:szCs w:val="24"/>
+              </w:rPr>
+              <w:t>,0</w:t>
             </w:r>
             <w:r>
               <w:rPr>
@@ -22201,7 +21583,23 @@
                 <w:w w:val="80"/>
                 <w:szCs w:val="24"/>
               </w:rPr>
-              <w:t>30-2</w:t>
+              <w:t>9</w:t>
+            </w:r>
+            <w:r>
+              <w:rPr>
+                <w:rFonts w:ascii="Barlow Condensed Medium" w:eastAsia="標楷體" w:hAnsi="Barlow Condensed Medium" w:cstheme="minorHAnsi" w:hint="eastAsia"/>
+                <w:w w:val="80"/>
+                <w:szCs w:val="24"/>
+              </w:rPr>
+              <w:t>-</w:t>
+            </w:r>
+            <w:r>
+              <w:rPr>
+                <w:rFonts w:ascii="Barlow Condensed Medium" w:eastAsia="標楷體" w:hAnsi="Barlow Condensed Medium" w:cstheme="minorHAnsi" w:hint="eastAsia"/>
+                <w:w w:val="80"/>
+                <w:szCs w:val="24"/>
+              </w:rPr>
+              <w:t>1</w:t>
             </w:r>
             <w:r>
               <w:rPr>
@@ -22238,7 +21636,15 @@
                 <w:w w:val="80"/>
                 <w:szCs w:val="24"/>
               </w:rPr>
-              <w:t>1,0</w:t>
+              <w:t>5</w:t>
+            </w:r>
+            <w:r>
+              <w:rPr>
+                <w:rFonts w:ascii="Barlow Condensed Medium" w:eastAsia="標楷體" w:hAnsi="Barlow Condensed Medium" w:cstheme="minorHAnsi" w:hint="eastAsia"/>
+                <w:w w:val="80"/>
+                <w:szCs w:val="24"/>
+              </w:rPr>
+              <w:t>,0</w:t>
             </w:r>
             <w:r>
               <w:rPr>
@@ -22302,7 +21708,7 @@
                 <w:w w:val="80"/>
                 <w:szCs w:val="24"/>
               </w:rPr>
-              <w:t>18</w:t>
+              <w:t>17</w:t>
             </w:r>
             <w:r>
               <w:rPr>
@@ -22340,7 +21746,7 @@
                 <w:w w:val="80"/>
                 <w:szCs w:val="24"/>
               </w:rPr>
-              <w:t>5,0</w:t>
+              <w:t>4,0</w:t>
             </w:r>
             <w:r>
               <w:rPr>
@@ -22371,6 +21777,23 @@
                 <w:szCs w:val="24"/>
               </w:rPr>
             </w:pPr>
+            <w:r>
+              <w:rPr>
+                <w:rFonts w:ascii="Barlow Condensed Medium" w:eastAsia="標楷體" w:hAnsi="Barlow Condensed Medium" w:cstheme="minorHAnsi" w:hint="eastAsia"/>
+                <w:w w:val="80"/>
+                <w:szCs w:val="24"/>
+              </w:rPr>
+              <w:t>17-1</w:t>
+            </w:r>
+            <w:r>
+              <w:rPr>
+                <w:rFonts w:ascii="Barlow Condensed Medium" w:eastAsia="標楷體" w:hAnsi="Barlow Condensed Medium" w:cstheme="minorHAnsi" w:hint="eastAsia"/>
+                <w:w w:val="80"/>
+                <w:szCs w:val="24"/>
+                <w:lang w:eastAsia="zh-HK"/>
+              </w:rPr>
+              <w:t>號</w:t>
+            </w:r>
           </w:p>
         </w:tc>
         <w:tc>
@@ -22392,6 +21815,22 @@
                 <w:szCs w:val="24"/>
               </w:rPr>
             </w:pPr>
+            <w:r>
+              <w:rPr>
+                <w:rFonts w:ascii="Barlow Condensed Medium" w:eastAsia="標楷體" w:hAnsi="Barlow Condensed Medium" w:cstheme="minorHAnsi" w:hint="eastAsia"/>
+                <w:w w:val="80"/>
+                <w:szCs w:val="24"/>
+              </w:rPr>
+              <w:t>7,0</w:t>
+            </w:r>
+            <w:r>
+              <w:rPr>
+                <w:rFonts w:ascii="Barlow Condensed Medium" w:eastAsia="標楷體" w:hAnsi="Barlow Condensed Medium" w:cstheme="minorHAnsi"/>
+                <w:w w:val="80"/>
+                <w:szCs w:val="24"/>
+              </w:rPr>
+              <w:t>00</w:t>
+            </w:r>
           </w:p>
         </w:tc>
         <w:tc>
@@ -22414,6 +21853,23 @@
                 <w:szCs w:val="24"/>
               </w:rPr>
             </w:pPr>
+            <w:r>
+              <w:rPr>
+                <w:rFonts w:ascii="Barlow Condensed Medium" w:eastAsia="標楷體" w:hAnsi="Barlow Condensed Medium" w:cstheme="minorHAnsi" w:hint="eastAsia"/>
+                <w:w w:val="80"/>
+                <w:szCs w:val="24"/>
+              </w:rPr>
+              <w:t>17-4</w:t>
+            </w:r>
+            <w:r>
+              <w:rPr>
+                <w:rFonts w:ascii="Barlow Condensed Medium" w:eastAsia="標楷體" w:hAnsi="Barlow Condensed Medium" w:cstheme="minorHAnsi" w:hint="eastAsia"/>
+                <w:w w:val="80"/>
+                <w:szCs w:val="24"/>
+                <w:lang w:eastAsia="zh-HK"/>
+              </w:rPr>
+              <w:t>號</w:t>
+            </w:r>
           </w:p>
         </w:tc>
         <w:tc>
@@ -22434,6 +21890,22 @@
                 <w:szCs w:val="24"/>
               </w:rPr>
             </w:pPr>
+            <w:r>
+              <w:rPr>
+                <w:rFonts w:ascii="Barlow Condensed Medium" w:eastAsia="標楷體" w:hAnsi="Barlow Condensed Medium" w:cstheme="minorHAnsi" w:hint="eastAsia"/>
+                <w:w w:val="80"/>
+                <w:szCs w:val="24"/>
+              </w:rPr>
+              <w:t>3,0</w:t>
+            </w:r>
+            <w:r>
+              <w:rPr>
+                <w:rFonts w:ascii="Barlow Condensed Medium" w:eastAsia="標楷體" w:hAnsi="Barlow Condensed Medium" w:cstheme="minorHAnsi"/>
+                <w:w w:val="80"/>
+                <w:szCs w:val="24"/>
+              </w:rPr>
+              <w:t>00</w:t>
+            </w:r>
           </w:p>
         </w:tc>
       </w:tr>
@@ -22482,6 +21954,23 @@
                 <w:szCs w:val="24"/>
               </w:rPr>
             </w:pPr>
+            <w:r>
+              <w:rPr>
+                <w:rFonts w:ascii="Barlow Condensed Medium" w:eastAsia="標楷體" w:hAnsi="Barlow Condensed Medium" w:cstheme="minorHAnsi" w:hint="eastAsia"/>
+                <w:w w:val="80"/>
+                <w:szCs w:val="24"/>
+              </w:rPr>
+              <w:t>20</w:t>
+            </w:r>
+            <w:r>
+              <w:rPr>
+                <w:rFonts w:ascii="Barlow Condensed Medium" w:eastAsia="標楷體" w:hAnsi="Barlow Condensed Medium" w:cstheme="minorHAnsi" w:hint="eastAsia"/>
+                <w:w w:val="80"/>
+                <w:szCs w:val="24"/>
+                <w:lang w:eastAsia="zh-HK"/>
+              </w:rPr>
+              <w:t>號</w:t>
+            </w:r>
           </w:p>
         </w:tc>
         <w:tc>
@@ -22503,6 +21992,22 @@
                 <w:szCs w:val="24"/>
               </w:rPr>
             </w:pPr>
+            <w:r>
+              <w:rPr>
+                <w:rFonts w:ascii="Barlow Condensed Medium" w:eastAsia="標楷體" w:hAnsi="Barlow Condensed Medium" w:cstheme="minorHAnsi" w:hint="eastAsia"/>
+                <w:w w:val="80"/>
+                <w:szCs w:val="24"/>
+              </w:rPr>
+              <w:t>3,0</w:t>
+            </w:r>
+            <w:r>
+              <w:rPr>
+                <w:rFonts w:ascii="Barlow Condensed Medium" w:eastAsia="標楷體" w:hAnsi="Barlow Condensed Medium" w:cstheme="minorHAnsi"/>
+                <w:w w:val="80"/>
+                <w:szCs w:val="24"/>
+              </w:rPr>
+              <w:t>00</w:t>
+            </w:r>
           </w:p>
         </w:tc>
         <w:tc>
@@ -22524,6 +22029,23 @@
                 <w:szCs w:val="24"/>
               </w:rPr>
             </w:pPr>
+            <w:r>
+              <w:rPr>
+                <w:rFonts w:ascii="Barlow Condensed Medium" w:eastAsia="標楷體" w:hAnsi="Barlow Condensed Medium" w:cstheme="minorHAnsi" w:hint="eastAsia"/>
+                <w:w w:val="80"/>
+                <w:szCs w:val="24"/>
+              </w:rPr>
+              <w:t>26</w:t>
+            </w:r>
+            <w:r>
+              <w:rPr>
+                <w:rFonts w:ascii="Barlow Condensed Medium" w:eastAsia="標楷體" w:hAnsi="Barlow Condensed Medium" w:cstheme="minorHAnsi" w:hint="eastAsia"/>
+                <w:w w:val="80"/>
+                <w:szCs w:val="24"/>
+                <w:lang w:eastAsia="zh-HK"/>
+              </w:rPr>
+              <w:t>號</w:t>
+            </w:r>
           </w:p>
         </w:tc>
         <w:tc>
@@ -22545,6 +22067,22 @@
                 <w:szCs w:val="24"/>
               </w:rPr>
             </w:pPr>
+            <w:r>
+              <w:rPr>
+                <w:rFonts w:ascii="Barlow Condensed Medium" w:eastAsia="標楷體" w:hAnsi="Barlow Condensed Medium" w:cstheme="minorHAnsi" w:hint="eastAsia"/>
+                <w:w w:val="80"/>
+                <w:szCs w:val="24"/>
+              </w:rPr>
+              <w:t>3,0</w:t>
+            </w:r>
+            <w:r>
+              <w:rPr>
+                <w:rFonts w:ascii="Barlow Condensed Medium" w:eastAsia="標楷體" w:hAnsi="Barlow Condensed Medium" w:cstheme="minorHAnsi"/>
+                <w:w w:val="80"/>
+                <w:szCs w:val="24"/>
+              </w:rPr>
+              <w:t>00</w:t>
+            </w:r>
           </w:p>
         </w:tc>
         <w:tc>
@@ -22567,6 +22105,23 @@
                 <w:szCs w:val="24"/>
               </w:rPr>
             </w:pPr>
+            <w:r>
+              <w:rPr>
+                <w:rFonts w:ascii="Barlow Condensed Medium" w:eastAsia="標楷體" w:hAnsi="Barlow Condensed Medium" w:cstheme="minorHAnsi" w:hint="eastAsia"/>
+                <w:w w:val="80"/>
+                <w:szCs w:val="24"/>
+              </w:rPr>
+              <w:t>27</w:t>
+            </w:r>
+            <w:r>
+              <w:rPr>
+                <w:rFonts w:ascii="Barlow Condensed Medium" w:eastAsia="標楷體" w:hAnsi="Barlow Condensed Medium" w:cstheme="minorHAnsi" w:hint="eastAsia"/>
+                <w:w w:val="80"/>
+                <w:szCs w:val="24"/>
+                <w:lang w:eastAsia="zh-HK"/>
+              </w:rPr>
+              <w:t>號</w:t>
+            </w:r>
           </w:p>
         </w:tc>
         <w:tc>
@@ -22587,6 +22142,22 @@
                 <w:szCs w:val="24"/>
               </w:rPr>
             </w:pPr>
+            <w:r>
+              <w:rPr>
+                <w:rFonts w:ascii="Barlow Condensed Medium" w:eastAsia="標楷體" w:hAnsi="Barlow Condensed Medium" w:cstheme="minorHAnsi" w:hint="eastAsia"/>
+                <w:w w:val="80"/>
+                <w:szCs w:val="24"/>
+              </w:rPr>
+              <w:t>2,0</w:t>
+            </w:r>
+            <w:r>
+              <w:rPr>
+                <w:rFonts w:ascii="Barlow Condensed Medium" w:eastAsia="標楷體" w:hAnsi="Barlow Condensed Medium" w:cstheme="minorHAnsi"/>
+                <w:w w:val="80"/>
+                <w:szCs w:val="24"/>
+              </w:rPr>
+              <w:t>00</w:t>
+            </w:r>
           </w:p>
         </w:tc>
       </w:tr>
@@ -22614,39 +22185,6 @@
                 <w:szCs w:val="24"/>
               </w:rPr>
             </w:pPr>
-            <w:r>
-              <w:rPr>
-                <w:rFonts w:ascii="Barlow Condensed Medium" w:eastAsia="華康中黑體" w:hAnsi="Barlow Condensed Medium" w:cstheme="minorHAnsi"/>
-                <w:w w:val="80"/>
-                <w:szCs w:val="24"/>
-              </w:rPr>
-              <w:sym w:font="Wingdings 2" w:char="F0AE"/>
-            </w:r>
-            <w:r>
-              <w:rPr>
-                <w:rFonts w:ascii="Barlow Condensed Medium" w:eastAsia="華康中黑體" w:hAnsi="Barlow Condensed Medium" w:cstheme="minorHAnsi" w:hint="eastAsia"/>
-                <w:w w:val="80"/>
-                <w:szCs w:val="24"/>
-                <w:lang w:eastAsia="zh-HK"/>
-              </w:rPr>
-              <w:t>感恩</w:t>
-            </w:r>
-            <w:r>
-              <w:rPr>
-                <w:rFonts w:ascii="Barlow Condensed Medium" w:eastAsia="華康中黑體" w:hAnsi="Barlow Condensed Medium" w:cstheme="minorHAnsi"/>
-                <w:w w:val="80"/>
-                <w:szCs w:val="24"/>
-              </w:rPr>
-              <w:t>奉獻</w:t>
-            </w:r>
-            <w:r>
-              <w:rPr>
-                <w:rFonts w:ascii="Barlow Condensed Medium" w:eastAsia="華康中黑體" w:hAnsi="Barlow Condensed Medium" w:cstheme="minorHAnsi"/>
-                <w:w w:val="80"/>
-                <w:szCs w:val="24"/>
-              </w:rPr>
-              <w:t>:</w:t>
-            </w:r>
           </w:p>
         </w:tc>
         <w:tc>
@@ -22674,7 +22212,7 @@
                 <w:w w:val="80"/>
                 <w:szCs w:val="24"/>
               </w:rPr>
-              <w:t>7-2</w:t>
+              <w:t>34</w:t>
             </w:r>
             <w:r>
               <w:rPr>
@@ -22712,7 +22250,7 @@
                 <w:w w:val="80"/>
                 <w:szCs w:val="24"/>
               </w:rPr>
-              <w:t>3,0</w:t>
+              <w:t>2,0</w:t>
             </w:r>
             <w:r>
               <w:rPr>
@@ -22749,7 +22287,7 @@
                 <w:w w:val="80"/>
                 <w:szCs w:val="24"/>
               </w:rPr>
-              <w:t>33</w:t>
+              <w:t>34-1</w:t>
             </w:r>
             <w:r>
               <w:rPr>
@@ -22787,7 +22325,7 @@
                 <w:w w:val="80"/>
                 <w:szCs w:val="24"/>
               </w:rPr>
-              <w:t>1,0</w:t>
+              <w:t>2,5</w:t>
             </w:r>
             <w:r>
               <w:rPr>
@@ -22825,7 +22363,7 @@
                 <w:w w:val="80"/>
                 <w:szCs w:val="24"/>
               </w:rPr>
-              <w:t>54-3</w:t>
+              <w:t>45-2</w:t>
             </w:r>
             <w:r>
               <w:rPr>
@@ -22926,7 +22464,7 @@
                 <w:w w:val="80"/>
                 <w:szCs w:val="24"/>
               </w:rPr>
-              <w:t>54-4</w:t>
+              <w:t>50</w:t>
             </w:r>
             <w:r>
               <w:rPr>
@@ -22964,7 +22502,7 @@
                 <w:w w:val="80"/>
                 <w:szCs w:val="24"/>
               </w:rPr>
-              <w:t>1,5</w:t>
+              <w:t>4,0</w:t>
             </w:r>
             <w:r>
               <w:rPr>
@@ -22995,6 +22533,23 @@
                 <w:szCs w:val="24"/>
               </w:rPr>
             </w:pPr>
+            <w:r>
+              <w:rPr>
+                <w:rFonts w:ascii="Barlow Condensed Medium" w:eastAsia="標楷體" w:hAnsi="Barlow Condensed Medium" w:cstheme="minorHAnsi" w:hint="eastAsia"/>
+                <w:w w:val="80"/>
+                <w:szCs w:val="24"/>
+              </w:rPr>
+              <w:t>58</w:t>
+            </w:r>
+            <w:r>
+              <w:rPr>
+                <w:rFonts w:ascii="Barlow Condensed Medium" w:eastAsia="標楷體" w:hAnsi="Barlow Condensed Medium" w:cstheme="minorHAnsi" w:hint="eastAsia"/>
+                <w:w w:val="80"/>
+                <w:szCs w:val="24"/>
+                <w:lang w:eastAsia="zh-HK"/>
+              </w:rPr>
+              <w:t>號</w:t>
+            </w:r>
           </w:p>
         </w:tc>
         <w:tc>
@@ -23016,6 +22571,22 @@
                 <w:szCs w:val="24"/>
               </w:rPr>
             </w:pPr>
+            <w:r>
+              <w:rPr>
+                <w:rFonts w:ascii="Barlow Condensed Medium" w:eastAsia="標楷體" w:hAnsi="Barlow Condensed Medium" w:cstheme="minorHAnsi" w:hint="eastAsia"/>
+                <w:w w:val="80"/>
+                <w:szCs w:val="24"/>
+              </w:rPr>
+              <w:t>12,0</w:t>
+            </w:r>
+            <w:r>
+              <w:rPr>
+                <w:rFonts w:ascii="Barlow Condensed Medium" w:eastAsia="標楷體" w:hAnsi="Barlow Condensed Medium" w:cstheme="minorHAnsi"/>
+                <w:w w:val="80"/>
+                <w:szCs w:val="24"/>
+              </w:rPr>
+              <w:t>00</w:t>
+            </w:r>
           </w:p>
         </w:tc>
         <w:tc>
@@ -23038,6 +22609,23 @@
                 <w:szCs w:val="24"/>
               </w:rPr>
             </w:pPr>
+            <w:r>
+              <w:rPr>
+                <w:rFonts w:ascii="Barlow Condensed Medium" w:eastAsia="標楷體" w:hAnsi="Barlow Condensed Medium" w:cstheme="minorHAnsi" w:hint="eastAsia"/>
+                <w:w w:val="80"/>
+                <w:szCs w:val="24"/>
+              </w:rPr>
+              <w:t>65-1</w:t>
+            </w:r>
+            <w:r>
+              <w:rPr>
+                <w:rFonts w:ascii="Barlow Condensed Medium" w:eastAsia="標楷體" w:hAnsi="Barlow Condensed Medium" w:cstheme="minorHAnsi" w:hint="eastAsia"/>
+                <w:w w:val="80"/>
+                <w:szCs w:val="24"/>
+                <w:lang w:eastAsia="zh-HK"/>
+              </w:rPr>
+              <w:t>號</w:t>
+            </w:r>
           </w:p>
         </w:tc>
         <w:tc>
@@ -23058,6 +22646,22 @@
                 <w:szCs w:val="24"/>
               </w:rPr>
             </w:pPr>
+            <w:r>
+              <w:rPr>
+                <w:rFonts w:ascii="Barlow Condensed Medium" w:eastAsia="標楷體" w:hAnsi="Barlow Condensed Medium" w:cstheme="minorHAnsi" w:hint="eastAsia"/>
+                <w:w w:val="80"/>
+                <w:szCs w:val="24"/>
+              </w:rPr>
+              <w:t>3,0</w:t>
+            </w:r>
+            <w:r>
+              <w:rPr>
+                <w:rFonts w:ascii="Barlow Condensed Medium" w:eastAsia="標楷體" w:hAnsi="Barlow Condensed Medium" w:cstheme="minorHAnsi"/>
+                <w:w w:val="80"/>
+                <w:szCs w:val="24"/>
+              </w:rPr>
+              <w:t>00</w:t>
+            </w:r>
           </w:p>
         </w:tc>
       </w:tr>
@@ -23216,10 +22820,1014 @@
       </w:tr>
       <w:tr>
         <w:trPr>
+          <w:gridBefore w:val="2"/>
+          <w:wBefore w:w="114" w:type="dxa"/>
           <w:trHeight w:hRule="exact" w:val="340"/>
         </w:trPr>
         <w:tc>
           <w:tcPr>
+            <w:tcW w:w="1622" w:type="dxa"/>
+            <w:tcMar>
+              <w:left w:w="28" w:type="dxa"/>
+              <w:right w:w="28" w:type="dxa"/>
+            </w:tcMar>
+            <w:vAlign w:val="center"/>
+          </w:tcPr>
+          <w:p>
+            <w:pPr>
+              <w:snapToGrid w:val="0"/>
+              <w:rPr>
+                <w:rFonts w:ascii="Barlow Condensed Medium" w:eastAsia="華康中黑體" w:hAnsi="Barlow Condensed Medium" w:cstheme="minorHAnsi"/>
+                <w:w w:val="80"/>
+                <w:szCs w:val="24"/>
+              </w:rPr>
+            </w:pPr>
+            <w:r>
+              <w:rPr>
+                <w:rFonts w:ascii="Barlow Condensed Medium" w:eastAsia="華康中黑體" w:hAnsi="Barlow Condensed Medium" w:cstheme="minorHAnsi"/>
+                <w:w w:val="80"/>
+                <w:szCs w:val="24"/>
+              </w:rPr>
+              <w:sym w:font="Wingdings 2" w:char="F0AE"/>
+            </w:r>
+            <w:r>
+              <w:rPr>
+                <w:rFonts w:ascii="Barlow Condensed Medium" w:eastAsia="華康中黑體" w:hAnsi="Barlow Condensed Medium" w:cstheme="minorHAnsi" w:hint="eastAsia"/>
+                <w:w w:val="80"/>
+                <w:szCs w:val="24"/>
+                <w:lang w:eastAsia="zh-HK"/>
+              </w:rPr>
+              <w:t>感恩</w:t>
+            </w:r>
+            <w:r>
+              <w:rPr>
+                <w:rFonts w:ascii="Barlow Condensed Medium" w:eastAsia="華康中黑體" w:hAnsi="Barlow Condensed Medium" w:cstheme="minorHAnsi"/>
+                <w:w w:val="80"/>
+                <w:szCs w:val="24"/>
+              </w:rPr>
+              <w:t>奉獻</w:t>
+            </w:r>
+            <w:r>
+              <w:rPr>
+                <w:rFonts w:ascii="Barlow Condensed Medium" w:eastAsia="華康中黑體" w:hAnsi="Barlow Condensed Medium" w:cstheme="minorHAnsi"/>
+                <w:w w:val="80"/>
+                <w:szCs w:val="24"/>
+              </w:rPr>
+              <w:t>:</w:t>
+            </w:r>
+          </w:p>
+        </w:tc>
+        <w:tc>
+          <w:tcPr>
+            <w:tcW w:w="685" w:type="dxa"/>
+            <w:tcMar>
+              <w:left w:w="28" w:type="dxa"/>
+              <w:right w:w="28" w:type="dxa"/>
+            </w:tcMar>
+            <w:vAlign w:val="center"/>
+          </w:tcPr>
+          <w:p>
+            <w:pPr>
+              <w:snapToGrid w:val="0"/>
+              <w:jc w:val="right"/>
+              <w:rPr>
+                <w:rFonts w:ascii="Barlow Condensed Medium" w:eastAsia="標楷體" w:hAnsi="Barlow Condensed Medium" w:cstheme="minorHAnsi"/>
+                <w:w w:val="80"/>
+                <w:szCs w:val="24"/>
+              </w:rPr>
+            </w:pPr>
+            <w:r>
+              <w:rPr>
+                <w:rFonts w:ascii="Barlow Condensed Medium" w:eastAsia="標楷體" w:hAnsi="Barlow Condensed Medium" w:cstheme="minorHAnsi" w:hint="eastAsia"/>
+                <w:w w:val="80"/>
+                <w:szCs w:val="24"/>
+              </w:rPr>
+              <w:t>1</w:t>
+            </w:r>
+            <w:r>
+              <w:rPr>
+                <w:rFonts w:ascii="Barlow Condensed Medium" w:eastAsia="標楷體" w:hAnsi="Barlow Condensed Medium" w:cstheme="minorHAnsi" w:hint="eastAsia"/>
+                <w:w w:val="80"/>
+                <w:szCs w:val="24"/>
+              </w:rPr>
+              <w:t>-</w:t>
+            </w:r>
+            <w:r>
+              <w:rPr>
+                <w:rFonts w:ascii="Barlow Condensed Medium" w:eastAsia="標楷體" w:hAnsi="Barlow Condensed Medium" w:cstheme="minorHAnsi" w:hint="eastAsia"/>
+                <w:w w:val="80"/>
+                <w:szCs w:val="24"/>
+              </w:rPr>
+              <w:t>1</w:t>
+            </w:r>
+            <w:r>
+              <w:rPr>
+                <w:rFonts w:ascii="Barlow Condensed Medium" w:eastAsia="標楷體" w:hAnsi="Barlow Condensed Medium" w:cstheme="minorHAnsi" w:hint="eastAsia"/>
+                <w:w w:val="80"/>
+                <w:szCs w:val="24"/>
+                <w:lang w:eastAsia="zh-HK"/>
+              </w:rPr>
+              <w:t>號</w:t>
+            </w:r>
+          </w:p>
+        </w:tc>
+        <w:tc>
+          <w:tcPr>
+            <w:tcW w:w="685" w:type="dxa"/>
+            <w:tcMar>
+              <w:left w:w="113" w:type="dxa"/>
+              <w:right w:w="28" w:type="dxa"/>
+            </w:tcMar>
+            <w:vAlign w:val="center"/>
+          </w:tcPr>
+          <w:p>
+            <w:pPr>
+              <w:snapToGrid w:val="0"/>
+              <w:ind w:leftChars="-2" w:left="-5" w:rightChars="-3" w:right="-7"/>
+              <w:rPr>
+                <w:rFonts w:ascii="Barlow Condensed Medium" w:eastAsia="標楷體" w:hAnsi="Barlow Condensed Medium" w:cstheme="minorHAnsi"/>
+                <w:w w:val="80"/>
+                <w:szCs w:val="24"/>
+              </w:rPr>
+            </w:pPr>
+            <w:r>
+              <w:rPr>
+                <w:rFonts w:ascii="Barlow Condensed Medium" w:eastAsia="標楷體" w:hAnsi="Barlow Condensed Medium" w:cstheme="minorHAnsi" w:hint="eastAsia"/>
+                <w:w w:val="80"/>
+                <w:szCs w:val="24"/>
+              </w:rPr>
+              <w:t>1</w:t>
+            </w:r>
+            <w:r>
+              <w:rPr>
+                <w:rFonts w:ascii="Barlow Condensed Medium" w:eastAsia="標楷體" w:hAnsi="Barlow Condensed Medium" w:cstheme="minorHAnsi" w:hint="eastAsia"/>
+                <w:w w:val="80"/>
+                <w:szCs w:val="24"/>
+              </w:rPr>
+              <w:t>,0</w:t>
+            </w:r>
+            <w:r>
+              <w:rPr>
+                <w:rFonts w:ascii="Barlow Condensed Medium" w:eastAsia="標楷體" w:hAnsi="Barlow Condensed Medium" w:cstheme="minorHAnsi"/>
+                <w:w w:val="80"/>
+                <w:szCs w:val="24"/>
+              </w:rPr>
+              <w:t>00</w:t>
+            </w:r>
+          </w:p>
+        </w:tc>
+        <w:tc>
+          <w:tcPr>
+            <w:tcW w:w="686" w:type="dxa"/>
+            <w:tcMar>
+              <w:left w:w="28" w:type="dxa"/>
+              <w:right w:w="28" w:type="dxa"/>
+            </w:tcMar>
+            <w:vAlign w:val="center"/>
+          </w:tcPr>
+          <w:p>
+            <w:pPr>
+              <w:snapToGrid w:val="0"/>
+              <w:jc w:val="right"/>
+              <w:rPr>
+                <w:rFonts w:ascii="Barlow Condensed Medium" w:eastAsia="標楷體" w:hAnsi="Barlow Condensed Medium" w:cstheme="minorHAnsi"/>
+                <w:w w:val="80"/>
+                <w:szCs w:val="24"/>
+              </w:rPr>
+            </w:pPr>
+            <w:r>
+              <w:rPr>
+                <w:rFonts w:ascii="Barlow Condensed Medium" w:eastAsia="標楷體" w:hAnsi="Barlow Condensed Medium" w:cstheme="minorHAnsi" w:hint="eastAsia"/>
+                <w:w w:val="80"/>
+                <w:szCs w:val="24"/>
+              </w:rPr>
+              <w:t>3</w:t>
+            </w:r>
+            <w:r>
+              <w:rPr>
+                <w:rFonts w:ascii="Barlow Condensed Medium" w:eastAsia="標楷體" w:hAnsi="Barlow Condensed Medium" w:cstheme="minorHAnsi" w:hint="eastAsia"/>
+                <w:w w:val="80"/>
+                <w:szCs w:val="24"/>
+              </w:rPr>
+              <w:t>1</w:t>
+            </w:r>
+            <w:r>
+              <w:rPr>
+                <w:rFonts w:ascii="Barlow Condensed Medium" w:eastAsia="標楷體" w:hAnsi="Barlow Condensed Medium" w:cstheme="minorHAnsi" w:hint="eastAsia"/>
+                <w:w w:val="80"/>
+                <w:szCs w:val="24"/>
+                <w:lang w:eastAsia="zh-HK"/>
+              </w:rPr>
+              <w:t>號</w:t>
+            </w:r>
+          </w:p>
+        </w:tc>
+        <w:tc>
+          <w:tcPr>
+            <w:tcW w:w="682" w:type="dxa"/>
+            <w:gridSpan w:val="2"/>
+            <w:tcMar>
+              <w:left w:w="113" w:type="dxa"/>
+              <w:right w:w="28" w:type="dxa"/>
+            </w:tcMar>
+            <w:vAlign w:val="center"/>
+          </w:tcPr>
+          <w:p>
+            <w:pPr>
+              <w:snapToGrid w:val="0"/>
+              <w:rPr>
+                <w:rFonts w:ascii="Barlow Condensed Medium" w:eastAsia="標楷體" w:hAnsi="Barlow Condensed Medium" w:cstheme="minorHAnsi"/>
+                <w:w w:val="80"/>
+                <w:szCs w:val="24"/>
+              </w:rPr>
+            </w:pPr>
+            <w:r>
+              <w:rPr>
+                <w:rFonts w:ascii="Barlow Condensed Medium" w:eastAsia="標楷體" w:hAnsi="Barlow Condensed Medium" w:cstheme="minorHAnsi" w:hint="eastAsia"/>
+                <w:w w:val="80"/>
+                <w:szCs w:val="24"/>
+              </w:rPr>
+              <w:t>2</w:t>
+            </w:r>
+            <w:r>
+              <w:rPr>
+                <w:rFonts w:ascii="Barlow Condensed Medium" w:eastAsia="標楷體" w:hAnsi="Barlow Condensed Medium" w:cstheme="minorHAnsi" w:hint="eastAsia"/>
+                <w:w w:val="80"/>
+                <w:szCs w:val="24"/>
+              </w:rPr>
+              <w:t>,0</w:t>
+            </w:r>
+            <w:r>
+              <w:rPr>
+                <w:rFonts w:ascii="Barlow Condensed Medium" w:eastAsia="標楷體" w:hAnsi="Barlow Condensed Medium" w:cstheme="minorHAnsi"/>
+                <w:w w:val="80"/>
+                <w:szCs w:val="24"/>
+              </w:rPr>
+              <w:t>00</w:t>
+            </w:r>
+          </w:p>
+        </w:tc>
+        <w:tc>
+          <w:tcPr>
+            <w:tcW w:w="683" w:type="dxa"/>
+            <w:gridSpan w:val="2"/>
+            <w:tcMar>
+              <w:left w:w="28" w:type="dxa"/>
+              <w:right w:w="28" w:type="dxa"/>
+            </w:tcMar>
+            <w:vAlign w:val="center"/>
+          </w:tcPr>
+          <w:p>
+            <w:pPr>
+              <w:snapToGrid w:val="0"/>
+              <w:jc w:val="right"/>
+              <w:rPr>
+                <w:rFonts w:ascii="Barlow Condensed Medium" w:eastAsia="標楷體" w:hAnsi="Barlow Condensed Medium" w:cstheme="minorHAnsi"/>
+                <w:w w:val="80"/>
+                <w:szCs w:val="24"/>
+              </w:rPr>
+            </w:pPr>
+            <w:r>
+              <w:rPr>
+                <w:rFonts w:ascii="Barlow Condensed Medium" w:eastAsia="標楷體" w:hAnsi="Barlow Condensed Medium" w:cstheme="minorHAnsi" w:hint="eastAsia"/>
+                <w:w w:val="80"/>
+                <w:szCs w:val="24"/>
+              </w:rPr>
+              <w:t>3</w:t>
+            </w:r>
+            <w:r>
+              <w:rPr>
+                <w:rFonts w:ascii="Barlow Condensed Medium" w:eastAsia="標楷體" w:hAnsi="Barlow Condensed Medium" w:cstheme="minorHAnsi" w:hint="eastAsia"/>
+                <w:w w:val="80"/>
+                <w:szCs w:val="24"/>
+              </w:rPr>
+              <w:t>3</w:t>
+            </w:r>
+            <w:r>
+              <w:rPr>
+                <w:rFonts w:ascii="Barlow Condensed Medium" w:eastAsia="標楷體" w:hAnsi="Barlow Condensed Medium" w:cstheme="minorHAnsi" w:hint="eastAsia"/>
+                <w:w w:val="80"/>
+                <w:szCs w:val="24"/>
+                <w:lang w:eastAsia="zh-HK"/>
+              </w:rPr>
+              <w:t>號</w:t>
+            </w:r>
+          </w:p>
+        </w:tc>
+        <w:tc>
+          <w:tcPr>
+            <w:tcW w:w="683" w:type="dxa"/>
+            <w:tcMar>
+              <w:left w:w="113" w:type="dxa"/>
+              <w:right w:w="28" w:type="dxa"/>
+            </w:tcMar>
+            <w:vAlign w:val="center"/>
+          </w:tcPr>
+          <w:p>
+            <w:pPr>
+              <w:snapToGrid w:val="0"/>
+              <w:rPr>
+                <w:rFonts w:ascii="Barlow Condensed Medium" w:eastAsia="標楷體" w:hAnsi="Barlow Condensed Medium" w:cstheme="minorHAnsi"/>
+                <w:w w:val="80"/>
+                <w:szCs w:val="24"/>
+              </w:rPr>
+            </w:pPr>
+            <w:r>
+              <w:rPr>
+                <w:rFonts w:ascii="Barlow Condensed Medium" w:eastAsia="標楷體" w:hAnsi="Barlow Condensed Medium" w:cstheme="minorHAnsi" w:hint="eastAsia"/>
+                <w:w w:val="80"/>
+                <w:szCs w:val="24"/>
+              </w:rPr>
+              <w:t>1,</w:t>
+            </w:r>
+            <w:r>
+              <w:rPr>
+                <w:rFonts w:ascii="Barlow Condensed Medium" w:eastAsia="標楷體" w:hAnsi="Barlow Condensed Medium" w:cstheme="minorHAnsi" w:hint="eastAsia"/>
+                <w:w w:val="80"/>
+                <w:szCs w:val="24"/>
+              </w:rPr>
+              <w:t>0</w:t>
+            </w:r>
+            <w:r>
+              <w:rPr>
+                <w:rFonts w:ascii="Barlow Condensed Medium" w:eastAsia="標楷體" w:hAnsi="Barlow Condensed Medium" w:cstheme="minorHAnsi"/>
+                <w:w w:val="80"/>
+                <w:szCs w:val="24"/>
+              </w:rPr>
+              <w:t>00</w:t>
+            </w:r>
+          </w:p>
+        </w:tc>
+      </w:tr>
+      <w:tr>
+        <w:trPr>
+          <w:gridBefore w:val="2"/>
+          <w:wBefore w:w="114" w:type="dxa"/>
+          <w:trHeight w:hRule="exact" w:val="340"/>
+        </w:trPr>
+        <w:tc>
+          <w:tcPr>
+            <w:tcW w:w="1622" w:type="dxa"/>
+            <w:tcMar>
+              <w:left w:w="28" w:type="dxa"/>
+              <w:right w:w="28" w:type="dxa"/>
+            </w:tcMar>
+            <w:vAlign w:val="center"/>
+          </w:tcPr>
+          <w:p>
+            <w:pPr>
+              <w:snapToGrid w:val="0"/>
+              <w:rPr>
+                <w:rFonts w:ascii="Barlow Condensed Medium" w:eastAsia="華康中黑體" w:hAnsi="Barlow Condensed Medium" w:cstheme="minorHAnsi"/>
+                <w:w w:val="80"/>
+                <w:szCs w:val="24"/>
+              </w:rPr>
+            </w:pPr>
+          </w:p>
+        </w:tc>
+        <w:tc>
+          <w:tcPr>
+            <w:tcW w:w="685" w:type="dxa"/>
+            <w:tcMar>
+              <w:left w:w="28" w:type="dxa"/>
+              <w:right w:w="28" w:type="dxa"/>
+            </w:tcMar>
+            <w:vAlign w:val="center"/>
+          </w:tcPr>
+          <w:p>
+            <w:pPr>
+              <w:snapToGrid w:val="0"/>
+              <w:jc w:val="right"/>
+              <w:rPr>
+                <w:rFonts w:ascii="Barlow Condensed Medium" w:eastAsia="標楷體" w:hAnsi="Barlow Condensed Medium" w:cstheme="minorHAnsi"/>
+                <w:w w:val="80"/>
+                <w:szCs w:val="24"/>
+              </w:rPr>
+            </w:pPr>
+            <w:r>
+              <w:rPr>
+                <w:rFonts w:ascii="Barlow Condensed Medium" w:eastAsia="標楷體" w:hAnsi="Barlow Condensed Medium" w:cstheme="minorHAnsi" w:hint="eastAsia"/>
+                <w:w w:val="80"/>
+                <w:szCs w:val="24"/>
+              </w:rPr>
+              <w:t>45</w:t>
+            </w:r>
+            <w:r>
+              <w:rPr>
+                <w:rFonts w:ascii="Barlow Condensed Medium" w:eastAsia="標楷體" w:hAnsi="Barlow Condensed Medium" w:cstheme="minorHAnsi" w:hint="eastAsia"/>
+                <w:w w:val="80"/>
+                <w:szCs w:val="24"/>
+              </w:rPr>
+              <w:t>-</w:t>
+            </w:r>
+            <w:r>
+              <w:rPr>
+                <w:rFonts w:ascii="Barlow Condensed Medium" w:eastAsia="標楷體" w:hAnsi="Barlow Condensed Medium" w:cstheme="minorHAnsi" w:hint="eastAsia"/>
+                <w:w w:val="80"/>
+                <w:szCs w:val="24"/>
+              </w:rPr>
+              <w:t>1</w:t>
+            </w:r>
+            <w:r>
+              <w:rPr>
+                <w:rFonts w:ascii="Barlow Condensed Medium" w:eastAsia="標楷體" w:hAnsi="Barlow Condensed Medium" w:cstheme="minorHAnsi" w:hint="eastAsia"/>
+                <w:w w:val="80"/>
+                <w:szCs w:val="24"/>
+                <w:lang w:eastAsia="zh-HK"/>
+              </w:rPr>
+              <w:t>號</w:t>
+            </w:r>
+          </w:p>
+        </w:tc>
+        <w:tc>
+          <w:tcPr>
+            <w:tcW w:w="685" w:type="dxa"/>
+            <w:tcMar>
+              <w:left w:w="113" w:type="dxa"/>
+              <w:right w:w="28" w:type="dxa"/>
+            </w:tcMar>
+            <w:vAlign w:val="center"/>
+          </w:tcPr>
+          <w:p>
+            <w:pPr>
+              <w:snapToGrid w:val="0"/>
+              <w:ind w:leftChars="-2" w:left="-5" w:rightChars="-3" w:right="-7"/>
+              <w:rPr>
+                <w:rFonts w:ascii="Barlow Condensed Medium" w:eastAsia="標楷體" w:hAnsi="Barlow Condensed Medium" w:cstheme="minorHAnsi"/>
+                <w:w w:val="80"/>
+                <w:szCs w:val="24"/>
+              </w:rPr>
+            </w:pPr>
+            <w:r>
+              <w:rPr>
+                <w:rFonts w:ascii="Barlow Condensed Medium" w:eastAsia="標楷體" w:hAnsi="Barlow Condensed Medium" w:cstheme="minorHAnsi" w:hint="eastAsia"/>
+                <w:w w:val="80"/>
+                <w:szCs w:val="24"/>
+              </w:rPr>
+              <w:t>2</w:t>
+            </w:r>
+            <w:r>
+              <w:rPr>
+                <w:rFonts w:ascii="Barlow Condensed Medium" w:eastAsia="標楷體" w:hAnsi="Barlow Condensed Medium" w:cstheme="minorHAnsi" w:hint="eastAsia"/>
+                <w:w w:val="80"/>
+                <w:szCs w:val="24"/>
+              </w:rPr>
+              <w:t>,0</w:t>
+            </w:r>
+            <w:r>
+              <w:rPr>
+                <w:rFonts w:ascii="Barlow Condensed Medium" w:eastAsia="標楷體" w:hAnsi="Barlow Condensed Medium" w:cstheme="minorHAnsi"/>
+                <w:w w:val="80"/>
+                <w:szCs w:val="24"/>
+              </w:rPr>
+              <w:t>00</w:t>
+            </w:r>
+          </w:p>
+        </w:tc>
+        <w:tc>
+          <w:tcPr>
+            <w:tcW w:w="686" w:type="dxa"/>
+            <w:tcMar>
+              <w:left w:w="28" w:type="dxa"/>
+              <w:right w:w="28" w:type="dxa"/>
+            </w:tcMar>
+            <w:vAlign w:val="center"/>
+          </w:tcPr>
+          <w:p>
+            <w:pPr>
+              <w:snapToGrid w:val="0"/>
+              <w:jc w:val="right"/>
+              <w:rPr>
+                <w:rFonts w:ascii="Barlow Condensed Medium" w:eastAsia="標楷體" w:hAnsi="Barlow Condensed Medium" w:cstheme="minorHAnsi"/>
+                <w:w w:val="80"/>
+                <w:szCs w:val="24"/>
+              </w:rPr>
+            </w:pPr>
+            <w:r>
+              <w:rPr>
+                <w:rFonts w:ascii="Barlow Condensed Medium" w:eastAsia="標楷體" w:hAnsi="Barlow Condensed Medium" w:cstheme="minorHAnsi" w:hint="eastAsia"/>
+                <w:w w:val="80"/>
+                <w:szCs w:val="24"/>
+              </w:rPr>
+              <w:t>45-2</w:t>
+            </w:r>
+            <w:r>
+              <w:rPr>
+                <w:rFonts w:ascii="Barlow Condensed Medium" w:eastAsia="標楷體" w:hAnsi="Barlow Condensed Medium" w:cstheme="minorHAnsi" w:hint="eastAsia"/>
+                <w:w w:val="80"/>
+                <w:szCs w:val="24"/>
+                <w:lang w:eastAsia="zh-HK"/>
+              </w:rPr>
+              <w:t>號</w:t>
+            </w:r>
+          </w:p>
+        </w:tc>
+        <w:tc>
+          <w:tcPr>
+            <w:tcW w:w="682" w:type="dxa"/>
+            <w:gridSpan w:val="2"/>
+            <w:tcMar>
+              <w:left w:w="113" w:type="dxa"/>
+              <w:right w:w="28" w:type="dxa"/>
+            </w:tcMar>
+            <w:vAlign w:val="center"/>
+          </w:tcPr>
+          <w:p>
+            <w:pPr>
+              <w:snapToGrid w:val="0"/>
+              <w:rPr>
+                <w:rFonts w:ascii="Barlow Condensed Medium" w:eastAsia="標楷體" w:hAnsi="Barlow Condensed Medium" w:cstheme="minorHAnsi"/>
+                <w:w w:val="80"/>
+                <w:szCs w:val="24"/>
+              </w:rPr>
+            </w:pPr>
+            <w:r>
+              <w:rPr>
+                <w:rFonts w:ascii="Barlow Condensed Medium" w:eastAsia="標楷體" w:hAnsi="Barlow Condensed Medium" w:cstheme="minorHAnsi" w:hint="eastAsia"/>
+                <w:w w:val="80"/>
+                <w:szCs w:val="24"/>
+              </w:rPr>
+              <w:t>6</w:t>
+            </w:r>
+            <w:r>
+              <w:rPr>
+                <w:rFonts w:ascii="Barlow Condensed Medium" w:eastAsia="標楷體" w:hAnsi="Barlow Condensed Medium" w:cstheme="minorHAnsi" w:hint="eastAsia"/>
+                <w:w w:val="80"/>
+                <w:szCs w:val="24"/>
+              </w:rPr>
+              <w:t>,</w:t>
+            </w:r>
+            <w:r>
+              <w:rPr>
+                <w:rFonts w:ascii="Barlow Condensed Medium" w:eastAsia="標楷體" w:hAnsi="Barlow Condensed Medium" w:cstheme="minorHAnsi" w:hint="eastAsia"/>
+                <w:w w:val="80"/>
+                <w:szCs w:val="24"/>
+              </w:rPr>
+              <w:t>7</w:t>
+            </w:r>
+            <w:r>
+              <w:rPr>
+                <w:rFonts w:ascii="Barlow Condensed Medium" w:eastAsia="標楷體" w:hAnsi="Barlow Condensed Medium" w:cstheme="minorHAnsi"/>
+                <w:w w:val="80"/>
+                <w:szCs w:val="24"/>
+              </w:rPr>
+              <w:t>00</w:t>
+            </w:r>
+          </w:p>
+        </w:tc>
+        <w:tc>
+          <w:tcPr>
+            <w:tcW w:w="683" w:type="dxa"/>
+            <w:gridSpan w:val="2"/>
+            <w:tcMar>
+              <w:left w:w="28" w:type="dxa"/>
+              <w:right w:w="28" w:type="dxa"/>
+            </w:tcMar>
+            <w:vAlign w:val="center"/>
+          </w:tcPr>
+          <w:p>
+            <w:pPr>
+              <w:snapToGrid w:val="0"/>
+              <w:jc w:val="right"/>
+              <w:rPr>
+                <w:rFonts w:ascii="Barlow Condensed Medium" w:eastAsia="標楷體" w:hAnsi="Barlow Condensed Medium" w:cstheme="minorHAnsi"/>
+                <w:w w:val="80"/>
+                <w:szCs w:val="24"/>
+              </w:rPr>
+            </w:pPr>
+            <w:r>
+              <w:rPr>
+                <w:rFonts w:ascii="Barlow Condensed Medium" w:eastAsia="標楷體" w:hAnsi="Barlow Condensed Medium" w:cstheme="minorHAnsi" w:hint="eastAsia"/>
+                <w:w w:val="80"/>
+                <w:szCs w:val="24"/>
+              </w:rPr>
+              <w:t>49</w:t>
+            </w:r>
+            <w:r>
+              <w:rPr>
+                <w:rFonts w:ascii="Barlow Condensed Medium" w:eastAsia="標楷體" w:hAnsi="Barlow Condensed Medium" w:cstheme="minorHAnsi" w:hint="eastAsia"/>
+                <w:w w:val="80"/>
+                <w:szCs w:val="24"/>
+                <w:lang w:eastAsia="zh-HK"/>
+              </w:rPr>
+              <w:t>號</w:t>
+            </w:r>
+          </w:p>
+        </w:tc>
+        <w:tc>
+          <w:tcPr>
+            <w:tcW w:w="683" w:type="dxa"/>
+            <w:tcMar>
+              <w:left w:w="113" w:type="dxa"/>
+              <w:right w:w="28" w:type="dxa"/>
+            </w:tcMar>
+            <w:vAlign w:val="center"/>
+          </w:tcPr>
+          <w:p>
+            <w:pPr>
+              <w:snapToGrid w:val="0"/>
+              <w:rPr>
+                <w:rFonts w:ascii="Barlow Condensed Medium" w:eastAsia="標楷體" w:hAnsi="Barlow Condensed Medium" w:cstheme="minorHAnsi"/>
+                <w:w w:val="80"/>
+                <w:szCs w:val="24"/>
+              </w:rPr>
+            </w:pPr>
+            <w:r>
+              <w:rPr>
+                <w:rFonts w:ascii="Barlow Condensed Medium" w:eastAsia="標楷體" w:hAnsi="Barlow Condensed Medium" w:cstheme="minorHAnsi" w:hint="eastAsia"/>
+                <w:w w:val="80"/>
+                <w:szCs w:val="24"/>
+              </w:rPr>
+              <w:t>3</w:t>
+            </w:r>
+            <w:r>
+              <w:rPr>
+                <w:rFonts w:ascii="Barlow Condensed Medium" w:eastAsia="標楷體" w:hAnsi="Barlow Condensed Medium" w:cstheme="minorHAnsi" w:hint="eastAsia"/>
+                <w:w w:val="80"/>
+                <w:szCs w:val="24"/>
+              </w:rPr>
+              <w:t>,</w:t>
+            </w:r>
+            <w:r>
+              <w:rPr>
+                <w:rFonts w:ascii="Barlow Condensed Medium" w:eastAsia="標楷體" w:hAnsi="Barlow Condensed Medium" w:cstheme="minorHAnsi" w:hint="eastAsia"/>
+                <w:w w:val="80"/>
+                <w:szCs w:val="24"/>
+              </w:rPr>
+              <w:t>0</w:t>
+            </w:r>
+            <w:r>
+              <w:rPr>
+                <w:rFonts w:ascii="Barlow Condensed Medium" w:eastAsia="標楷體" w:hAnsi="Barlow Condensed Medium" w:cstheme="minorHAnsi"/>
+                <w:w w:val="80"/>
+                <w:szCs w:val="24"/>
+              </w:rPr>
+              <w:t>00</w:t>
+            </w:r>
+          </w:p>
+        </w:tc>
+      </w:tr>
+      <w:tr>
+        <w:trPr>
+          <w:gridBefore w:val="2"/>
+          <w:wBefore w:w="114" w:type="dxa"/>
+          <w:trHeight w:hRule="exact" w:val="340"/>
+        </w:trPr>
+        <w:tc>
+          <w:tcPr>
+            <w:tcW w:w="1622" w:type="dxa"/>
+            <w:tcMar>
+              <w:left w:w="28" w:type="dxa"/>
+              <w:right w:w="28" w:type="dxa"/>
+            </w:tcMar>
+            <w:vAlign w:val="center"/>
+          </w:tcPr>
+          <w:p>
+            <w:pPr>
+              <w:snapToGrid w:val="0"/>
+              <w:rPr>
+                <w:rFonts w:ascii="Barlow Condensed Medium" w:eastAsia="華康中黑體" w:hAnsi="Barlow Condensed Medium" w:cstheme="minorHAnsi"/>
+                <w:w w:val="80"/>
+                <w:szCs w:val="24"/>
+              </w:rPr>
+            </w:pPr>
+          </w:p>
+        </w:tc>
+        <w:tc>
+          <w:tcPr>
+            <w:tcW w:w="685" w:type="dxa"/>
+            <w:tcMar>
+              <w:left w:w="28" w:type="dxa"/>
+              <w:right w:w="28" w:type="dxa"/>
+            </w:tcMar>
+            <w:vAlign w:val="center"/>
+          </w:tcPr>
+          <w:p>
+            <w:pPr>
+              <w:snapToGrid w:val="0"/>
+              <w:jc w:val="right"/>
+              <w:rPr>
+                <w:rFonts w:ascii="Barlow Condensed Medium" w:eastAsia="標楷體" w:hAnsi="Barlow Condensed Medium" w:cstheme="minorHAnsi"/>
+                <w:w w:val="80"/>
+                <w:szCs w:val="24"/>
+              </w:rPr>
+            </w:pPr>
+            <w:r>
+              <w:rPr>
+                <w:rFonts w:ascii="Barlow Condensed Medium" w:eastAsia="標楷體" w:hAnsi="Barlow Condensed Medium" w:cstheme="minorHAnsi" w:hint="eastAsia"/>
+                <w:w w:val="80"/>
+                <w:szCs w:val="24"/>
+              </w:rPr>
+              <w:t>5</w:t>
+            </w:r>
+            <w:r>
+              <w:rPr>
+                <w:rFonts w:ascii="Barlow Condensed Medium" w:eastAsia="標楷體" w:hAnsi="Barlow Condensed Medium" w:cstheme="minorHAnsi" w:hint="eastAsia"/>
+                <w:w w:val="80"/>
+                <w:szCs w:val="24"/>
+              </w:rPr>
+              <w:t>8</w:t>
+            </w:r>
+            <w:r>
+              <w:rPr>
+                <w:rFonts w:ascii="Barlow Condensed Medium" w:eastAsia="標楷體" w:hAnsi="Barlow Condensed Medium" w:cstheme="minorHAnsi" w:hint="eastAsia"/>
+                <w:w w:val="80"/>
+                <w:szCs w:val="24"/>
+                <w:lang w:eastAsia="zh-HK"/>
+              </w:rPr>
+              <w:t>號</w:t>
+            </w:r>
+          </w:p>
+        </w:tc>
+        <w:tc>
+          <w:tcPr>
+            <w:tcW w:w="685" w:type="dxa"/>
+            <w:tcMar>
+              <w:left w:w="113" w:type="dxa"/>
+              <w:right w:w="28" w:type="dxa"/>
+            </w:tcMar>
+            <w:vAlign w:val="center"/>
+          </w:tcPr>
+          <w:p>
+            <w:pPr>
+              <w:snapToGrid w:val="0"/>
+              <w:ind w:leftChars="-2" w:left="-5" w:rightChars="-3" w:right="-7"/>
+              <w:rPr>
+                <w:rFonts w:ascii="Barlow Condensed Medium" w:eastAsia="標楷體" w:hAnsi="Barlow Condensed Medium" w:cstheme="minorHAnsi"/>
+                <w:w w:val="80"/>
+                <w:szCs w:val="24"/>
+              </w:rPr>
+            </w:pPr>
+            <w:r>
+              <w:rPr>
+                <w:rFonts w:ascii="Barlow Condensed Medium" w:eastAsia="標楷體" w:hAnsi="Barlow Condensed Medium" w:cstheme="minorHAnsi" w:hint="eastAsia"/>
+                <w:w w:val="80"/>
+                <w:szCs w:val="24"/>
+              </w:rPr>
+              <w:t>1,</w:t>
+            </w:r>
+            <w:r>
+              <w:rPr>
+                <w:rFonts w:ascii="Barlow Condensed Medium" w:eastAsia="標楷體" w:hAnsi="Barlow Condensed Medium" w:cstheme="minorHAnsi" w:hint="eastAsia"/>
+                <w:w w:val="80"/>
+                <w:szCs w:val="24"/>
+              </w:rPr>
+              <w:t>0</w:t>
+            </w:r>
+            <w:r>
+              <w:rPr>
+                <w:rFonts w:ascii="Barlow Condensed Medium" w:eastAsia="標楷體" w:hAnsi="Barlow Condensed Medium" w:cstheme="minorHAnsi"/>
+                <w:w w:val="80"/>
+                <w:szCs w:val="24"/>
+              </w:rPr>
+              <w:t>00</w:t>
+            </w:r>
+          </w:p>
+        </w:tc>
+        <w:tc>
+          <w:tcPr>
+            <w:tcW w:w="686" w:type="dxa"/>
+            <w:tcMar>
+              <w:left w:w="28" w:type="dxa"/>
+              <w:right w:w="28" w:type="dxa"/>
+            </w:tcMar>
+            <w:vAlign w:val="center"/>
+          </w:tcPr>
+          <w:p>
+            <w:pPr>
+              <w:snapToGrid w:val="0"/>
+              <w:jc w:val="right"/>
+              <w:rPr>
+                <w:rFonts w:ascii="Barlow Condensed Medium" w:eastAsia="標楷體" w:hAnsi="Barlow Condensed Medium" w:cstheme="minorHAnsi"/>
+                <w:w w:val="80"/>
+                <w:szCs w:val="24"/>
+              </w:rPr>
+            </w:pPr>
+          </w:p>
+        </w:tc>
+        <w:tc>
+          <w:tcPr>
+            <w:tcW w:w="682" w:type="dxa"/>
+            <w:gridSpan w:val="2"/>
+            <w:tcMar>
+              <w:left w:w="113" w:type="dxa"/>
+              <w:right w:w="28" w:type="dxa"/>
+            </w:tcMar>
+            <w:vAlign w:val="center"/>
+          </w:tcPr>
+          <w:p>
+            <w:pPr>
+              <w:snapToGrid w:val="0"/>
+              <w:rPr>
+                <w:rFonts w:ascii="Barlow Condensed Medium" w:eastAsia="標楷體" w:hAnsi="Barlow Condensed Medium" w:cstheme="minorHAnsi"/>
+                <w:w w:val="80"/>
+                <w:szCs w:val="24"/>
+              </w:rPr>
+            </w:pPr>
+          </w:p>
+        </w:tc>
+        <w:tc>
+          <w:tcPr>
+            <w:tcW w:w="683" w:type="dxa"/>
+            <w:gridSpan w:val="2"/>
+            <w:tcMar>
+              <w:left w:w="28" w:type="dxa"/>
+              <w:right w:w="28" w:type="dxa"/>
+            </w:tcMar>
+            <w:vAlign w:val="center"/>
+          </w:tcPr>
+          <w:p>
+            <w:pPr>
+              <w:snapToGrid w:val="0"/>
+              <w:jc w:val="right"/>
+              <w:rPr>
+                <w:rFonts w:ascii="Barlow Condensed Medium" w:eastAsia="標楷體" w:hAnsi="Barlow Condensed Medium" w:cstheme="minorHAnsi"/>
+                <w:w w:val="80"/>
+                <w:szCs w:val="24"/>
+              </w:rPr>
+            </w:pPr>
+          </w:p>
+        </w:tc>
+        <w:tc>
+          <w:tcPr>
+            <w:tcW w:w="683" w:type="dxa"/>
+            <w:tcMar>
+              <w:left w:w="113" w:type="dxa"/>
+              <w:right w:w="28" w:type="dxa"/>
+            </w:tcMar>
+            <w:vAlign w:val="center"/>
+          </w:tcPr>
+          <w:p>
+            <w:pPr>
+              <w:snapToGrid w:val="0"/>
+              <w:rPr>
+                <w:rFonts w:ascii="Barlow Condensed Medium" w:eastAsia="標楷體" w:hAnsi="Barlow Condensed Medium" w:cstheme="minorHAnsi"/>
+                <w:w w:val="80"/>
+                <w:szCs w:val="24"/>
+              </w:rPr>
+            </w:pPr>
+          </w:p>
+        </w:tc>
+      </w:tr>
+      <w:tr>
+        <w:trPr>
+          <w:gridBefore w:val="2"/>
+          <w:wBefore w:w="114" w:type="dxa"/>
+          <w:trHeight w:hRule="exact" w:val="340"/>
+        </w:trPr>
+        <w:tc>
+          <w:tcPr>
+            <w:tcW w:w="1622" w:type="dxa"/>
+            <w:tcMar>
+              <w:left w:w="28" w:type="dxa"/>
+              <w:right w:w="28" w:type="dxa"/>
+            </w:tcMar>
+            <w:vAlign w:val="center"/>
+          </w:tcPr>
+          <w:p>
+            <w:pPr>
+              <w:snapToGrid w:val="0"/>
+              <w:rPr>
+                <w:rFonts w:ascii="Barlow Condensed Medium" w:eastAsia="華康中黑體" w:hAnsi="Barlow Condensed Medium" w:cstheme="minorHAnsi"/>
+                <w:w w:val="80"/>
+                <w:szCs w:val="24"/>
+              </w:rPr>
+            </w:pPr>
+          </w:p>
+        </w:tc>
+        <w:tc>
+          <w:tcPr>
+            <w:tcW w:w="685" w:type="dxa"/>
+            <w:tcMar>
+              <w:left w:w="28" w:type="dxa"/>
+              <w:right w:w="28" w:type="dxa"/>
+            </w:tcMar>
+            <w:vAlign w:val="center"/>
+          </w:tcPr>
+          <w:p>
+            <w:pPr>
+              <w:snapToGrid w:val="0"/>
+              <w:jc w:val="right"/>
+              <w:rPr>
+                <w:rFonts w:ascii="Barlow Condensed Medium" w:eastAsia="標楷體" w:hAnsi="Barlow Condensed Medium" w:cstheme="minorHAnsi"/>
+                <w:w w:val="80"/>
+                <w:szCs w:val="24"/>
+              </w:rPr>
+            </w:pPr>
+          </w:p>
+        </w:tc>
+        <w:tc>
+          <w:tcPr>
+            <w:tcW w:w="685" w:type="dxa"/>
+            <w:tcMar>
+              <w:left w:w="113" w:type="dxa"/>
+              <w:right w:w="28" w:type="dxa"/>
+            </w:tcMar>
+            <w:vAlign w:val="center"/>
+          </w:tcPr>
+          <w:p>
+            <w:pPr>
+              <w:snapToGrid w:val="0"/>
+              <w:ind w:leftChars="-2" w:left="-5" w:rightChars="-3" w:right="-7"/>
+              <w:rPr>
+                <w:rFonts w:ascii="Barlow Condensed Medium" w:eastAsia="標楷體" w:hAnsi="Barlow Condensed Medium" w:cstheme="minorHAnsi"/>
+                <w:w w:val="80"/>
+                <w:szCs w:val="24"/>
+              </w:rPr>
+            </w:pPr>
+          </w:p>
+        </w:tc>
+        <w:tc>
+          <w:tcPr>
+            <w:tcW w:w="686" w:type="dxa"/>
+            <w:tcMar>
+              <w:left w:w="28" w:type="dxa"/>
+              <w:right w:w="28" w:type="dxa"/>
+            </w:tcMar>
+            <w:vAlign w:val="center"/>
+          </w:tcPr>
+          <w:p>
+            <w:pPr>
+              <w:snapToGrid w:val="0"/>
+              <w:jc w:val="right"/>
+              <w:rPr>
+                <w:rFonts w:ascii="Barlow Condensed Medium" w:eastAsia="標楷體" w:hAnsi="Barlow Condensed Medium" w:cstheme="minorHAnsi"/>
+                <w:w w:val="80"/>
+                <w:szCs w:val="24"/>
+              </w:rPr>
+            </w:pPr>
+          </w:p>
+        </w:tc>
+        <w:tc>
+          <w:tcPr>
+            <w:tcW w:w="682" w:type="dxa"/>
+            <w:gridSpan w:val="2"/>
+            <w:tcMar>
+              <w:left w:w="113" w:type="dxa"/>
+              <w:right w:w="28" w:type="dxa"/>
+            </w:tcMar>
+            <w:vAlign w:val="center"/>
+          </w:tcPr>
+          <w:p>
+            <w:pPr>
+              <w:snapToGrid w:val="0"/>
+              <w:rPr>
+                <w:rFonts w:ascii="Barlow Condensed Medium" w:eastAsia="標楷體" w:hAnsi="Barlow Condensed Medium" w:cstheme="minorHAnsi"/>
+                <w:w w:val="80"/>
+                <w:szCs w:val="24"/>
+              </w:rPr>
+            </w:pPr>
+          </w:p>
+        </w:tc>
+        <w:tc>
+          <w:tcPr>
+            <w:tcW w:w="683" w:type="dxa"/>
+            <w:gridSpan w:val="2"/>
+            <w:tcMar>
+              <w:left w:w="28" w:type="dxa"/>
+              <w:right w:w="28" w:type="dxa"/>
+            </w:tcMar>
+            <w:vAlign w:val="center"/>
+          </w:tcPr>
+          <w:p>
+            <w:pPr>
+              <w:snapToGrid w:val="0"/>
+              <w:jc w:val="right"/>
+              <w:rPr>
+                <w:rFonts w:ascii="Barlow Condensed Medium" w:eastAsia="標楷體" w:hAnsi="Barlow Condensed Medium" w:cstheme="minorHAnsi"/>
+                <w:w w:val="80"/>
+                <w:szCs w:val="24"/>
+              </w:rPr>
+            </w:pPr>
+          </w:p>
+        </w:tc>
+        <w:tc>
+          <w:tcPr>
+            <w:tcW w:w="683" w:type="dxa"/>
+            <w:tcMar>
+              <w:left w:w="113" w:type="dxa"/>
+              <w:right w:w="28" w:type="dxa"/>
+            </w:tcMar>
+            <w:vAlign w:val="center"/>
+          </w:tcPr>
+          <w:p>
+            <w:pPr>
+              <w:snapToGrid w:val="0"/>
+              <w:rPr>
+                <w:rFonts w:ascii="Barlow Condensed Medium" w:eastAsia="標楷體" w:hAnsi="Barlow Condensed Medium" w:cstheme="minorHAnsi"/>
+                <w:w w:val="80"/>
+                <w:szCs w:val="24"/>
+              </w:rPr>
+            </w:pPr>
+          </w:p>
+        </w:tc>
+      </w:tr>
+      <w:tr>
+        <w:trPr>
+          <w:trHeight w:hRule="exact" w:val="340"/>
+        </w:trPr>
+        <w:tc>
+          <w:tcPr>
             <w:tcW w:w="1736" w:type="dxa"/>
             <w:gridSpan w:val="3"/>
             <w:tcMar>
@@ -23306,7 +23914,7 @@
                 <w:w w:val="80"/>
                 <w:szCs w:val="24"/>
               </w:rPr>
-              <w:t>30</w:t>
+              <w:t>27</w:t>
             </w:r>
             <w:r>
               <w:rPr>
@@ -23370,6 +23978,208 @@
               </w:rPr>
               <w:t>00</w:t>
             </w:r>
+          </w:p>
+        </w:tc>
+        <w:tc>
+          <w:tcPr>
+            <w:tcW w:w="686" w:type="dxa"/>
+            <w:tcMar>
+              <w:left w:w="28" w:type="dxa"/>
+              <w:right w:w="28" w:type="dxa"/>
+            </w:tcMar>
+            <w:vAlign w:val="center"/>
+          </w:tcPr>
+          <w:p>
+            <w:pPr>
+              <w:snapToGrid w:val="0"/>
+              <w:jc w:val="right"/>
+              <w:rPr>
+                <w:rFonts w:ascii="Barlow Condensed Medium" w:eastAsia="標楷體" w:hAnsi="Barlow Condensed Medium" w:cstheme="minorHAnsi"/>
+                <w:w w:val="80"/>
+                <w:szCs w:val="24"/>
+              </w:rPr>
+            </w:pPr>
+            <w:r>
+              <w:rPr>
+                <w:rFonts w:ascii="Barlow Condensed Medium" w:eastAsia="標楷體" w:hAnsi="Barlow Condensed Medium" w:cstheme="minorHAnsi" w:hint="eastAsia"/>
+                <w:w w:val="80"/>
+                <w:szCs w:val="24"/>
+              </w:rPr>
+              <w:t>49</w:t>
+            </w:r>
+            <w:r>
+              <w:rPr>
+                <w:rFonts w:ascii="Barlow Condensed Medium" w:eastAsia="標楷體" w:hAnsi="Barlow Condensed Medium" w:cstheme="minorHAnsi" w:hint="eastAsia"/>
+                <w:w w:val="80"/>
+                <w:szCs w:val="24"/>
+                <w:lang w:eastAsia="zh-HK"/>
+              </w:rPr>
+              <w:t>號</w:t>
+            </w:r>
+          </w:p>
+        </w:tc>
+        <w:tc>
+          <w:tcPr>
+            <w:tcW w:w="682" w:type="dxa"/>
+            <w:gridSpan w:val="2"/>
+            <w:tcMar>
+              <w:left w:w="113" w:type="dxa"/>
+              <w:right w:w="28" w:type="dxa"/>
+            </w:tcMar>
+            <w:vAlign w:val="center"/>
+          </w:tcPr>
+          <w:p>
+            <w:pPr>
+              <w:snapToGrid w:val="0"/>
+              <w:rPr>
+                <w:rFonts w:ascii="Barlow Condensed Medium" w:eastAsia="標楷體" w:hAnsi="Barlow Condensed Medium" w:cstheme="minorHAnsi"/>
+                <w:w w:val="80"/>
+                <w:szCs w:val="24"/>
+              </w:rPr>
+            </w:pPr>
+            <w:r>
+              <w:rPr>
+                <w:rFonts w:ascii="Barlow Condensed Medium" w:eastAsia="標楷體" w:hAnsi="Barlow Condensed Medium" w:cstheme="minorHAnsi" w:hint="eastAsia"/>
+                <w:w w:val="80"/>
+                <w:szCs w:val="24"/>
+              </w:rPr>
+              <w:t>1</w:t>
+            </w:r>
+            <w:r>
+              <w:rPr>
+                <w:rFonts w:ascii="Barlow Condensed Medium" w:eastAsia="標楷體" w:hAnsi="Barlow Condensed Medium" w:cstheme="minorHAnsi"/>
+                <w:w w:val="80"/>
+                <w:szCs w:val="24"/>
+              </w:rPr>
+              <w:t>,</w:t>
+            </w:r>
+            <w:r>
+              <w:rPr>
+                <w:rFonts w:ascii="Barlow Condensed Medium" w:eastAsia="標楷體" w:hAnsi="Barlow Condensed Medium" w:cstheme="minorHAnsi" w:hint="eastAsia"/>
+                <w:w w:val="80"/>
+                <w:szCs w:val="24"/>
+              </w:rPr>
+              <w:t>0</w:t>
+            </w:r>
+            <w:r>
+              <w:rPr>
+                <w:rFonts w:ascii="Barlow Condensed Medium" w:eastAsia="標楷體" w:hAnsi="Barlow Condensed Medium" w:cstheme="minorHAnsi"/>
+                <w:w w:val="80"/>
+                <w:szCs w:val="24"/>
+              </w:rPr>
+              <w:t>00</w:t>
+            </w:r>
+          </w:p>
+        </w:tc>
+        <w:tc>
+          <w:tcPr>
+            <w:tcW w:w="683" w:type="dxa"/>
+            <w:gridSpan w:val="2"/>
+            <w:tcMar>
+              <w:left w:w="28" w:type="dxa"/>
+              <w:right w:w="28" w:type="dxa"/>
+            </w:tcMar>
+            <w:vAlign w:val="center"/>
+          </w:tcPr>
+          <w:p>
+            <w:pPr>
+              <w:snapToGrid w:val="0"/>
+              <w:jc w:val="right"/>
+              <w:rPr>
+                <w:rFonts w:ascii="Barlow Condensed Medium" w:eastAsia="標楷體" w:hAnsi="Barlow Condensed Medium" w:cstheme="minorHAnsi"/>
+                <w:w w:val="80"/>
+                <w:szCs w:val="24"/>
+              </w:rPr>
+            </w:pPr>
+          </w:p>
+        </w:tc>
+        <w:tc>
+          <w:tcPr>
+            <w:tcW w:w="683" w:type="dxa"/>
+            <w:tcMar>
+              <w:left w:w="113" w:type="dxa"/>
+              <w:right w:w="28" w:type="dxa"/>
+            </w:tcMar>
+            <w:vAlign w:val="center"/>
+          </w:tcPr>
+          <w:p>
+            <w:pPr>
+              <w:snapToGrid w:val="0"/>
+              <w:rPr>
+                <w:rFonts w:ascii="Barlow Condensed Medium" w:eastAsia="標楷體" w:hAnsi="Barlow Condensed Medium" w:cstheme="minorHAnsi"/>
+                <w:w w:val="80"/>
+                <w:szCs w:val="24"/>
+              </w:rPr>
+            </w:pPr>
+          </w:p>
+        </w:tc>
+      </w:tr>
+      <w:tr>
+        <w:trPr>
+          <w:trHeight w:hRule="exact" w:val="340"/>
+        </w:trPr>
+        <w:tc>
+          <w:tcPr>
+            <w:tcW w:w="1736" w:type="dxa"/>
+            <w:gridSpan w:val="3"/>
+            <w:tcMar>
+              <w:left w:w="28" w:type="dxa"/>
+              <w:right w:w="28" w:type="dxa"/>
+            </w:tcMar>
+            <w:vAlign w:val="center"/>
+          </w:tcPr>
+          <w:p>
+            <w:pPr>
+              <w:snapToGrid w:val="0"/>
+              <w:jc w:val="both"/>
+              <w:rPr>
+                <w:rFonts w:ascii="Barlow Condensed Medium" w:eastAsia="華康中黑體" w:hAnsi="Barlow Condensed Medium" w:cstheme="minorHAnsi"/>
+                <w:w w:val="80"/>
+                <w:szCs w:val="24"/>
+              </w:rPr>
+            </w:pPr>
+          </w:p>
+        </w:tc>
+        <w:tc>
+          <w:tcPr>
+            <w:tcW w:w="685" w:type="dxa"/>
+            <w:tcMar>
+              <w:left w:w="28" w:type="dxa"/>
+              <w:right w:w="28" w:type="dxa"/>
+            </w:tcMar>
+            <w:vAlign w:val="center"/>
+          </w:tcPr>
+          <w:p>
+            <w:pPr>
+              <w:snapToGrid w:val="0"/>
+              <w:jc w:val="right"/>
+              <w:rPr>
+                <w:rFonts w:ascii="Barlow Condensed Medium" w:eastAsia="標楷體" w:hAnsi="Barlow Condensed Medium" w:cstheme="minorHAnsi"/>
+                <w:w w:val="80"/>
+                <w:szCs w:val="24"/>
+              </w:rPr>
+            </w:pPr>
+          </w:p>
+        </w:tc>
+        <w:tc>
+          <w:tcPr>
+            <w:tcW w:w="685" w:type="dxa"/>
+            <w:tcMar>
+              <w:left w:w="113" w:type="dxa"/>
+              <w:right w:w="28" w:type="dxa"/>
+            </w:tcMar>
+            <w:vAlign w:val="center"/>
+          </w:tcPr>
+          <w:p>
+            <w:pPr>
+              <w:snapToGrid w:val="0"/>
+              <w:ind w:leftChars="-2" w:left="-5" w:rightChars="-3" w:right="-7"/>
+              <w:rPr>
+                <w:rFonts w:ascii="Barlow Condensed Medium" w:eastAsia="標楷體" w:hAnsi="Barlow Condensed Medium" w:cstheme="minorHAnsi"/>
+                <w:w w:val="80"/>
+                <w:szCs w:val="24"/>
+              </w:rPr>
+            </w:pPr>
           </w:p>
         </w:tc>
         <w:tc>
@@ -23506,7 +24316,15 @@
                 <w:w w:val="80"/>
                 <w:szCs w:val="24"/>
               </w:rPr>
-              <w:t>主日獻花</w:t>
+              <w:t>婦女</w:t>
+            </w:r>
+            <w:r>
+              <w:rPr>
+                <w:rFonts w:ascii="Barlow Condensed Medium" w:eastAsia="華康中黑體" w:hAnsi="Barlow Condensed Medium" w:cstheme="minorHAnsi" w:hint="eastAsia"/>
+                <w:w w:val="80"/>
+                <w:szCs w:val="24"/>
+              </w:rPr>
+              <w:t>團契</w:t>
             </w:r>
             <w:r>
               <w:rPr>
@@ -23551,7 +24369,7 @@
                 <w:w w:val="80"/>
                 <w:szCs w:val="24"/>
               </w:rPr>
-              <w:t>30</w:t>
+              <w:t>62-1</w:t>
             </w:r>
             <w:r>
               <w:rPr>
@@ -23605,7 +24423,7 @@
                 <w:w w:val="80"/>
                 <w:szCs w:val="24"/>
               </w:rPr>
-              <w:t>5</w:t>
+              <w:t>0</w:t>
             </w:r>
             <w:r>
               <w:rPr>
@@ -23728,47 +24546,6 @@
                 <w:szCs w:val="24"/>
               </w:rPr>
             </w:pPr>
-            <w:r>
-              <w:rPr>
-                <w:rFonts w:ascii="Barlow Condensed Medium" w:eastAsia="華康中黑體" w:hAnsi="Barlow Condensed Medium" w:cstheme="minorHAnsi"/>
-                <w:w w:val="80"/>
-                <w:szCs w:val="24"/>
-              </w:rPr>
-              <w:sym w:font="Wingdings 2" w:char="F0AE"/>
-            </w:r>
-            <w:r>
-              <w:rPr>
-                <w:rFonts w:ascii="Barlow Condensed Medium" w:eastAsia="華康中黑體" w:hAnsi="Barlow Condensed Medium" w:cstheme="minorHAnsi" w:hint="eastAsia"/>
-                <w:w w:val="80"/>
-                <w:szCs w:val="24"/>
-                <w:lang w:eastAsia="zh-HK"/>
-              </w:rPr>
-              <w:t>為</w:t>
-            </w:r>
-            <w:r>
-              <w:rPr>
-                <w:rFonts w:ascii="Barlow Condensed Medium" w:eastAsia="華康中黑體" w:hAnsi="Barlow Condensed Medium" w:cstheme="minorHAnsi" w:hint="eastAsia"/>
-                <w:w w:val="80"/>
-                <w:szCs w:val="24"/>
-              </w:rPr>
-              <w:t>聖歌隊</w:t>
-            </w:r>
-            <w:r>
-              <w:rPr>
-                <w:rFonts w:ascii="Barlow Condensed Medium" w:eastAsia="華康中黑體" w:hAnsi="Barlow Condensed Medium" w:cstheme="minorHAnsi" w:hint="eastAsia"/>
-                <w:w w:val="80"/>
-                <w:szCs w:val="24"/>
-              </w:rPr>
-              <w:t>奉獻</w:t>
-            </w:r>
-            <w:r>
-              <w:rPr>
-                <w:rFonts w:ascii="Barlow Condensed Medium" w:eastAsia="華康中黑體" w:hAnsi="Barlow Condensed Medium" w:cstheme="minorHAnsi"/>
-                <w:w w:val="80"/>
-                <w:szCs w:val="24"/>
-              </w:rPr>
-              <w:t>:</w:t>
-            </w:r>
           </w:p>
         </w:tc>
         <w:tc>
@@ -23790,23 +24567,6 @@
                 <w:szCs w:val="24"/>
               </w:rPr>
             </w:pPr>
-            <w:r>
-              <w:rPr>
-                <w:rFonts w:ascii="Barlow Condensed Medium" w:eastAsia="標楷體" w:hAnsi="Barlow Condensed Medium" w:cstheme="minorHAnsi" w:hint="eastAsia"/>
-                <w:w w:val="80"/>
-                <w:szCs w:val="24"/>
-              </w:rPr>
-              <w:t>62</w:t>
-            </w:r>
-            <w:r>
-              <w:rPr>
-                <w:rFonts w:ascii="Barlow Condensed Medium" w:eastAsia="標楷體" w:hAnsi="Barlow Condensed Medium" w:cstheme="minorHAnsi" w:hint="eastAsia"/>
-                <w:w w:val="80"/>
-                <w:szCs w:val="24"/>
-                <w:lang w:eastAsia="zh-HK"/>
-              </w:rPr>
-              <w:t>號</w:t>
-            </w:r>
           </w:p>
         </w:tc>
         <w:tc>
@@ -23828,38 +24588,6 @@
                 <w:szCs w:val="24"/>
               </w:rPr>
             </w:pPr>
-            <w:r>
-              <w:rPr>
-                <w:rFonts w:ascii="Barlow Condensed Medium" w:eastAsia="標楷體" w:hAnsi="Barlow Condensed Medium" w:cstheme="minorHAnsi" w:hint="eastAsia"/>
-                <w:w w:val="80"/>
-                <w:szCs w:val="24"/>
-              </w:rPr>
-              <w:t>2</w:t>
-            </w:r>
-            <w:r>
-              <w:rPr>
-                <w:rFonts w:ascii="Barlow Condensed Medium" w:eastAsia="標楷體" w:hAnsi="Barlow Condensed Medium" w:cstheme="minorHAnsi"/>
-                <w:w w:val="80"/>
-                <w:szCs w:val="24"/>
-              </w:rPr>
-              <w:t>,</w:t>
-            </w:r>
-            <w:r>
-              <w:rPr>
-                <w:rFonts w:ascii="Barlow Condensed Medium" w:eastAsia="標楷體" w:hAnsi="Barlow Condensed Medium" w:cstheme="minorHAnsi" w:hint="eastAsia"/>
-                <w:w w:val="80"/>
-                <w:szCs w:val="24"/>
-              </w:rPr>
-              <w:t>0</w:t>
-            </w:r>
-            <w:r>
-              <w:rPr>
-                <w:rFonts w:ascii="Barlow Condensed Medium" w:eastAsia="標楷體" w:hAnsi="Barlow Condensed Medium" w:cstheme="minorHAnsi"/>
-                <w:w w:val="80"/>
-                <w:szCs w:val="24"/>
-              </w:rPr>
-              <w:t>00</w:t>
-            </w:r>
           </w:p>
         </w:tc>
         <w:tc>
@@ -23973,6 +24701,47 @@
                 <w:szCs w:val="24"/>
               </w:rPr>
             </w:pPr>
+            <w:r>
+              <w:rPr>
+                <w:rFonts w:ascii="Barlow Condensed Medium" w:eastAsia="華康中黑體" w:hAnsi="Barlow Condensed Medium" w:cstheme="minorHAnsi"/>
+                <w:w w:val="80"/>
+                <w:szCs w:val="24"/>
+              </w:rPr>
+              <w:sym w:font="Wingdings 2" w:char="F0AE"/>
+            </w:r>
+            <w:r>
+              <w:rPr>
+                <w:rFonts w:ascii="Barlow Condensed Medium" w:eastAsia="華康中黑體" w:hAnsi="Barlow Condensed Medium" w:cstheme="minorHAnsi" w:hint="eastAsia"/>
+                <w:w w:val="80"/>
+                <w:szCs w:val="24"/>
+                <w:lang w:eastAsia="zh-HK"/>
+              </w:rPr>
+              <w:t>為</w:t>
+            </w:r>
+            <w:r>
+              <w:rPr>
+                <w:rFonts w:ascii="Barlow Condensed Medium" w:eastAsia="華康中黑體" w:hAnsi="Barlow Condensed Medium" w:cstheme="minorHAnsi" w:hint="eastAsia"/>
+                <w:w w:val="80"/>
+                <w:szCs w:val="24"/>
+              </w:rPr>
+              <w:t>建堂</w:t>
+            </w:r>
+            <w:r>
+              <w:rPr>
+                <w:rFonts w:ascii="Barlow Condensed Medium" w:eastAsia="華康中黑體" w:hAnsi="Barlow Condensed Medium" w:cstheme="minorHAnsi" w:hint="eastAsia"/>
+                <w:w w:val="80"/>
+                <w:szCs w:val="24"/>
+              </w:rPr>
+              <w:t>奉獻</w:t>
+            </w:r>
+            <w:r>
+              <w:rPr>
+                <w:rFonts w:ascii="Barlow Condensed Medium" w:eastAsia="華康中黑體" w:hAnsi="Barlow Condensed Medium" w:cstheme="minorHAnsi"/>
+                <w:w w:val="80"/>
+                <w:szCs w:val="24"/>
+              </w:rPr>
+              <w:t>:</w:t>
+            </w:r>
           </w:p>
         </w:tc>
         <w:tc>
@@ -23994,6 +24763,23 @@
                 <w:szCs w:val="24"/>
               </w:rPr>
             </w:pPr>
+            <w:r>
+              <w:rPr>
+                <w:rFonts w:ascii="Barlow Condensed Medium" w:eastAsia="標楷體" w:hAnsi="Barlow Condensed Medium" w:cstheme="minorHAnsi" w:hint="eastAsia"/>
+                <w:w w:val="80"/>
+                <w:szCs w:val="24"/>
+              </w:rPr>
+              <w:t>45-1</w:t>
+            </w:r>
+            <w:r>
+              <w:rPr>
+                <w:rFonts w:ascii="Barlow Condensed Medium" w:eastAsia="標楷體" w:hAnsi="Barlow Condensed Medium" w:cstheme="minorHAnsi" w:hint="eastAsia"/>
+                <w:w w:val="80"/>
+                <w:szCs w:val="24"/>
+                <w:lang w:eastAsia="zh-HK"/>
+              </w:rPr>
+              <w:t>號</w:t>
+            </w:r>
           </w:p>
         </w:tc>
         <w:tc>
@@ -24015,6 +24801,38 @@
                 <w:szCs w:val="24"/>
               </w:rPr>
             </w:pPr>
+            <w:r>
+              <w:rPr>
+                <w:rFonts w:ascii="Barlow Condensed Medium" w:eastAsia="標楷體" w:hAnsi="Barlow Condensed Medium" w:cstheme="minorHAnsi" w:hint="eastAsia"/>
+                <w:w w:val="80"/>
+                <w:szCs w:val="24"/>
+              </w:rPr>
+              <w:t>4</w:t>
+            </w:r>
+            <w:r>
+              <w:rPr>
+                <w:rFonts w:ascii="Barlow Condensed Medium" w:eastAsia="標楷體" w:hAnsi="Barlow Condensed Medium" w:cstheme="minorHAnsi"/>
+                <w:w w:val="80"/>
+                <w:szCs w:val="24"/>
+              </w:rPr>
+              <w:t>,</w:t>
+            </w:r>
+            <w:r>
+              <w:rPr>
+                <w:rFonts w:ascii="Barlow Condensed Medium" w:eastAsia="標楷體" w:hAnsi="Barlow Condensed Medium" w:cstheme="minorHAnsi" w:hint="eastAsia"/>
+                <w:w w:val="80"/>
+                <w:szCs w:val="24"/>
+              </w:rPr>
+              <w:t>0</w:t>
+            </w:r>
+            <w:r>
+              <w:rPr>
+                <w:rFonts w:ascii="Barlow Condensed Medium" w:eastAsia="標楷體" w:hAnsi="Barlow Condensed Medium" w:cstheme="minorHAnsi"/>
+                <w:w w:val="80"/>
+                <w:szCs w:val="24"/>
+              </w:rPr>
+              <w:t>00</w:t>
+            </w:r>
           </w:p>
         </w:tc>
         <w:tc>
@@ -24128,47 +24946,6 @@
                 <w:szCs w:val="24"/>
               </w:rPr>
             </w:pPr>
-            <w:r>
-              <w:rPr>
-                <w:rFonts w:ascii="Barlow Condensed Medium" w:eastAsia="華康中黑體" w:hAnsi="Barlow Condensed Medium" w:cstheme="minorHAnsi"/>
-                <w:w w:val="80"/>
-                <w:szCs w:val="24"/>
-              </w:rPr>
-              <w:sym w:font="Wingdings 2" w:char="F0AE"/>
-            </w:r>
-            <w:r>
-              <w:rPr>
-                <w:rFonts w:ascii="Barlow Condensed Medium" w:eastAsia="華康中黑體" w:hAnsi="Barlow Condensed Medium" w:cstheme="minorHAnsi" w:hint="eastAsia"/>
-                <w:w w:val="80"/>
-                <w:szCs w:val="24"/>
-                <w:lang w:eastAsia="zh-HK"/>
-              </w:rPr>
-              <w:t>為</w:t>
-            </w:r>
-            <w:r>
-              <w:rPr>
-                <w:rFonts w:ascii="Barlow Condensed Medium" w:eastAsia="華康中黑體" w:hAnsi="Barlow Condensed Medium" w:cstheme="minorHAnsi" w:hint="eastAsia"/>
-                <w:w w:val="80"/>
-                <w:szCs w:val="24"/>
-              </w:rPr>
-              <w:t>聖經書院</w:t>
-            </w:r>
-            <w:r>
-              <w:rPr>
-                <w:rFonts w:ascii="Barlow Condensed Medium" w:eastAsia="華康中黑體" w:hAnsi="Barlow Condensed Medium" w:cstheme="minorHAnsi" w:hint="eastAsia"/>
-                <w:w w:val="80"/>
-                <w:szCs w:val="24"/>
-              </w:rPr>
-              <w:t>奉獻</w:t>
-            </w:r>
-            <w:r>
-              <w:rPr>
-                <w:rFonts w:ascii="Barlow Condensed Medium" w:eastAsia="華康中黑體" w:hAnsi="Barlow Condensed Medium" w:cstheme="minorHAnsi"/>
-                <w:w w:val="80"/>
-                <w:szCs w:val="24"/>
-              </w:rPr>
-              <w:t>:</w:t>
-            </w:r>
           </w:p>
         </w:tc>
         <w:tc>
@@ -24190,23 +24967,6 @@
                 <w:szCs w:val="24"/>
               </w:rPr>
             </w:pPr>
-            <w:r>
-              <w:rPr>
-                <w:rFonts w:ascii="Barlow Condensed Medium" w:eastAsia="標楷體" w:hAnsi="Barlow Condensed Medium" w:cstheme="minorHAnsi" w:hint="eastAsia"/>
-                <w:w w:val="80"/>
-                <w:szCs w:val="24"/>
-              </w:rPr>
-              <w:t>6</w:t>
-            </w:r>
-            <w:r>
-              <w:rPr>
-                <w:rFonts w:ascii="Barlow Condensed Medium" w:eastAsia="標楷體" w:hAnsi="Barlow Condensed Medium" w:cstheme="minorHAnsi" w:hint="eastAsia"/>
-                <w:w w:val="80"/>
-                <w:szCs w:val="24"/>
-                <w:lang w:eastAsia="zh-HK"/>
-              </w:rPr>
-              <w:t>號</w:t>
-            </w:r>
           </w:p>
         </w:tc>
         <w:tc>
@@ -24228,1037 +24988,6 @@
                 <w:szCs w:val="24"/>
               </w:rPr>
             </w:pPr>
-            <w:r>
-              <w:rPr>
-                <w:rFonts w:ascii="Barlow Condensed Medium" w:eastAsia="標楷體" w:hAnsi="Barlow Condensed Medium" w:cstheme="minorHAnsi" w:hint="eastAsia"/>
-                <w:w w:val="80"/>
-                <w:szCs w:val="24"/>
-              </w:rPr>
-              <w:t>1,0</w:t>
-            </w:r>
-            <w:r>
-              <w:rPr>
-                <w:rFonts w:ascii="Barlow Condensed Medium" w:eastAsia="標楷體" w:hAnsi="Barlow Condensed Medium" w:cstheme="minorHAnsi"/>
-                <w:w w:val="80"/>
-                <w:szCs w:val="24"/>
-              </w:rPr>
-              <w:t>00</w:t>
-            </w:r>
-          </w:p>
-        </w:tc>
-        <w:tc>
-          <w:tcPr>
-            <w:tcW w:w="686" w:type="dxa"/>
-            <w:tcMar>
-              <w:left w:w="28" w:type="dxa"/>
-              <w:right w:w="28" w:type="dxa"/>
-            </w:tcMar>
-            <w:vAlign w:val="center"/>
-          </w:tcPr>
-          <w:p>
-            <w:pPr>
-              <w:snapToGrid w:val="0"/>
-              <w:jc w:val="right"/>
-              <w:rPr>
-                <w:rFonts w:ascii="Barlow Condensed Medium" w:eastAsia="標楷體" w:hAnsi="Barlow Condensed Medium" w:cstheme="minorHAnsi"/>
-                <w:w w:val="80"/>
-                <w:szCs w:val="24"/>
-              </w:rPr>
-            </w:pPr>
-            <w:r>
-              <w:rPr>
-                <w:rFonts w:ascii="Barlow Condensed Medium" w:eastAsia="標楷體" w:hAnsi="Barlow Condensed Medium" w:cstheme="minorHAnsi" w:hint="eastAsia"/>
-                <w:w w:val="80"/>
-                <w:szCs w:val="24"/>
-              </w:rPr>
-              <w:t>9-1</w:t>
-            </w:r>
-            <w:r>
-              <w:rPr>
-                <w:rFonts w:ascii="Barlow Condensed Medium" w:eastAsia="標楷體" w:hAnsi="Barlow Condensed Medium" w:cstheme="minorHAnsi" w:hint="eastAsia"/>
-                <w:w w:val="80"/>
-                <w:szCs w:val="24"/>
-                <w:lang w:eastAsia="zh-HK"/>
-              </w:rPr>
-              <w:t>號</w:t>
-            </w:r>
-          </w:p>
-        </w:tc>
-        <w:tc>
-          <w:tcPr>
-            <w:tcW w:w="682" w:type="dxa"/>
-            <w:gridSpan w:val="2"/>
-            <w:tcMar>
-              <w:left w:w="113" w:type="dxa"/>
-              <w:right w:w="28" w:type="dxa"/>
-            </w:tcMar>
-            <w:vAlign w:val="center"/>
-          </w:tcPr>
-          <w:p>
-            <w:pPr>
-              <w:snapToGrid w:val="0"/>
-              <w:rPr>
-                <w:rFonts w:ascii="Barlow Condensed Medium" w:eastAsia="標楷體" w:hAnsi="Barlow Condensed Medium" w:cstheme="minorHAnsi"/>
-                <w:w w:val="80"/>
-                <w:szCs w:val="24"/>
-              </w:rPr>
-            </w:pPr>
-            <w:r>
-              <w:rPr>
-                <w:rFonts w:ascii="Barlow Condensed Medium" w:eastAsia="標楷體" w:hAnsi="Barlow Condensed Medium" w:cstheme="minorHAnsi" w:hint="eastAsia"/>
-                <w:w w:val="80"/>
-                <w:szCs w:val="24"/>
-              </w:rPr>
-              <w:t>1,0</w:t>
-            </w:r>
-            <w:r>
-              <w:rPr>
-                <w:rFonts w:ascii="Barlow Condensed Medium" w:eastAsia="標楷體" w:hAnsi="Barlow Condensed Medium" w:cstheme="minorHAnsi"/>
-                <w:w w:val="80"/>
-                <w:szCs w:val="24"/>
-              </w:rPr>
-              <w:t>00</w:t>
-            </w:r>
-          </w:p>
-        </w:tc>
-        <w:tc>
-          <w:tcPr>
-            <w:tcW w:w="683" w:type="dxa"/>
-            <w:gridSpan w:val="2"/>
-            <w:tcMar>
-              <w:left w:w="28" w:type="dxa"/>
-              <w:right w:w="28" w:type="dxa"/>
-            </w:tcMar>
-            <w:vAlign w:val="center"/>
-          </w:tcPr>
-          <w:p>
-            <w:pPr>
-              <w:snapToGrid w:val="0"/>
-              <w:jc w:val="right"/>
-              <w:rPr>
-                <w:rFonts w:ascii="Barlow Condensed Medium" w:eastAsia="標楷體" w:hAnsi="Barlow Condensed Medium" w:cstheme="minorHAnsi"/>
-                <w:w w:val="80"/>
-                <w:szCs w:val="24"/>
-              </w:rPr>
-            </w:pPr>
-            <w:r>
-              <w:rPr>
-                <w:rFonts w:ascii="Barlow Condensed Medium" w:eastAsia="標楷體" w:hAnsi="Barlow Condensed Medium" w:cstheme="minorHAnsi" w:hint="eastAsia"/>
-                <w:w w:val="80"/>
-                <w:szCs w:val="24"/>
-              </w:rPr>
-              <w:t>17</w:t>
-            </w:r>
-            <w:r>
-              <w:rPr>
-                <w:rFonts w:ascii="Barlow Condensed Medium" w:eastAsia="標楷體" w:hAnsi="Barlow Condensed Medium" w:cstheme="minorHAnsi" w:hint="eastAsia"/>
-                <w:w w:val="80"/>
-                <w:szCs w:val="24"/>
-                <w:lang w:eastAsia="zh-HK"/>
-              </w:rPr>
-              <w:t>號</w:t>
-            </w:r>
-          </w:p>
-        </w:tc>
-        <w:tc>
-          <w:tcPr>
-            <w:tcW w:w="683" w:type="dxa"/>
-            <w:tcMar>
-              <w:left w:w="113" w:type="dxa"/>
-              <w:right w:w="28" w:type="dxa"/>
-            </w:tcMar>
-            <w:vAlign w:val="center"/>
-          </w:tcPr>
-          <w:p>
-            <w:pPr>
-              <w:snapToGrid w:val="0"/>
-              <w:rPr>
-                <w:rFonts w:ascii="Barlow Condensed Medium" w:eastAsia="標楷體" w:hAnsi="Barlow Condensed Medium" w:cstheme="minorHAnsi"/>
-                <w:w w:val="80"/>
-                <w:szCs w:val="24"/>
-              </w:rPr>
-            </w:pPr>
-            <w:r>
-              <w:rPr>
-                <w:rFonts w:ascii="Barlow Condensed Medium" w:eastAsia="標楷體" w:hAnsi="Barlow Condensed Medium" w:cstheme="minorHAnsi" w:hint="eastAsia"/>
-                <w:w w:val="80"/>
-                <w:szCs w:val="24"/>
-              </w:rPr>
-              <w:t>1,0</w:t>
-            </w:r>
-            <w:r>
-              <w:rPr>
-                <w:rFonts w:ascii="Barlow Condensed Medium" w:eastAsia="標楷體" w:hAnsi="Barlow Condensed Medium" w:cstheme="minorHAnsi"/>
-                <w:w w:val="80"/>
-                <w:szCs w:val="24"/>
-              </w:rPr>
-              <w:t>00</w:t>
-            </w:r>
-          </w:p>
-        </w:tc>
-      </w:tr>
-      <w:tr>
-        <w:trPr>
-          <w:gridBefore w:val="1"/>
-          <w:wBefore w:w="34" w:type="dxa"/>
-          <w:trHeight w:hRule="exact" w:val="340"/>
-        </w:trPr>
-        <w:tc>
-          <w:tcPr>
-            <w:tcW w:w="1702" w:type="dxa"/>
-            <w:gridSpan w:val="2"/>
-            <w:tcMar>
-              <w:left w:w="28" w:type="dxa"/>
-              <w:right w:w="28" w:type="dxa"/>
-            </w:tcMar>
-            <w:vAlign w:val="center"/>
-          </w:tcPr>
-          <w:p>
-            <w:pPr>
-              <w:snapToGrid w:val="0"/>
-              <w:jc w:val="both"/>
-              <w:rPr>
-                <w:rFonts w:ascii="Barlow Condensed Medium" w:eastAsia="華康中黑體" w:hAnsi="Barlow Condensed Medium" w:cstheme="minorHAnsi"/>
-                <w:w w:val="80"/>
-                <w:szCs w:val="24"/>
-              </w:rPr>
-            </w:pPr>
-          </w:p>
-        </w:tc>
-        <w:tc>
-          <w:tcPr>
-            <w:tcW w:w="685" w:type="dxa"/>
-            <w:tcMar>
-              <w:left w:w="28" w:type="dxa"/>
-              <w:right w:w="28" w:type="dxa"/>
-            </w:tcMar>
-            <w:vAlign w:val="center"/>
-          </w:tcPr>
-          <w:p>
-            <w:pPr>
-              <w:snapToGrid w:val="0"/>
-              <w:jc w:val="right"/>
-              <w:rPr>
-                <w:rFonts w:ascii="Barlow Condensed Medium" w:eastAsia="標楷體" w:hAnsi="Barlow Condensed Medium" w:cstheme="minorHAnsi"/>
-                <w:w w:val="80"/>
-                <w:szCs w:val="24"/>
-              </w:rPr>
-            </w:pPr>
-            <w:r>
-              <w:rPr>
-                <w:rFonts w:ascii="Barlow Condensed Medium" w:eastAsia="標楷體" w:hAnsi="Barlow Condensed Medium" w:cstheme="minorHAnsi" w:hint="eastAsia"/>
-                <w:w w:val="80"/>
-                <w:szCs w:val="24"/>
-              </w:rPr>
-              <w:t>20</w:t>
-            </w:r>
-            <w:r>
-              <w:rPr>
-                <w:rFonts w:ascii="Barlow Condensed Medium" w:eastAsia="標楷體" w:hAnsi="Barlow Condensed Medium" w:cstheme="minorHAnsi" w:hint="eastAsia"/>
-                <w:w w:val="80"/>
-                <w:szCs w:val="24"/>
-                <w:lang w:eastAsia="zh-HK"/>
-              </w:rPr>
-              <w:t>號</w:t>
-            </w:r>
-          </w:p>
-        </w:tc>
-        <w:tc>
-          <w:tcPr>
-            <w:tcW w:w="685" w:type="dxa"/>
-            <w:tcMar>
-              <w:left w:w="113" w:type="dxa"/>
-              <w:right w:w="28" w:type="dxa"/>
-            </w:tcMar>
-            <w:vAlign w:val="center"/>
-          </w:tcPr>
-          <w:p>
-            <w:pPr>
-              <w:snapToGrid w:val="0"/>
-              <w:ind w:leftChars="-2" w:left="-5" w:rightChars="-3" w:right="-7"/>
-              <w:rPr>
-                <w:rFonts w:ascii="Barlow Condensed Medium" w:eastAsia="標楷體" w:hAnsi="Barlow Condensed Medium" w:cstheme="minorHAnsi"/>
-                <w:w w:val="80"/>
-                <w:szCs w:val="24"/>
-              </w:rPr>
-            </w:pPr>
-            <w:r>
-              <w:rPr>
-                <w:rFonts w:ascii="Barlow Condensed Medium" w:eastAsia="標楷體" w:hAnsi="Barlow Condensed Medium" w:cstheme="minorHAnsi" w:hint="eastAsia"/>
-                <w:w w:val="80"/>
-                <w:szCs w:val="24"/>
-              </w:rPr>
-              <w:t>5</w:t>
-            </w:r>
-            <w:r>
-              <w:rPr>
-                <w:rFonts w:ascii="Barlow Condensed Medium" w:eastAsia="標楷體" w:hAnsi="Barlow Condensed Medium" w:cstheme="minorHAnsi"/>
-                <w:w w:val="80"/>
-                <w:szCs w:val="24"/>
-              </w:rPr>
-              <w:t>00</w:t>
-            </w:r>
-          </w:p>
-        </w:tc>
-        <w:tc>
-          <w:tcPr>
-            <w:tcW w:w="686" w:type="dxa"/>
-            <w:tcMar>
-              <w:left w:w="28" w:type="dxa"/>
-              <w:right w:w="28" w:type="dxa"/>
-            </w:tcMar>
-            <w:vAlign w:val="center"/>
-          </w:tcPr>
-          <w:p>
-            <w:pPr>
-              <w:snapToGrid w:val="0"/>
-              <w:jc w:val="right"/>
-              <w:rPr>
-                <w:rFonts w:ascii="Barlow Condensed Medium" w:eastAsia="標楷體" w:hAnsi="Barlow Condensed Medium" w:cstheme="minorHAnsi"/>
-                <w:w w:val="80"/>
-                <w:szCs w:val="24"/>
-              </w:rPr>
-            </w:pPr>
-            <w:r>
-              <w:rPr>
-                <w:rFonts w:ascii="Barlow Condensed Medium" w:eastAsia="標楷體" w:hAnsi="Barlow Condensed Medium" w:cstheme="minorHAnsi" w:hint="eastAsia"/>
-                <w:w w:val="80"/>
-                <w:szCs w:val="24"/>
-              </w:rPr>
-              <w:t>22</w:t>
-            </w:r>
-            <w:r>
-              <w:rPr>
-                <w:rFonts w:ascii="Barlow Condensed Medium" w:eastAsia="標楷體" w:hAnsi="Barlow Condensed Medium" w:cstheme="minorHAnsi" w:hint="eastAsia"/>
-                <w:w w:val="80"/>
-                <w:szCs w:val="24"/>
-                <w:lang w:eastAsia="zh-HK"/>
-              </w:rPr>
-              <w:t>號</w:t>
-            </w:r>
-          </w:p>
-        </w:tc>
-        <w:tc>
-          <w:tcPr>
-            <w:tcW w:w="682" w:type="dxa"/>
-            <w:gridSpan w:val="2"/>
-            <w:tcMar>
-              <w:left w:w="113" w:type="dxa"/>
-              <w:right w:w="28" w:type="dxa"/>
-            </w:tcMar>
-            <w:vAlign w:val="center"/>
-          </w:tcPr>
-          <w:p>
-            <w:pPr>
-              <w:snapToGrid w:val="0"/>
-              <w:rPr>
-                <w:rFonts w:ascii="Barlow Condensed Medium" w:eastAsia="標楷體" w:hAnsi="Barlow Condensed Medium" w:cstheme="minorHAnsi"/>
-                <w:w w:val="80"/>
-                <w:szCs w:val="24"/>
-              </w:rPr>
-            </w:pPr>
-            <w:r>
-              <w:rPr>
-                <w:rFonts w:ascii="Barlow Condensed Medium" w:eastAsia="標楷體" w:hAnsi="Barlow Condensed Medium" w:cstheme="minorHAnsi" w:hint="eastAsia"/>
-                <w:w w:val="80"/>
-                <w:szCs w:val="24"/>
-              </w:rPr>
-              <w:t>1,0</w:t>
-            </w:r>
-            <w:r>
-              <w:rPr>
-                <w:rFonts w:ascii="Barlow Condensed Medium" w:eastAsia="標楷體" w:hAnsi="Barlow Condensed Medium" w:cstheme="minorHAnsi"/>
-                <w:w w:val="80"/>
-                <w:szCs w:val="24"/>
-              </w:rPr>
-              <w:t>00</w:t>
-            </w:r>
-          </w:p>
-        </w:tc>
-        <w:tc>
-          <w:tcPr>
-            <w:tcW w:w="683" w:type="dxa"/>
-            <w:gridSpan w:val="2"/>
-            <w:tcMar>
-              <w:left w:w="28" w:type="dxa"/>
-              <w:right w:w="28" w:type="dxa"/>
-            </w:tcMar>
-            <w:vAlign w:val="center"/>
-          </w:tcPr>
-          <w:p>
-            <w:pPr>
-              <w:snapToGrid w:val="0"/>
-              <w:jc w:val="right"/>
-              <w:rPr>
-                <w:rFonts w:ascii="Barlow Condensed Medium" w:eastAsia="標楷體" w:hAnsi="Barlow Condensed Medium" w:cstheme="minorHAnsi"/>
-                <w:w w:val="80"/>
-                <w:szCs w:val="24"/>
-              </w:rPr>
-            </w:pPr>
-            <w:r>
-              <w:rPr>
-                <w:rFonts w:ascii="Barlow Condensed Medium" w:eastAsia="標楷體" w:hAnsi="Barlow Condensed Medium" w:cstheme="minorHAnsi" w:hint="eastAsia"/>
-                <w:w w:val="80"/>
-                <w:szCs w:val="24"/>
-              </w:rPr>
-              <w:t>26</w:t>
-            </w:r>
-            <w:r>
-              <w:rPr>
-                <w:rFonts w:ascii="Barlow Condensed Medium" w:eastAsia="標楷體" w:hAnsi="Barlow Condensed Medium" w:cstheme="minorHAnsi" w:hint="eastAsia"/>
-                <w:w w:val="80"/>
-                <w:szCs w:val="24"/>
-                <w:lang w:eastAsia="zh-HK"/>
-              </w:rPr>
-              <w:t>號</w:t>
-            </w:r>
-          </w:p>
-        </w:tc>
-        <w:tc>
-          <w:tcPr>
-            <w:tcW w:w="683" w:type="dxa"/>
-            <w:tcMar>
-              <w:left w:w="113" w:type="dxa"/>
-              <w:right w:w="28" w:type="dxa"/>
-            </w:tcMar>
-            <w:vAlign w:val="center"/>
-          </w:tcPr>
-          <w:p>
-            <w:pPr>
-              <w:snapToGrid w:val="0"/>
-              <w:rPr>
-                <w:rFonts w:ascii="Barlow Condensed Medium" w:eastAsia="標楷體" w:hAnsi="Barlow Condensed Medium" w:cstheme="minorHAnsi"/>
-                <w:w w:val="80"/>
-                <w:szCs w:val="24"/>
-              </w:rPr>
-            </w:pPr>
-            <w:r>
-              <w:rPr>
-                <w:rFonts w:ascii="Barlow Condensed Medium" w:eastAsia="標楷體" w:hAnsi="Barlow Condensed Medium" w:cstheme="minorHAnsi" w:hint="eastAsia"/>
-                <w:w w:val="80"/>
-                <w:szCs w:val="24"/>
-              </w:rPr>
-              <w:t>1,0</w:t>
-            </w:r>
-            <w:r>
-              <w:rPr>
-                <w:rFonts w:ascii="Barlow Condensed Medium" w:eastAsia="標楷體" w:hAnsi="Barlow Condensed Medium" w:cstheme="minorHAnsi"/>
-                <w:w w:val="80"/>
-                <w:szCs w:val="24"/>
-              </w:rPr>
-              <w:t>00</w:t>
-            </w:r>
-          </w:p>
-        </w:tc>
-      </w:tr>
-      <w:tr>
-        <w:trPr>
-          <w:gridBefore w:val="1"/>
-          <w:wBefore w:w="34" w:type="dxa"/>
-          <w:trHeight w:hRule="exact" w:val="340"/>
-        </w:trPr>
-        <w:tc>
-          <w:tcPr>
-            <w:tcW w:w="1702" w:type="dxa"/>
-            <w:gridSpan w:val="2"/>
-            <w:tcMar>
-              <w:left w:w="28" w:type="dxa"/>
-              <w:right w:w="28" w:type="dxa"/>
-            </w:tcMar>
-            <w:vAlign w:val="center"/>
-          </w:tcPr>
-          <w:p>
-            <w:pPr>
-              <w:snapToGrid w:val="0"/>
-              <w:jc w:val="both"/>
-              <w:rPr>
-                <w:rFonts w:ascii="Barlow Condensed Medium" w:eastAsia="華康中黑體" w:hAnsi="Barlow Condensed Medium" w:cstheme="minorHAnsi"/>
-                <w:w w:val="80"/>
-                <w:szCs w:val="24"/>
-              </w:rPr>
-            </w:pPr>
-          </w:p>
-        </w:tc>
-        <w:tc>
-          <w:tcPr>
-            <w:tcW w:w="685" w:type="dxa"/>
-            <w:tcMar>
-              <w:left w:w="28" w:type="dxa"/>
-              <w:right w:w="28" w:type="dxa"/>
-            </w:tcMar>
-            <w:vAlign w:val="center"/>
-          </w:tcPr>
-          <w:p>
-            <w:pPr>
-              <w:snapToGrid w:val="0"/>
-              <w:jc w:val="right"/>
-              <w:rPr>
-                <w:rFonts w:ascii="Barlow Condensed Medium" w:eastAsia="標楷體" w:hAnsi="Barlow Condensed Medium" w:cstheme="minorHAnsi"/>
-                <w:w w:val="80"/>
-                <w:szCs w:val="24"/>
-              </w:rPr>
-            </w:pPr>
-            <w:r>
-              <w:rPr>
-                <w:rFonts w:ascii="Barlow Condensed Medium" w:eastAsia="標楷體" w:hAnsi="Barlow Condensed Medium" w:cstheme="minorHAnsi" w:hint="eastAsia"/>
-                <w:w w:val="80"/>
-                <w:szCs w:val="24"/>
-              </w:rPr>
-              <w:t>27</w:t>
-            </w:r>
-            <w:r>
-              <w:rPr>
-                <w:rFonts w:ascii="Barlow Condensed Medium" w:eastAsia="標楷體" w:hAnsi="Barlow Condensed Medium" w:cstheme="minorHAnsi" w:hint="eastAsia"/>
-                <w:w w:val="80"/>
-                <w:szCs w:val="24"/>
-                <w:lang w:eastAsia="zh-HK"/>
-              </w:rPr>
-              <w:t>號</w:t>
-            </w:r>
-          </w:p>
-        </w:tc>
-        <w:tc>
-          <w:tcPr>
-            <w:tcW w:w="685" w:type="dxa"/>
-            <w:tcMar>
-              <w:left w:w="113" w:type="dxa"/>
-              <w:right w:w="28" w:type="dxa"/>
-            </w:tcMar>
-            <w:vAlign w:val="center"/>
-          </w:tcPr>
-          <w:p>
-            <w:pPr>
-              <w:snapToGrid w:val="0"/>
-              <w:ind w:leftChars="-2" w:left="-5" w:rightChars="-3" w:right="-7"/>
-              <w:rPr>
-                <w:rFonts w:ascii="Barlow Condensed Medium" w:eastAsia="標楷體" w:hAnsi="Barlow Condensed Medium" w:cstheme="minorHAnsi"/>
-                <w:w w:val="80"/>
-                <w:szCs w:val="24"/>
-              </w:rPr>
-            </w:pPr>
-            <w:r>
-              <w:rPr>
-                <w:rFonts w:ascii="Barlow Condensed Medium" w:eastAsia="標楷體" w:hAnsi="Barlow Condensed Medium" w:cstheme="minorHAnsi" w:hint="eastAsia"/>
-                <w:w w:val="80"/>
-                <w:szCs w:val="24"/>
-              </w:rPr>
-              <w:t>5</w:t>
-            </w:r>
-            <w:r>
-              <w:rPr>
-                <w:rFonts w:ascii="Barlow Condensed Medium" w:eastAsia="標楷體" w:hAnsi="Barlow Condensed Medium" w:cstheme="minorHAnsi"/>
-                <w:w w:val="80"/>
-                <w:szCs w:val="24"/>
-              </w:rPr>
-              <w:t>00</w:t>
-            </w:r>
-          </w:p>
-        </w:tc>
-        <w:tc>
-          <w:tcPr>
-            <w:tcW w:w="686" w:type="dxa"/>
-            <w:tcMar>
-              <w:left w:w="28" w:type="dxa"/>
-              <w:right w:w="28" w:type="dxa"/>
-            </w:tcMar>
-            <w:vAlign w:val="center"/>
-          </w:tcPr>
-          <w:p>
-            <w:pPr>
-              <w:snapToGrid w:val="0"/>
-              <w:jc w:val="right"/>
-              <w:rPr>
-                <w:rFonts w:ascii="Barlow Condensed Medium" w:eastAsia="標楷體" w:hAnsi="Barlow Condensed Medium" w:cstheme="minorHAnsi"/>
-                <w:w w:val="80"/>
-                <w:szCs w:val="24"/>
-              </w:rPr>
-            </w:pPr>
-            <w:r>
-              <w:rPr>
-                <w:rFonts w:ascii="Barlow Condensed Medium" w:eastAsia="標楷體" w:hAnsi="Barlow Condensed Medium" w:cstheme="minorHAnsi" w:hint="eastAsia"/>
-                <w:w w:val="80"/>
-                <w:szCs w:val="24"/>
-              </w:rPr>
-              <w:t>30</w:t>
-            </w:r>
-            <w:r>
-              <w:rPr>
-                <w:rFonts w:ascii="Barlow Condensed Medium" w:eastAsia="標楷體" w:hAnsi="Barlow Condensed Medium" w:cstheme="minorHAnsi" w:hint="eastAsia"/>
-                <w:w w:val="80"/>
-                <w:szCs w:val="24"/>
-                <w:lang w:eastAsia="zh-HK"/>
-              </w:rPr>
-              <w:t>號</w:t>
-            </w:r>
-          </w:p>
-        </w:tc>
-        <w:tc>
-          <w:tcPr>
-            <w:tcW w:w="682" w:type="dxa"/>
-            <w:gridSpan w:val="2"/>
-            <w:tcMar>
-              <w:left w:w="113" w:type="dxa"/>
-              <w:right w:w="28" w:type="dxa"/>
-            </w:tcMar>
-            <w:vAlign w:val="center"/>
-          </w:tcPr>
-          <w:p>
-            <w:pPr>
-              <w:snapToGrid w:val="0"/>
-              <w:rPr>
-                <w:rFonts w:ascii="Barlow Condensed Medium" w:eastAsia="標楷體" w:hAnsi="Barlow Condensed Medium" w:cstheme="minorHAnsi"/>
-                <w:w w:val="80"/>
-                <w:szCs w:val="24"/>
-              </w:rPr>
-            </w:pPr>
-            <w:r>
-              <w:rPr>
-                <w:rFonts w:ascii="Barlow Condensed Medium" w:eastAsia="標楷體" w:hAnsi="Barlow Condensed Medium" w:cstheme="minorHAnsi" w:hint="eastAsia"/>
-                <w:w w:val="80"/>
-                <w:szCs w:val="24"/>
-              </w:rPr>
-              <w:t>5</w:t>
-            </w:r>
-            <w:r>
-              <w:rPr>
-                <w:rFonts w:ascii="Barlow Condensed Medium" w:eastAsia="標楷體" w:hAnsi="Barlow Condensed Medium" w:cstheme="minorHAnsi"/>
-                <w:w w:val="80"/>
-                <w:szCs w:val="24"/>
-              </w:rPr>
-              <w:t>00</w:t>
-            </w:r>
-          </w:p>
-        </w:tc>
-        <w:tc>
-          <w:tcPr>
-            <w:tcW w:w="683" w:type="dxa"/>
-            <w:gridSpan w:val="2"/>
-            <w:tcMar>
-              <w:left w:w="28" w:type="dxa"/>
-              <w:right w:w="28" w:type="dxa"/>
-            </w:tcMar>
-            <w:vAlign w:val="center"/>
-          </w:tcPr>
-          <w:p>
-            <w:pPr>
-              <w:snapToGrid w:val="0"/>
-              <w:jc w:val="right"/>
-              <w:rPr>
-                <w:rFonts w:ascii="Barlow Condensed Medium" w:eastAsia="標楷體" w:hAnsi="Barlow Condensed Medium" w:cstheme="minorHAnsi"/>
-                <w:w w:val="80"/>
-                <w:szCs w:val="24"/>
-              </w:rPr>
-            </w:pPr>
-            <w:r>
-              <w:rPr>
-                <w:rFonts w:ascii="Barlow Condensed Medium" w:eastAsia="標楷體" w:hAnsi="Barlow Condensed Medium" w:cstheme="minorHAnsi" w:hint="eastAsia"/>
-                <w:w w:val="80"/>
-                <w:szCs w:val="24"/>
-              </w:rPr>
-              <w:t>45</w:t>
-            </w:r>
-            <w:r>
-              <w:rPr>
-                <w:rFonts w:ascii="Barlow Condensed Medium" w:eastAsia="標楷體" w:hAnsi="Barlow Condensed Medium" w:cstheme="minorHAnsi" w:hint="eastAsia"/>
-                <w:w w:val="80"/>
-                <w:szCs w:val="24"/>
-                <w:lang w:eastAsia="zh-HK"/>
-              </w:rPr>
-              <w:t>號</w:t>
-            </w:r>
-          </w:p>
-        </w:tc>
-        <w:tc>
-          <w:tcPr>
-            <w:tcW w:w="683" w:type="dxa"/>
-            <w:tcMar>
-              <w:left w:w="113" w:type="dxa"/>
-              <w:right w:w="28" w:type="dxa"/>
-            </w:tcMar>
-            <w:vAlign w:val="center"/>
-          </w:tcPr>
-          <w:p>
-            <w:pPr>
-              <w:snapToGrid w:val="0"/>
-              <w:rPr>
-                <w:rFonts w:ascii="Barlow Condensed Medium" w:eastAsia="標楷體" w:hAnsi="Barlow Condensed Medium" w:cstheme="minorHAnsi"/>
-                <w:w w:val="80"/>
-                <w:szCs w:val="24"/>
-              </w:rPr>
-            </w:pPr>
-            <w:r>
-              <w:rPr>
-                <w:rFonts w:ascii="Barlow Condensed Medium" w:eastAsia="標楷體" w:hAnsi="Barlow Condensed Medium" w:cstheme="minorHAnsi" w:hint="eastAsia"/>
-                <w:w w:val="80"/>
-                <w:szCs w:val="24"/>
-              </w:rPr>
-              <w:t>5</w:t>
-            </w:r>
-            <w:r>
-              <w:rPr>
-                <w:rFonts w:ascii="Barlow Condensed Medium" w:eastAsia="標楷體" w:hAnsi="Barlow Condensed Medium" w:cstheme="minorHAnsi"/>
-                <w:w w:val="80"/>
-                <w:szCs w:val="24"/>
-              </w:rPr>
-              <w:t>00</w:t>
-            </w:r>
-          </w:p>
-        </w:tc>
-      </w:tr>
-      <w:tr>
-        <w:trPr>
-          <w:gridBefore w:val="1"/>
-          <w:wBefore w:w="34" w:type="dxa"/>
-          <w:trHeight w:hRule="exact" w:val="340"/>
-        </w:trPr>
-        <w:tc>
-          <w:tcPr>
-            <w:tcW w:w="1702" w:type="dxa"/>
-            <w:gridSpan w:val="2"/>
-            <w:tcMar>
-              <w:left w:w="28" w:type="dxa"/>
-              <w:right w:w="28" w:type="dxa"/>
-            </w:tcMar>
-            <w:vAlign w:val="center"/>
-          </w:tcPr>
-          <w:p>
-            <w:pPr>
-              <w:snapToGrid w:val="0"/>
-              <w:jc w:val="both"/>
-              <w:rPr>
-                <w:rFonts w:ascii="Barlow Condensed Medium" w:eastAsia="華康中黑體" w:hAnsi="Barlow Condensed Medium" w:cstheme="minorHAnsi"/>
-                <w:w w:val="80"/>
-                <w:szCs w:val="24"/>
-              </w:rPr>
-            </w:pPr>
-          </w:p>
-        </w:tc>
-        <w:tc>
-          <w:tcPr>
-            <w:tcW w:w="685" w:type="dxa"/>
-            <w:tcMar>
-              <w:left w:w="28" w:type="dxa"/>
-              <w:right w:w="28" w:type="dxa"/>
-            </w:tcMar>
-            <w:vAlign w:val="center"/>
-          </w:tcPr>
-          <w:p>
-            <w:pPr>
-              <w:snapToGrid w:val="0"/>
-              <w:jc w:val="right"/>
-              <w:rPr>
-                <w:rFonts w:ascii="Barlow Condensed Medium" w:eastAsia="標楷體" w:hAnsi="Barlow Condensed Medium" w:cstheme="minorHAnsi"/>
-                <w:w w:val="80"/>
-                <w:szCs w:val="24"/>
-              </w:rPr>
-            </w:pPr>
-            <w:r>
-              <w:rPr>
-                <w:rFonts w:ascii="Barlow Condensed Medium" w:eastAsia="標楷體" w:hAnsi="Barlow Condensed Medium" w:cstheme="minorHAnsi" w:hint="eastAsia"/>
-                <w:w w:val="80"/>
-                <w:szCs w:val="24"/>
-              </w:rPr>
-              <w:t>49</w:t>
-            </w:r>
-            <w:r>
-              <w:rPr>
-                <w:rFonts w:ascii="Barlow Condensed Medium" w:eastAsia="標楷體" w:hAnsi="Barlow Condensed Medium" w:cstheme="minorHAnsi" w:hint="eastAsia"/>
-                <w:w w:val="80"/>
-                <w:szCs w:val="24"/>
-                <w:lang w:eastAsia="zh-HK"/>
-              </w:rPr>
-              <w:t>號</w:t>
-            </w:r>
-          </w:p>
-        </w:tc>
-        <w:tc>
-          <w:tcPr>
-            <w:tcW w:w="685" w:type="dxa"/>
-            <w:tcMar>
-              <w:left w:w="113" w:type="dxa"/>
-              <w:right w:w="28" w:type="dxa"/>
-            </w:tcMar>
-            <w:vAlign w:val="center"/>
-          </w:tcPr>
-          <w:p>
-            <w:pPr>
-              <w:snapToGrid w:val="0"/>
-              <w:ind w:leftChars="-2" w:left="-5" w:rightChars="-3" w:right="-7"/>
-              <w:rPr>
-                <w:rFonts w:ascii="Barlow Condensed Medium" w:eastAsia="標楷體" w:hAnsi="Barlow Condensed Medium" w:cstheme="minorHAnsi"/>
-                <w:w w:val="80"/>
-                <w:szCs w:val="24"/>
-              </w:rPr>
-            </w:pPr>
-            <w:r>
-              <w:rPr>
-                <w:rFonts w:ascii="Barlow Condensed Medium" w:eastAsia="標楷體" w:hAnsi="Barlow Condensed Medium" w:cstheme="minorHAnsi" w:hint="eastAsia"/>
-                <w:w w:val="80"/>
-                <w:szCs w:val="24"/>
-              </w:rPr>
-              <w:t>1,0</w:t>
-            </w:r>
-            <w:r>
-              <w:rPr>
-                <w:rFonts w:ascii="Barlow Condensed Medium" w:eastAsia="標楷體" w:hAnsi="Barlow Condensed Medium" w:cstheme="minorHAnsi"/>
-                <w:w w:val="80"/>
-                <w:szCs w:val="24"/>
-              </w:rPr>
-              <w:t>00</w:t>
-            </w:r>
-          </w:p>
-        </w:tc>
-        <w:tc>
-          <w:tcPr>
-            <w:tcW w:w="686" w:type="dxa"/>
-            <w:tcMar>
-              <w:left w:w="28" w:type="dxa"/>
-              <w:right w:w="28" w:type="dxa"/>
-            </w:tcMar>
-            <w:vAlign w:val="center"/>
-          </w:tcPr>
-          <w:p>
-            <w:pPr>
-              <w:snapToGrid w:val="0"/>
-              <w:jc w:val="right"/>
-              <w:rPr>
-                <w:rFonts w:ascii="Barlow Condensed Medium" w:eastAsia="標楷體" w:hAnsi="Barlow Condensed Medium" w:cstheme="minorHAnsi"/>
-                <w:w w:val="80"/>
-                <w:szCs w:val="24"/>
-              </w:rPr>
-            </w:pPr>
-            <w:r>
-              <w:rPr>
-                <w:rFonts w:ascii="Barlow Condensed Medium" w:eastAsia="標楷體" w:hAnsi="Barlow Condensed Medium" w:cstheme="minorHAnsi" w:hint="eastAsia"/>
-                <w:w w:val="80"/>
-                <w:szCs w:val="24"/>
-              </w:rPr>
-              <w:t>65</w:t>
-            </w:r>
-            <w:r>
-              <w:rPr>
-                <w:rFonts w:ascii="Barlow Condensed Medium" w:eastAsia="標楷體" w:hAnsi="Barlow Condensed Medium" w:cstheme="minorHAnsi" w:hint="eastAsia"/>
-                <w:w w:val="80"/>
-                <w:szCs w:val="24"/>
-              </w:rPr>
-              <w:t>-1</w:t>
-            </w:r>
-            <w:r>
-              <w:rPr>
-                <w:rFonts w:ascii="Barlow Condensed Medium" w:eastAsia="標楷體" w:hAnsi="Barlow Condensed Medium" w:cstheme="minorHAnsi" w:hint="eastAsia"/>
-                <w:w w:val="80"/>
-                <w:szCs w:val="24"/>
-                <w:lang w:eastAsia="zh-HK"/>
-              </w:rPr>
-              <w:t>號</w:t>
-            </w:r>
-          </w:p>
-        </w:tc>
-        <w:tc>
-          <w:tcPr>
-            <w:tcW w:w="682" w:type="dxa"/>
-            <w:gridSpan w:val="2"/>
-            <w:tcMar>
-              <w:left w:w="113" w:type="dxa"/>
-              <w:right w:w="28" w:type="dxa"/>
-            </w:tcMar>
-            <w:vAlign w:val="center"/>
-          </w:tcPr>
-          <w:p>
-            <w:pPr>
-              <w:snapToGrid w:val="0"/>
-              <w:rPr>
-                <w:rFonts w:ascii="Barlow Condensed Medium" w:eastAsia="標楷體" w:hAnsi="Barlow Condensed Medium" w:cstheme="minorHAnsi"/>
-                <w:w w:val="80"/>
-                <w:szCs w:val="24"/>
-              </w:rPr>
-            </w:pPr>
-            <w:r>
-              <w:rPr>
-                <w:rFonts w:ascii="Barlow Condensed Medium" w:eastAsia="標楷體" w:hAnsi="Barlow Condensed Medium" w:cstheme="minorHAnsi" w:hint="eastAsia"/>
-                <w:w w:val="80"/>
-                <w:szCs w:val="24"/>
-              </w:rPr>
-              <w:t>1,0</w:t>
-            </w:r>
-            <w:r>
-              <w:rPr>
-                <w:rFonts w:ascii="Barlow Condensed Medium" w:eastAsia="標楷體" w:hAnsi="Barlow Condensed Medium" w:cstheme="minorHAnsi"/>
-                <w:w w:val="80"/>
-                <w:szCs w:val="24"/>
-              </w:rPr>
-              <w:t>00</w:t>
-            </w:r>
-          </w:p>
-        </w:tc>
-        <w:tc>
-          <w:tcPr>
-            <w:tcW w:w="683" w:type="dxa"/>
-            <w:gridSpan w:val="2"/>
-            <w:tcMar>
-              <w:left w:w="28" w:type="dxa"/>
-              <w:right w:w="28" w:type="dxa"/>
-            </w:tcMar>
-            <w:vAlign w:val="center"/>
-          </w:tcPr>
-          <w:p>
-            <w:pPr>
-              <w:snapToGrid w:val="0"/>
-              <w:jc w:val="right"/>
-              <w:rPr>
-                <w:rFonts w:ascii="Barlow Condensed Medium" w:eastAsia="標楷體" w:hAnsi="Barlow Condensed Medium" w:cstheme="minorHAnsi"/>
-                <w:w w:val="80"/>
-                <w:szCs w:val="24"/>
-              </w:rPr>
-            </w:pPr>
-            <w:r>
-              <w:rPr>
-                <w:rFonts w:ascii="Barlow Condensed Medium" w:eastAsia="標楷體" w:hAnsi="Barlow Condensed Medium" w:cstheme="minorHAnsi" w:hint="eastAsia"/>
-                <w:w w:val="80"/>
-                <w:szCs w:val="24"/>
-              </w:rPr>
-              <w:t>67</w:t>
-            </w:r>
-            <w:r>
-              <w:rPr>
-                <w:rFonts w:ascii="Barlow Condensed Medium" w:eastAsia="標楷體" w:hAnsi="Barlow Condensed Medium" w:cstheme="minorHAnsi" w:hint="eastAsia"/>
-                <w:w w:val="80"/>
-                <w:szCs w:val="24"/>
-                <w:lang w:eastAsia="zh-HK"/>
-              </w:rPr>
-              <w:t>號</w:t>
-            </w:r>
-          </w:p>
-        </w:tc>
-        <w:tc>
-          <w:tcPr>
-            <w:tcW w:w="683" w:type="dxa"/>
-            <w:tcMar>
-              <w:left w:w="113" w:type="dxa"/>
-              <w:right w:w="28" w:type="dxa"/>
-            </w:tcMar>
-            <w:vAlign w:val="center"/>
-          </w:tcPr>
-          <w:p>
-            <w:pPr>
-              <w:snapToGrid w:val="0"/>
-              <w:rPr>
-                <w:rFonts w:ascii="Barlow Condensed Medium" w:eastAsia="標楷體" w:hAnsi="Barlow Condensed Medium" w:cstheme="minorHAnsi"/>
-                <w:w w:val="80"/>
-                <w:szCs w:val="24"/>
-              </w:rPr>
-            </w:pPr>
-            <w:r>
-              <w:rPr>
-                <w:rFonts w:ascii="Barlow Condensed Medium" w:eastAsia="標楷體" w:hAnsi="Barlow Condensed Medium" w:cstheme="minorHAnsi" w:hint="eastAsia"/>
-                <w:w w:val="80"/>
-                <w:szCs w:val="24"/>
-              </w:rPr>
-              <w:t>5</w:t>
-            </w:r>
-            <w:r>
-              <w:rPr>
-                <w:rFonts w:ascii="Barlow Condensed Medium" w:eastAsia="標楷體" w:hAnsi="Barlow Condensed Medium" w:cstheme="minorHAnsi"/>
-                <w:w w:val="80"/>
-                <w:szCs w:val="24"/>
-              </w:rPr>
-              <w:t>00</w:t>
-            </w:r>
-          </w:p>
-        </w:tc>
-      </w:tr>
-      <w:tr>
-        <w:trPr>
-          <w:gridBefore w:val="1"/>
-          <w:wBefore w:w="34" w:type="dxa"/>
-          <w:trHeight w:hRule="exact" w:val="340"/>
-        </w:trPr>
-        <w:tc>
-          <w:tcPr>
-            <w:tcW w:w="1702" w:type="dxa"/>
-            <w:gridSpan w:val="2"/>
-            <w:tcMar>
-              <w:left w:w="28" w:type="dxa"/>
-              <w:right w:w="28" w:type="dxa"/>
-            </w:tcMar>
-            <w:vAlign w:val="center"/>
-          </w:tcPr>
-          <w:p>
-            <w:pPr>
-              <w:snapToGrid w:val="0"/>
-              <w:jc w:val="both"/>
-              <w:rPr>
-                <w:rFonts w:ascii="Barlow Condensed Medium" w:eastAsia="華康中黑體" w:hAnsi="Barlow Condensed Medium" w:cstheme="minorHAnsi"/>
-                <w:w w:val="80"/>
-                <w:szCs w:val="24"/>
-              </w:rPr>
-            </w:pPr>
-          </w:p>
-        </w:tc>
-        <w:tc>
-          <w:tcPr>
-            <w:tcW w:w="685" w:type="dxa"/>
-            <w:tcMar>
-              <w:left w:w="28" w:type="dxa"/>
-              <w:right w:w="28" w:type="dxa"/>
-            </w:tcMar>
-            <w:vAlign w:val="center"/>
-          </w:tcPr>
-          <w:p>
-            <w:pPr>
-              <w:snapToGrid w:val="0"/>
-              <w:jc w:val="right"/>
-              <w:rPr>
-                <w:rFonts w:ascii="Barlow Condensed Medium" w:eastAsia="標楷體" w:hAnsi="Barlow Condensed Medium" w:cstheme="minorHAnsi"/>
-                <w:w w:val="80"/>
-                <w:szCs w:val="24"/>
-              </w:rPr>
-            </w:pPr>
-            <w:r>
-              <w:rPr>
-                <w:rFonts w:ascii="Barlow Condensed Medium" w:eastAsia="標楷體" w:hAnsi="Barlow Condensed Medium" w:cstheme="minorHAnsi" w:hint="eastAsia"/>
-                <w:w w:val="80"/>
-                <w:szCs w:val="24"/>
-              </w:rPr>
-              <w:t>有志</w:t>
-            </w:r>
-            <w:r>
-              <w:rPr>
-                <w:rFonts w:ascii="Barlow Condensed Medium" w:eastAsia="標楷體" w:hAnsi="Barlow Condensed Medium" w:cstheme="minorHAnsi" w:hint="eastAsia"/>
-                <w:w w:val="80"/>
-                <w:szCs w:val="24"/>
-              </w:rPr>
-              <w:t>*6</w:t>
-            </w:r>
-          </w:p>
-        </w:tc>
-        <w:tc>
-          <w:tcPr>
-            <w:tcW w:w="685" w:type="dxa"/>
-            <w:tcMar>
-              <w:left w:w="113" w:type="dxa"/>
-              <w:right w:w="28" w:type="dxa"/>
-            </w:tcMar>
-            <w:vAlign w:val="center"/>
-          </w:tcPr>
-          <w:p>
-            <w:pPr>
-              <w:snapToGrid w:val="0"/>
-              <w:ind w:leftChars="-2" w:left="-5" w:rightChars="-3" w:right="-7"/>
-              <w:rPr>
-                <w:rFonts w:ascii="Barlow Condensed Medium" w:eastAsia="標楷體" w:hAnsi="Barlow Condensed Medium" w:cstheme="minorHAnsi"/>
-                <w:w w:val="80"/>
-                <w:szCs w:val="24"/>
-              </w:rPr>
-            </w:pPr>
-            <w:r>
-              <w:rPr>
-                <w:rFonts w:ascii="Barlow Condensed Medium" w:eastAsia="標楷體" w:hAnsi="Barlow Condensed Medium" w:cstheme="minorHAnsi" w:hint="eastAsia"/>
-                <w:w w:val="80"/>
-                <w:szCs w:val="24"/>
-              </w:rPr>
-              <w:t>1,750</w:t>
-            </w:r>
           </w:p>
         </w:tc>
         <w:tc>
@@ -25396,8 +25125,8 @@
         <w:tblLook w:val="04A0" w:firstRow="1" w:lastRow="0" w:firstColumn="1" w:lastColumn="0" w:noHBand="0" w:noVBand="1"/>
       </w:tblPr>
       <w:tblGrid>
-        <w:gridCol w:w="866"/>
-        <w:gridCol w:w="1951"/>
+        <w:gridCol w:w="911"/>
+        <w:gridCol w:w="1904"/>
       </w:tblGrid>
       <w:tr>
         <w:tc>
@@ -25681,7 +25410,6 @@
                 <w:szCs w:val="20"/>
               </w:rPr>
             </w:pPr>
-            <w:proofErr w:type="gramStart"/>
             <w:r>
               <w:rPr>
                 <w:rFonts w:ascii="Barlow Condensed Medium" w:eastAsia="華康儷中黑" w:hAnsi="Barlow Condensed Medium" w:cstheme="minorHAnsi"/>
@@ -25691,7 +25419,6 @@
               </w:rPr>
               <w:t>一</w:t>
             </w:r>
-            <w:proofErr w:type="gramEnd"/>
             <w:r>
               <w:rPr>
                 <w:rFonts w:ascii="Barlow Condensed Medium" w:eastAsia="華康儷中黑" w:hAnsi="Barlow Condensed Medium" w:cstheme="minorHAnsi"/>
@@ -26066,7 +25793,6 @@
                 <w:szCs w:val="20"/>
               </w:rPr>
             </w:pPr>
-            <w:proofErr w:type="gramStart"/>
             <w:r>
               <w:rPr>
                 <w:rFonts w:ascii="Barlow Condensed Medium" w:eastAsia="華康儷中黑" w:hAnsi="Barlow Condensed Medium" w:cstheme="minorHAnsi"/>
@@ -26076,7 +25802,6 @@
               </w:rPr>
               <w:t>三</w:t>
             </w:r>
-            <w:proofErr w:type="gramEnd"/>
             <w:r>
               <w:rPr>
                 <w:rFonts w:ascii="Barlow Condensed Medium" w:eastAsia="華康儷中黑" w:hAnsi="Barlow Condensed Medium" w:cstheme="minorHAnsi"/>
@@ -26869,7 +26594,6 @@
           </wp:anchor>
         </w:drawing>
       </w:r>
-      <w:proofErr w:type="gramStart"/>
       <w:r>
         <w:rPr>
           <w:rFonts w:ascii="Yanone Kaffeesatz Regular" w:eastAsia="華康儷中黑" w:hAnsi="Yanone Kaffeesatz Regular" w:cs="Arial"/>
@@ -26879,7 +26603,6 @@
         </w:rPr>
         <w:t>註</w:t>
       </w:r>
-      <w:proofErr w:type="gramEnd"/>
       <w:r>
         <w:rPr>
           <w:rFonts w:ascii="Yanone Kaffeesatz Regular" w:eastAsia="華康儷中黑" w:hAnsi="Yanone Kaffeesatz Regular" w:cs="Arial" w:hint="eastAsia"/>
@@ -27046,7 +26769,6 @@
         </w:rPr>
         <w:t>，</w:t>
       </w:r>
-      <w:proofErr w:type="gramStart"/>
       <w:r>
         <w:rPr>
           <w:rFonts w:ascii="Yanone Kaffeesatz Regular" w:eastAsia="華康儷中黑" w:hAnsi="Yanone Kaffeesatz Regular" w:cs="Arial" w:hint="eastAsia"/>
@@ -27072,17 +26794,7 @@
           <w:sz w:val="26"/>
           <w:szCs w:val="26"/>
         </w:rPr>
-        <w:t>省略</w:t>
-      </w:r>
-      <w:proofErr w:type="gramEnd"/>
-      <w:r>
-        <w:rPr>
-          <w:rFonts w:ascii="Yanone Kaffeesatz Regular" w:eastAsia="華康儷中黑" w:hAnsi="Yanone Kaffeesatz Regular" w:cs="Arial" w:hint="eastAsia"/>
-          <w:w w:val="60"/>
-          <w:sz w:val="26"/>
-          <w:szCs w:val="26"/>
-        </w:rPr>
-        <w:t>章</w:t>
+        <w:t>省略章</w:t>
       </w:r>
       <w:r>
         <w:rPr>
@@ -27232,7 +26944,6 @@
           <w:szCs w:val="26"/>
         </w:rPr>
       </w:pPr>
-      <w:proofErr w:type="gramStart"/>
       <w:r>
         <w:rPr>
           <w:rFonts w:ascii="Barlow Condensed Medium" w:eastAsia="華康儷中黑" w:hAnsi="Barlow Condensed Medium" w:cs="Arial" w:hint="eastAsia"/>
@@ -27240,17 +26951,7 @@
           <w:sz w:val="26"/>
           <w:szCs w:val="26"/>
         </w:rPr>
-        <w:t>鑰</w:t>
-      </w:r>
-      <w:proofErr w:type="gramEnd"/>
-      <w:r>
-        <w:rPr>
-          <w:rFonts w:ascii="Barlow Condensed Medium" w:eastAsia="華康儷中黑" w:hAnsi="Barlow Condensed Medium" w:cs="Arial" w:hint="eastAsia"/>
-          <w:w w:val="80"/>
-          <w:sz w:val="26"/>
-          <w:szCs w:val="26"/>
-        </w:rPr>
-        <w:t>節</w:t>
+        <w:t>鑰節</w:t>
       </w:r>
       <w:r>
         <w:rPr>
@@ -27807,7 +27508,7 @@
           </mc:Choice>
           <mc:Fallback>
             <w:pict>
-              <v:line w14:anchorId="7A28CD4A" id="直線接點 6" o:spid="_x0000_s1026" style="position:absolute;z-index:251665920;visibility:visible;mso-wrap-style:square;mso-width-percent:0;mso-height-percent:0;mso-wrap-distance-left:9pt;mso-wrap-distance-top:0;mso-wrap-distance-right:9pt;mso-wrap-distance-bottom:0;mso-position-horizontal:absolute;mso-position-horizontal-relative:page;mso-position-vertical:absolute;mso-position-vertical-relative:page;mso-width-percent:0;mso-height-percent:0;mso-width-relative:margin;mso-height-relative:margin" from="343.9pt,19.85pt" to="345.05pt,710.95pt" o:gfxdata="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" strokecolor="black [3213]" strokeweight=".5pt">
+              <v:line w14:anchorId="5D2CB945" id="直線接點 6" o:spid="_x0000_s1026" style="position:absolute;z-index:251665920;visibility:visible;mso-wrap-style:square;mso-width-percent:0;mso-height-percent:0;mso-wrap-distance-left:9pt;mso-wrap-distance-top:0;mso-wrap-distance-right:9pt;mso-wrap-distance-bottom:0;mso-position-horizontal:absolute;mso-position-horizontal-relative:page;mso-position-vertical:absolute;mso-position-vertical-relative:page;mso-width-percent:0;mso-height-percent:0;mso-width-relative:margin;mso-height-relative:margin" from="343.9pt,19.85pt" to="345.05pt,710.95pt" o:gfxdata="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" strokecolor="black [3213]" strokeweight=".5pt">
                 <v:stroke dashstyle="3 1" joinstyle="miter"/>
                 <w10:wrap anchorx="page" anchory="page"/>
               </v:line>
@@ -27884,7 +27585,7 @@
           </mc:Choice>
           <mc:Fallback>
             <w:pict>
-              <v:line w14:anchorId="58256843" id="直線接點 4" o:spid="_x0000_s1026" style="position:absolute;z-index:251661824;visibility:visible;mso-wrap-style:square;mso-width-percent:0;mso-height-percent:0;mso-wrap-distance-left:9pt;mso-wrap-distance-top:0;mso-wrap-distance-right:9pt;mso-wrap-distance-bottom:0;mso-position-horizontal:absolute;mso-position-horizontal-relative:page;mso-position-vertical:absolute;mso-position-vertical-relative:page;mso-width-percent:0;mso-height-percent:0;mso-width-relative:margin;mso-height-relative:margin" from="343.9pt,19.85pt" to="345.05pt,710.95pt" o:gfxdata="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" strokecolor="black [3213]" strokeweight=".5pt">
+              <v:line w14:anchorId="688CBE03" id="直線接點 4" o:spid="_x0000_s1026" style="position:absolute;z-index:251661824;visibility:visible;mso-wrap-style:square;mso-width-percent:0;mso-height-percent:0;mso-wrap-distance-left:9pt;mso-wrap-distance-top:0;mso-wrap-distance-right:9pt;mso-wrap-distance-bottom:0;mso-position-horizontal:absolute;mso-position-horizontal-relative:page;mso-position-vertical:absolute;mso-position-vertical-relative:page;mso-width-percent:0;mso-height-percent:0;mso-width-relative:margin;mso-height-relative:margin" from="343.9pt,19.85pt" to="345.05pt,710.95pt" o:gfxdata="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" strokecolor="black [3213]" strokeweight=".5pt">
                 <v:stroke dashstyle="3 1" joinstyle="miter"/>
                 <w10:wrap anchorx="page" anchory="page"/>
               </v:line>
@@ -27906,7 +27607,6 @@
         </w:rPr>
         <w:t>本</w:t>
       </w:r>
-      <w:proofErr w:type="gramStart"/>
       <w:r>
         <w:rPr>
           <w:rFonts w:ascii="Barlow Condensed Medium" w:eastAsia="華康正顏楷體W9" w:hAnsi="Barlow Condensed Medium" w:cstheme="minorHAnsi"/>
@@ -27914,7 +27614,6 @@
         </w:rPr>
         <w:t>週講章</w:t>
       </w:r>
-      <w:proofErr w:type="gramEnd"/>
       <w:r>
         <w:rPr>
           <w:rFonts w:ascii="Barlow Condensed Medium" w:eastAsia="華康正顏楷體W9" w:hAnsi="Barlow Condensed Medium" w:cstheme="minorHAnsi"/>
@@ -28242,127 +27941,7 @@
           <w:sz w:val="26"/>
           <w:szCs w:val="26"/>
         </w:rPr>
-        <w:t>大衛以自己被追殺作詩，</w:t>
-      </w:r>
-      <w:proofErr w:type="gramStart"/>
-      <w:r>
-        <w:rPr>
-          <w:rFonts w:ascii="Barlow Condensed Medium" w:eastAsia="華康儷中黑" w:hAnsi="Barlow Condensed Medium" w:hint="eastAsia"/>
-          <w:w w:val="75"/>
-          <w:sz w:val="26"/>
-          <w:szCs w:val="26"/>
-        </w:rPr>
-        <w:t>不是作王之前</w:t>
-      </w:r>
-      <w:proofErr w:type="gramEnd"/>
-      <w:r>
-        <w:rPr>
-          <w:rFonts w:ascii="Barlow Condensed Medium" w:eastAsia="華康儷中黑" w:hAnsi="Barlow Condensed Medium" w:hint="eastAsia"/>
-          <w:w w:val="75"/>
-          <w:sz w:val="26"/>
-          <w:szCs w:val="26"/>
-        </w:rPr>
-        <w:t>被</w:t>
-      </w:r>
-      <w:proofErr w:type="gramStart"/>
-      <w:r>
-        <w:rPr>
-          <w:rFonts w:ascii="Barlow Condensed Medium" w:eastAsia="華康儷中黑" w:hAnsi="Barlow Condensed Medium" w:hint="eastAsia"/>
-          <w:w w:val="75"/>
-          <w:sz w:val="26"/>
-          <w:szCs w:val="26"/>
-        </w:rPr>
-        <w:t>掃羅追</w:t>
-      </w:r>
-      <w:proofErr w:type="gramEnd"/>
-      <w:r>
-        <w:rPr>
-          <w:rFonts w:ascii="Barlow Condensed Medium" w:eastAsia="華康儷中黑" w:hAnsi="Barlow Condensed Medium" w:hint="eastAsia"/>
-          <w:w w:val="75"/>
-          <w:sz w:val="26"/>
-          <w:szCs w:val="26"/>
-        </w:rPr>
-        <w:t>殺，</w:t>
-      </w:r>
-      <w:proofErr w:type="gramStart"/>
-      <w:r>
-        <w:rPr>
-          <w:rFonts w:ascii="Barlow Condensed Medium" w:eastAsia="華康儷中黑" w:hAnsi="Barlow Condensed Medium" w:hint="eastAsia"/>
-          <w:w w:val="75"/>
-          <w:sz w:val="26"/>
-          <w:szCs w:val="26"/>
-        </w:rPr>
-        <w:t>就是作王之後</w:t>
-      </w:r>
-      <w:proofErr w:type="gramEnd"/>
-      <w:r>
-        <w:rPr>
-          <w:rFonts w:ascii="Barlow Condensed Medium" w:eastAsia="華康儷中黑" w:hAnsi="Barlow Condensed Medium" w:hint="eastAsia"/>
-          <w:w w:val="75"/>
-          <w:sz w:val="26"/>
-          <w:szCs w:val="26"/>
-        </w:rPr>
-        <w:t>被叛變的押沙龍。</w:t>
-      </w:r>
-      <w:proofErr w:type="gramStart"/>
-      <w:r>
-        <w:rPr>
-          <w:rFonts w:ascii="Barlow Condensed Medium" w:eastAsia="華康儷中黑" w:hAnsi="Barlow Condensed Medium" w:hint="eastAsia"/>
-          <w:w w:val="75"/>
-          <w:sz w:val="26"/>
-          <w:szCs w:val="26"/>
-        </w:rPr>
-        <w:t>因詩頭</w:t>
-      </w:r>
-      <w:proofErr w:type="gramEnd"/>
-      <w:r>
-        <w:rPr>
-          <w:rFonts w:ascii="Barlow Condensed Medium" w:eastAsia="華康儷中黑" w:hAnsi="Barlow Condensed Medium" w:hint="eastAsia"/>
-          <w:w w:val="75"/>
-          <w:sz w:val="26"/>
-          <w:szCs w:val="26"/>
-        </w:rPr>
-        <w:t>的註解提及便雅</w:t>
-      </w:r>
-      <w:proofErr w:type="gramStart"/>
-      <w:r>
-        <w:rPr>
-          <w:rFonts w:ascii="Barlow Condensed Medium" w:eastAsia="華康儷中黑" w:hAnsi="Barlow Condensed Medium" w:hint="eastAsia"/>
-          <w:w w:val="75"/>
-          <w:sz w:val="26"/>
-          <w:szCs w:val="26"/>
-        </w:rPr>
-        <w:t>憫人古實</w:t>
-      </w:r>
-      <w:proofErr w:type="gramEnd"/>
-      <w:r>
-        <w:rPr>
-          <w:rFonts w:ascii="Barlow Condensed Medium" w:eastAsia="華康儷中黑" w:hAnsi="Barlow Condensed Medium" w:hint="eastAsia"/>
-          <w:w w:val="75"/>
-          <w:sz w:val="26"/>
-          <w:szCs w:val="26"/>
-        </w:rPr>
-        <w:t>，其人不詳，合理推測</w:t>
-      </w:r>
-      <w:proofErr w:type="gramStart"/>
-      <w:r>
-        <w:rPr>
-          <w:rFonts w:ascii="Barlow Condensed Medium" w:eastAsia="華康儷中黑" w:hAnsi="Barlow Condensed Medium" w:hint="eastAsia"/>
-          <w:w w:val="75"/>
-          <w:sz w:val="26"/>
-          <w:szCs w:val="26"/>
-        </w:rPr>
-        <w:t>是掃羅的</w:t>
-      </w:r>
-      <w:proofErr w:type="gramEnd"/>
-      <w:r>
-        <w:rPr>
-          <w:rFonts w:ascii="Barlow Condensed Medium" w:eastAsia="華康儷中黑" w:hAnsi="Barlow Condensed Medium" w:hint="eastAsia"/>
-          <w:w w:val="75"/>
-          <w:sz w:val="26"/>
-          <w:szCs w:val="26"/>
-        </w:rPr>
-        <w:t>手下。</w:t>
+        <w:t>大衛以自己被追殺作詩，不是作王之前被掃羅追殺，就是作王之後被叛變的押沙龍。因詩頭的註解提及便雅憫人古實，其人不詳，合理推測是掃羅的手下。</w:t>
       </w:r>
       <w:r>
         <w:rPr>
@@ -28371,187 +27950,7 @@
           <w:sz w:val="26"/>
           <w:szCs w:val="26"/>
         </w:rPr>
-        <w:t>因為</w:t>
-      </w:r>
-      <w:proofErr w:type="gramStart"/>
-      <w:r>
-        <w:rPr>
-          <w:rFonts w:ascii="Barlow Condensed Medium" w:eastAsia="華康細黑體" w:hAnsi="Barlow Condensed Medium" w:cs="微軟正黑體" w:hint="eastAsia"/>
-          <w:w w:val="75"/>
-          <w:sz w:val="26"/>
-          <w:szCs w:val="26"/>
-        </w:rPr>
-        <w:t>掃羅王</w:t>
-      </w:r>
-      <w:proofErr w:type="gramEnd"/>
-      <w:r>
-        <w:rPr>
-          <w:rFonts w:ascii="Barlow Condensed Medium" w:eastAsia="華康細黑體" w:hAnsi="Barlow Condensed Medium" w:cs="微軟正黑體" w:hint="eastAsia"/>
-          <w:w w:val="75"/>
-          <w:sz w:val="26"/>
-          <w:szCs w:val="26"/>
-        </w:rPr>
-        <w:t>就是便雅</w:t>
-      </w:r>
-      <w:proofErr w:type="gramStart"/>
-      <w:r>
-        <w:rPr>
-          <w:rFonts w:ascii="Barlow Condensed Medium" w:eastAsia="華康細黑體" w:hAnsi="Barlow Condensed Medium" w:cs="微軟正黑體" w:hint="eastAsia"/>
-          <w:w w:val="75"/>
-          <w:sz w:val="26"/>
-          <w:szCs w:val="26"/>
-        </w:rPr>
-        <w:t>憫</w:t>
-      </w:r>
-      <w:proofErr w:type="gramEnd"/>
-      <w:r>
-        <w:rPr>
-          <w:rFonts w:ascii="Barlow Condensed Medium" w:eastAsia="華康細黑體" w:hAnsi="Barlow Condensed Medium" w:cs="微軟正黑體" w:hint="eastAsia"/>
-          <w:w w:val="75"/>
-          <w:sz w:val="26"/>
-          <w:szCs w:val="26"/>
-        </w:rPr>
-        <w:t>支派的人，又在曠野才會遇見獅子，被殺害也無人知曉。所以，這詩應該就是大衛為了</w:t>
-      </w:r>
-      <w:proofErr w:type="gramStart"/>
-      <w:r>
-        <w:rPr>
-          <w:rFonts w:ascii="Barlow Condensed Medium" w:eastAsia="華康細黑體" w:hAnsi="Barlow Condensed Medium" w:cs="微軟正黑體" w:hint="eastAsia"/>
-          <w:w w:val="75"/>
-          <w:sz w:val="26"/>
-          <w:szCs w:val="26"/>
-        </w:rPr>
-        <w:t>躲避掃羅的</w:t>
-      </w:r>
-      <w:proofErr w:type="gramEnd"/>
-      <w:r>
-        <w:rPr>
-          <w:rFonts w:ascii="Barlow Condensed Medium" w:eastAsia="華康細黑體" w:hAnsi="Barlow Condensed Medium" w:cs="微軟正黑體" w:hint="eastAsia"/>
-          <w:w w:val="75"/>
-          <w:sz w:val="26"/>
-          <w:szCs w:val="26"/>
-        </w:rPr>
-        <w:t>追殺，藏身在曠野時所作的。在文字的意義上，大衛在危難的</w:t>
-      </w:r>
-      <w:proofErr w:type="gramStart"/>
-      <w:r>
-        <w:rPr>
-          <w:rFonts w:ascii="Barlow Condensed Medium" w:eastAsia="華康細黑體" w:hAnsi="Barlow Condensed Medium" w:cs="微軟正黑體" w:hint="eastAsia"/>
-          <w:w w:val="75"/>
-          <w:sz w:val="26"/>
-          <w:szCs w:val="26"/>
-        </w:rPr>
-        <w:t>時候呼求</w:t>
-      </w:r>
-      <w:proofErr w:type="gramEnd"/>
-      <w:r>
-        <w:rPr>
-          <w:rFonts w:ascii="Barlow Condensed Medium" w:eastAsia="華康細黑體" w:hAnsi="Barlow Condensed Medium" w:cs="微軟正黑體" w:hint="eastAsia"/>
-          <w:w w:val="75"/>
-          <w:sz w:val="26"/>
-          <w:szCs w:val="26"/>
-        </w:rPr>
-        <w:t xml:space="preserve">　神的幫助，如同對　神的禱告。詩中描述　神榮光、值得敬畏和讚美的特質，</w:t>
-      </w:r>
-      <w:proofErr w:type="gramStart"/>
-      <w:r>
-        <w:rPr>
-          <w:rFonts w:ascii="Barlow Condensed Medium" w:eastAsia="華康細黑體" w:hAnsi="Barlow Condensed Medium" w:cs="微軟正黑體" w:hint="eastAsia"/>
-          <w:w w:val="75"/>
-          <w:sz w:val="26"/>
-          <w:szCs w:val="26"/>
-        </w:rPr>
-        <w:t>全心信靠</w:t>
-      </w:r>
-      <w:proofErr w:type="gramEnd"/>
-      <w:r>
-        <w:rPr>
-          <w:rFonts w:ascii="Barlow Condensed Medium" w:eastAsia="華康細黑體" w:hAnsi="Barlow Condensed Medium" w:cs="微軟正黑體" w:hint="eastAsia"/>
-          <w:w w:val="75"/>
-          <w:sz w:val="26"/>
-          <w:szCs w:val="26"/>
-        </w:rPr>
-        <w:t xml:space="preserve">　神的告白，自我的反省，以及重新整理內心的信念和受逼迫的情緒。大衛表白自己為何投靠這位　神耶和華，因為</w:t>
-      </w:r>
-      <w:proofErr w:type="gramStart"/>
-      <w:r>
-        <w:rPr>
-          <w:rFonts w:ascii="Barlow Condensed Medium" w:eastAsia="華康細黑體" w:hAnsi="Barlow Condensed Medium" w:cs="微軟正黑體" w:hint="eastAsia"/>
-          <w:w w:val="75"/>
-          <w:sz w:val="26"/>
-          <w:szCs w:val="26"/>
-        </w:rPr>
-        <w:t>祂</w:t>
-      </w:r>
-      <w:proofErr w:type="gramEnd"/>
-      <w:r>
-        <w:rPr>
-          <w:rFonts w:ascii="Barlow Condensed Medium" w:eastAsia="華康細黑體" w:hAnsi="Barlow Condensed Medium" w:cs="微軟正黑體" w:hint="eastAsia"/>
-          <w:w w:val="75"/>
-          <w:sz w:val="26"/>
-          <w:szCs w:val="26"/>
-        </w:rPr>
-        <w:t>就是信實、公義和拯救義人的　神。這世界有許多人所造的神明，滿足人們追求平安和幸福的渴望，卻是虛假的偶像。只有獨</w:t>
-      </w:r>
-      <w:proofErr w:type="gramStart"/>
-      <w:r>
-        <w:rPr>
-          <w:rFonts w:ascii="Barlow Condensed Medium" w:eastAsia="華康細黑體" w:hAnsi="Barlow Condensed Medium" w:cs="微軟正黑體" w:hint="eastAsia"/>
-          <w:w w:val="75"/>
-          <w:sz w:val="26"/>
-          <w:szCs w:val="26"/>
-        </w:rPr>
-        <w:t>一</w:t>
-      </w:r>
-      <w:proofErr w:type="gramEnd"/>
-      <w:r>
-        <w:rPr>
-          <w:rFonts w:ascii="Barlow Condensed Medium" w:eastAsia="華康細黑體" w:hAnsi="Barlow Condensed Medium" w:cs="微軟正黑體" w:hint="eastAsia"/>
-          <w:w w:val="75"/>
-          <w:sz w:val="26"/>
-          <w:szCs w:val="26"/>
-        </w:rPr>
-        <w:t>真神耶和華，信靠</w:t>
-      </w:r>
-      <w:proofErr w:type="gramStart"/>
-      <w:r>
-        <w:rPr>
-          <w:rFonts w:ascii="Barlow Condensed Medium" w:eastAsia="華康細黑體" w:hAnsi="Barlow Condensed Medium" w:cs="微軟正黑體" w:hint="eastAsia"/>
-          <w:w w:val="75"/>
-          <w:sz w:val="26"/>
-          <w:szCs w:val="26"/>
-        </w:rPr>
-        <w:t>祂</w:t>
-      </w:r>
-      <w:proofErr w:type="gramEnd"/>
-      <w:r>
-        <w:rPr>
-          <w:rFonts w:ascii="Barlow Condensed Medium" w:eastAsia="華康細黑體" w:hAnsi="Barlow Condensed Medium" w:cs="微軟正黑體" w:hint="eastAsia"/>
-          <w:w w:val="75"/>
-          <w:sz w:val="26"/>
-          <w:szCs w:val="26"/>
-        </w:rPr>
-        <w:t>的人，是懇求</w:t>
-      </w:r>
-      <w:proofErr w:type="gramStart"/>
-      <w:r>
-        <w:rPr>
-          <w:rFonts w:ascii="Barlow Condensed Medium" w:eastAsia="華康細黑體" w:hAnsi="Barlow Condensed Medium" w:cs="微軟正黑體" w:hint="eastAsia"/>
-          <w:w w:val="75"/>
-          <w:sz w:val="26"/>
-          <w:szCs w:val="26"/>
-        </w:rPr>
-        <w:t>祂</w:t>
-      </w:r>
-      <w:proofErr w:type="gramEnd"/>
-      <w:r>
-        <w:rPr>
-          <w:rFonts w:ascii="Barlow Condensed Medium" w:eastAsia="華康細黑體" w:hAnsi="Barlow Condensed Medium" w:cs="微軟正黑體" w:hint="eastAsia"/>
-          <w:w w:val="75"/>
-          <w:sz w:val="26"/>
-          <w:szCs w:val="26"/>
-        </w:rPr>
-        <w:t>來審判自己內心和行為的正直。反過來看，人內心渴求什麼，人就成為什麼樣的人。偶像使人貪婪，真神卻使人正直。</w:t>
+        <w:t>因為掃羅王就是便雅憫支派的人，又在曠野才會遇見獅子，被殺害也無人知曉。所以，這詩應該就是大衛為了躲避掃羅的追殺，藏身在曠野時所作的。在文字的意義上，大衛在危難的時候呼求　神的幫助，如同對　神的禱告。詩中描述　神榮光、值得敬畏和讚美的特質，全心信靠　神的告白，自我的反省，以及重新整理內心的信念和受逼迫的情緒。大衛表白自己為何投靠這位　神耶和華，因為祂就是信實、公義和拯救義人的　神。這世界有許多人所造的神明，滿足人們追求平安和幸福的渴望，卻是虛假的偶像。只有獨一真神耶和華，信靠祂的人，是懇求祂來審判自己內心和行為的正直。反過來看，人內心渴求什麼，人就成為什麼樣的人。偶像使人貪婪，真神卻使人正直。</w:t>
       </w:r>
     </w:p>
     <w:p>
@@ -28574,87 +27973,7 @@
           <w:sz w:val="26"/>
           <w:szCs w:val="26"/>
         </w:rPr>
-        <w:t>大衛形容敵人如獅子</w:t>
-      </w:r>
-      <w:proofErr w:type="gramStart"/>
-      <w:r>
-        <w:rPr>
-          <w:rFonts w:ascii="Barlow Condensed Medium" w:eastAsia="華康儷中黑" w:hAnsi="Barlow Condensed Medium" w:hint="eastAsia"/>
-          <w:w w:val="75"/>
-          <w:sz w:val="26"/>
-          <w:szCs w:val="26"/>
-        </w:rPr>
-        <w:t>兇</w:t>
-      </w:r>
-      <w:proofErr w:type="gramEnd"/>
-      <w:r>
-        <w:rPr>
-          <w:rFonts w:ascii="Barlow Condensed Medium" w:eastAsia="華康儷中黑" w:hAnsi="Barlow Condensed Medium" w:hint="eastAsia"/>
-          <w:w w:val="75"/>
-          <w:sz w:val="26"/>
-          <w:szCs w:val="26"/>
-        </w:rPr>
-        <w:t>猛，</w:t>
-      </w:r>
-      <w:proofErr w:type="gramStart"/>
-      <w:r>
-        <w:rPr>
-          <w:rFonts w:ascii="Barlow Condensed Medium" w:eastAsia="華康儷中黑" w:hAnsi="Barlow Condensed Medium" w:hint="eastAsia"/>
-          <w:w w:val="75"/>
-          <w:sz w:val="26"/>
-          <w:szCs w:val="26"/>
-        </w:rPr>
-        <w:t xml:space="preserve">除了　</w:t>
-      </w:r>
-      <w:proofErr w:type="gramEnd"/>
-      <w:r>
-        <w:rPr>
-          <w:rFonts w:ascii="Barlow Condensed Medium" w:eastAsia="華康儷中黑" w:hAnsi="Barlow Condensed Medium" w:hint="eastAsia"/>
-          <w:w w:val="75"/>
-          <w:sz w:val="26"/>
-          <w:szCs w:val="26"/>
-        </w:rPr>
-        <w:t>神無人能拯救。是　神的審判或是惡人的攻擊，正是大衛捫心自問的，進而以詩歌的</w:t>
-      </w:r>
-      <w:proofErr w:type="gramStart"/>
-      <w:r>
-        <w:rPr>
-          <w:rFonts w:ascii="Barlow Condensed Medium" w:eastAsia="華康儷中黑" w:hAnsi="Barlow Condensed Medium" w:hint="eastAsia"/>
-          <w:w w:val="75"/>
-          <w:sz w:val="26"/>
-          <w:szCs w:val="26"/>
-        </w:rPr>
-        <w:t>形式呼求</w:t>
-      </w:r>
-      <w:proofErr w:type="gramEnd"/>
-      <w:r>
-        <w:rPr>
-          <w:rFonts w:ascii="Barlow Condensed Medium" w:eastAsia="華康儷中黑" w:hAnsi="Barlow Condensed Medium" w:hint="eastAsia"/>
-          <w:w w:val="75"/>
-          <w:sz w:val="26"/>
-          <w:szCs w:val="26"/>
-        </w:rPr>
-        <w:t xml:space="preserve">　神，歌頌</w:t>
-      </w:r>
-      <w:proofErr w:type="gramStart"/>
-      <w:r>
-        <w:rPr>
-          <w:rFonts w:ascii="Barlow Condensed Medium" w:eastAsia="華康儷中黑" w:hAnsi="Barlow Condensed Medium" w:hint="eastAsia"/>
-          <w:w w:val="75"/>
-          <w:sz w:val="26"/>
-          <w:szCs w:val="26"/>
-        </w:rPr>
-        <w:t>祂</w:t>
-      </w:r>
-      <w:proofErr w:type="gramEnd"/>
-      <w:r>
-        <w:rPr>
-          <w:rFonts w:ascii="Barlow Condensed Medium" w:eastAsia="華康儷中黑" w:hAnsi="Barlow Condensed Medium" w:hint="eastAsia"/>
-          <w:w w:val="75"/>
-          <w:sz w:val="26"/>
-          <w:szCs w:val="26"/>
-        </w:rPr>
-        <w:t>以公義掌管萬國。</w:t>
+        <w:t>大衛形容敵人如獅子兇猛，除了　神無人能拯救。是　神的審判或是惡人的攻擊，正是大衛捫心自問的，進而以詩歌的形式呼求　神，歌頌祂以公義掌管萬國。</w:t>
       </w:r>
       <w:r>
         <w:rPr>
@@ -28672,79 +27991,8 @@
           <w:sz w:val="26"/>
           <w:szCs w:val="26"/>
         </w:rPr>
-        <w:t>強迫送</w:t>
+        <w:t>強迫送醫，出院只剩器官被摘光的身體。又「國有器官」的發行人不斷被暱名恐嚇。為什麼日本名古屋的市長出來道歉，不當禁止拿有</w:t>
       </w:r>
-      <w:proofErr w:type="gramStart"/>
-      <w:r>
-        <w:rPr>
-          <w:rFonts w:ascii="Barlow Condensed Medium" w:eastAsia="華康細黑體" w:hAnsi="Barlow Condensed Medium" w:cs="微軟正黑體" w:hint="eastAsia"/>
-          <w:w w:val="75"/>
-          <w:sz w:val="26"/>
-          <w:szCs w:val="26"/>
-        </w:rPr>
-        <w:t>醫</w:t>
-      </w:r>
-      <w:proofErr w:type="gramEnd"/>
-      <w:r>
-        <w:rPr>
-          <w:rFonts w:ascii="Barlow Condensed Medium" w:eastAsia="華康細黑體" w:hAnsi="Barlow Condensed Medium" w:cs="微軟正黑體" w:hint="eastAsia"/>
-          <w:w w:val="75"/>
-          <w:sz w:val="26"/>
-          <w:szCs w:val="26"/>
-        </w:rPr>
-        <w:t>，出院只剩器官</w:t>
-      </w:r>
-      <w:proofErr w:type="gramStart"/>
-      <w:r>
-        <w:rPr>
-          <w:rFonts w:ascii="Barlow Condensed Medium" w:eastAsia="華康細黑體" w:hAnsi="Barlow Condensed Medium" w:cs="微軟正黑體" w:hint="eastAsia"/>
-          <w:w w:val="75"/>
-          <w:sz w:val="26"/>
-          <w:szCs w:val="26"/>
-        </w:rPr>
-        <w:t>被摘光</w:t>
-      </w:r>
-      <w:proofErr w:type="gramEnd"/>
-      <w:r>
-        <w:rPr>
-          <w:rFonts w:ascii="Barlow Condensed Medium" w:eastAsia="華康細黑體" w:hAnsi="Barlow Condensed Medium" w:cs="微軟正黑體" w:hint="eastAsia"/>
-          <w:w w:val="75"/>
-          <w:sz w:val="26"/>
-          <w:szCs w:val="26"/>
-        </w:rPr>
-        <w:t>的身體。又「國有器官」的發行人不斷被</w:t>
-      </w:r>
-      <w:proofErr w:type="gramStart"/>
-      <w:r>
-        <w:rPr>
-          <w:rFonts w:ascii="Barlow Condensed Medium" w:eastAsia="華康細黑體" w:hAnsi="Barlow Condensed Medium" w:cs="微軟正黑體" w:hint="eastAsia"/>
-          <w:w w:val="75"/>
-          <w:sz w:val="26"/>
-          <w:szCs w:val="26"/>
-        </w:rPr>
-        <w:t>暱</w:t>
-      </w:r>
-      <w:proofErr w:type="gramEnd"/>
-      <w:r>
-        <w:rPr>
-          <w:rFonts w:ascii="Barlow Condensed Medium" w:eastAsia="華康細黑體" w:hAnsi="Barlow Condensed Medium" w:cs="微軟正黑體" w:hint="eastAsia"/>
-          <w:w w:val="75"/>
-          <w:sz w:val="26"/>
-          <w:szCs w:val="26"/>
-        </w:rPr>
-        <w:t>名恐嚇。為什麼日本名古屋的市長出來道歉，不當</w:t>
-      </w:r>
-      <w:proofErr w:type="gramStart"/>
-      <w:r>
-        <w:rPr>
-          <w:rFonts w:ascii="Barlow Condensed Medium" w:eastAsia="華康細黑體" w:hAnsi="Barlow Condensed Medium" w:cs="微軟正黑體" w:hint="eastAsia"/>
-          <w:w w:val="75"/>
-          <w:sz w:val="26"/>
-          <w:szCs w:val="26"/>
-        </w:rPr>
-        <w:t>禁止拿有</w:t>
-      </w:r>
-      <w:proofErr w:type="gramEnd"/>
       <w:r>
         <w:rPr>
           <w:rFonts w:ascii="Barlow Condensed Medium" w:eastAsia="華康細黑體" w:hAnsi="Barlow Condensed Medium" w:cs="微軟正黑體" w:hint="eastAsia"/>
@@ -28784,67 +28032,7 @@
           <w:sz w:val="26"/>
           <w:szCs w:val="26"/>
         </w:rPr>
-        <w:t>義人反省自己是否以惡報善，是否無故攻擊敵人。又深知惡人</w:t>
-      </w:r>
-      <w:proofErr w:type="gramStart"/>
-      <w:r>
-        <w:rPr>
-          <w:rFonts w:ascii="Barlow Condensed Medium" w:eastAsia="華康儷中黑" w:hAnsi="Barlow Condensed Medium" w:hint="eastAsia"/>
-          <w:w w:val="75"/>
-          <w:sz w:val="26"/>
-          <w:szCs w:val="26"/>
-        </w:rPr>
-        <w:t>因為惡在內心</w:t>
-      </w:r>
-      <w:proofErr w:type="gramEnd"/>
-      <w:r>
-        <w:rPr>
-          <w:rFonts w:ascii="Barlow Condensed Medium" w:eastAsia="華康儷中黑" w:hAnsi="Barlow Condensed Medium" w:hint="eastAsia"/>
-          <w:w w:val="75"/>
-          <w:sz w:val="26"/>
-          <w:szCs w:val="26"/>
-        </w:rPr>
-        <w:t>懷胎，就生出惡行</w:t>
-      </w:r>
-      <w:proofErr w:type="gramStart"/>
-      <w:r>
-        <w:rPr>
-          <w:rFonts w:ascii="Barlow Condensed Medium" w:eastAsia="華康儷中黑" w:hAnsi="Barlow Condensed Medium" w:hint="eastAsia"/>
-          <w:w w:val="75"/>
-          <w:sz w:val="26"/>
-          <w:szCs w:val="26"/>
-        </w:rPr>
-        <w:t>和虛謊</w:t>
-      </w:r>
-      <w:proofErr w:type="gramEnd"/>
-      <w:r>
-        <w:rPr>
-          <w:rFonts w:ascii="Barlow Condensed Medium" w:eastAsia="華康儷中黑" w:hAnsi="Barlow Condensed Medium" w:hint="eastAsia"/>
-          <w:w w:val="75"/>
-          <w:sz w:val="26"/>
-          <w:szCs w:val="26"/>
-        </w:rPr>
-        <w:t>。大衛深信　神</w:t>
-      </w:r>
-      <w:proofErr w:type="gramStart"/>
-      <w:r>
-        <w:rPr>
-          <w:rFonts w:ascii="Barlow Condensed Medium" w:eastAsia="華康儷中黑" w:hAnsi="Barlow Condensed Medium" w:hint="eastAsia"/>
-          <w:w w:val="75"/>
-          <w:sz w:val="26"/>
-          <w:szCs w:val="26"/>
-        </w:rPr>
-        <w:t>鑑</w:t>
-      </w:r>
-      <w:proofErr w:type="gramEnd"/>
-      <w:r>
-        <w:rPr>
-          <w:rFonts w:ascii="Barlow Condensed Medium" w:eastAsia="華康儷中黑" w:hAnsi="Barlow Condensed Medium" w:hint="eastAsia"/>
-          <w:w w:val="75"/>
-          <w:sz w:val="26"/>
-          <w:szCs w:val="26"/>
-        </w:rPr>
-        <w:t>察一切，必然用各人的行為報應各人。</w:t>
+        <w:t>義人反省自己是否以惡報善，是否無故攻擊敵人。又深知惡人因為惡在內心懷胎，就生出惡行和虛謊。大衛深信　神鑑察一切，必然用各人的行為報應各人。</w:t>
       </w:r>
       <w:r>
         <w:rPr>
@@ -28853,9 +28041,8 @@
           <w:sz w:val="26"/>
           <w:szCs w:val="26"/>
         </w:rPr>
-        <w:t>大衛的詩不但描述了　神</w:t>
+        <w:t>大衛的詩不但描述了　神鑑察人心、全然公義，且必信實和執行審判人的一切作為。更是表明了信靠這位　神的人在　神面前應有的態度，就是先反省自己的行為，是榮耀或是羞辱了　神。因此，人不斷思念　神，就是不斷思想公義和罪惡的差別。不只是明白什麼是義且要努力去行，更要認識什麼是惡，避免自己落入了惡的陷阱。早年有一首廣告歌叫《喜歡有什麼不可以》，為了凸顯人輕人叛逆的個人主義高唱：「只要我喜歡，有什麼不可以」，卻不知道喜歡還是有範圍的。不過感謝主，演唱者後來信主了。與大衛的詩歌作比較，如果詩篇第</w:t>
       </w:r>
-      <w:proofErr w:type="gramStart"/>
       <w:r>
         <w:rPr>
           <w:rFonts w:ascii="Barlow Condensed Medium" w:eastAsia="華康細黑體" w:hAnsi="Barlow Condensed Medium" w:cs="微軟正黑體" w:hint="eastAsia"/>
@@ -28863,9 +28050,8 @@
           <w:sz w:val="26"/>
           <w:szCs w:val="26"/>
         </w:rPr>
-        <w:t>鑑</w:t>
+        <w:t>7</w:t>
       </w:r>
-      <w:proofErr w:type="gramEnd"/>
       <w:r>
         <w:rPr>
           <w:rFonts w:ascii="Barlow Condensed Medium" w:eastAsia="華康細黑體" w:hAnsi="Barlow Condensed Medium" w:cs="微軟正黑體" w:hint="eastAsia"/>
@@ -28873,105 +28059,7 @@
           <w:sz w:val="26"/>
           <w:szCs w:val="26"/>
         </w:rPr>
-        <w:t>察人心、全然公義，</w:t>
-      </w:r>
-      <w:proofErr w:type="gramStart"/>
-      <w:r>
-        <w:rPr>
-          <w:rFonts w:ascii="Barlow Condensed Medium" w:eastAsia="華康細黑體" w:hAnsi="Barlow Condensed Medium" w:cs="微軟正黑體" w:hint="eastAsia"/>
-          <w:w w:val="75"/>
-          <w:sz w:val="26"/>
-          <w:szCs w:val="26"/>
-        </w:rPr>
-        <w:t>且必信</w:t>
-      </w:r>
-      <w:proofErr w:type="gramEnd"/>
-      <w:r>
-        <w:rPr>
-          <w:rFonts w:ascii="Barlow Condensed Medium" w:eastAsia="華康細黑體" w:hAnsi="Barlow Condensed Medium" w:cs="微軟正黑體" w:hint="eastAsia"/>
-          <w:w w:val="75"/>
-          <w:sz w:val="26"/>
-          <w:szCs w:val="26"/>
-        </w:rPr>
-        <w:t>實和執行審判人的一切作為。更是表明了信靠這位　神的人在　神面前應有的態度，就是先反省自己的行為，是榮耀或是羞辱了　神。因此，人不斷思念　神，就是不斷思想公義和罪惡的差別。不只是明白什麼是義且要努力去行，更要認識什麼是惡，避免自己落入了惡的陷阱。早年有一首</w:t>
-      </w:r>
-      <w:proofErr w:type="gramStart"/>
-      <w:r>
-        <w:rPr>
-          <w:rFonts w:ascii="Barlow Condensed Medium" w:eastAsia="華康細黑體" w:hAnsi="Barlow Condensed Medium" w:cs="微軟正黑體" w:hint="eastAsia"/>
-          <w:w w:val="75"/>
-          <w:sz w:val="26"/>
-          <w:szCs w:val="26"/>
-        </w:rPr>
-        <w:t>廣告歌叫《喜歡有什麼不可以》</w:t>
-      </w:r>
-      <w:proofErr w:type="gramEnd"/>
-      <w:r>
-        <w:rPr>
-          <w:rFonts w:ascii="Barlow Condensed Medium" w:eastAsia="華康細黑體" w:hAnsi="Barlow Condensed Medium" w:cs="微軟正黑體" w:hint="eastAsia"/>
-          <w:w w:val="75"/>
-          <w:sz w:val="26"/>
-          <w:szCs w:val="26"/>
-        </w:rPr>
-        <w:t>，為了</w:t>
-      </w:r>
-      <w:proofErr w:type="gramStart"/>
-      <w:r>
-        <w:rPr>
-          <w:rFonts w:ascii="Barlow Condensed Medium" w:eastAsia="華康細黑體" w:hAnsi="Barlow Condensed Medium" w:cs="微軟正黑體" w:hint="eastAsia"/>
-          <w:w w:val="75"/>
-          <w:sz w:val="26"/>
-          <w:szCs w:val="26"/>
-        </w:rPr>
-        <w:t>凸顯人</w:t>
-      </w:r>
-      <w:proofErr w:type="gramEnd"/>
-      <w:r>
-        <w:rPr>
-          <w:rFonts w:ascii="Barlow Condensed Medium" w:eastAsia="華康細黑體" w:hAnsi="Barlow Condensed Medium" w:cs="微軟正黑體" w:hint="eastAsia"/>
-          <w:w w:val="75"/>
-          <w:sz w:val="26"/>
-          <w:szCs w:val="26"/>
-        </w:rPr>
-        <w:t>輕人叛逆的個人主義高唱：「只要我喜歡，有什麼不可以」，卻不知道喜歡還是有範圍的。不過感謝主，演唱者後來信主了。與大衛的詩歌作比較，如果詩篇第</w:t>
-      </w:r>
-      <w:r>
-        <w:rPr>
-          <w:rFonts w:ascii="Barlow Condensed Medium" w:eastAsia="華康細黑體" w:hAnsi="Barlow Condensed Medium" w:cs="微軟正黑體" w:hint="eastAsia"/>
-          <w:w w:val="75"/>
-          <w:sz w:val="26"/>
-          <w:szCs w:val="26"/>
-        </w:rPr>
-        <w:t>7</w:t>
-      </w:r>
-      <w:r>
-        <w:rPr>
-          <w:rFonts w:ascii="Barlow Condensed Medium" w:eastAsia="華康細黑體" w:hAnsi="Barlow Condensed Medium" w:cs="微軟正黑體" w:hint="eastAsia"/>
-          <w:w w:val="75"/>
-          <w:sz w:val="26"/>
-          <w:szCs w:val="26"/>
-        </w:rPr>
-        <w:t xml:space="preserve">篇叫《按我的正直判斷我》，可能在流行歌市場賣不了錢，卻是大多數的人所渴求的。就是公義要有標準和執行力，那就是　</w:t>
-      </w:r>
-      <w:proofErr w:type="gramStart"/>
-      <w:r>
-        <w:rPr>
-          <w:rFonts w:ascii="Barlow Condensed Medium" w:eastAsia="華康細黑體" w:hAnsi="Barlow Condensed Medium" w:cs="微軟正黑體" w:hint="eastAsia"/>
-          <w:w w:val="75"/>
-          <w:sz w:val="26"/>
-          <w:szCs w:val="26"/>
-        </w:rPr>
-        <w:t>神了</w:t>
-      </w:r>
-      <w:proofErr w:type="gramEnd"/>
-      <w:r>
-        <w:rPr>
-          <w:rFonts w:ascii="Barlow Condensed Medium" w:eastAsia="華康細黑體" w:hAnsi="Barlow Condensed Medium" w:cs="微軟正黑體" w:hint="eastAsia"/>
-          <w:w w:val="75"/>
-          <w:sz w:val="26"/>
-          <w:szCs w:val="26"/>
-        </w:rPr>
-        <w:t>。</w:t>
+        <w:t>篇叫《按我的正直判斷我》，可能在流行歌市場賣不了錢，卻是大多數的人所渴求的。就是公義要有標準和執行力，那就是　神了。</w:t>
       </w:r>
     </w:p>
     <w:p>
@@ -29047,9 +28135,17 @@
           <w:sz w:val="26"/>
           <w:szCs w:val="26"/>
         </w:rPr>
-        <w:t>節氣就唱：「春雨</w:t>
+        <w:t>節氣就唱：「春雨驚春清穀天，夏滿芒夏暑相連，秋處露秋寒霜降，冬雪雪冬小大寒。」要激發正義感，每次選舉前都要唱「開封有個包青天</w:t>
       </w:r>
-      <w:proofErr w:type="gramStart"/>
+      <w:r>
+        <w:rPr>
+          <w:rFonts w:ascii="Cambria" w:eastAsia="華康細黑體" w:hAnsi="Cambria" w:cs="Cambria"/>
+          <w:w w:val="75"/>
+          <w:sz w:val="26"/>
+          <w:szCs w:val="26"/>
+        </w:rPr>
+        <w:t>…</w:t>
+      </w:r>
       <w:r>
         <w:rPr>
           <w:rFonts w:ascii="Cambria" w:eastAsia="華康細黑體" w:hAnsi="Cambria" w:cs="Cambria" w:hint="eastAsia"/>
@@ -29057,135 +28153,7 @@
           <w:sz w:val="26"/>
           <w:szCs w:val="26"/>
         </w:rPr>
-        <w:t>驚春清穀</w:t>
-      </w:r>
-      <w:proofErr w:type="gramEnd"/>
-      <w:r>
-        <w:rPr>
-          <w:rFonts w:ascii="Cambria" w:eastAsia="華康細黑體" w:hAnsi="Cambria" w:cs="Cambria" w:hint="eastAsia"/>
-          <w:w w:val="75"/>
-          <w:sz w:val="26"/>
-          <w:szCs w:val="26"/>
-        </w:rPr>
-        <w:t>天，夏滿</w:t>
-      </w:r>
-      <w:proofErr w:type="gramStart"/>
-      <w:r>
-        <w:rPr>
-          <w:rFonts w:ascii="Cambria" w:eastAsia="華康細黑體" w:hAnsi="Cambria" w:cs="Cambria" w:hint="eastAsia"/>
-          <w:w w:val="75"/>
-          <w:sz w:val="26"/>
-          <w:szCs w:val="26"/>
-        </w:rPr>
-        <w:t>芒夏暑</w:t>
-      </w:r>
-      <w:proofErr w:type="gramEnd"/>
-      <w:r>
-        <w:rPr>
-          <w:rFonts w:ascii="Cambria" w:eastAsia="華康細黑體" w:hAnsi="Cambria" w:cs="Cambria" w:hint="eastAsia"/>
-          <w:w w:val="75"/>
-          <w:sz w:val="26"/>
-          <w:szCs w:val="26"/>
-        </w:rPr>
-        <w:t>相連，</w:t>
-      </w:r>
-      <w:proofErr w:type="gramStart"/>
-      <w:r>
-        <w:rPr>
-          <w:rFonts w:ascii="Cambria" w:eastAsia="華康細黑體" w:hAnsi="Cambria" w:cs="Cambria" w:hint="eastAsia"/>
-          <w:w w:val="75"/>
-          <w:sz w:val="26"/>
-          <w:szCs w:val="26"/>
-        </w:rPr>
-        <w:t>秋處露秋寒霜降</w:t>
-      </w:r>
-      <w:proofErr w:type="gramEnd"/>
-      <w:r>
-        <w:rPr>
-          <w:rFonts w:ascii="Cambria" w:eastAsia="華康細黑體" w:hAnsi="Cambria" w:cs="Cambria" w:hint="eastAsia"/>
-          <w:w w:val="75"/>
-          <w:sz w:val="26"/>
-          <w:szCs w:val="26"/>
-        </w:rPr>
-        <w:t>，冬雪雪冬小大寒。」要激發正義感，每次選舉前都要唱「開封有個包青天</w:t>
-      </w:r>
-      <w:r>
-        <w:rPr>
-          <w:rFonts w:ascii="Cambria" w:eastAsia="華康細黑體" w:hAnsi="Cambria" w:cs="Cambria"/>
-          <w:w w:val="75"/>
-          <w:sz w:val="26"/>
-          <w:szCs w:val="26"/>
-        </w:rPr>
-        <w:t>…</w:t>
-      </w:r>
-      <w:r>
-        <w:rPr>
-          <w:rFonts w:ascii="Cambria" w:eastAsia="華康細黑體" w:hAnsi="Cambria" w:cs="Cambria" w:hint="eastAsia"/>
-          <w:w w:val="75"/>
-          <w:sz w:val="26"/>
-          <w:szCs w:val="26"/>
-        </w:rPr>
-        <w:t>」。其實是用一種民族情懷和敬畏亡靈的祖先崇拜，試圖影響選情。然而台灣人並不想信有真正的公義，不然就不會紅包照收，包青天</w:t>
-      </w:r>
-      <w:proofErr w:type="gramStart"/>
-      <w:r>
-        <w:rPr>
-          <w:rFonts w:ascii="Cambria" w:eastAsia="華康細黑體" w:hAnsi="Cambria" w:cs="Cambria" w:hint="eastAsia"/>
-          <w:w w:val="75"/>
-          <w:sz w:val="26"/>
-          <w:szCs w:val="26"/>
-        </w:rPr>
-        <w:t>也照唱</w:t>
-      </w:r>
-      <w:proofErr w:type="gramEnd"/>
-      <w:r>
-        <w:rPr>
-          <w:rFonts w:ascii="Cambria" w:eastAsia="華康細黑體" w:hAnsi="Cambria" w:cs="Cambria" w:hint="eastAsia"/>
-          <w:w w:val="75"/>
-          <w:sz w:val="26"/>
-          <w:szCs w:val="26"/>
-        </w:rPr>
-        <w:t>。你問他為什麼，他回答，</w:t>
-      </w:r>
-      <w:proofErr w:type="gramStart"/>
-      <w:r>
-        <w:rPr>
-          <w:rFonts w:ascii="Cambria" w:eastAsia="華康細黑體" w:hAnsi="Cambria" w:cs="Cambria" w:hint="eastAsia"/>
-          <w:w w:val="75"/>
-          <w:sz w:val="26"/>
-          <w:szCs w:val="26"/>
-        </w:rPr>
-        <w:t>有錢判生</w:t>
-      </w:r>
-      <w:proofErr w:type="gramEnd"/>
-      <w:r>
-        <w:rPr>
-          <w:rFonts w:ascii="Cambria" w:eastAsia="華康細黑體" w:hAnsi="Cambria" w:cs="Cambria" w:hint="eastAsia"/>
-          <w:w w:val="75"/>
-          <w:sz w:val="26"/>
-          <w:szCs w:val="26"/>
-        </w:rPr>
-        <w:t>，無錢判死，天理已死。相對地，信主的人卻不一樣。歌頌至高良善的神：「你是</w:t>
-      </w:r>
-      <w:proofErr w:type="gramStart"/>
-      <w:r>
-        <w:rPr>
-          <w:rFonts w:ascii="Cambria" w:eastAsia="華康細黑體" w:hAnsi="Cambria" w:cs="Cambria" w:hint="eastAsia"/>
-          <w:w w:val="75"/>
-          <w:sz w:val="26"/>
-          <w:szCs w:val="26"/>
-        </w:rPr>
-        <w:t>公義主</w:t>
-      </w:r>
-      <w:proofErr w:type="gramEnd"/>
-      <w:r>
-        <w:rPr>
-          <w:rFonts w:ascii="Cambria" w:eastAsia="華康細黑體" w:hAnsi="Cambria" w:cs="Cambria" w:hint="eastAsia"/>
-          <w:w w:val="75"/>
-          <w:sz w:val="26"/>
-          <w:szCs w:val="26"/>
-        </w:rPr>
-        <w:t>，領我走正義路</w:t>
+        <w:t>」。其實是用一種民族情懷和敬畏亡靈的祖先崇拜，試圖影響選情。然而台灣人並不想信有真正的公義，不然就不會紅包照收，包青天也照唱。你問他為什麼，他回答，有錢判生，無錢判死，天理已死。相對地，信主的人卻不一樣。歌頌至高良善的神：「你是公義主，領我走正義路</w:t>
       </w:r>
       <w:r>
         <w:rPr>
@@ -29226,27 +28194,7 @@
           <w:sz w:val="26"/>
           <w:szCs w:val="26"/>
         </w:rPr>
-        <w:t>以詩歌頌讚，是人內心真實和深刻的信念的表達，且是自我的支持和強化。</w:t>
-      </w:r>
-      <w:proofErr w:type="gramStart"/>
-      <w:r>
-        <w:rPr>
-          <w:rFonts w:ascii="Barlow Condensed Medium" w:eastAsia="華康儷中黑" w:hAnsi="Barlow Condensed Medium" w:hint="eastAsia"/>
-          <w:w w:val="75"/>
-          <w:sz w:val="26"/>
-          <w:szCs w:val="26"/>
-        </w:rPr>
-        <w:t>若人</w:t>
-      </w:r>
-      <w:proofErr w:type="gramEnd"/>
-      <w:r>
-        <w:rPr>
-          <w:rFonts w:ascii="Barlow Condensed Medium" w:eastAsia="華康儷中黑" w:hAnsi="Barlow Condensed Medium" w:hint="eastAsia"/>
-          <w:w w:val="75"/>
-          <w:sz w:val="26"/>
-          <w:szCs w:val="26"/>
-        </w:rPr>
-        <w:t>願意將自己的正直與否交給完全公義的　神來審判，必然要求自己以公義待人。</w:t>
+        <w:t>以詩歌頌讚，是人內心真實和深刻的信念的表達，且是自我的支持和強化。若人願意將自己的正直與否交給完全公義的　神來審判，必然要求自己以公義待人。</w:t>
       </w:r>
       <w:r>
         <w:rPr>
@@ -29255,67 +28203,7 @@
           <w:sz w:val="26"/>
           <w:szCs w:val="26"/>
         </w:rPr>
-        <w:t>心理學家把「自我實現」列為滿足人生需求最高、也是最後的一項，是在所有次要需求都滿足之後。但是，信仰的力量卻要超越這個理論，使人在飢渴窮乏或死亡逼迫圍困之時，仍然能夠持守　神的公義，來實現自我的價值。信主的人，為何要歌頌讚美　神，不是</w:t>
-      </w:r>
-      <w:proofErr w:type="gramStart"/>
-      <w:r>
-        <w:rPr>
-          <w:rFonts w:ascii="Barlow Condensed Medium" w:eastAsia="華康細黑體" w:hAnsi="Barlow Condensed Medium" w:cs="微軟正黑體" w:hint="eastAsia"/>
-          <w:w w:val="75"/>
-          <w:sz w:val="26"/>
-          <w:szCs w:val="26"/>
-        </w:rPr>
-        <w:t>為了敬拜或</w:t>
-      </w:r>
-      <w:proofErr w:type="gramEnd"/>
-      <w:r>
-        <w:rPr>
-          <w:rFonts w:ascii="Barlow Condensed Medium" w:eastAsia="華康細黑體" w:hAnsi="Barlow Condensed Medium" w:cs="微軟正黑體" w:hint="eastAsia"/>
-          <w:w w:val="75"/>
-          <w:sz w:val="26"/>
-          <w:szCs w:val="26"/>
-        </w:rPr>
-        <w:t xml:space="preserve">討好　神，因為　神並不需要。反而是人自己需要。信相　</w:t>
-      </w:r>
-      <w:proofErr w:type="gramStart"/>
-      <w:r>
-        <w:rPr>
-          <w:rFonts w:ascii="Barlow Condensed Medium" w:eastAsia="華康細黑體" w:hAnsi="Barlow Condensed Medium" w:cs="微軟正黑體" w:hint="eastAsia"/>
-          <w:w w:val="75"/>
-          <w:sz w:val="26"/>
-          <w:szCs w:val="26"/>
-        </w:rPr>
-        <w:t>神是人</w:t>
-      </w:r>
-      <w:proofErr w:type="gramEnd"/>
-      <w:r>
-        <w:rPr>
-          <w:rFonts w:ascii="Barlow Condensed Medium" w:eastAsia="華康細黑體" w:hAnsi="Barlow Condensed Medium" w:cs="微軟正黑體" w:hint="eastAsia"/>
-          <w:w w:val="75"/>
-          <w:sz w:val="26"/>
-          <w:szCs w:val="26"/>
-        </w:rPr>
-        <w:t xml:space="preserve">能堅持行義和施行最終拯救的力量，而唱著大衛式的詩歌讚美　神，就是不斷地支持自己這樣地信靠　神：寧願讓　</w:t>
-      </w:r>
-      <w:proofErr w:type="gramStart"/>
-      <w:r>
-        <w:rPr>
-          <w:rFonts w:ascii="Barlow Condensed Medium" w:eastAsia="華康細黑體" w:hAnsi="Barlow Condensed Medium" w:cs="微軟正黑體" w:hint="eastAsia"/>
-          <w:w w:val="75"/>
-          <w:sz w:val="26"/>
-          <w:szCs w:val="26"/>
-        </w:rPr>
-        <w:t>神按我</w:t>
-      </w:r>
-      <w:proofErr w:type="gramEnd"/>
-      <w:r>
-        <w:rPr>
-          <w:rFonts w:ascii="Barlow Condensed Medium" w:eastAsia="華康細黑體" w:hAnsi="Barlow Condensed Medium" w:cs="微軟正黑體" w:hint="eastAsia"/>
-          <w:w w:val="75"/>
-          <w:sz w:val="26"/>
-          <w:szCs w:val="26"/>
-        </w:rPr>
-        <w:t>的正直來判斷我，也不願落入惡人甜美的陷阱。</w:t>
+        <w:t>心理學家把「自我實現」列為滿足人生需求最高、也是最後的一項，是在所有次要需求都滿足之後。但是，信仰的力量卻要超越這個理論，使人在飢渴窮乏或死亡逼迫圍困之時，仍然能夠持守　神的公義，來實現自我的價值。信主的人，為何要歌頌讚美　神，不是為了敬拜或討好　神，因為　神並不需要。反而是人自己需要。信相　神是人能堅持行義和施行最終拯救的力量，而唱著大衛式的詩歌讚美　神，就是不斷地支持自己這樣地信靠　神：寧願讓　神按我的正直來判斷我，也不願落入惡人甜美的陷阱。</w:t>
       </w:r>
       <w:r>
         <w:rPr>
@@ -29347,7 +28235,7 @@
 </file>
 
 <file path=word/endnotes.xml><?xml version="1.0" encoding="utf-8"?>
-<w:endnotes xmlns:wpc="http://schemas.microsoft.com/office/word/2010/wordprocessingCanvas" xmlns:mc="http://schemas.openxmlformats.org/markup-compatibility/2006" xmlns:o="urn:schemas-microsoft-com:office:office" xmlns:r="http://schemas.openxmlformats.org/officeDocument/2006/relationships" xmlns:m="http://schemas.openxmlformats.org/officeDocument/2006/math" xmlns:v="urn:schemas-microsoft-com:vml" xmlns:wp14="http://schemas.microsoft.com/office/word/2010/wordprocessingDrawing" xmlns:wp="http://schemas.openxmlformats.org/drawingml/2006/wordprocessingDrawing" xmlns:w10="urn:schemas-microsoft-com:office:word" xmlns:w="http://schemas.openxmlformats.org/wordprocessingml/2006/main" xmlns:w14="http://schemas.microsoft.com/office/word/2010/wordml" xmlns:w15="http://schemas.microsoft.com/office/word/2012/wordml" xmlns:wpg="http://schemas.microsoft.com/office/word/2010/wordprocessingGroup" xmlns:wpi="http://schemas.microsoft.com/office/word/2010/wordprocessingInk" xmlns:wne="http://schemas.microsoft.com/office/word/2006/wordml" xmlns:wps="http://schemas.microsoft.com/office/word/2010/wordprocessingShape" mc:Ignorable="w14 w15 wp14">
+<w:endnotes xmlns:wpc="http://schemas.microsoft.com/office/word/2010/wordprocessingCanvas" xmlns:cx="http://schemas.microsoft.com/office/drawing/2014/chartex" xmlns:cx1="http://schemas.microsoft.com/office/drawing/2015/9/8/chartex" xmlns:cx2="http://schemas.microsoft.com/office/drawing/2015/10/21/chartex" xmlns:cx3="http://schemas.microsoft.com/office/drawing/2016/5/9/chartex" xmlns:cx4="http://schemas.microsoft.com/office/drawing/2016/5/10/chartex" xmlns:cx5="http://schemas.microsoft.com/office/drawing/2016/5/11/chartex" xmlns:cx6="http://schemas.microsoft.com/office/drawing/2016/5/12/chartex" xmlns:cx7="http://schemas.microsoft.com/office/drawing/2016/5/13/chartex" xmlns:cx8="http://schemas.microsoft.com/office/drawing/2016/5/14/chartex" xmlns:mc="http://schemas.openxmlformats.org/markup-compatibility/2006" xmlns:aink="http://schemas.microsoft.com/office/drawing/2016/ink" xmlns:am3d="http://schemas.microsoft.com/office/drawing/2017/model3d" xmlns:o="urn:schemas-microsoft-com:office:office" xmlns:oel="http://schemas.microsoft.com/office/2019/extlst" xmlns:r="http://schemas.openxmlformats.org/officeDocument/2006/relationships" xmlns:m="http://schemas.openxmlformats.org/officeDocument/2006/math" xmlns:v="urn:schemas-microsoft-com:vml" xmlns:wp14="http://schemas.microsoft.com/office/word/2010/wordprocessingDrawing" xmlns:wp="http://schemas.openxmlformats.org/drawingml/2006/wordprocessingDrawing" xmlns:w10="urn:schemas-microsoft-com:office:word" xmlns:w="http://schemas.openxmlformats.org/wordprocessingml/2006/main" xmlns:w14="http://schemas.microsoft.com/office/word/2010/wordml" xmlns:w15="http://schemas.microsoft.com/office/word/2012/wordml" xmlns:w16cex="http://schemas.microsoft.com/office/word/2018/wordml/cex" xmlns:w16cid="http://schemas.microsoft.com/office/word/2016/wordml/cid" xmlns:w16="http://schemas.microsoft.com/office/word/2018/wordml" xmlns:w16sdtdh="http://schemas.microsoft.com/office/word/2020/wordml/sdtdatahash" xmlns:w16se="http://schemas.microsoft.com/office/word/2015/wordml/symex" xmlns:wpg="http://schemas.microsoft.com/office/word/2010/wordprocessingGroup" xmlns:wpi="http://schemas.microsoft.com/office/word/2010/wordprocessingInk" xmlns:wne="http://schemas.microsoft.com/office/word/2006/wordml" xmlns:wps="http://schemas.microsoft.com/office/word/2010/wordprocessingShape" mc:Ignorable="w14 w15 w16se w16cid w16 w16cex w16sdtdh wp14">
   <w:endnote w:type="separator" w:id="-1">
     <w:p>
       <w:r>
@@ -29366,7 +28254,7 @@
 </file>
 
 <file path=word/footnotes.xml><?xml version="1.0" encoding="utf-8"?>
-<w:footnotes xmlns:wpc="http://schemas.microsoft.com/office/word/2010/wordprocessingCanvas" xmlns:mc="http://schemas.openxmlformats.org/markup-compatibility/2006" xmlns:o="urn:schemas-microsoft-com:office:office" xmlns:r="http://schemas.openxmlformats.org/officeDocument/2006/relationships" xmlns:m="http://schemas.openxmlformats.org/officeDocument/2006/math" xmlns:v="urn:schemas-microsoft-com:vml" xmlns:wp14="http://schemas.microsoft.com/office/word/2010/wordprocessingDrawing" xmlns:wp="http://schemas.openxmlformats.org/drawingml/2006/wordprocessingDrawing" xmlns:w10="urn:schemas-microsoft-com:office:word" xmlns:w="http://schemas.openxmlformats.org/wordprocessingml/2006/main" xmlns:w14="http://schemas.microsoft.com/office/word/2010/wordml" xmlns:w15="http://schemas.microsoft.com/office/word/2012/wordml" xmlns:wpg="http://schemas.microsoft.com/office/word/2010/wordprocessingGroup" xmlns:wpi="http://schemas.microsoft.com/office/word/2010/wordprocessingInk" xmlns:wne="http://schemas.microsoft.com/office/word/2006/wordml" xmlns:wps="http://schemas.microsoft.com/office/word/2010/wordprocessingShape" mc:Ignorable="w14 w15 wp14">
+<w:footnotes xmlns:wpc="http://schemas.microsoft.com/office/word/2010/wordprocessingCanvas" xmlns:cx="http://schemas.microsoft.com/office/drawing/2014/chartex" xmlns:cx1="http://schemas.microsoft.com/office/drawing/2015/9/8/chartex" xmlns:cx2="http://schemas.microsoft.com/office/drawing/2015/10/21/chartex" xmlns:cx3="http://schemas.microsoft.com/office/drawing/2016/5/9/chartex" xmlns:cx4="http://schemas.microsoft.com/office/drawing/2016/5/10/chartex" xmlns:cx5="http://schemas.microsoft.com/office/drawing/2016/5/11/chartex" xmlns:cx6="http://schemas.microsoft.com/office/drawing/2016/5/12/chartex" xmlns:cx7="http://schemas.microsoft.com/office/drawing/2016/5/13/chartex" xmlns:cx8="http://schemas.microsoft.com/office/drawing/2016/5/14/chartex" xmlns:mc="http://schemas.openxmlformats.org/markup-compatibility/2006" xmlns:aink="http://schemas.microsoft.com/office/drawing/2016/ink" xmlns:am3d="http://schemas.microsoft.com/office/drawing/2017/model3d" xmlns:o="urn:schemas-microsoft-com:office:office" xmlns:oel="http://schemas.microsoft.com/office/2019/extlst" xmlns:r="http://schemas.openxmlformats.org/officeDocument/2006/relationships" xmlns:m="http://schemas.openxmlformats.org/officeDocument/2006/math" xmlns:v="urn:schemas-microsoft-com:vml" xmlns:wp14="http://schemas.microsoft.com/office/word/2010/wordprocessingDrawing" xmlns:wp="http://schemas.openxmlformats.org/drawingml/2006/wordprocessingDrawing" xmlns:w10="urn:schemas-microsoft-com:office:word" xmlns:w="http://schemas.openxmlformats.org/wordprocessingml/2006/main" xmlns:w14="http://schemas.microsoft.com/office/word/2010/wordml" xmlns:w15="http://schemas.microsoft.com/office/word/2012/wordml" xmlns:w16cex="http://schemas.microsoft.com/office/word/2018/wordml/cex" xmlns:w16cid="http://schemas.microsoft.com/office/word/2016/wordml/cid" xmlns:w16="http://schemas.microsoft.com/office/word/2018/wordml" xmlns:w16sdtdh="http://schemas.microsoft.com/office/word/2020/wordml/sdtdatahash" xmlns:w16se="http://schemas.microsoft.com/office/word/2015/wordml/symex" xmlns:wpg="http://schemas.microsoft.com/office/word/2010/wordprocessingGroup" xmlns:wpi="http://schemas.microsoft.com/office/word/2010/wordprocessingInk" xmlns:wne="http://schemas.microsoft.com/office/word/2006/wordml" xmlns:wps="http://schemas.microsoft.com/office/word/2010/wordprocessingShape" mc:Ignorable="w14 w15 w16se w16cid w16 w16cex w16sdtdh wp14">
   <w:footnote w:type="separator" w:id="-1">
     <w:p>
       <w:r>
@@ -29385,7 +28273,7 @@
 </file>
 
 <file path=word/header1.xml><?xml version="1.0" encoding="utf-8"?>
-<w:hdr xmlns:wpc="http://schemas.microsoft.com/office/word/2010/wordprocessingCanvas" xmlns:mc="http://schemas.openxmlformats.org/markup-compatibility/2006" xmlns:o="urn:schemas-microsoft-com:office:office" xmlns:r="http://schemas.openxmlformats.org/officeDocument/2006/relationships" xmlns:m="http://schemas.openxmlformats.org/officeDocument/2006/math" xmlns:v="urn:schemas-microsoft-com:vml" xmlns:wp14="http://schemas.microsoft.com/office/word/2010/wordprocessingDrawing" xmlns:wp="http://schemas.openxmlformats.org/drawingml/2006/wordprocessingDrawing" xmlns:w10="urn:schemas-microsoft-com:office:word" xmlns:w="http://schemas.openxmlformats.org/wordprocessingml/2006/main" xmlns:w14="http://schemas.microsoft.com/office/word/2010/wordml" xmlns:w15="http://schemas.microsoft.com/office/word/2012/wordml" xmlns:wpg="http://schemas.microsoft.com/office/word/2010/wordprocessingGroup" xmlns:wpi="http://schemas.microsoft.com/office/word/2010/wordprocessingInk" xmlns:wne="http://schemas.microsoft.com/office/word/2006/wordml" xmlns:wps="http://schemas.microsoft.com/office/word/2010/wordprocessingShape" mc:Ignorable="w14 w15 wp14">
+<w:hdr xmlns:wpc="http://schemas.microsoft.com/office/word/2010/wordprocessingCanvas" xmlns:cx="http://schemas.microsoft.com/office/drawing/2014/chartex" xmlns:cx1="http://schemas.microsoft.com/office/drawing/2015/9/8/chartex" xmlns:cx2="http://schemas.microsoft.com/office/drawing/2015/10/21/chartex" xmlns:cx3="http://schemas.microsoft.com/office/drawing/2016/5/9/chartex" xmlns:cx4="http://schemas.microsoft.com/office/drawing/2016/5/10/chartex" xmlns:cx5="http://schemas.microsoft.com/office/drawing/2016/5/11/chartex" xmlns:cx6="http://schemas.microsoft.com/office/drawing/2016/5/12/chartex" xmlns:cx7="http://schemas.microsoft.com/office/drawing/2016/5/13/chartex" xmlns:cx8="http://schemas.microsoft.com/office/drawing/2016/5/14/chartex" xmlns:mc="http://schemas.openxmlformats.org/markup-compatibility/2006" xmlns:aink="http://schemas.microsoft.com/office/drawing/2016/ink" xmlns:am3d="http://schemas.microsoft.com/office/drawing/2017/model3d" xmlns:o="urn:schemas-microsoft-com:office:office" xmlns:oel="http://schemas.microsoft.com/office/2019/extlst" xmlns:r="http://schemas.openxmlformats.org/officeDocument/2006/relationships" xmlns:m="http://schemas.openxmlformats.org/officeDocument/2006/math" xmlns:v="urn:schemas-microsoft-com:vml" xmlns:wp14="http://schemas.microsoft.com/office/word/2010/wordprocessingDrawing" xmlns:wp="http://schemas.openxmlformats.org/drawingml/2006/wordprocessingDrawing" xmlns:w10="urn:schemas-microsoft-com:office:word" xmlns:w="http://schemas.openxmlformats.org/wordprocessingml/2006/main" xmlns:w14="http://schemas.microsoft.com/office/word/2010/wordml" xmlns:w15="http://schemas.microsoft.com/office/word/2012/wordml" xmlns:w16cex="http://schemas.microsoft.com/office/word/2018/wordml/cex" xmlns:w16cid="http://schemas.microsoft.com/office/word/2016/wordml/cid" xmlns:w16="http://schemas.microsoft.com/office/word/2018/wordml" xmlns:w16sdtdh="http://schemas.microsoft.com/office/word/2020/wordml/sdtdatahash" xmlns:w16se="http://schemas.microsoft.com/office/word/2015/wordml/symex" xmlns:wpg="http://schemas.microsoft.com/office/word/2010/wordprocessingGroup" xmlns:wpi="http://schemas.microsoft.com/office/word/2010/wordprocessingInk" xmlns:wne="http://schemas.microsoft.com/office/word/2006/wordml" xmlns:wps="http://schemas.microsoft.com/office/word/2010/wordprocessingShape" mc:Ignorable="w14 w15 w16se w16cid w16 w16cex w16sdtdh wp14">
   <w:p>
     <w:pPr>
       <w:pStyle w:val="a4"/>
@@ -29843,7 +28731,7 @@
 </file>
 
 <file path=word/header2.xml><?xml version="1.0" encoding="utf-8"?>
-<w:hdr xmlns:wpc="http://schemas.microsoft.com/office/word/2010/wordprocessingCanvas" xmlns:mc="http://schemas.openxmlformats.org/markup-compatibility/2006" xmlns:o="urn:schemas-microsoft-com:office:office" xmlns:r="http://schemas.openxmlformats.org/officeDocument/2006/relationships" xmlns:m="http://schemas.openxmlformats.org/officeDocument/2006/math" xmlns:v="urn:schemas-microsoft-com:vml" xmlns:wp14="http://schemas.microsoft.com/office/word/2010/wordprocessingDrawing" xmlns:wp="http://schemas.openxmlformats.org/drawingml/2006/wordprocessingDrawing" xmlns:w10="urn:schemas-microsoft-com:office:word" xmlns:w="http://schemas.openxmlformats.org/wordprocessingml/2006/main" xmlns:w14="http://schemas.microsoft.com/office/word/2010/wordml" xmlns:w15="http://schemas.microsoft.com/office/word/2012/wordml" xmlns:wpg="http://schemas.microsoft.com/office/word/2010/wordprocessingGroup" xmlns:wpi="http://schemas.microsoft.com/office/word/2010/wordprocessingInk" xmlns:wne="http://schemas.microsoft.com/office/word/2006/wordml" xmlns:wps="http://schemas.microsoft.com/office/word/2010/wordprocessingShape" mc:Ignorable="w14 w15 wp14">
+<w:hdr xmlns:wpc="http://schemas.microsoft.com/office/word/2010/wordprocessingCanvas" xmlns:cx="http://schemas.microsoft.com/office/drawing/2014/chartex" xmlns:cx1="http://schemas.microsoft.com/office/drawing/2015/9/8/chartex" xmlns:cx2="http://schemas.microsoft.com/office/drawing/2015/10/21/chartex" xmlns:cx3="http://schemas.microsoft.com/office/drawing/2016/5/9/chartex" xmlns:cx4="http://schemas.microsoft.com/office/drawing/2016/5/10/chartex" xmlns:cx5="http://schemas.microsoft.com/office/drawing/2016/5/11/chartex" xmlns:cx6="http://schemas.microsoft.com/office/drawing/2016/5/12/chartex" xmlns:cx7="http://schemas.microsoft.com/office/drawing/2016/5/13/chartex" xmlns:cx8="http://schemas.microsoft.com/office/drawing/2016/5/14/chartex" xmlns:mc="http://schemas.openxmlformats.org/markup-compatibility/2006" xmlns:aink="http://schemas.microsoft.com/office/drawing/2016/ink" xmlns:am3d="http://schemas.microsoft.com/office/drawing/2017/model3d" xmlns:o="urn:schemas-microsoft-com:office:office" xmlns:oel="http://schemas.microsoft.com/office/2019/extlst" xmlns:r="http://schemas.openxmlformats.org/officeDocument/2006/relationships" xmlns:m="http://schemas.openxmlformats.org/officeDocument/2006/math" xmlns:v="urn:schemas-microsoft-com:vml" xmlns:wp14="http://schemas.microsoft.com/office/word/2010/wordprocessingDrawing" xmlns:wp="http://schemas.openxmlformats.org/drawingml/2006/wordprocessingDrawing" xmlns:w10="urn:schemas-microsoft-com:office:word" xmlns:w="http://schemas.openxmlformats.org/wordprocessingml/2006/main" xmlns:w14="http://schemas.microsoft.com/office/word/2010/wordml" xmlns:w15="http://schemas.microsoft.com/office/word/2012/wordml" xmlns:w16cex="http://schemas.microsoft.com/office/word/2018/wordml/cex" xmlns:w16cid="http://schemas.microsoft.com/office/word/2016/wordml/cid" xmlns:w16="http://schemas.microsoft.com/office/word/2018/wordml" xmlns:w16sdtdh="http://schemas.microsoft.com/office/word/2020/wordml/sdtdatahash" xmlns:w16se="http://schemas.microsoft.com/office/word/2015/wordml/symex" xmlns:wpg="http://schemas.microsoft.com/office/word/2010/wordprocessingGroup" xmlns:wpi="http://schemas.microsoft.com/office/word/2010/wordprocessingInk" xmlns:wne="http://schemas.microsoft.com/office/word/2006/wordml" xmlns:wps="http://schemas.microsoft.com/office/word/2010/wordprocessingShape" mc:Ignorable="w14 w15 w16se w16cid w16 w16cex w16sdtdh wp14">
   <w:p>
     <w:pPr>
       <w:pStyle w:val="a4"/>
@@ -30301,7 +29189,7 @@
 </file>
 
 <file path=word/header3.xml><?xml version="1.0" encoding="utf-8"?>
-<w:hdr xmlns:wpc="http://schemas.microsoft.com/office/word/2010/wordprocessingCanvas" xmlns:mc="http://schemas.openxmlformats.org/markup-compatibility/2006" xmlns:o="urn:schemas-microsoft-com:office:office" xmlns:r="http://schemas.openxmlformats.org/officeDocument/2006/relationships" xmlns:m="http://schemas.openxmlformats.org/officeDocument/2006/math" xmlns:v="urn:schemas-microsoft-com:vml" xmlns:wp14="http://schemas.microsoft.com/office/word/2010/wordprocessingDrawing" xmlns:wp="http://schemas.openxmlformats.org/drawingml/2006/wordprocessingDrawing" xmlns:w10="urn:schemas-microsoft-com:office:word" xmlns:w="http://schemas.openxmlformats.org/wordprocessingml/2006/main" xmlns:w14="http://schemas.microsoft.com/office/word/2010/wordml" xmlns:w15="http://schemas.microsoft.com/office/word/2012/wordml" xmlns:wpg="http://schemas.microsoft.com/office/word/2010/wordprocessingGroup" xmlns:wpi="http://schemas.microsoft.com/office/word/2010/wordprocessingInk" xmlns:wne="http://schemas.microsoft.com/office/word/2006/wordml" xmlns:wps="http://schemas.microsoft.com/office/word/2010/wordprocessingShape" mc:Ignorable="w14 w15 wp14">
+<w:hdr xmlns:wpc="http://schemas.microsoft.com/office/word/2010/wordprocessingCanvas" xmlns:cx="http://schemas.microsoft.com/office/drawing/2014/chartex" xmlns:cx1="http://schemas.microsoft.com/office/drawing/2015/9/8/chartex" xmlns:cx2="http://schemas.microsoft.com/office/drawing/2015/10/21/chartex" xmlns:cx3="http://schemas.microsoft.com/office/drawing/2016/5/9/chartex" xmlns:cx4="http://schemas.microsoft.com/office/drawing/2016/5/10/chartex" xmlns:cx5="http://schemas.microsoft.com/office/drawing/2016/5/11/chartex" xmlns:cx6="http://schemas.microsoft.com/office/drawing/2016/5/12/chartex" xmlns:cx7="http://schemas.microsoft.com/office/drawing/2016/5/13/chartex" xmlns:cx8="http://schemas.microsoft.com/office/drawing/2016/5/14/chartex" xmlns:mc="http://schemas.openxmlformats.org/markup-compatibility/2006" xmlns:aink="http://schemas.microsoft.com/office/drawing/2016/ink" xmlns:am3d="http://schemas.microsoft.com/office/drawing/2017/model3d" xmlns:o="urn:schemas-microsoft-com:office:office" xmlns:oel="http://schemas.microsoft.com/office/2019/extlst" xmlns:r="http://schemas.openxmlformats.org/officeDocument/2006/relationships" xmlns:m="http://schemas.openxmlformats.org/officeDocument/2006/math" xmlns:v="urn:schemas-microsoft-com:vml" xmlns:wp14="http://schemas.microsoft.com/office/word/2010/wordprocessingDrawing" xmlns:wp="http://schemas.openxmlformats.org/drawingml/2006/wordprocessingDrawing" xmlns:w10="urn:schemas-microsoft-com:office:word" xmlns:w="http://schemas.openxmlformats.org/wordprocessingml/2006/main" xmlns:w14="http://schemas.microsoft.com/office/word/2010/wordml" xmlns:w15="http://schemas.microsoft.com/office/word/2012/wordml" xmlns:w16cex="http://schemas.microsoft.com/office/word/2018/wordml/cex" xmlns:w16cid="http://schemas.microsoft.com/office/word/2016/wordml/cid" xmlns:w16="http://schemas.microsoft.com/office/word/2018/wordml" xmlns:w16sdtdh="http://schemas.microsoft.com/office/word/2020/wordml/sdtdatahash" xmlns:w16se="http://schemas.microsoft.com/office/word/2015/wordml/symex" xmlns:wpg="http://schemas.microsoft.com/office/word/2010/wordprocessingGroup" xmlns:wpi="http://schemas.microsoft.com/office/word/2010/wordprocessingInk" xmlns:wne="http://schemas.microsoft.com/office/word/2006/wordml" xmlns:wps="http://schemas.microsoft.com/office/word/2010/wordprocessingShape" mc:Ignorable="w14 w15 w16se w16cid w16 w16cex w16sdtdh wp14">
   <w:p>
     <w:pPr>
       <w:pStyle w:val="a4"/>
@@ -30759,7 +29647,7 @@
 </file>
 
 <file path=word/header4.xml><?xml version="1.0" encoding="utf-8"?>
-<w:hdr xmlns:wpc="http://schemas.microsoft.com/office/word/2010/wordprocessingCanvas" xmlns:mc="http://schemas.openxmlformats.org/markup-compatibility/2006" xmlns:o="urn:schemas-microsoft-com:office:office" xmlns:r="http://schemas.openxmlformats.org/officeDocument/2006/relationships" xmlns:m="http://schemas.openxmlformats.org/officeDocument/2006/math" xmlns:v="urn:schemas-microsoft-com:vml" xmlns:wp14="http://schemas.microsoft.com/office/word/2010/wordprocessingDrawing" xmlns:wp="http://schemas.openxmlformats.org/drawingml/2006/wordprocessingDrawing" xmlns:w10="urn:schemas-microsoft-com:office:word" xmlns:w="http://schemas.openxmlformats.org/wordprocessingml/2006/main" xmlns:w14="http://schemas.microsoft.com/office/word/2010/wordml" xmlns:w15="http://schemas.microsoft.com/office/word/2012/wordml" xmlns:wpg="http://schemas.microsoft.com/office/word/2010/wordprocessingGroup" xmlns:wpi="http://schemas.microsoft.com/office/word/2010/wordprocessingInk" xmlns:wne="http://schemas.microsoft.com/office/word/2006/wordml" xmlns:wps="http://schemas.microsoft.com/office/word/2010/wordprocessingShape" mc:Ignorable="w14 w15 wp14">
+<w:hdr xmlns:wpc="http://schemas.microsoft.com/office/word/2010/wordprocessingCanvas" xmlns:cx="http://schemas.microsoft.com/office/drawing/2014/chartex" xmlns:cx1="http://schemas.microsoft.com/office/drawing/2015/9/8/chartex" xmlns:cx2="http://schemas.microsoft.com/office/drawing/2015/10/21/chartex" xmlns:cx3="http://schemas.microsoft.com/office/drawing/2016/5/9/chartex" xmlns:cx4="http://schemas.microsoft.com/office/drawing/2016/5/10/chartex" xmlns:cx5="http://schemas.microsoft.com/office/drawing/2016/5/11/chartex" xmlns:cx6="http://schemas.microsoft.com/office/drawing/2016/5/12/chartex" xmlns:cx7="http://schemas.microsoft.com/office/drawing/2016/5/13/chartex" xmlns:cx8="http://schemas.microsoft.com/office/drawing/2016/5/14/chartex" xmlns:mc="http://schemas.openxmlformats.org/markup-compatibility/2006" xmlns:aink="http://schemas.microsoft.com/office/drawing/2016/ink" xmlns:am3d="http://schemas.microsoft.com/office/drawing/2017/model3d" xmlns:o="urn:schemas-microsoft-com:office:office" xmlns:oel="http://schemas.microsoft.com/office/2019/extlst" xmlns:r="http://schemas.openxmlformats.org/officeDocument/2006/relationships" xmlns:m="http://schemas.openxmlformats.org/officeDocument/2006/math" xmlns:v="urn:schemas-microsoft-com:vml" xmlns:wp14="http://schemas.microsoft.com/office/word/2010/wordprocessingDrawing" xmlns:wp="http://schemas.openxmlformats.org/drawingml/2006/wordprocessingDrawing" xmlns:w10="urn:schemas-microsoft-com:office:word" xmlns:w="http://schemas.openxmlformats.org/wordprocessingml/2006/main" xmlns:w14="http://schemas.microsoft.com/office/word/2010/wordml" xmlns:w15="http://schemas.microsoft.com/office/word/2012/wordml" xmlns:w16cex="http://schemas.microsoft.com/office/word/2018/wordml/cex" xmlns:w16cid="http://schemas.microsoft.com/office/word/2016/wordml/cid" xmlns:w16="http://schemas.microsoft.com/office/word/2018/wordml" xmlns:w16sdtdh="http://schemas.microsoft.com/office/word/2020/wordml/sdtdatahash" xmlns:w16se="http://schemas.microsoft.com/office/word/2015/wordml/symex" xmlns:wpg="http://schemas.microsoft.com/office/word/2010/wordprocessingGroup" xmlns:wpi="http://schemas.microsoft.com/office/word/2010/wordprocessingInk" xmlns:wne="http://schemas.microsoft.com/office/word/2006/wordml" xmlns:wps="http://schemas.microsoft.com/office/word/2010/wordprocessingShape" mc:Ignorable="w14 w15 w16se w16cid w16 w16cex w16sdtdh wp14">
   <w:p>
     <w:pPr>
       <w:pStyle w:val="a4"/>
@@ -31217,7 +30105,7 @@
 </file>
 
 <file path=word/numbering.xml><?xml version="1.0" encoding="utf-8"?>
-<w:numbering xmlns:wpc="http://schemas.microsoft.com/office/word/2010/wordprocessingCanvas" xmlns:mc="http://schemas.openxmlformats.org/markup-compatibility/2006" xmlns:o="urn:schemas-microsoft-com:office:office" xmlns:r="http://schemas.openxmlformats.org/officeDocument/2006/relationships" xmlns:m="http://schemas.openxmlformats.org/officeDocument/2006/math" xmlns:v="urn:schemas-microsoft-com:vml" xmlns:wp14="http://schemas.microsoft.com/office/word/2010/wordprocessingDrawing" xmlns:wp="http://schemas.openxmlformats.org/drawingml/2006/wordprocessingDrawing" xmlns:w10="urn:schemas-microsoft-com:office:word" xmlns:w="http://schemas.openxmlformats.org/wordprocessingml/2006/main" xmlns:w14="http://schemas.microsoft.com/office/word/2010/wordml" xmlns:w15="http://schemas.microsoft.com/office/word/2012/wordml" xmlns:wpg="http://schemas.microsoft.com/office/word/2010/wordprocessingGroup" xmlns:wpi="http://schemas.microsoft.com/office/word/2010/wordprocessingInk" xmlns:wne="http://schemas.microsoft.com/office/word/2006/wordml" xmlns:wps="http://schemas.microsoft.com/office/word/2010/wordprocessingShape" mc:Ignorable="w14 w15 wp14">
+<w:numbering xmlns:wpc="http://schemas.microsoft.com/office/word/2010/wordprocessingCanvas" xmlns:cx="http://schemas.microsoft.com/office/drawing/2014/chartex" xmlns:cx1="http://schemas.microsoft.com/office/drawing/2015/9/8/chartex" xmlns:cx2="http://schemas.microsoft.com/office/drawing/2015/10/21/chartex" xmlns:cx3="http://schemas.microsoft.com/office/drawing/2016/5/9/chartex" xmlns:cx4="http://schemas.microsoft.com/office/drawing/2016/5/10/chartex" xmlns:cx5="http://schemas.microsoft.com/office/drawing/2016/5/11/chartex" xmlns:cx6="http://schemas.microsoft.com/office/drawing/2016/5/12/chartex" xmlns:cx7="http://schemas.microsoft.com/office/drawing/2016/5/13/chartex" xmlns:cx8="http://schemas.microsoft.com/office/drawing/2016/5/14/chartex" xmlns:mc="http://schemas.openxmlformats.org/markup-compatibility/2006" xmlns:aink="http://schemas.microsoft.com/office/drawing/2016/ink" xmlns:am3d="http://schemas.microsoft.com/office/drawing/2017/model3d" xmlns:o="urn:schemas-microsoft-com:office:office" xmlns:oel="http://schemas.microsoft.com/office/2019/extlst" xmlns:r="http://schemas.openxmlformats.org/officeDocument/2006/relationships" xmlns:m="http://schemas.openxmlformats.org/officeDocument/2006/math" xmlns:v="urn:schemas-microsoft-com:vml" xmlns:wp14="http://schemas.microsoft.com/office/word/2010/wordprocessingDrawing" xmlns:wp="http://schemas.openxmlformats.org/drawingml/2006/wordprocessingDrawing" xmlns:w10="urn:schemas-microsoft-com:office:word" xmlns:w="http://schemas.openxmlformats.org/wordprocessingml/2006/main" xmlns:w14="http://schemas.microsoft.com/office/word/2010/wordml" xmlns:w15="http://schemas.microsoft.com/office/word/2012/wordml" xmlns:w16cex="http://schemas.microsoft.com/office/word/2018/wordml/cex" xmlns:w16cid="http://schemas.microsoft.com/office/word/2016/wordml/cid" xmlns:w16="http://schemas.microsoft.com/office/word/2018/wordml" xmlns:w16sdtdh="http://schemas.microsoft.com/office/word/2020/wordml/sdtdatahash" xmlns:w16se="http://schemas.microsoft.com/office/word/2015/wordml/symex" xmlns:wpg="http://schemas.microsoft.com/office/word/2010/wordprocessingGroup" xmlns:wpi="http://schemas.microsoft.com/office/word/2010/wordprocessingInk" xmlns:wne="http://schemas.microsoft.com/office/word/2006/wordml" xmlns:wps="http://schemas.microsoft.com/office/word/2010/wordprocessingShape" mc:Ignorable="w14 w15 w16se w16cid w16 w16cex w16sdtdh wp14">
   <w:abstractNum w:abstractNumId="0" w15:restartNumberingAfterBreak="0">
     <w:nsid w:val="0397573A"/>
     <w:multiLevelType w:val="hybridMultilevel"/>
@@ -32909,68 +31797,68 @@
       </w:pPr>
     </w:lvl>
   </w:abstractNum>
-  <w:num w:numId="1">
+  <w:num w:numId="1" w16cid:durableId="1274241805">
     <w:abstractNumId w:val="18"/>
   </w:num>
-  <w:num w:numId="2">
+  <w:num w:numId="2" w16cid:durableId="1158231235">
     <w:abstractNumId w:val="5"/>
   </w:num>
-  <w:num w:numId="3">
+  <w:num w:numId="3" w16cid:durableId="946427850">
     <w:abstractNumId w:val="9"/>
   </w:num>
-  <w:num w:numId="4">
+  <w:num w:numId="4" w16cid:durableId="479998786">
     <w:abstractNumId w:val="3"/>
   </w:num>
-  <w:num w:numId="5">
+  <w:num w:numId="5" w16cid:durableId="121115458">
     <w:abstractNumId w:val="10"/>
   </w:num>
-  <w:num w:numId="6">
+  <w:num w:numId="6" w16cid:durableId="1484278975">
     <w:abstractNumId w:val="17"/>
   </w:num>
-  <w:num w:numId="7">
+  <w:num w:numId="7" w16cid:durableId="2123725101">
     <w:abstractNumId w:val="16"/>
   </w:num>
-  <w:num w:numId="8">
+  <w:num w:numId="8" w16cid:durableId="1548299517">
     <w:abstractNumId w:val="8"/>
   </w:num>
-  <w:num w:numId="9">
+  <w:num w:numId="9" w16cid:durableId="1250232285">
     <w:abstractNumId w:val="14"/>
   </w:num>
-  <w:num w:numId="10">
+  <w:num w:numId="10" w16cid:durableId="1765614961">
     <w:abstractNumId w:val="4"/>
   </w:num>
-  <w:num w:numId="11">
+  <w:num w:numId="11" w16cid:durableId="130833404">
     <w:abstractNumId w:val="11"/>
   </w:num>
-  <w:num w:numId="12">
+  <w:num w:numId="12" w16cid:durableId="1393650449">
     <w:abstractNumId w:val="2"/>
   </w:num>
-  <w:num w:numId="13">
+  <w:num w:numId="13" w16cid:durableId="48575096">
     <w:abstractNumId w:val="12"/>
   </w:num>
-  <w:num w:numId="14">
+  <w:num w:numId="14" w16cid:durableId="172300991">
     <w:abstractNumId w:val="13"/>
   </w:num>
-  <w:num w:numId="15">
+  <w:num w:numId="15" w16cid:durableId="1404521612">
     <w:abstractNumId w:val="1"/>
   </w:num>
-  <w:num w:numId="16">
+  <w:num w:numId="16" w16cid:durableId="1587225751">
     <w:abstractNumId w:val="0"/>
   </w:num>
-  <w:num w:numId="17">
+  <w:num w:numId="17" w16cid:durableId="491020835">
     <w:abstractNumId w:val="15"/>
   </w:num>
-  <w:num w:numId="18">
+  <w:num w:numId="18" w16cid:durableId="160044619">
     <w:abstractNumId w:val="7"/>
   </w:num>
-  <w:num w:numId="19">
+  <w:num w:numId="19" w16cid:durableId="1432967282">
     <w:abstractNumId w:val="6"/>
   </w:num>
 </w:numbering>
 </file>
 
 <file path=word/styles.xml><?xml version="1.0" encoding="utf-8"?>
-<w:styles xmlns:mc="http://schemas.openxmlformats.org/markup-compatibility/2006" xmlns:r="http://schemas.openxmlformats.org/officeDocument/2006/relationships" xmlns:w="http://schemas.openxmlformats.org/wordprocessingml/2006/main" xmlns:w14="http://schemas.microsoft.com/office/word/2010/wordml" xmlns:w15="http://schemas.microsoft.com/office/word/2012/wordml" mc:Ignorable="w14 w15">
+<w:styles xmlns:mc="http://schemas.openxmlformats.org/markup-compatibility/2006" xmlns:r="http://schemas.openxmlformats.org/officeDocument/2006/relationships" xmlns:w="http://schemas.openxmlformats.org/wordprocessingml/2006/main" xmlns:w14="http://schemas.microsoft.com/office/word/2010/wordml" xmlns:w15="http://schemas.microsoft.com/office/word/2012/wordml" xmlns:w16cex="http://schemas.microsoft.com/office/word/2018/wordml/cex" xmlns:w16cid="http://schemas.microsoft.com/office/word/2016/wordml/cid" xmlns:w16="http://schemas.microsoft.com/office/word/2018/wordml" xmlns:w16sdtdh="http://schemas.microsoft.com/office/word/2020/wordml/sdtdatahash" xmlns:w16se="http://schemas.microsoft.com/office/word/2015/wordml/symex" mc:Ignorable="w14 w15 w16se w16cid w16 w16cex w16sdtdh">
   <w:docDefaults>
     <w:rPrDefault>
       <w:rPr>
@@ -32983,7 +31871,7 @@
     </w:rPrDefault>
     <w:pPrDefault/>
   </w:docDefaults>
-  <w:latentStyles w:defLockedState="0" w:defUIPriority="99" w:defSemiHidden="0" w:defUnhideWhenUsed="0" w:defQFormat="0" w:count="371">
+  <w:latentStyles w:defLockedState="0" w:defUIPriority="99" w:defSemiHidden="0" w:defUnhideWhenUsed="0" w:defQFormat="0" w:count="376">
     <w:lsdException w:name="Normal" w:uiPriority="0" w:qFormat="1"/>
     <w:lsdException w:name="heading 1" w:uiPriority="9" w:qFormat="1"/>
     <w:lsdException w:name="heading 2" w:semiHidden="1" w:uiPriority="9" w:unhideWhenUsed="1" w:qFormat="1"/>
@@ -33355,6 +32243,11 @@
     <w:lsdException w:name="List Table 5 Dark Accent 6" w:uiPriority="50"/>
     <w:lsdException w:name="List Table 6 Colorful Accent 6" w:uiPriority="51"/>
     <w:lsdException w:name="List Table 7 Colorful Accent 6" w:uiPriority="52"/>
+    <w:lsdException w:name="Mention" w:semiHidden="1" w:unhideWhenUsed="1"/>
+    <w:lsdException w:name="Smart Hyperlink" w:semiHidden="1" w:unhideWhenUsed="1"/>
+    <w:lsdException w:name="Hashtag" w:semiHidden="1" w:unhideWhenUsed="1"/>
+    <w:lsdException w:name="Unresolved Mention" w:semiHidden="1" w:unhideWhenUsed="1"/>
+    <w:lsdException w:name="Smart Link" w:semiHidden="1" w:unhideWhenUsed="1"/>
   </w:latentStyles>
   <w:style w:type="paragraph" w:default="1" w:styleId="a">
     <w:name w:val="Normal"/>

--- a/新泰週報20261011[2641]B4F.docx
+++ b/新泰週報20261011[2641]B4F.docx
@@ -1,6 +1,6 @@
 
 <file path=word/document.xml><?xml version="1.0" encoding="utf-8"?>
-<w:document xmlns:wpc="http://schemas.microsoft.com/office/word/2010/wordprocessingCanvas" xmlns:cx="http://schemas.microsoft.com/office/drawing/2014/chartex" xmlns:cx1="http://schemas.microsoft.com/office/drawing/2015/9/8/chartex" xmlns:cx2="http://schemas.microsoft.com/office/drawing/2015/10/21/chartex" xmlns:cx3="http://schemas.microsoft.com/office/drawing/2016/5/9/chartex" xmlns:cx4="http://schemas.microsoft.com/office/drawing/2016/5/10/chartex" xmlns:cx5="http://schemas.microsoft.com/office/drawing/2016/5/11/chartex" xmlns:cx6="http://schemas.microsoft.com/office/drawing/2016/5/12/chartex" xmlns:cx7="http://schemas.microsoft.com/office/drawing/2016/5/13/chartex" xmlns:cx8="http://schemas.microsoft.com/office/drawing/2016/5/14/chartex" xmlns:mc="http://schemas.openxmlformats.org/markup-compatibility/2006" xmlns:aink="http://schemas.microsoft.com/office/drawing/2016/ink" xmlns:am3d="http://schemas.microsoft.com/office/drawing/2017/model3d" xmlns:o="urn:schemas-microsoft-com:office:office" xmlns:oel="http://schemas.microsoft.com/office/2019/extlst" xmlns:r="http://schemas.openxmlformats.org/officeDocument/2006/relationships" xmlns:m="http://schemas.openxmlformats.org/officeDocument/2006/math" xmlns:v="urn:schemas-microsoft-com:vml" xmlns:wp14="http://schemas.microsoft.com/office/word/2010/wordprocessingDrawing" xmlns:wp="http://schemas.openxmlformats.org/drawingml/2006/wordprocessingDrawing" xmlns:w10="urn:schemas-microsoft-com:office:word" xmlns:w="http://schemas.openxmlformats.org/wordprocessingml/2006/main" xmlns:w14="http://schemas.microsoft.com/office/word/2010/wordml" xmlns:w15="http://schemas.microsoft.com/office/word/2012/wordml" xmlns:w16cex="http://schemas.microsoft.com/office/word/2018/wordml/cex" xmlns:w16cid="http://schemas.microsoft.com/office/word/2016/wordml/cid" xmlns:w16="http://schemas.microsoft.com/office/word/2018/wordml" xmlns:w16sdtdh="http://schemas.microsoft.com/office/word/2020/wordml/sdtdatahash" xmlns:w16se="http://schemas.microsoft.com/office/word/2015/wordml/symex" xmlns:wpg="http://schemas.microsoft.com/office/word/2010/wordprocessingGroup" xmlns:wpi="http://schemas.microsoft.com/office/word/2010/wordprocessingInk" xmlns:wne="http://schemas.microsoft.com/office/word/2006/wordml" xmlns:wps="http://schemas.microsoft.com/office/word/2010/wordprocessingShape" mc:Ignorable="w14 w15 w16se w16cid w16 w16cex w16sdtdh wp14">
+<w:document xmlns:wpc="http://schemas.microsoft.com/office/word/2010/wordprocessingCanvas" xmlns:mc="http://schemas.openxmlformats.org/markup-compatibility/2006" xmlns:o="urn:schemas-microsoft-com:office:office" xmlns:r="http://schemas.openxmlformats.org/officeDocument/2006/relationships" xmlns:m="http://schemas.openxmlformats.org/officeDocument/2006/math" xmlns:v="urn:schemas-microsoft-com:vml" xmlns:wp14="http://schemas.microsoft.com/office/word/2010/wordprocessingDrawing" xmlns:wp="http://schemas.openxmlformats.org/drawingml/2006/wordprocessingDrawing" xmlns:w10="urn:schemas-microsoft-com:office:word" xmlns:w="http://schemas.openxmlformats.org/wordprocessingml/2006/main" xmlns:w14="http://schemas.microsoft.com/office/word/2010/wordml" xmlns:w15="http://schemas.microsoft.com/office/word/2012/wordml" xmlns:wpg="http://schemas.microsoft.com/office/word/2010/wordprocessingGroup" xmlns:wpi="http://schemas.microsoft.com/office/word/2010/wordprocessingInk" xmlns:wne="http://schemas.microsoft.com/office/word/2006/wordml" xmlns:wps="http://schemas.microsoft.com/office/word/2010/wordprocessingShape" mc:Ignorable="w14 w15 wp14">
   <w:body>
     <w:p>
       <w:pPr>
@@ -925,7 +925,25 @@
                 <w:sz w:val="26"/>
                 <w:szCs w:val="26"/>
               </w:rPr>
-              <w:t>假三重埔教會舉行李恩忻傳道師封立牧師暨就任救恩教會教育牧師授職感恩禮拜</w:t>
+              <w:t>假三重</w:t>
+            </w:r>
+            <w:r>
+              <w:rPr>
+                <w:rFonts w:ascii="Barlow Condensed Medium" w:eastAsia="標楷體" w:hAnsi="Barlow Condensed Medium" w:cs="Segoe UI Symbol" w:hint="eastAsia"/>
+                <w:w w:val="90"/>
+                <w:sz w:val="26"/>
+                <w:szCs w:val="26"/>
+              </w:rPr>
+              <w:t>埔教會舉行李恩忻傳道師封立牧師暨就任</w:t>
+            </w:r>
+            <w:r>
+              <w:rPr>
+                <w:rFonts w:ascii="Barlow Condensed Medium" w:eastAsia="標楷體" w:hAnsi="Barlow Condensed Medium" w:cs="Segoe UI Symbol" w:hint="eastAsia"/>
+                <w:w w:val="90"/>
+                <w:sz w:val="26"/>
+                <w:szCs w:val="26"/>
+              </w:rPr>
+              <w:t>教育牧師授職感恩禮拜</w:t>
             </w:r>
             <w:r>
               <w:rPr>
@@ -1247,6 +1265,7 @@
                 <w:w w:val="90"/>
                 <w:sz w:val="26"/>
                 <w:szCs w:val="26"/>
+                <w:lang w:bidi="he-IL"/>
               </w:rPr>
               <w:drawing>
                 <wp:anchor distT="0" distB="0" distL="114300" distR="114300" simplePos="0" relativeHeight="251658752" behindDoc="0" locked="0" layoutInCell="1" allowOverlap="1" wp14:anchorId="152DAB53" wp14:editId="38E957F4">
@@ -1459,16 +1478,7 @@
                 <w:sz w:val="26"/>
                 <w:szCs w:val="26"/>
               </w:rPr>
-              <w:t>5</w:t>
-            </w:r>
-            <w:r>
-              <w:rPr>
-                <w:rFonts w:ascii="Barlow Condensed Medium" w:eastAsia="華康細黑體" w:hAnsi="Barlow Condensed Medium" w:hint="eastAsia"/>
-                <w:w w:val="90"/>
-                <w:sz w:val="26"/>
-                <w:szCs w:val="26"/>
-              </w:rPr>
-              <w:t>.</w:t>
+              <w:t>5.</w:t>
             </w:r>
           </w:p>
         </w:tc>
@@ -1503,6 +1513,230 @@
             </w:pPr>
             <w:r>
               <w:rPr>
+                <w:rFonts w:ascii="Barlow Condensed Medium" w:eastAsia="標楷體" w:hAnsi="Barlow Condensed Medium" w:cs="Segoe UI Symbol" w:hint="eastAsia"/>
+                <w:w w:val="90"/>
+                <w:sz w:val="26"/>
+                <w:szCs w:val="26"/>
+              </w:rPr>
+              <w:t>台北中會松年部舉辦</w:t>
+            </w:r>
+            <w:r>
+              <w:rPr>
+                <w:rFonts w:ascii="Barlow Condensed Medium" w:eastAsia="標楷體" w:hAnsi="Barlow Condensed Medium" w:cs="Segoe UI Symbol" w:hint="eastAsia"/>
+                <w:w w:val="90"/>
+                <w:sz w:val="26"/>
+                <w:szCs w:val="26"/>
+              </w:rPr>
+              <w:t>2026</w:t>
+            </w:r>
+            <w:r>
+              <w:rPr>
+                <w:rFonts w:ascii="Barlow Condensed Medium" w:eastAsia="標楷體" w:hAnsi="Barlow Condensed Medium" w:cs="Segoe UI Symbol" w:hint="eastAsia"/>
+                <w:w w:val="90"/>
+                <w:sz w:val="26"/>
+                <w:szCs w:val="26"/>
+              </w:rPr>
+              <w:t>年重陽節感恩禮拜暨表掦活動，</w:t>
+            </w:r>
+            <w:r>
+              <w:rPr>
+                <w:rFonts w:ascii="Barlow Condensed Medium" w:eastAsia="標楷體" w:hAnsi="Barlow Condensed Medium" w:cs="Segoe UI Symbol" w:hint="eastAsia"/>
+                <w:w w:val="90"/>
+                <w:sz w:val="26"/>
+                <w:szCs w:val="26"/>
+              </w:rPr>
+              <w:t>10/16(</w:t>
+            </w:r>
+            <w:r>
+              <w:rPr>
+                <w:rFonts w:ascii="Barlow Condensed Medium" w:eastAsia="標楷體" w:hAnsi="Barlow Condensed Medium" w:cs="Segoe UI Symbol" w:hint="eastAsia"/>
+                <w:w w:val="90"/>
+                <w:sz w:val="26"/>
+                <w:szCs w:val="26"/>
+              </w:rPr>
+              <w:t>五</w:t>
+            </w:r>
+            <w:r>
+              <w:rPr>
+                <w:rFonts w:ascii="Barlow Condensed Medium" w:eastAsia="標楷體" w:hAnsi="Barlow Condensed Medium" w:cs="Segoe UI Symbol" w:hint="eastAsia"/>
+                <w:w w:val="90"/>
+                <w:sz w:val="26"/>
+                <w:szCs w:val="26"/>
+              </w:rPr>
+              <w:t>)</w:t>
+            </w:r>
+            <w:r>
+              <w:rPr>
+                <w:rFonts w:ascii="Barlow Condensed Medium" w:eastAsia="標楷體" w:hAnsi="Barlow Condensed Medium" w:cs="Segoe UI Symbol" w:hint="eastAsia"/>
+                <w:w w:val="90"/>
+                <w:sz w:val="26"/>
+                <w:szCs w:val="26"/>
+              </w:rPr>
+              <w:t>上午</w:t>
+            </w:r>
+            <w:r>
+              <w:rPr>
+                <w:rFonts w:ascii="Barlow Condensed Medium" w:eastAsia="標楷體" w:hAnsi="Barlow Condensed Medium" w:cs="Segoe UI Symbol" w:hint="eastAsia"/>
+                <w:w w:val="90"/>
+                <w:sz w:val="26"/>
+                <w:szCs w:val="26"/>
+              </w:rPr>
+              <w:t>9:30</w:t>
+            </w:r>
+            <w:r>
+              <w:rPr>
+                <w:rFonts w:ascii="Barlow Condensed Medium" w:eastAsia="標楷體" w:hAnsi="Barlow Condensed Medium" w:cs="Segoe UI Symbol" w:hint="eastAsia"/>
+                <w:w w:val="90"/>
+                <w:sz w:val="26"/>
+                <w:szCs w:val="26"/>
+              </w:rPr>
+              <w:t>在艋舺教會舉行。</w:t>
+            </w:r>
+          </w:p>
+        </w:tc>
+      </w:tr>
+      <w:tr>
+        <w:tc>
+          <w:tcPr>
+            <w:tcW w:w="299" w:type="dxa"/>
+            <w:tcBorders>
+              <w:top w:val="nil"/>
+              <w:left w:val="nil"/>
+              <w:bottom w:val="nil"/>
+              <w:right w:val="nil"/>
+            </w:tcBorders>
+            <w:tcMar>
+              <w:left w:w="28" w:type="dxa"/>
+              <w:right w:w="28" w:type="dxa"/>
+            </w:tcMar>
+          </w:tcPr>
+          <w:p>
+            <w:pPr>
+              <w:snapToGrid w:val="0"/>
+              <w:spacing w:line="300" w:lineRule="exact"/>
+              <w:ind w:rightChars="11" w:right="26"/>
+              <w:jc w:val="right"/>
+              <w:rPr>
+                <w:rFonts w:ascii="Barlow Condensed Medium" w:eastAsia="華康細黑體" w:hAnsi="Barlow Condensed Medium"/>
+                <w:w w:val="90"/>
+                <w:sz w:val="26"/>
+                <w:szCs w:val="26"/>
+              </w:rPr>
+            </w:pPr>
+            <w:r>
+              <w:rPr>
+                <w:rFonts w:ascii="Barlow Condensed Medium" w:eastAsia="華康細黑體" w:hAnsi="Barlow Condensed Medium" w:hint="eastAsia"/>
+                <w:w w:val="90"/>
+                <w:sz w:val="26"/>
+                <w:szCs w:val="26"/>
+              </w:rPr>
+              <w:t>6</w:t>
+            </w:r>
+            <w:r>
+              <w:rPr>
+                <w:rFonts w:ascii="Barlow Condensed Medium" w:eastAsia="華康細黑體" w:hAnsi="Barlow Condensed Medium" w:hint="eastAsia"/>
+                <w:w w:val="90"/>
+                <w:sz w:val="26"/>
+                <w:szCs w:val="26"/>
+              </w:rPr>
+              <w:t>.</w:t>
+            </w:r>
+          </w:p>
+        </w:tc>
+        <w:tc>
+          <w:tcPr>
+            <w:tcW w:w="5622" w:type="dxa"/>
+            <w:tcBorders>
+              <w:top w:val="nil"/>
+              <w:left w:val="nil"/>
+              <w:bottom w:val="nil"/>
+              <w:right w:val="nil"/>
+            </w:tcBorders>
+            <w:tcMar>
+              <w:left w:w="28" w:type="dxa"/>
+              <w:right w:w="28" w:type="dxa"/>
+            </w:tcMar>
+          </w:tcPr>
+          <w:p>
+            <w:pPr>
+              <w:kinsoku w:val="0"/>
+              <w:snapToGrid w:val="0"/>
+              <w:spacing w:line="300" w:lineRule="exact"/>
+              <w:jc w:val="both"/>
+              <w:rPr>
+                <w:rFonts w:ascii="Barlow Condensed Medium" w:eastAsia="標楷體" w:hAnsi="Barlow Condensed Medium" w:cs="Segoe UI Symbol"/>
+                <w:w w:val="90"/>
+                <w:sz w:val="26"/>
+                <w:szCs w:val="26"/>
+              </w:rPr>
+            </w:pPr>
+            <w:r>
+              <w:rPr>
+                <w:rFonts w:ascii="Barlow Condensed Medium" w:eastAsia="標楷體" w:hAnsi="Barlow Condensed Medium" w:cs="Segoe UI Symbol"/>
+                <w:noProof/>
+                <w:w w:val="90"/>
+                <w:sz w:val="26"/>
+                <w:szCs w:val="26"/>
+                <w:lang w:bidi="he-IL"/>
+              </w:rPr>
+              <w:drawing>
+                <wp:anchor distT="0" distB="0" distL="114300" distR="114300" simplePos="0" relativeHeight="251668992" behindDoc="0" locked="0" layoutInCell="1" allowOverlap="1" wp14:anchorId="4E3C86A5" wp14:editId="775EB7E0">
+                  <wp:simplePos x="0" y="0"/>
+                  <wp:positionH relativeFrom="column">
+                    <wp:posOffset>2821305</wp:posOffset>
+                  </wp:positionH>
+                  <wp:positionV relativeFrom="paragraph">
+                    <wp:posOffset>-635</wp:posOffset>
+                  </wp:positionV>
+                  <wp:extent cx="713105" cy="713105"/>
+                  <wp:effectExtent l="0" t="0" r="0" b="0"/>
+                  <wp:wrapSquare wrapText="bothSides"/>
+                  <wp:docPr id="23" name="圖片 23"/>
+                  <wp:cNvGraphicFramePr>
+                    <a:graphicFrameLocks xmlns:a="http://schemas.openxmlformats.org/drawingml/2006/main" noChangeAspect="1"/>
+                  </wp:cNvGraphicFramePr>
+                  <a:graphic xmlns:a="http://schemas.openxmlformats.org/drawingml/2006/main">
+                    <a:graphicData uri="http://schemas.openxmlformats.org/drawingml/2006/picture">
+                      <pic:pic xmlns:pic="http://schemas.openxmlformats.org/drawingml/2006/picture">
+                        <pic:nvPicPr>
+                          <pic:cNvPr id="23" name="團隊領導始於自我領導.jpg"/>
+                          <pic:cNvPicPr/>
+                        </pic:nvPicPr>
+                        <pic:blipFill>
+                          <a:blip r:embed="rId9" cstate="print">
+                            <a:extLst>
+                              <a:ext uri="{28A0092B-C50C-407E-A947-70E740481C1C}">
+                                <a14:useLocalDpi xmlns:a14="http://schemas.microsoft.com/office/drawing/2010/main" val="0"/>
+                              </a:ext>
+                            </a:extLst>
+                          </a:blip>
+                          <a:stretch>
+                            <a:fillRect/>
+                          </a:stretch>
+                        </pic:blipFill>
+                        <pic:spPr>
+                          <a:xfrm>
+                            <a:off x="0" y="0"/>
+                            <a:ext cx="713105" cy="713105"/>
+                          </a:xfrm>
+                          <a:prstGeom prst="rect">
+                            <a:avLst/>
+                          </a:prstGeom>
+                        </pic:spPr>
+                      </pic:pic>
+                    </a:graphicData>
+                  </a:graphic>
+                  <wp14:sizeRelH relativeFrom="page">
+                    <wp14:pctWidth>0</wp14:pctWidth>
+                  </wp14:sizeRelH>
+                  <wp14:sizeRelV relativeFrom="page">
+                    <wp14:pctHeight>0</wp14:pctHeight>
+                  </wp14:sizeRelV>
+                </wp:anchor>
+              </w:drawing>
+            </w:r>
+            <w:r>
+              <w:rPr>
                 <w:rFonts w:ascii="Segoe UI Symbol" w:eastAsia="標楷體" w:hAnsi="Segoe UI Symbol" w:cs="Segoe UI Symbol"/>
                 <w:w w:val="90"/>
                 <w:sz w:val="26"/>
@@ -1517,7 +1751,7 @@
                 <w:sz w:val="26"/>
                 <w:szCs w:val="26"/>
               </w:rPr>
-              <w:t>台北</w:t>
+              <w:t>「團隊領導始於自我領導」講座</w:t>
             </w:r>
             <w:r>
               <w:rPr>
@@ -1526,7 +1760,7 @@
                 <w:sz w:val="26"/>
                 <w:szCs w:val="26"/>
               </w:rPr>
-              <w:t>中會松年部舉辦</w:t>
+              <w:t>將在</w:t>
             </w:r>
             <w:r>
               <w:rPr>
@@ -1535,8 +1769,24 @@
                 <w:sz w:val="26"/>
                 <w:szCs w:val="26"/>
               </w:rPr>
-              <w:t>2026</w:t>
-            </w:r>
+              <w:t>10/31</w:t>
+            </w:r>
+          </w:p>
+          <w:p>
+            <w:pPr>
+              <w:kinsoku w:val="0"/>
+              <w:snapToGrid w:val="0"/>
+              <w:spacing w:line="300" w:lineRule="exact"/>
+              <w:jc w:val="both"/>
+              <w:rPr>
+                <w:rFonts w:ascii="Barlow Condensed Medium" w:eastAsia="標楷體" w:hAnsi="Barlow Condensed Medium" w:cs="Segoe UI Symbol"/>
+                <w:noProof/>
+                <w:w w:val="90"/>
+                <w:sz w:val="26"/>
+                <w:szCs w:val="26"/>
+                <w:lang w:bidi="he-IL"/>
+              </w:rPr>
+            </w:pPr>
             <w:r>
               <w:rPr>
                 <w:rFonts w:ascii="Barlow Condensed Medium" w:eastAsia="標楷體" w:hAnsi="Barlow Condensed Medium" w:cs="Segoe UI Symbol" w:hint="eastAsia"/>
@@ -1544,7 +1794,7 @@
                 <w:sz w:val="26"/>
                 <w:szCs w:val="26"/>
               </w:rPr>
-              <w:t>年重陽節感恩禮拜暨表掦活動，</w:t>
+              <w:t>(</w:t>
             </w:r>
             <w:r>
               <w:rPr>
@@ -1553,7 +1803,7 @@
                 <w:sz w:val="26"/>
                 <w:szCs w:val="26"/>
               </w:rPr>
-              <w:t>10/16(</w:t>
+              <w:t>六</w:t>
             </w:r>
             <w:r>
               <w:rPr>
@@ -1562,7 +1812,7 @@
                 <w:sz w:val="26"/>
                 <w:szCs w:val="26"/>
               </w:rPr>
-              <w:t>五</w:t>
+              <w:t>)</w:t>
             </w:r>
             <w:r>
               <w:rPr>
@@ -1571,7 +1821,7 @@
                 <w:sz w:val="26"/>
                 <w:szCs w:val="26"/>
               </w:rPr>
-              <w:t>)</w:t>
+              <w:t>下午</w:t>
             </w:r>
             <w:r>
               <w:rPr>
@@ -1580,7 +1830,7 @@
                 <w:sz w:val="26"/>
                 <w:szCs w:val="26"/>
               </w:rPr>
-              <w:t>上午</w:t>
+              <w:t>2:00-4:00</w:t>
             </w:r>
             <w:r>
               <w:rPr>
@@ -1589,7 +1839,7 @@
                 <w:sz w:val="26"/>
                 <w:szCs w:val="26"/>
               </w:rPr>
-              <w:t>9:30</w:t>
+              <w:t>假三光</w:t>
             </w:r>
             <w:r>
               <w:rPr>
@@ -1598,7 +1848,16 @@
                 <w:sz w:val="26"/>
                 <w:szCs w:val="26"/>
               </w:rPr>
-              <w:t>在艋舺教會舉行。</w:t>
+              <w:t>教會舉行。</w:t>
+            </w:r>
+            <w:r>
+              <w:rPr>
+                <w:rFonts w:ascii="Barlow Condensed Medium" w:eastAsia="標楷體" w:hAnsi="Barlow Condensed Medium" w:cs="Segoe UI Symbol" w:hint="eastAsia"/>
+                <w:w w:val="90"/>
+                <w:sz w:val="26"/>
+                <w:szCs w:val="26"/>
+              </w:rPr>
+              <w:t>講師：黃清塗。</w:t>
             </w:r>
           </w:p>
         </w:tc>
@@ -1739,7 +1998,7 @@
                 <w:szCs w:val="26"/>
                 <w:lang w:bidi="he-IL"/>
               </w:rPr>
-              <w:t>(10/4)</w:t>
+              <w:t>(10/11)</w:t>
             </w:r>
             <w:r>
               <w:rPr>
@@ -1750,65 +2009,7 @@
                 <w:szCs w:val="26"/>
                 <w:lang w:bidi="he-IL"/>
               </w:rPr>
-              <w:t>為世界聖餐主日，本會舉行聖餐聯合禮拜，華語禮拜暫停乙次。</w:t>
-            </w:r>
-          </w:p>
-        </w:tc>
-      </w:tr>
-      <w:tr>
-        <w:tc>
-          <w:tcPr>
-            <w:tcW w:w="280" w:type="dxa"/>
-          </w:tcPr>
-          <w:p>
-            <w:pPr>
-              <w:snapToGrid w:val="0"/>
-              <w:spacing w:line="300" w:lineRule="exact"/>
-              <w:ind w:rightChars="11" w:right="26"/>
-              <w:jc w:val="right"/>
-              <w:rPr>
-                <w:rFonts w:ascii="Barlow Condensed Medium" w:eastAsia="華康細黑體" w:hAnsi="Barlow Condensed Medium"/>
-                <w:w w:val="90"/>
-                <w:sz w:val="26"/>
-                <w:szCs w:val="26"/>
-              </w:rPr>
-            </w:pPr>
-            <w:r>
-              <w:rPr>
-                <w:rFonts w:ascii="Barlow Condensed Medium" w:eastAsia="華康細黑體" w:hAnsi="Barlow Condensed Medium" w:hint="eastAsia"/>
-                <w:w w:val="90"/>
-                <w:sz w:val="26"/>
-                <w:szCs w:val="26"/>
-              </w:rPr>
-              <w:t>2.</w:t>
-            </w:r>
-          </w:p>
-        </w:tc>
-        <w:tc>
-          <w:tcPr>
-            <w:tcW w:w="5641" w:type="dxa"/>
-          </w:tcPr>
-          <w:p>
-            <w:pPr>
-              <w:kinsoku w:val="0"/>
-              <w:snapToGrid w:val="0"/>
-              <w:spacing w:line="300" w:lineRule="exact"/>
-              <w:jc w:val="both"/>
-              <w:rPr>
-                <w:rFonts w:ascii="Barlow Condensed Medium" w:eastAsia="標楷體" w:hAnsi="Barlow Condensed Medium" w:cs="Segoe UI Symbol"/>
-                <w:w w:val="90"/>
-                <w:sz w:val="26"/>
-                <w:szCs w:val="26"/>
-              </w:rPr>
-            </w:pPr>
-            <w:r>
-              <w:rPr>
-                <w:rFonts w:ascii="Segoe UI Symbol" w:eastAsia="標楷體" w:hAnsi="Segoe UI Symbol" w:cs="Segoe UI Symbol"/>
-                <w:w w:val="90"/>
-                <w:sz w:val="26"/>
-                <w:szCs w:val="26"/>
-              </w:rPr>
-              <w:t>★</w:t>
+              <w:t>下午</w:t>
             </w:r>
             <w:r>
               <w:rPr>
@@ -1819,7 +2020,7 @@
                 <w:szCs w:val="26"/>
                 <w:lang w:bidi="he-IL"/>
               </w:rPr>
-              <w:t>下</w:t>
+              <w:t>3:00</w:t>
             </w:r>
             <w:r>
               <w:rPr>
@@ -1830,7 +2031,7 @@
                 <w:szCs w:val="26"/>
                 <w:lang w:bidi="he-IL"/>
               </w:rPr>
-              <w:t>主日</w:t>
+              <w:t>召開定期長執會和小會，請長執預備心出席</w:t>
             </w:r>
             <w:r>
               <w:rPr>
@@ -1841,7 +2042,65 @@
                 <w:szCs w:val="26"/>
                 <w:lang w:bidi="he-IL"/>
               </w:rPr>
-              <w:t>(10/</w:t>
+              <w:t>。</w:t>
+            </w:r>
+          </w:p>
+        </w:tc>
+      </w:tr>
+      <w:tr>
+        <w:tc>
+          <w:tcPr>
+            <w:tcW w:w="280" w:type="dxa"/>
+          </w:tcPr>
+          <w:p>
+            <w:pPr>
+              <w:snapToGrid w:val="0"/>
+              <w:spacing w:line="300" w:lineRule="exact"/>
+              <w:ind w:rightChars="11" w:right="26"/>
+              <w:jc w:val="right"/>
+              <w:rPr>
+                <w:rFonts w:ascii="Barlow Condensed Medium" w:eastAsia="華康細黑體" w:hAnsi="Barlow Condensed Medium"/>
+                <w:w w:val="90"/>
+                <w:sz w:val="26"/>
+                <w:szCs w:val="26"/>
+              </w:rPr>
+            </w:pPr>
+            <w:r>
+              <w:rPr>
+                <w:rFonts w:ascii="Barlow Condensed Medium" w:eastAsia="華康細黑體" w:hAnsi="Barlow Condensed Medium" w:hint="eastAsia"/>
+                <w:w w:val="90"/>
+                <w:sz w:val="26"/>
+                <w:szCs w:val="26"/>
+              </w:rPr>
+              <w:t>2.</w:t>
+            </w:r>
+          </w:p>
+        </w:tc>
+        <w:tc>
+          <w:tcPr>
+            <w:tcW w:w="5641" w:type="dxa"/>
+          </w:tcPr>
+          <w:p>
+            <w:pPr>
+              <w:kinsoku w:val="0"/>
+              <w:snapToGrid w:val="0"/>
+              <w:spacing w:line="300" w:lineRule="exact"/>
+              <w:jc w:val="both"/>
+              <w:rPr>
+                <w:rFonts w:ascii="Barlow Condensed Medium" w:eastAsia="標楷體" w:hAnsi="Barlow Condensed Medium" w:cs="Segoe UI Symbol"/>
+                <w:w w:val="90"/>
+                <w:sz w:val="26"/>
+                <w:szCs w:val="26"/>
+              </w:rPr>
+            </w:pPr>
+            <w:r>
+              <w:rPr>
+                <w:rFonts w:ascii="Segoe UI Symbol" w:eastAsia="標楷體" w:hAnsi="Segoe UI Symbol" w:cs="Segoe UI Symbol"/>
+                <w:w w:val="90"/>
+                <w:sz w:val="26"/>
+                <w:szCs w:val="26"/>
+              </w:rPr>
+              <w:t>★</w:t>
             </w:r>
             <w:r>
               <w:rPr>
@@ -1852,7 +2111,7 @@
                 <w:szCs w:val="26"/>
                 <w:lang w:bidi="he-IL"/>
               </w:rPr>
-              <w:t>11</w:t>
+              <w:t>本主日</w:t>
             </w:r>
             <w:r>
               <w:rPr>
@@ -1863,7 +2122,7 @@
                 <w:szCs w:val="26"/>
                 <w:lang w:bidi="he-IL"/>
               </w:rPr>
-              <w:t>)</w:t>
+              <w:t>(10/18)</w:t>
             </w:r>
             <w:r>
               <w:rPr>
@@ -1874,7 +2133,74 @@
                 <w:szCs w:val="26"/>
                 <w:lang w:bidi="he-IL"/>
               </w:rPr>
-              <w:t>下午</w:t>
+              <w:t>為教會教育事工奉獻主日並慶祝重陽節。</w:t>
+            </w:r>
+          </w:p>
+        </w:tc>
+      </w:tr>
+      <w:tr>
+        <w:tc>
+          <w:tcPr>
+            <w:tcW w:w="280" w:type="dxa"/>
+          </w:tcPr>
+          <w:p>
+            <w:pPr>
+              <w:snapToGrid w:val="0"/>
+              <w:spacing w:line="300" w:lineRule="exact"/>
+              <w:ind w:rightChars="11" w:right="26"/>
+              <w:jc w:val="right"/>
+              <w:rPr>
+                <w:rFonts w:ascii="Barlow Condensed Medium" w:eastAsia="華康細黑體" w:hAnsi="Barlow Condensed Medium"/>
+                <w:w w:val="90"/>
+                <w:sz w:val="26"/>
+                <w:szCs w:val="26"/>
+              </w:rPr>
+            </w:pPr>
+            <w:r>
+              <w:rPr>
+                <w:rFonts w:ascii="Barlow Condensed Medium" w:eastAsia="華康細黑體" w:hAnsi="Barlow Condensed Medium" w:hint="eastAsia"/>
+                <w:w w:val="90"/>
+                <w:sz w:val="26"/>
+                <w:szCs w:val="26"/>
+              </w:rPr>
+              <w:t>3</w:t>
+            </w:r>
+            <w:r>
+              <w:rPr>
+                <w:rFonts w:ascii="Barlow Condensed Medium" w:eastAsia="華康細黑體" w:hAnsi="Barlow Condensed Medium" w:hint="eastAsia"/>
+                <w:w w:val="90"/>
+                <w:sz w:val="26"/>
+                <w:szCs w:val="26"/>
+              </w:rPr>
+              <w:t>.</w:t>
+            </w:r>
+          </w:p>
+        </w:tc>
+        <w:tc>
+          <w:tcPr>
+            <w:tcW w:w="5641" w:type="dxa"/>
+          </w:tcPr>
+          <w:p>
+            <w:pPr>
+              <w:kinsoku w:val="0"/>
+              <w:snapToGrid w:val="0"/>
+              <w:spacing w:line="300" w:lineRule="exact"/>
+              <w:jc w:val="both"/>
+              <w:rPr>
+                <w:rFonts w:ascii="Barlow Condensed Medium" w:eastAsia="標楷體" w:hAnsi="Barlow Condensed Medium" w:cs="Segoe UI Symbol"/>
+                <w:w w:val="90"/>
+                <w:sz w:val="26"/>
+                <w:szCs w:val="26"/>
+              </w:rPr>
+            </w:pPr>
+            <w:r>
+              <w:rPr>
+                <w:rFonts w:ascii="Segoe UI Symbol" w:eastAsia="標楷體" w:hAnsi="Segoe UI Symbol" w:cs="Segoe UI Symbol"/>
+                <w:w w:val="90"/>
+                <w:sz w:val="26"/>
+                <w:szCs w:val="26"/>
+              </w:rPr>
+              <w:t>★</w:t>
             </w:r>
             <w:r>
               <w:rPr>
@@ -1885,7 +2211,7 @@
                 <w:szCs w:val="26"/>
                 <w:lang w:bidi="he-IL"/>
               </w:rPr>
-              <w:t>3:00</w:t>
+              <w:t>本會今年野外禮拜訂於</w:t>
             </w:r>
             <w:r>
               <w:rPr>
@@ -1896,7 +2222,7 @@
                 <w:szCs w:val="26"/>
                 <w:lang w:bidi="he-IL"/>
               </w:rPr>
-              <w:t>召開定期長執會和小會，請長執預備心出席</w:t>
+              <w:t>11/1</w:t>
             </w:r>
             <w:r>
               <w:rPr>
@@ -1907,66 +2233,8 @@
                 <w:szCs w:val="26"/>
                 <w:lang w:bidi="he-IL"/>
               </w:rPr>
-              <w:t>。</w:t>
-            </w:r>
-          </w:p>
-        </w:tc>
-      </w:tr>
-      <w:tr>
-        <w:tc>
-          <w:tcPr>
-            <w:tcW w:w="280" w:type="dxa"/>
-          </w:tcPr>
-          <w:p>
-            <w:pPr>
-              <w:snapToGrid w:val="0"/>
-              <w:spacing w:line="300" w:lineRule="exact"/>
-              <w:ind w:rightChars="11" w:right="26"/>
-              <w:jc w:val="right"/>
-              <w:rPr>
-                <w:rFonts w:ascii="Barlow Condensed Medium" w:eastAsia="華康細黑體" w:hAnsi="Barlow Condensed Medium"/>
-                <w:w w:val="90"/>
-                <w:sz w:val="26"/>
-                <w:szCs w:val="26"/>
-              </w:rPr>
-            </w:pPr>
-            <w:r>
-              <w:rPr>
-                <w:rFonts w:ascii="Barlow Condensed Medium" w:eastAsia="華康細黑體" w:hAnsi="Barlow Condensed Medium" w:hint="eastAsia"/>
-                <w:w w:val="90"/>
-                <w:sz w:val="26"/>
-                <w:szCs w:val="26"/>
-              </w:rPr>
-              <w:t>3</w:t>
-            </w:r>
-            <w:r>
-              <w:rPr>
-                <w:rFonts w:ascii="Barlow Condensed Medium" w:eastAsia="華康細黑體" w:hAnsi="Barlow Condensed Medium" w:hint="eastAsia"/>
-                <w:w w:val="90"/>
-                <w:sz w:val="26"/>
-                <w:szCs w:val="26"/>
-              </w:rPr>
-              <w:t>.</w:t>
-            </w:r>
-          </w:p>
-        </w:tc>
-        <w:tc>
-          <w:tcPr>
-            <w:tcW w:w="5641" w:type="dxa"/>
-          </w:tcPr>
-          <w:p>
-            <w:pPr>
-              <w:kinsoku w:val="0"/>
-              <w:snapToGrid w:val="0"/>
-              <w:spacing w:line="300" w:lineRule="exact"/>
-              <w:jc w:val="both"/>
-              <w:rPr>
-                <w:rFonts w:ascii="Barlow Condensed Medium" w:eastAsia="標楷體" w:hAnsi="Barlow Condensed Medium" w:cs="Segoe UI Symbol"/>
-                <w:w w:val="90"/>
-                <w:sz w:val="26"/>
-                <w:szCs w:val="26"/>
-              </w:rPr>
-            </w:pPr>
+              <w:t>主日，前往新竹聖經學院，每人費用</w:t>
+            </w:r>
             <w:r>
               <w:rPr>
                 <w:rFonts w:ascii="Barlow Condensed Medium" w:eastAsia="標楷體" w:hAnsi="Barlow Condensed Medium" w:cs="Segoe UI Symbol" w:hint="eastAsia"/>
@@ -1976,7 +2244,7 @@
                 <w:szCs w:val="26"/>
                 <w:lang w:bidi="he-IL"/>
               </w:rPr>
-              <w:t>今年下半年度的洗禮，預定在</w:t>
+              <w:t>500</w:t>
             </w:r>
             <w:r>
               <w:rPr>
@@ -1987,7 +2255,7 @@
                 <w:szCs w:val="26"/>
                 <w:lang w:bidi="he-IL"/>
               </w:rPr>
-              <w:t>12/13</w:t>
+              <w:t>元，請在招待桌報名</w:t>
             </w:r>
             <w:r>
               <w:rPr>
@@ -1998,7 +2266,7 @@
                 <w:szCs w:val="26"/>
                 <w:lang w:bidi="he-IL"/>
               </w:rPr>
-              <w:t>主日。成人或小兒洗禮請向王牧師報名。成人需要上慕道班。</w:t>
+              <w:t>。</w:t>
             </w:r>
           </w:p>
         </w:tc>
@@ -2060,12 +2328,12 @@
             </w:pPr>
             <w:r>
               <w:rPr>
-                <w:rFonts w:ascii="Barlow Condensed Medium" w:eastAsia="標楷體" w:hAnsi="Barlow Condensed Medium" w:cs="Segoe UI Symbol" w:hint="eastAsia"/>
+                <w:rFonts w:ascii="Segoe UI Symbol" w:eastAsia="標楷體" w:hAnsi="Segoe UI Symbol" w:cs="Segoe UI Symbol"/>
                 <w:w w:val="90"/>
                 <w:sz w:val="26"/>
                 <w:szCs w:val="26"/>
               </w:rPr>
-              <w:t>邀請兄姊在主日禮拜中作個人見證。</w:t>
+              <w:t>★</w:t>
             </w:r>
             <w:r>
               <w:rPr>
@@ -2076,7 +2344,7 @@
                 <w:szCs w:val="26"/>
                 <w:lang w:bidi="he-IL"/>
               </w:rPr>
-              <w:t>有感動的兄姊可以向王牧師報名，並準備約</w:t>
+              <w:t>今年下半年度的洗禮，預定在</w:t>
             </w:r>
             <w:r>
               <w:rPr>
@@ -2087,7 +2355,7 @@
                 <w:szCs w:val="26"/>
                 <w:lang w:bidi="he-IL"/>
               </w:rPr>
-              <w:t>5-10</w:t>
+              <w:t>12/13</w:t>
             </w:r>
             <w:r>
               <w:rPr>
@@ -2098,66 +2366,8 @@
                 <w:szCs w:val="26"/>
                 <w:lang w:bidi="he-IL"/>
               </w:rPr>
-              <w:t>鐘的見證。</w:t>
-            </w:r>
-          </w:p>
-        </w:tc>
-      </w:tr>
-      <w:tr>
-        <w:tc>
-          <w:tcPr>
-            <w:tcW w:w="280" w:type="dxa"/>
-          </w:tcPr>
-          <w:p>
-            <w:pPr>
-              <w:snapToGrid w:val="0"/>
-              <w:spacing w:line="300" w:lineRule="exact"/>
-              <w:ind w:rightChars="11" w:right="26"/>
-              <w:jc w:val="right"/>
-              <w:rPr>
-                <w:rFonts w:ascii="Barlow Condensed Medium" w:eastAsia="華康細黑體" w:hAnsi="Barlow Condensed Medium"/>
-                <w:w w:val="90"/>
-                <w:sz w:val="26"/>
-                <w:szCs w:val="26"/>
-              </w:rPr>
-            </w:pPr>
-            <w:r>
-              <w:rPr>
-                <w:rFonts w:ascii="Barlow Condensed Medium" w:eastAsia="華康細黑體" w:hAnsi="Barlow Condensed Medium" w:hint="eastAsia"/>
-                <w:w w:val="90"/>
-                <w:sz w:val="26"/>
-                <w:szCs w:val="26"/>
-              </w:rPr>
-              <w:t>5</w:t>
-            </w:r>
-            <w:r>
-              <w:rPr>
-                <w:rFonts w:ascii="Barlow Condensed Medium" w:eastAsia="華康細黑體" w:hAnsi="Barlow Condensed Medium" w:hint="eastAsia"/>
-                <w:w w:val="90"/>
-                <w:sz w:val="26"/>
-                <w:szCs w:val="26"/>
-              </w:rPr>
-              <w:t>.</w:t>
-            </w:r>
-          </w:p>
-        </w:tc>
-        <w:tc>
-          <w:tcPr>
-            <w:tcW w:w="5641" w:type="dxa"/>
-          </w:tcPr>
-          <w:p>
-            <w:pPr>
-              <w:kinsoku w:val="0"/>
-              <w:snapToGrid w:val="0"/>
-              <w:spacing w:line="300" w:lineRule="exact"/>
-              <w:jc w:val="both"/>
-              <w:rPr>
-                <w:rFonts w:ascii="Barlow Condensed Medium" w:eastAsia="標楷體" w:hAnsi="Barlow Condensed Medium" w:cs="Segoe UI Symbol"/>
-                <w:w w:val="90"/>
-                <w:sz w:val="26"/>
-                <w:szCs w:val="26"/>
-              </w:rPr>
-            </w:pPr>
+              <w:t>主日。成人或小兒洗禮請向王牧師報名。成人需要上慕道班</w:t>
+            </w:r>
             <w:r>
               <w:rPr>
                 <w:rFonts w:ascii="Barlow Condensed Medium" w:eastAsia="標楷體" w:hAnsi="Barlow Condensed Medium" w:cs="Segoe UI Symbol" w:hint="eastAsia"/>
@@ -2167,7 +2377,7 @@
                 <w:szCs w:val="26"/>
                 <w:lang w:bidi="he-IL"/>
               </w:rPr>
-              <w:t>本會今年野外禮拜訂於</w:t>
+              <w:t>(10/25</w:t>
             </w:r>
             <w:r>
               <w:rPr>
@@ -2178,7 +2388,7 @@
                 <w:szCs w:val="26"/>
                 <w:lang w:bidi="he-IL"/>
               </w:rPr>
-              <w:t>11/1</w:t>
+              <w:t>起</w:t>
             </w:r>
             <w:r>
               <w:rPr>
@@ -2189,8 +2399,221 @@
                 <w:szCs w:val="26"/>
                 <w:lang w:bidi="he-IL"/>
               </w:rPr>
-              <w:t>主日，前往新竹聖經學院。</w:t>
-            </w:r>
+              <w:t>5</w:t>
+            </w:r>
+            <w:r>
+              <w:rPr>
+                <w:rFonts w:ascii="Barlow Condensed Medium" w:eastAsia="標楷體" w:hAnsi="Barlow Condensed Medium" w:cs="Segoe UI Symbol" w:hint="eastAsia"/>
+                <w:noProof/>
+                <w:w w:val="90"/>
+                <w:sz w:val="26"/>
+                <w:szCs w:val="26"/>
+                <w:lang w:bidi="he-IL"/>
+              </w:rPr>
+              <w:t>週</w:t>
+            </w:r>
+            <w:r>
+              <w:rPr>
+                <w:rFonts w:ascii="Barlow Condensed Medium" w:eastAsia="標楷體" w:hAnsi="Barlow Condensed Medium" w:cs="Segoe UI Symbol" w:hint="eastAsia"/>
+                <w:noProof/>
+                <w:w w:val="90"/>
+                <w:sz w:val="26"/>
+                <w:szCs w:val="26"/>
+                <w:lang w:bidi="he-IL"/>
+              </w:rPr>
+              <w:t>)</w:t>
+            </w:r>
+            <w:r>
+              <w:rPr>
+                <w:rFonts w:ascii="Barlow Condensed Medium" w:eastAsia="標楷體" w:hAnsi="Barlow Condensed Medium" w:cs="Segoe UI Symbol" w:hint="eastAsia"/>
+                <w:noProof/>
+                <w:w w:val="90"/>
+                <w:sz w:val="26"/>
+                <w:szCs w:val="26"/>
+                <w:lang w:bidi="he-IL"/>
+              </w:rPr>
+              <w:t>。</w:t>
+            </w:r>
+          </w:p>
+        </w:tc>
+      </w:tr>
+      <w:tr>
+        <w:tc>
+          <w:tcPr>
+            <w:tcW w:w="280" w:type="dxa"/>
+          </w:tcPr>
+          <w:p>
+            <w:pPr>
+              <w:snapToGrid w:val="0"/>
+              <w:spacing w:line="300" w:lineRule="exact"/>
+              <w:ind w:rightChars="11" w:right="26"/>
+              <w:jc w:val="right"/>
+              <w:rPr>
+                <w:rFonts w:ascii="Barlow Condensed Medium" w:eastAsia="華康細黑體" w:hAnsi="Barlow Condensed Medium"/>
+                <w:w w:val="90"/>
+                <w:sz w:val="26"/>
+                <w:szCs w:val="26"/>
+              </w:rPr>
+            </w:pPr>
+            <w:r>
+              <w:rPr>
+                <w:rFonts w:ascii="Barlow Condensed Medium" w:eastAsia="華康細黑體" w:hAnsi="Barlow Condensed Medium" w:hint="eastAsia"/>
+                <w:w w:val="90"/>
+                <w:sz w:val="26"/>
+                <w:szCs w:val="26"/>
+              </w:rPr>
+              <w:t>5</w:t>
+            </w:r>
+            <w:r>
+              <w:rPr>
+                <w:rFonts w:ascii="Barlow Condensed Medium" w:eastAsia="華康細黑體" w:hAnsi="Barlow Condensed Medium" w:hint="eastAsia"/>
+                <w:w w:val="90"/>
+                <w:sz w:val="26"/>
+                <w:szCs w:val="26"/>
+              </w:rPr>
+              <w:t>.</w:t>
+            </w:r>
+          </w:p>
+        </w:tc>
+        <w:tc>
+          <w:tcPr>
+            <w:tcW w:w="5641" w:type="dxa"/>
+          </w:tcPr>
+          <w:p>
+            <w:pPr>
+              <w:kinsoku w:val="0"/>
+              <w:snapToGrid w:val="0"/>
+              <w:spacing w:line="300" w:lineRule="exact"/>
+              <w:jc w:val="both"/>
+              <w:rPr>
+                <w:rFonts w:ascii="Barlow Condensed Medium" w:eastAsia="標楷體" w:hAnsi="Barlow Condensed Medium" w:cs="Segoe UI Symbol"/>
+                <w:w w:val="90"/>
+                <w:sz w:val="26"/>
+                <w:szCs w:val="26"/>
+              </w:rPr>
+            </w:pPr>
+            <w:r>
+              <w:rPr>
+                <w:rFonts w:ascii="Segoe UI Symbol" w:eastAsia="標楷體" w:hAnsi="Segoe UI Symbol" w:cs="Segoe UI Symbol"/>
+                <w:w w:val="90"/>
+                <w:sz w:val="26"/>
+                <w:szCs w:val="26"/>
+              </w:rPr>
+              <w:t>★</w:t>
+            </w:r>
+            <w:r>
+              <w:rPr>
+                <w:rFonts w:ascii="Barlow Condensed Medium" w:eastAsia="標楷體" w:hAnsi="Barlow Condensed Medium" w:cs="Segoe UI Symbol" w:hint="eastAsia"/>
+                <w:w w:val="90"/>
+                <w:sz w:val="26"/>
+                <w:szCs w:val="26"/>
+              </w:rPr>
+              <w:t>邀請兄姊在主日禮拜中作</w:t>
+            </w:r>
+            <w:r>
+              <w:rPr>
+                <w:rFonts w:ascii="Barlow Condensed Medium" w:eastAsia="標楷體" w:hAnsi="Barlow Condensed Medium" w:cs="Segoe UI Symbol" w:hint="eastAsia"/>
+                <w:noProof/>
+                <w:w w:val="90"/>
+                <w:sz w:val="26"/>
+                <w:szCs w:val="26"/>
+                <w:lang w:bidi="he-IL"/>
+              </w:rPr>
+              <w:t>5-10</w:t>
+            </w:r>
+            <w:r>
+              <w:rPr>
+                <w:rFonts w:ascii="Barlow Condensed Medium" w:eastAsia="標楷體" w:hAnsi="Barlow Condensed Medium" w:cs="Segoe UI Symbol" w:hint="eastAsia"/>
+                <w:noProof/>
+                <w:w w:val="90"/>
+                <w:sz w:val="26"/>
+                <w:szCs w:val="26"/>
+                <w:lang w:bidi="he-IL"/>
+              </w:rPr>
+              <w:t>鐘</w:t>
+            </w:r>
+            <w:r>
+              <w:rPr>
+                <w:rFonts w:ascii="Barlow Condensed Medium" w:eastAsia="標楷體" w:hAnsi="Barlow Condensed Medium" w:cs="Segoe UI Symbol" w:hint="eastAsia"/>
+                <w:w w:val="90"/>
+                <w:sz w:val="26"/>
+                <w:szCs w:val="26"/>
+              </w:rPr>
+              <w:t>個人見證。</w:t>
+            </w:r>
+            <w:r>
+              <w:rPr>
+                <w:rFonts w:ascii="Barlow Condensed Medium" w:eastAsia="標楷體" w:hAnsi="Barlow Condensed Medium" w:cs="Segoe UI Symbol" w:hint="eastAsia"/>
+                <w:noProof/>
+                <w:w w:val="90"/>
+                <w:sz w:val="26"/>
+                <w:szCs w:val="26"/>
+                <w:lang w:bidi="he-IL"/>
+              </w:rPr>
+              <w:t>有感動的兄姊可以向王牧師報名，</w:t>
+            </w:r>
+            <w:r>
+              <w:rPr>
+                <w:rFonts w:ascii="Barlow Condensed Medium" w:eastAsia="標楷體" w:hAnsi="Barlow Condensed Medium" w:cs="Segoe UI Symbol" w:hint="eastAsia"/>
+                <w:noProof/>
+                <w:w w:val="90"/>
+                <w:sz w:val="26"/>
+                <w:szCs w:val="26"/>
+                <w:lang w:bidi="he-IL"/>
+              </w:rPr>
+              <w:t>下主日將邀請楊賜郎弟兄</w:t>
+            </w:r>
+            <w:r>
+              <w:rPr>
+                <w:rFonts w:ascii="Barlow Condensed Medium" w:eastAsia="標楷體" w:hAnsi="Barlow Condensed Medium" w:cs="Segoe UI Symbol" w:hint="eastAsia"/>
+                <w:noProof/>
+                <w:w w:val="90"/>
+                <w:sz w:val="26"/>
+                <w:szCs w:val="26"/>
+                <w:lang w:bidi="he-IL"/>
+              </w:rPr>
+              <w:t>。</w:t>
+            </w:r>
+          </w:p>
+        </w:tc>
+      </w:tr>
+      <w:tr>
+        <w:tc>
+          <w:tcPr>
+            <w:tcW w:w="280" w:type="dxa"/>
+          </w:tcPr>
+          <w:p>
+            <w:pPr>
+              <w:snapToGrid w:val="0"/>
+              <w:spacing w:line="300" w:lineRule="exact"/>
+              <w:ind w:rightChars="11" w:right="26"/>
+              <w:jc w:val="right"/>
+              <w:rPr>
+                <w:rFonts w:ascii="Barlow Condensed Medium" w:eastAsia="華康細黑體" w:hAnsi="Barlow Condensed Medium"/>
+                <w:w w:val="90"/>
+                <w:sz w:val="26"/>
+                <w:szCs w:val="26"/>
+              </w:rPr>
+            </w:pPr>
+          </w:p>
+        </w:tc>
+        <w:tc>
+          <w:tcPr>
+            <w:tcW w:w="5641" w:type="dxa"/>
+          </w:tcPr>
+          <w:p>
+            <w:pPr>
+              <w:kinsoku w:val="0"/>
+              <w:snapToGrid w:val="0"/>
+              <w:spacing w:line="300" w:lineRule="exact"/>
+              <w:jc w:val="both"/>
+              <w:rPr>
+                <w:rFonts w:ascii="Barlow Condensed Medium" w:eastAsia="標楷體" w:hAnsi="Barlow Condensed Medium" w:cs="Segoe UI Symbol"/>
+                <w:w w:val="90"/>
+                <w:sz w:val="26"/>
+                <w:szCs w:val="26"/>
+              </w:rPr>
+            </w:pPr>
           </w:p>
         </w:tc>
       </w:tr>
@@ -3046,7 +3469,7 @@
                 <w:sz w:val="26"/>
                 <w:szCs w:val="26"/>
               </w:rPr>
-              <w:t>呂信男、李清貴。</w:t>
+              <w:t>李清貴。</w:t>
             </w:r>
           </w:p>
         </w:tc>
@@ -3120,6 +3543,15 @@
                 <w:szCs w:val="26"/>
               </w:rPr>
             </w:pPr>
+            <w:r>
+              <w:rPr>
+                <w:rFonts w:ascii="Barlow Condensed Medium" w:eastAsia="標楷體" w:hAnsi="Barlow Condensed Medium" w:cstheme="minorHAnsi" w:hint="eastAsia"/>
+                <w:w w:val="90"/>
+                <w:sz w:val="26"/>
+                <w:szCs w:val="26"/>
+              </w:rPr>
+              <w:t>呂信男、</w:t>
+            </w:r>
             <w:r>
               <w:rPr>
                 <w:rFonts w:ascii="Barlow Condensed Medium" w:eastAsia="標楷體" w:hAnsi="Barlow Condensed Medium" w:cstheme="minorHAnsi" w:hint="eastAsia"/>
@@ -3754,6 +4186,7 @@
       <w:r>
         <w:rPr>
           <w:noProof/>
+          <w:lang w:bidi="he-IL"/>
         </w:rPr>
         <mc:AlternateContent>
           <mc:Choice Requires="wpg">
@@ -3791,7 +4224,7 @@
                           </pic:cNvPicPr>
                         </pic:nvPicPr>
                         <pic:blipFill>
-                          <a:blip r:embed="rId9" cstate="print">
+                          <a:blip r:embed="rId10" cstate="print">
                             <a:extLst>
                               <a:ext uri="{28A0092B-C50C-407E-A947-70E740481C1C}">
                                 <a14:useLocalDpi xmlns:a14="http://schemas.microsoft.com/office/drawing/2010/main" val="0"/>
@@ -3915,7 +4348,7 @@
           </mc:Choice>
           <mc:Fallback>
             <w:pict>
-              <v:group w14:anchorId="789743EB" id="群組 21" o:spid="_x0000_s1026" style="position:absolute;margin-left:538.15pt;margin-top:28.9pt;width:134.65pt;height:261.65pt;z-index:251664896;mso-position-horizontal-relative:page;mso-position-vertical-relative:page;mso-width-relative:margin;mso-height-relative:margin" coordsize="17094,33223" o:gfxdata="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">
+              <v:group w14:anchorId="789743EB" id="群組 21" o:spid="_x0000_s1026" style="position:absolute;margin-left:538.15pt;margin-top:28.9pt;width:134.65pt;height:261.65pt;z-index:251664896;mso-position-horizontal-relative:page;mso-position-vertical-relative:page;mso-width-relative:margin;mso-height-relative:margin" coordsize="17094,33223" o:gfxdata="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">
                 <v:shapetype id="_x0000_t75" coordsize="21600,21600" o:spt="75" o:preferrelative="t" path="m@4@5l@4@11@9@11@9@5xe" filled="f" stroked="f">
                   <v:stroke joinstyle="miter"/>
                   <v:formulas>
@@ -3935,10 +4368,11 @@
                   <v:path o:extrusionok="f" gradientshapeok="t" o:connecttype="rect"/>
                   <o:lock v:ext="edit" aspectratio="t"/>
                 </v:shapetype>
-                <v:shape id="圖片 18" o:spid="_x0000_s1027" type="#_x0000_t75" style="position:absolute;left:-8065;top:8065;width:33223;height:17094;rotation:90;visibility:visible;mso-wrap-style:square" o:gfxdata="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">
-                  <v:imagedata r:id="rId10" o:title=""/>
+                <v:shape id="圖片 18" o:spid="_x0000_s1027" type="#_x0000_t75" style="position:absolute;left:-8065;top:8065;width:33223;height:17094;rotation:90;visibility:visible;mso-wrap-style:square" o:gfxdata="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">
+                  <v:imagedata r:id="rId11" o:title=""/>
+                  <v:path arrowok="t"/>
                 </v:shape>
-                <v:roundrect id="圓角矩形 7" o:spid="_x0000_s1028" style="position:absolute;left:1666;top:2875;width:14086;height:28296;visibility:visible;mso-wrap-style:square;v-text-anchor:top" arcsize="3131f" o:gfxdata="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" filled="f" stroked="f" strokeweight="2.5pt">
+                <v:roundrect id="圓角矩形 7" o:spid="_x0000_s1028" style="position:absolute;left:1666;top:2875;width:14086;height:28296;visibility:visible;mso-wrap-style:square;v-text-anchor:top" arcsize="3131f" o:gfxdata="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" filled="f" stroked="f" strokeweight="2.5pt">
                   <v:stroke joinstyle="miter"/>
                   <v:textbox style="layout-flow:vertical-ideographic" inset="1mm,1mm,1mm,1mm">
                     <w:txbxContent>
@@ -3998,6 +4432,7 @@
       <w:r>
         <w:rPr>
           <w:noProof/>
+          <w:lang w:bidi="he-IL"/>
         </w:rPr>
         <w:drawing>
           <wp:anchor distT="0" distB="0" distL="114300" distR="114300" simplePos="0" relativeHeight="251660800" behindDoc="0" locked="0" layoutInCell="1" allowOverlap="1" wp14:anchorId="0030E694" wp14:editId="017C7791">
@@ -4023,7 +4458,7 @@
                     <pic:cNvPicPr/>
                   </pic:nvPicPr>
                   <pic:blipFill>
-                    <a:blip r:embed="rId11" cstate="print">
+                    <a:blip r:embed="rId12" cstate="print">
                       <a:extLst>
                         <a:ext uri="{28A0092B-C50C-407E-A947-70E740481C1C}">
                           <a14:useLocalDpi xmlns:a14="http://schemas.microsoft.com/office/drawing/2010/main" val="0"/>
@@ -4058,6 +4493,7 @@
       <w:r>
         <w:rPr>
           <w:noProof/>
+          <w:lang w:bidi="he-IL"/>
         </w:rPr>
         <w:drawing>
           <wp:anchor distT="0" distB="0" distL="114300" distR="114300" simplePos="0" relativeHeight="251655680" behindDoc="0" locked="0" layoutInCell="1" allowOverlap="1" wp14:anchorId="7EAAEB92" wp14:editId="2A3315A3">
@@ -4083,7 +4519,7 @@
                     <pic:cNvPicPr/>
                   </pic:nvPicPr>
                   <pic:blipFill>
-                    <a:blip r:embed="rId12" cstate="print">
+                    <a:blip r:embed="rId13" cstate="print">
                       <a:extLst>
                         <a:ext uri="{28A0092B-C50C-407E-A947-70E740481C1C}">
                           <a14:useLocalDpi xmlns:a14="http://schemas.microsoft.com/office/drawing/2010/main" val="0"/>
@@ -4138,6 +4574,7 @@
       <w:r>
         <w:rPr>
           <w:noProof/>
+          <w:lang w:bidi="he-IL"/>
         </w:rPr>
         <mc:AlternateContent>
           <mc:Choice Requires="wpg">
@@ -5942,12 +6379,12 @@
           </mc:Choice>
           <mc:Fallback>
             <w:pict>
-              <v:group w14:anchorId="5DF93223" id="群組 24" o:spid="_x0000_s1029" style="position:absolute;margin-left:533.85pt;margin-top:298.55pt;width:140.3pt;height:259.35pt;z-index:251662848;mso-position-horizontal-relative:page;mso-position-vertical-relative:page;mso-width-relative:margin;mso-height-relative:margin" coordsize="17818,32941" o:gfxdata="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">
+              <v:group w14:anchorId="5DF93223" id="群組 24" o:spid="_x0000_s1029" style="position:absolute;margin-left:533.85pt;margin-top:298.55pt;width:140.3pt;height:259.35pt;z-index:251662848;mso-position-horizontal-relative:page;mso-position-vertical-relative:page;mso-width-relative:margin;mso-height-relative:margin" coordsize="17818,32941" o:gfxdata="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">
                 <v:shapetype id="_x0000_t202" coordsize="21600,21600" o:spt="202" path="m,l,21600r21600,l21600,xe">
                   <v:stroke joinstyle="miter"/>
                   <v:path gradientshapeok="t" o:connecttype="rect"/>
                 </v:shapetype>
-                <v:shape id="_x0000_s1030" type="#_x0000_t202" style="position:absolute;left:351;top:293;width:17279;height:32590;visibility:visible;mso-wrap-style:square;v-text-anchor:top" o:gfxdata="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" stroked="f">
+                <v:shape id="_x0000_s1030" type="#_x0000_t202" style="position:absolute;left:351;top:293;width:17279;height:32590;visibility:visible;mso-wrap-style:square;v-text-anchor:top" o:gfxdata="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" stroked="f">
                   <v:textbox inset="0,0,0,0">
                     <w:txbxContent>
                       <w:p>
@@ -7637,7 +8074,7 @@
                     </w:txbxContent>
                   </v:textbox>
                 </v:shape>
-                <v:roundrect id="圓角矩形 5" o:spid="_x0000_s1031" style="position:absolute;width:17818;height:32941;visibility:visible;mso-wrap-style:square;v-text-anchor:middle" arcsize="2169f" o:gfxdata="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" filled="f" strokecolor="#5a5a5a [2109]" strokeweight="2.5pt">
+                <v:roundrect id="圓角矩形 5" o:spid="_x0000_s1031" style="position:absolute;width:17818;height:32941;visibility:visible;mso-wrap-style:square;v-text-anchor:middle" arcsize="2169f" o:gfxdata="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" filled="f" strokecolor="#5a5a5a [2109]" strokeweight="2.5pt">
                   <v:stroke joinstyle="miter"/>
                 </v:roundrect>
                 <w10:wrap anchorx="page" anchory="page"/>
@@ -7694,6 +8131,7 @@
         <w:rPr>
           <w:rFonts w:ascii="Barlow Condensed Medium" w:hAnsi="Barlow Condensed Medium"/>
           <w:noProof/>
+          <w:lang w:bidi="he-IL"/>
         </w:rPr>
         <mc:AlternateContent>
           <mc:Choice Requires="wpg">
@@ -8686,8 +9124,8 @@
           </mc:Choice>
           <mc:Fallback>
             <w:pict>
-              <v:group w14:anchorId="0AB0FEB2" id="群組 19" o:spid="_x0000_s1032" style="position:absolute;left:0;text-align:left;margin-left:534.4pt;margin-top:567.3pt;width:140.6pt;height:130.1pt;z-index:251651584;mso-position-horizontal-relative:page;mso-position-vertical-relative:page;mso-width-relative:margin;mso-height-relative:margin" coordorigin="108" coordsize="17868,16510" o:gfxdata="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">
-                <v:shape id="_x0000_s1033" type="#_x0000_t202" style="position:absolute;left:317;top:444;width:17634;height:15621;visibility:visible;mso-wrap-style:square;v-text-anchor:top" o:gfxdata="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" stroked="f">
+              <v:group w14:anchorId="0AB0FEB2" id="群組 19" o:spid="_x0000_s1032" style="position:absolute;left:0;text-align:left;margin-left:534.4pt;margin-top:567.3pt;width:140.6pt;height:130.1pt;z-index:251651584;mso-position-horizontal-relative:page;mso-position-vertical-relative:page;mso-width-relative:margin;mso-height-relative:margin" coordorigin="108" coordsize="17868,16510" o:gfxdata="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">
+                <v:shape id="_x0000_s1033" type="#_x0000_t202" style="position:absolute;left:317;top:444;width:17634;height:15621;visibility:visible;mso-wrap-style:square;v-text-anchor:top" o:gfxdata="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" stroked="f">
                   <v:textbox inset="0,0,0,0">
                     <w:txbxContent>
                       <w:p>
@@ -9565,7 +10003,7 @@
                     </w:txbxContent>
                   </v:textbox>
                 </v:shape>
-                <v:roundrect id="圓角矩形 25" o:spid="_x0000_s1034" style="position:absolute;left:108;width:17869;height:16510;visibility:visible;mso-wrap-style:square;v-text-anchor:middle" arcsize="4542f" o:gfxdata="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" filled="f" strokecolor="#5a5a5a [2109]" strokeweight="2.5pt">
+                <v:roundrect id="圓角矩形 25" o:spid="_x0000_s1034" style="position:absolute;left:108;width:17869;height:16510;visibility:visible;mso-wrap-style:square;v-text-anchor:middle" arcsize="4542f" o:gfxdata="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" filled="f" strokecolor="#5a5a5a [2109]" strokeweight="2.5pt">
                   <v:stroke joinstyle="miter"/>
                 </v:roundrect>
                 <w10:wrap anchorx="page" anchory="page"/>
@@ -9612,6 +10050,7 @@
         <w:rPr>
           <w:rFonts w:ascii="Barlow Condensed Medium" w:hAnsi="Barlow Condensed Medium"/>
           <w:noProof/>
+          <w:lang w:bidi="he-IL"/>
         </w:rPr>
         <mc:AlternateContent>
           <mc:Choice Requires="wps">
@@ -9733,7 +10172,7 @@
           </mc:Choice>
           <mc:Fallback>
             <w:pict>
-              <v:shape w14:anchorId="76BD7DFF" id="文字方塊 2" o:spid="_x0000_s1035" type="#_x0000_t202" style="position:absolute;margin-left:31.4pt;margin-top:-54.1pt;width:109.8pt;height:110.6pt;z-index:251667968;visibility:visible;mso-wrap-style:square;mso-width-percent:0;mso-height-percent:200;mso-wrap-distance-left:9pt;mso-wrap-distance-top:3.6pt;mso-wrap-distance-right:9pt;mso-wrap-distance-bottom:3.6pt;mso-position-horizontal:absolute;mso-position-horizontal-relative:text;mso-position-vertical:absolute;mso-position-vertical-relative:text;mso-width-percent:0;mso-height-percent:200;mso-width-relative:margin;mso-height-relative:margin;v-text-anchor:top" o:gfxdata="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" filled="f" stroked="f">
+              <v:shape w14:anchorId="76BD7DFF" id="文字方塊 2" o:spid="_x0000_s1035" type="#_x0000_t202" style="position:absolute;margin-left:31.4pt;margin-top:-54.1pt;width:109.8pt;height:110.6pt;z-index:251667968;visibility:visible;mso-wrap-style:square;mso-width-percent:0;mso-height-percent:200;mso-wrap-distance-left:9pt;mso-wrap-distance-top:3.6pt;mso-wrap-distance-right:9pt;mso-wrap-distance-bottom:3.6pt;mso-position-horizontal:absolute;mso-position-horizontal-relative:text;mso-position-vertical:absolute;mso-position-vertical-relative:text;mso-width-percent:0;mso-height-percent:200;mso-width-relative:margin;mso-height-relative:margin;v-text-anchor:top" o:gfxdata="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" filled="f" stroked="f">
                 <v:textbox style="mso-fit-shape-to-text:t" inset="1mm,1mm,1mm,1mm">
                   <w:txbxContent>
                     <w:p>
@@ -9834,6 +10273,7 @@
         <w:rPr>
           <w:rFonts w:ascii="Barlow Condensed Medium" w:hAnsi="Barlow Condensed Medium"/>
           <w:noProof/>
+          <w:lang w:bidi="he-IL"/>
         </w:rPr>
         <mc:AlternateContent>
           <mc:Choice Requires="wps">
@@ -9932,7 +10372,7 @@
           </mc:Choice>
           <mc:Fallback>
             <w:pict>
-              <v:roundrect w14:anchorId="4775AEF3" id="圓角矩形 12" o:spid="_x0000_s1036" style="position:absolute;margin-left:-.9pt;margin-top:16.35pt;width:49.3pt;height:15.45pt;z-index:251647488;visibility:visible;mso-wrap-style:square;mso-width-percent:0;mso-height-percent:0;mso-wrap-distance-left:9pt;mso-wrap-distance-top:0;mso-wrap-distance-right:9pt;mso-wrap-distance-bottom:0;mso-position-horizontal:absolute;mso-position-horizontal-relative:text;mso-position-vertical:absolute;mso-position-vertical-relative:text;mso-width-percent:0;mso-height-percent:0;mso-width-relative:margin;mso-height-relative:margin;v-text-anchor:middle" arcsize="10923f" o:gfxdata="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" fillcolor="#5a5a5a [2109]" stroked="f" strokeweight="1pt">
+              <v:roundrect w14:anchorId="4775AEF3" id="圓角矩形 12" o:spid="_x0000_s1036" style="position:absolute;margin-left:-.9pt;margin-top:16.35pt;width:49.3pt;height:15.45pt;z-index:251647488;visibility:visible;mso-wrap-style:square;mso-width-percent:0;mso-height-percent:0;mso-wrap-distance-left:9pt;mso-wrap-distance-top:0;mso-wrap-distance-right:9pt;mso-wrap-distance-bottom:0;mso-position-horizontal:absolute;mso-position-horizontal-relative:text;mso-position-vertical:absolute;mso-position-vertical-relative:text;mso-width-percent:0;mso-height-percent:0;mso-width-relative:margin;mso-height-relative:margin;v-text-anchor:middle" arcsize="10923f" o:gfxdata="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" fillcolor="#5a5a5a [2109]" stroked="f" strokeweight="1pt">
                 <v:stroke joinstyle="miter"/>
                 <v:textbox inset=".5mm,0,.5mm,0">
                   <w:txbxContent>
@@ -9974,6 +10414,7 @@
         <w:rPr>
           <w:rFonts w:ascii="Barlow Condensed Medium" w:hAnsi="Barlow Condensed Medium"/>
           <w:noProof/>
+          <w:lang w:bidi="he-IL"/>
         </w:rPr>
         <mc:AlternateContent>
           <mc:Choice Requires="wps">
@@ -10072,7 +10513,7 @@
           </mc:Choice>
           <mc:Fallback>
             <w:pict>
-              <v:roundrect w14:anchorId="196DC3BF" id="圓角矩形 14" o:spid="_x0000_s1037" style="position:absolute;margin-left:-1.25pt;margin-top:16.7pt;width:83.6pt;height:15.3pt;z-index:251648512;visibility:visible;mso-wrap-style:square;mso-width-percent:0;mso-height-percent:0;mso-wrap-distance-left:9pt;mso-wrap-distance-top:0;mso-wrap-distance-right:9pt;mso-wrap-distance-bottom:0;mso-position-horizontal:absolute;mso-position-horizontal-relative:text;mso-position-vertical:absolute;mso-position-vertical-relative:text;mso-width-percent:0;mso-height-percent:0;mso-width-relative:margin;mso-height-relative:margin;v-text-anchor:middle" arcsize="10923f" o:gfxdata="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" fillcolor="#5a5a5a [2109]" stroked="f" strokeweight="1pt">
+              <v:roundrect w14:anchorId="196DC3BF" id="圓角矩形 14" o:spid="_x0000_s1037" style="position:absolute;margin-left:-1.25pt;margin-top:16.7pt;width:83.6pt;height:15.3pt;z-index:251648512;visibility:visible;mso-wrap-style:square;mso-width-percent:0;mso-height-percent:0;mso-wrap-distance-left:9pt;mso-wrap-distance-top:0;mso-wrap-distance-right:9pt;mso-wrap-distance-bottom:0;mso-position-horizontal:absolute;mso-position-horizontal-relative:text;mso-position-vertical:absolute;mso-position-vertical-relative:text;mso-width-percent:0;mso-height-percent:0;mso-width-relative:margin;mso-height-relative:margin;v-text-anchor:middle" arcsize="10923f" o:gfxdata="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" fillcolor="#5a5a5a [2109]" stroked="f" strokeweight="1pt">
                 <v:stroke joinstyle="miter"/>
                 <v:textbox inset=".5mm,0,.5mm,0">
                   <w:txbxContent>
@@ -10170,6 +10611,7 @@
         <w:rPr>
           <w:rFonts w:ascii="Barlow Condensed Medium" w:hAnsi="Barlow Condensed Medium"/>
           <w:noProof/>
+          <w:lang w:bidi="he-IL"/>
         </w:rPr>
         <mc:AlternateContent>
           <mc:Choice Requires="wps">
@@ -10268,7 +10710,7 @@
           </mc:Choice>
           <mc:Fallback>
             <w:pict>
-              <v:roundrect w14:anchorId="1A4DC044" id="圓角矩形 9" o:spid="_x0000_s1038" style="position:absolute;margin-left:-.6pt;margin-top:16.6pt;width:30.35pt;height:15.3pt;z-index:251649536;visibility:visible;mso-wrap-style:square;mso-width-percent:0;mso-height-percent:0;mso-wrap-distance-left:9pt;mso-wrap-distance-top:0;mso-wrap-distance-right:9pt;mso-wrap-distance-bottom:0;mso-position-horizontal:absolute;mso-position-horizontal-relative:text;mso-position-vertical:absolute;mso-position-vertical-relative:text;mso-width-percent:0;mso-height-percent:0;mso-width-relative:margin;mso-height-relative:margin;v-text-anchor:middle" arcsize="10923f" o:gfxdata="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" fillcolor="#5a5a5a [2109]" stroked="f" strokeweight="1pt">
+              <v:roundrect w14:anchorId="1A4DC044" id="圓角矩形 9" o:spid="_x0000_s1038" style="position:absolute;margin-left:-.6pt;margin-top:16.6pt;width:30.35pt;height:15.3pt;z-index:251649536;visibility:visible;mso-wrap-style:square;mso-width-percent:0;mso-height-percent:0;mso-wrap-distance-left:9pt;mso-wrap-distance-top:0;mso-wrap-distance-right:9pt;mso-wrap-distance-bottom:0;mso-position-horizontal:absolute;mso-position-horizontal-relative:text;mso-position-vertical:absolute;mso-position-vertical-relative:text;mso-width-percent:0;mso-height-percent:0;mso-width-relative:margin;mso-height-relative:margin;v-text-anchor:middle" arcsize="10923f" o:gfxdata="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" fillcolor="#5a5a5a [2109]" stroked="f" strokeweight="1pt">
                 <v:stroke joinstyle="miter"/>
                 <v:textbox inset=".5mm,0,.5mm,0">
                   <w:txbxContent>
@@ -10366,6 +10808,7 @@
         <w:rPr>
           <w:rFonts w:ascii="Barlow Condensed Medium" w:hAnsi="Barlow Condensed Medium"/>
           <w:noProof/>
+          <w:lang w:bidi="he-IL"/>
         </w:rPr>
         <w:drawing>
           <wp:anchor distT="0" distB="0" distL="114300" distR="114300" simplePos="0" relativeHeight="251654656" behindDoc="1" locked="0" layoutInCell="1" allowOverlap="1" wp14:anchorId="2AA2D55C" wp14:editId="23203011">
@@ -10393,7 +10836,7 @@
                     </pic:cNvPicPr>
                   </pic:nvPicPr>
                   <pic:blipFill>
-                    <a:blip r:embed="rId13">
+                    <a:blip r:embed="rId14">
                       <a:extLst>
                         <a:ext uri="{28A0092B-C50C-407E-A947-70E740481C1C}">
                           <a14:useLocalDpi xmlns:a14="http://schemas.microsoft.com/office/drawing/2010/main" val="0"/>
@@ -10434,6 +10877,7 @@
         <w:rPr>
           <w:rFonts w:ascii="Barlow Condensed Medium" w:hAnsi="Barlow Condensed Medium"/>
           <w:noProof/>
+          <w:lang w:bidi="he-IL"/>
         </w:rPr>
         <mc:AlternateContent>
           <mc:Choice Requires="wps">
@@ -10532,7 +10976,7 @@
           </mc:Choice>
           <mc:Fallback>
             <w:pict>
-              <v:roundrect w14:anchorId="03BFD3A3" id="圓角矩形 13" o:spid="_x0000_s1039" style="position:absolute;margin-left:-.4pt;margin-top:16.65pt;width:49.3pt;height:15.3pt;z-index:251650560;visibility:visible;mso-wrap-style:square;mso-width-percent:0;mso-height-percent:0;mso-wrap-distance-left:9pt;mso-wrap-distance-top:0;mso-wrap-distance-right:9pt;mso-wrap-distance-bottom:0;mso-position-horizontal:absolute;mso-position-horizontal-relative:text;mso-position-vertical:absolute;mso-position-vertical-relative:text;mso-width-percent:0;mso-height-percent:0;mso-width-relative:margin;mso-height-relative:margin;v-text-anchor:middle" arcsize="10923f" o:gfxdata="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" fillcolor="#5a5a5a [2109]" stroked="f" strokeweight="1pt">
+              <v:roundrect w14:anchorId="03BFD3A3" id="圓角矩形 13" o:spid="_x0000_s1039" style="position:absolute;margin-left:-.4pt;margin-top:16.65pt;width:49.3pt;height:15.3pt;z-index:251650560;visibility:visible;mso-wrap-style:square;mso-width-percent:0;mso-height-percent:0;mso-wrap-distance-left:9pt;mso-wrap-distance-top:0;mso-wrap-distance-right:9pt;mso-wrap-distance-bottom:0;mso-position-horizontal:absolute;mso-position-horizontal-relative:text;mso-position-vertical:absolute;mso-position-vertical-relative:text;mso-width-percent:0;mso-height-percent:0;mso-width-relative:margin;mso-height-relative:margin;v-text-anchor:middle" arcsize="10923f" o:gfxdata="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" fillcolor="#5a5a5a [2109]" stroked="f" strokeweight="1pt">
                 <v:stroke joinstyle="miter"/>
                 <v:textbox inset=".5mm,0,.5mm,0">
                   <w:txbxContent>
@@ -10668,6 +11112,7 @@
           <w:rFonts w:ascii="Barlow Condensed Medium" w:eastAsia="華康儷中黑" w:hAnsi="Barlow Condensed Medium"/>
           <w:noProof/>
           <w:w w:val="80"/>
+          <w:lang w:bidi="he-IL"/>
         </w:rPr>
         <mc:AlternateContent>
           <mc:Choice Requires="wps">
@@ -10768,7 +11213,7 @@
           </mc:Choice>
           <mc:Fallback>
             <w:pict>
-              <v:shape w14:anchorId="77C1E33A" id="_x0000_s1040" type="#_x0000_t202" style="position:absolute;margin-left:107.25pt;margin-top:6.2pt;width:125.55pt;height:16.3pt;z-index:251666944;visibility:visible;mso-wrap-style:square;mso-width-percent:0;mso-height-percent:0;mso-wrap-distance-left:9pt;mso-wrap-distance-top:3.6pt;mso-wrap-distance-right:9pt;mso-wrap-distance-bottom:3.6pt;mso-position-horizontal:absolute;mso-position-horizontal-relative:text;mso-position-vertical:absolute;mso-position-vertical-relative:text;mso-width-percent:0;mso-height-percent:0;mso-width-relative:margin;mso-height-relative:margin;v-text-anchor:top" o:gfxdata="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" filled="f" stroked="f">
+              <v:shape w14:anchorId="77C1E33A" id="_x0000_s1040" type="#_x0000_t202" style="position:absolute;margin-left:107.25pt;margin-top:6.2pt;width:125.55pt;height:16.3pt;z-index:251666944;visibility:visible;mso-wrap-style:square;mso-width-percent:0;mso-height-percent:0;mso-wrap-distance-left:9pt;mso-wrap-distance-top:3.6pt;mso-wrap-distance-right:9pt;mso-wrap-distance-bottom:3.6pt;mso-position-horizontal:absolute;mso-position-horizontal-relative:text;mso-position-vertical:absolute;mso-position-vertical-relative:text;mso-width-percent:0;mso-height-percent:0;mso-width-relative:margin;mso-height-relative:margin;v-text-anchor:top" o:gfxdata="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" filled="f" stroked="f">
                 <v:textbox inset="0,0,0,0">
                   <w:txbxContent>
                     <w:p>
@@ -11609,6 +12054,7 @@
                 <w:color w:val="000000" w:themeColor="text1"/>
                 <w:sz w:val="18"/>
                 <w:szCs w:val="18"/>
+                <w:lang w:bidi="he-IL"/>
               </w:rPr>
               <mc:AlternateContent>
                 <mc:Choice Requires="wps">
@@ -11708,7 +12154,7 @@
                 </mc:Choice>
                 <mc:Fallback>
                   <w:pict>
-                    <v:rect w14:anchorId="343BC9BA" id="矩形 8" o:spid="_x0000_s1041" style="position:absolute;left:0;text-align:left;margin-left:-.7pt;margin-top:2.7pt;width:18.75pt;height:92.3pt;z-index:251663872;visibility:visible;mso-wrap-style:square;mso-width-percent:0;mso-height-percent:0;mso-wrap-distance-left:9pt;mso-wrap-distance-top:0;mso-wrap-distance-right:9pt;mso-wrap-distance-bottom:0;mso-position-horizontal:absolute;mso-position-horizontal-relative:text;mso-position-vertical:absolute;mso-position-vertical-relative:text;mso-width-percent:0;mso-height-percent:0;mso-width-relative:margin;mso-height-relative:margin;v-text-anchor:middle" o:gfxdata="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" fillcolor="#5a5a5a [2109]" stroked="f" strokeweight="1pt">
+                    <v:rect w14:anchorId="343BC9BA" id="矩形 8" o:spid="_x0000_s1041" style="position:absolute;left:0;text-align:left;margin-left:-.7pt;margin-top:2.7pt;width:18.75pt;height:92.3pt;z-index:251663872;visibility:visible;mso-wrap-style:square;mso-width-percent:0;mso-height-percent:0;mso-wrap-distance-left:9pt;mso-wrap-distance-top:0;mso-wrap-distance-right:9pt;mso-wrap-distance-bottom:0;mso-position-horizontal:absolute;mso-position-horizontal-relative:text;mso-position-vertical:absolute;mso-position-vertical-relative:text;mso-width-percent:0;mso-height-percent:0;mso-width-relative:margin;mso-height-relative:margin;v-text-anchor:middle" o:gfxdata="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" fillcolor="#5a5a5a [2109]" stroked="f" strokeweight="1pt">
                       <v:textbox style="layout-flow:vertical-ideographic" inset="1mm,1mm,1mm,1mm">
                         <w:txbxContent>
                           <w:p>
@@ -12671,6 +13117,7 @@
                 <w:color w:val="000000" w:themeColor="text1"/>
                 <w:sz w:val="18"/>
                 <w:szCs w:val="18"/>
+                <w:lang w:bidi="he-IL"/>
               </w:rPr>
               <mc:AlternateContent>
                 <mc:Choice Requires="wps">
@@ -12770,7 +13217,7 @@
                 </mc:Choice>
                 <mc:Fallback>
                   <w:pict>
-                    <v:rect w14:anchorId="363672F5" id="矩形 10" o:spid="_x0000_s1042" style="position:absolute;left:0;text-align:left;margin-left:-.7pt;margin-top:12.9pt;width:19.25pt;height:42.9pt;z-index:251659776;visibility:visible;mso-wrap-style:square;mso-width-percent:0;mso-height-percent:0;mso-wrap-distance-left:9pt;mso-wrap-distance-top:0;mso-wrap-distance-right:9pt;mso-wrap-distance-bottom:0;mso-position-horizontal:absolute;mso-position-horizontal-relative:text;mso-position-vertical:absolute;mso-position-vertical-relative:text;mso-width-percent:0;mso-height-percent:0;mso-width-relative:margin;mso-height-relative:margin;v-text-anchor:middle" o:gfxdata="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" fillcolor="#5a5a5a [2109]" stroked="f" strokeweight="1pt">
+                    <v:rect w14:anchorId="363672F5" id="矩形 10" o:spid="_x0000_s1042" style="position:absolute;left:0;text-align:left;margin-left:-.7pt;margin-top:12.9pt;width:19.25pt;height:42.9pt;z-index:251659776;visibility:visible;mso-wrap-style:square;mso-width-percent:0;mso-height-percent:0;mso-wrap-distance-left:9pt;mso-wrap-distance-top:0;mso-wrap-distance-right:9pt;mso-wrap-distance-bottom:0;mso-position-horizontal:absolute;mso-position-horizontal-relative:text;mso-position-vertical:absolute;mso-position-vertical-relative:text;mso-width-percent:0;mso-height-percent:0;mso-width-relative:margin;mso-height-relative:margin;v-text-anchor:middle" o:gfxdata="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" fillcolor="#5a5a5a [2109]" stroked="f" strokeweight="1pt">
                       <v:textbox style="layout-flow:vertical-ideographic" inset="1mm,1mm,1mm,1mm">
                         <w:txbxContent>
                           <w:p>
@@ -13436,6 +13883,7 @@
                 <w:color w:val="000000" w:themeColor="text1"/>
                 <w:sz w:val="18"/>
                 <w:szCs w:val="18"/>
+                <w:lang w:bidi="he-IL"/>
               </w:rPr>
               <mc:AlternateContent>
                 <mc:Choice Requires="wps">
@@ -13543,7 +13991,7 @@
                 </mc:Choice>
                 <mc:Fallback>
                   <w:pict>
-                    <v:rect w14:anchorId="4D37C684" id="矩形 11" o:spid="_x0000_s1043" style="position:absolute;left:0;text-align:left;margin-left:-.7pt;margin-top:1.65pt;width:19.25pt;height:111.25pt;z-index:251657728;visibility:visible;mso-wrap-style:square;mso-width-percent:0;mso-height-percent:0;mso-wrap-distance-left:9pt;mso-wrap-distance-top:0;mso-wrap-distance-right:9pt;mso-wrap-distance-bottom:0;mso-position-horizontal:absolute;mso-position-horizontal-relative:text;mso-position-vertical:absolute;mso-position-vertical-relative:text;mso-width-percent:0;mso-height-percent:0;mso-width-relative:margin;mso-height-relative:margin;v-text-anchor:middle" o:gfxdata="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" fillcolor="#5a5a5a [2109]" stroked="f" strokeweight="1pt">
+                    <v:rect w14:anchorId="4D37C684" id="矩形 11" o:spid="_x0000_s1043" style="position:absolute;left:0;text-align:left;margin-left:-.7pt;margin-top:1.65pt;width:19.25pt;height:111.25pt;z-index:251657728;visibility:visible;mso-wrap-style:square;mso-width-percent:0;mso-height-percent:0;mso-wrap-distance-left:9pt;mso-wrap-distance-top:0;mso-wrap-distance-right:9pt;mso-wrap-distance-bottom:0;mso-position-horizontal:absolute;mso-position-horizontal-relative:text;mso-position-vertical:absolute;mso-position-vertical-relative:text;mso-width-percent:0;mso-height-percent:0;mso-width-relative:margin;mso-height-relative:margin;v-text-anchor:middle" o:gfxdata="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" fillcolor="#5a5a5a [2109]" stroked="f" strokeweight="1pt">
                       <v:textbox style="layout-flow:vertical-ideographic" inset="1mm,1mm,1mm,1mm">
                         <w:txbxContent>
                           <w:p>
@@ -15234,6 +15682,7 @@
         <w:rPr>
           <w:rFonts w:ascii="Bahnschrift SemiBold Condensed" w:eastAsia="華康細黑體" w:hAnsi="Bahnschrift SemiBold Condensed"/>
           <w:noProof/>
+          <w:lang w:bidi="he-IL"/>
         </w:rPr>
         <mc:AlternateContent>
           <mc:Choice Requires="wps">
@@ -15296,7 +15745,7 @@
           </mc:Choice>
           <mc:Fallback>
             <w:pict>
-              <v:line w14:anchorId="2880E753" id="直線接點 2" o:spid="_x0000_s1026" style="position:absolute;z-index:251653632;visibility:visible;mso-wrap-style:square;mso-height-percent:0;mso-wrap-distance-left:9pt;mso-wrap-distance-top:0;mso-wrap-distance-right:9pt;mso-wrap-distance-bottom:0;mso-position-horizontal:absolute;mso-position-horizontal-relative:page;mso-position-vertical:absolute;mso-position-vertical-relative:page;mso-height-percent:0;mso-height-relative:margin" from="687.75pt,19.85pt" to="687.75pt,709.8pt" o:gfxdata="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" strokecolor="black [3213]" strokeweight=".5pt">
+              <v:line w14:anchorId="4BE3348F" id="直線接點 2" o:spid="_x0000_s1026" style="position:absolute;z-index:251653632;visibility:visible;mso-wrap-style:square;mso-height-percent:0;mso-wrap-distance-left:9pt;mso-wrap-distance-top:0;mso-wrap-distance-right:9pt;mso-wrap-distance-bottom:0;mso-position-horizontal:absolute;mso-position-horizontal-relative:page;mso-position-vertical:absolute;mso-position-vertical-relative:page;mso-height-percent:0;mso-height-relative:margin" from="687.75pt,19.85pt" to="687.75pt,709.8pt" o:gfxdata="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" strokecolor="black [3213]" strokeweight=".5pt">
                 <v:stroke dashstyle="3 1" joinstyle="miter"/>
                 <w10:wrap anchorx="page" anchory="page"/>
               </v:line>
@@ -15586,8 +16035,8 @@
           <w:szCs w:val="26"/>
         </w:rPr>
         <w:sectPr>
-          <w:headerReference w:type="even" r:id="rId14"/>
-          <w:headerReference w:type="default" r:id="rId15"/>
+          <w:headerReference w:type="even" r:id="rId15"/>
+          <w:headerReference w:type="default" r:id="rId16"/>
           <w:pgSz w:w="20639" w:h="14572" w:orient="landscape" w:code="12"/>
           <w:pgMar w:top="794" w:right="567" w:bottom="510" w:left="567" w:header="340" w:footer="454" w:gutter="0"/>
           <w:cols w:num="4" w:space="742" w:equalWidth="0">
@@ -16562,7 +17011,7 @@
                 <w:rFonts w:ascii="Barlow Condensed Medium" w:eastAsia="標楷體" w:hAnsi="Barlow Condensed Medium" w:cstheme="minorHAnsi" w:hint="eastAsia"/>
                 <w:w w:val="80"/>
               </w:rPr>
-              <w:t>74</w:t>
+              <w:t>70</w:t>
             </w:r>
           </w:p>
         </w:tc>
@@ -17119,7 +17568,7 @@
                 <w:rFonts w:ascii="Barlow Condensed Medium" w:eastAsia="標楷體" w:hAnsi="Barlow Condensed Medium" w:cstheme="minorHAnsi" w:hint="eastAsia"/>
                 <w:w w:val="80"/>
               </w:rPr>
-              <w:t>10</w:t>
+              <w:t>11</w:t>
             </w:r>
           </w:p>
         </w:tc>
@@ -17401,7 +17850,7 @@
                 <w:rFonts w:ascii="Barlow Condensed Medium" w:eastAsia="標楷體" w:hAnsi="Barlow Condensed Medium" w:cstheme="minorHAnsi" w:hint="eastAsia"/>
                 <w:w w:val="80"/>
               </w:rPr>
-              <w:t>12</w:t>
+              <w:t>--</w:t>
             </w:r>
           </w:p>
         </w:tc>
@@ -17680,7 +18129,7 @@
                 <w:rFonts w:ascii="Barlow Condensed Medium" w:eastAsia="標楷體" w:hAnsi="Barlow Condensed Medium" w:cstheme="minorHAnsi" w:hint="eastAsia"/>
                 <w:w w:val="80"/>
               </w:rPr>
-              <w:t>--</w:t>
+              <w:t>17</w:t>
             </w:r>
           </w:p>
         </w:tc>
@@ -17951,7 +18400,7 @@
                 <w:rFonts w:ascii="Barlow Condensed Medium" w:eastAsia="標楷體" w:hAnsi="Barlow Condensed Medium" w:cstheme="minorHAnsi" w:hint="eastAsia"/>
                 <w:w w:val="80"/>
               </w:rPr>
-              <w:t>14</w:t>
+              <w:t>16</w:t>
             </w:r>
           </w:p>
         </w:tc>
@@ -18407,7 +18856,7 @@
                 <w:rFonts w:ascii="Barlow Condensed Medium" w:eastAsia="標楷體" w:hAnsi="Barlow Condensed Medium" w:cstheme="minorHAnsi" w:hint="eastAsia"/>
                 <w:w w:val="80"/>
               </w:rPr>
-              <w:t>--</w:t>
+              <w:t>3</w:t>
             </w:r>
           </w:p>
         </w:tc>
@@ -18706,7 +19155,7 @@
                 <w:rFonts w:ascii="Barlow Condensed Medium" w:eastAsia="標楷體" w:hAnsi="Barlow Condensed Medium" w:cstheme="minorHAnsi" w:hint="eastAsia"/>
                 <w:w w:val="80"/>
               </w:rPr>
-              <w:t>--</w:t>
+              <w:t>6</w:t>
             </w:r>
           </w:p>
         </w:tc>
@@ -18982,6 +19431,13 @@
                 <w:w w:val="80"/>
               </w:rPr>
             </w:pPr>
+            <w:r>
+              <w:rPr>
+                <w:rFonts w:ascii="Barlow Condensed Medium" w:eastAsia="標楷體" w:hAnsi="Barlow Condensed Medium" w:cstheme="minorHAnsi" w:hint="eastAsia"/>
+                <w:w w:val="80"/>
+              </w:rPr>
+              <w:t>6</w:t>
+            </w:r>
           </w:p>
         </w:tc>
         <w:tc>
@@ -19533,7 +19989,7 @@
                 <w:rFonts w:ascii="Barlow Condensed Medium" w:eastAsia="標楷體" w:hAnsi="Barlow Condensed Medium" w:cstheme="minorHAnsi" w:hint="eastAsia"/>
                 <w:w w:val="80"/>
               </w:rPr>
-              <w:t>--</w:t>
+              <w:t>16</w:t>
             </w:r>
           </w:p>
         </w:tc>
@@ -20392,7 +20848,7 @@
                 <w:rFonts w:ascii="Barlow Condensed Medium" w:eastAsia="標楷體" w:hAnsi="Barlow Condensed Medium" w:cstheme="minorHAnsi" w:hint="eastAsia"/>
                 <w:w w:val="80"/>
               </w:rPr>
-              <w:t>--</w:t>
+              <w:t>5</w:t>
             </w:r>
           </w:p>
         </w:tc>
@@ -25109,7 +25565,7 @@
     <w:tbl>
       <w:tblPr>
         <w:tblStyle w:val="a3"/>
-        <w:tblW w:w="0" w:type="auto"/>
+        <w:tblW w:w="2885" w:type="dxa"/>
         <w:tblInd w:w="-1" w:type="dxa"/>
         <w:tblBorders>
           <w:top w:val="single" w:sz="12" w:space="0" w:color="auto"/>
@@ -25126,12 +25582,12 @@
       </w:tblPr>
       <w:tblGrid>
         <w:gridCol w:w="911"/>
-        <w:gridCol w:w="1904"/>
+        <w:gridCol w:w="1974"/>
       </w:tblGrid>
       <w:tr>
         <w:tc>
           <w:tcPr>
-            <w:tcW w:w="2815" w:type="dxa"/>
+            <w:tcW w:w="2885" w:type="dxa"/>
             <w:gridSpan w:val="2"/>
             <w:tcBorders>
               <w:bottom w:val="single" w:sz="4" w:space="0" w:color="auto"/>
@@ -25165,7 +25621,7 @@
                 <w:sz w:val="20"/>
                 <w:szCs w:val="20"/>
               </w:rPr>
-              <w:t>1</w:t>
+              <w:t>2</w:t>
             </w:r>
             <w:r>
               <w:rPr>
@@ -25326,7 +25782,7 @@
         </w:tc>
         <w:tc>
           <w:tcPr>
-            <w:tcW w:w="1904" w:type="dxa"/>
+            <w:tcW w:w="1974" w:type="dxa"/>
             <w:tcBorders>
               <w:top w:val="single" w:sz="4" w:space="0" w:color="auto"/>
               <w:left w:val="single" w:sz="4" w:space="0" w:color="auto"/>
@@ -25370,7 +25826,7 @@
                 <w:sz w:val="20"/>
                 <w:szCs w:val="20"/>
               </w:rPr>
-              <w:t>8*-9*</w:t>
+              <w:t>21*,23*-24*</w:t>
             </w:r>
             <w:r>
               <w:rPr>
@@ -25381,7 +25837,7 @@
                 <w:sz w:val="20"/>
                 <w:szCs w:val="20"/>
               </w:rPr>
-              <w:t>(8:4-5)</w:t>
+              <w:t>(23:1)</w:t>
             </w:r>
           </w:p>
         </w:tc>
@@ -25533,7 +25989,7 @@
         </w:tc>
         <w:tc>
           <w:tcPr>
-            <w:tcW w:w="1904" w:type="dxa"/>
+            <w:tcW w:w="1974" w:type="dxa"/>
             <w:tcBorders>
               <w:top w:val="single" w:sz="4" w:space="0" w:color="auto"/>
               <w:left w:val="single" w:sz="4" w:space="0" w:color="auto"/>
@@ -25566,7 +26022,7 @@
                 <w:sz w:val="20"/>
                 <w:szCs w:val="20"/>
               </w:rPr>
-              <w:t>10*-11*</w:t>
+              <w:t>22*</w:t>
             </w:r>
             <w:r>
               <w:rPr>
@@ -25577,7 +26033,7 @@
                 <w:sz w:val="20"/>
                 <w:szCs w:val="20"/>
               </w:rPr>
-              <w:t>(11:5)</w:t>
+              <w:t>(22:1)</w:t>
             </w:r>
           </w:p>
         </w:tc>
@@ -25720,7 +26176,7 @@
         </w:tc>
         <w:tc>
           <w:tcPr>
-            <w:tcW w:w="1904" w:type="dxa"/>
+            <w:tcW w:w="1974" w:type="dxa"/>
             <w:tcBorders>
               <w:top w:val="single" w:sz="4" w:space="0" w:color="auto"/>
               <w:left w:val="single" w:sz="4" w:space="0" w:color="auto"/>
@@ -25753,7 +26209,7 @@
                 <w:sz w:val="20"/>
                 <w:szCs w:val="20"/>
               </w:rPr>
-              <w:t>12*-14*</w:t>
+              <w:t>25*,28*</w:t>
             </w:r>
             <w:r>
               <w:rPr>
@@ -25764,7 +26220,7 @@
                 <w:sz w:val="20"/>
                 <w:szCs w:val="20"/>
               </w:rPr>
-              <w:t>(12:6)</w:t>
+              <w:t>(25:21)</w:t>
             </w:r>
           </w:p>
         </w:tc>
@@ -25907,7 +26363,7 @@
         </w:tc>
         <w:tc>
           <w:tcPr>
-            <w:tcW w:w="1904" w:type="dxa"/>
+            <w:tcW w:w="1974" w:type="dxa"/>
             <w:tcBorders>
               <w:top w:val="single" w:sz="4" w:space="0" w:color="auto"/>
               <w:left w:val="single" w:sz="4" w:space="0" w:color="auto"/>
@@ -25940,7 +26396,7 @@
                 <w:sz w:val="20"/>
                 <w:szCs w:val="20"/>
               </w:rPr>
-              <w:t>15*,19*-20*</w:t>
+              <w:t>26*-27*</w:t>
             </w:r>
             <w:r>
               <w:rPr>
@@ -25951,7 +26407,7 @@
                 <w:sz w:val="20"/>
                 <w:szCs w:val="20"/>
               </w:rPr>
-              <w:t>(19:9)</w:t>
+              <w:t>(27:4)</w:t>
             </w:r>
           </w:p>
         </w:tc>
@@ -26094,7 +26550,7 @@
         </w:tc>
         <w:tc>
           <w:tcPr>
-            <w:tcW w:w="1904" w:type="dxa"/>
+            <w:tcW w:w="1974" w:type="dxa"/>
             <w:tcBorders>
               <w:top w:val="single" w:sz="4" w:space="0" w:color="auto"/>
               <w:left w:val="single" w:sz="4" w:space="0" w:color="auto"/>
@@ -26127,7 +26583,7 @@
                 <w:sz w:val="20"/>
                 <w:szCs w:val="20"/>
               </w:rPr>
-              <w:t>16*-17*</w:t>
+              <w:t>29*-30*</w:t>
             </w:r>
             <w:r>
               <w:rPr>
@@ -26138,7 +26594,7 @@
                 <w:sz w:val="20"/>
                 <w:szCs w:val="20"/>
               </w:rPr>
-              <w:t>(17:15)</w:t>
+              <w:t>(30:5)</w:t>
             </w:r>
           </w:p>
         </w:tc>
@@ -26281,7 +26737,7 @@
         </w:tc>
         <w:tc>
           <w:tcPr>
-            <w:tcW w:w="1904" w:type="dxa"/>
+            <w:tcW w:w="1974" w:type="dxa"/>
             <w:tcBorders>
               <w:top w:val="single" w:sz="4" w:space="0" w:color="auto"/>
               <w:left w:val="single" w:sz="4" w:space="0" w:color="auto"/>
@@ -26314,7 +26770,7 @@
                 <w:sz w:val="20"/>
                 <w:szCs w:val="20"/>
               </w:rPr>
-              <w:t>18:1-26</w:t>
+              <w:t>31*</w:t>
             </w:r>
             <w:r>
               <w:rPr>
@@ -26325,7 +26781,7 @@
                 <w:sz w:val="20"/>
                 <w:szCs w:val="20"/>
               </w:rPr>
-              <w:t>(20)</w:t>
+              <w:t>(5)</w:t>
             </w:r>
           </w:p>
         </w:tc>
@@ -26468,7 +26924,7 @@
         </w:tc>
         <w:tc>
           <w:tcPr>
-            <w:tcW w:w="1904" w:type="dxa"/>
+            <w:tcW w:w="1974" w:type="dxa"/>
             <w:tcBorders>
               <w:top w:val="single" w:sz="4" w:space="0" w:color="auto"/>
               <w:left w:val="single" w:sz="4" w:space="0" w:color="auto"/>
@@ -26501,7 +26957,7 @@
                 <w:sz w:val="20"/>
                 <w:szCs w:val="20"/>
               </w:rPr>
-              <w:t>18:27-50</w:t>
+              <w:t>32*,36*</w:t>
             </w:r>
             <w:r>
               <w:rPr>
@@ -26512,7 +26968,7 @@
                 <w:sz w:val="20"/>
                 <w:szCs w:val="20"/>
               </w:rPr>
-              <w:t>(30)</w:t>
+              <w:t>(32:1-2)</w:t>
             </w:r>
           </w:p>
         </w:tc>
@@ -26537,6 +26993,7 @@
           <w:w w:val="60"/>
           <w:sz w:val="26"/>
           <w:szCs w:val="26"/>
+          <w:lang w:bidi="he-IL"/>
         </w:rPr>
         <w:drawing>
           <wp:anchor distT="0" distB="0" distL="114300" distR="114300" simplePos="0" relativeHeight="251652608" behindDoc="1" locked="0" layoutInCell="1" allowOverlap="1" wp14:anchorId="433B7986" wp14:editId="21CE1412">
@@ -26562,7 +27019,7 @@
                     <pic:cNvPicPr/>
                   </pic:nvPicPr>
                   <pic:blipFill>
-                    <a:blip r:embed="rId16" cstate="print">
+                    <a:blip r:embed="rId17" cstate="print">
                       <a:extLst>
                         <a:ext uri="{28A0092B-C50C-407E-A947-70E740481C1C}">
                           <a14:useLocalDpi xmlns:a14="http://schemas.microsoft.com/office/drawing/2010/main" val="0"/>
@@ -26920,7 +27377,7 @@
           <w:sz w:val="26"/>
           <w:szCs w:val="26"/>
         </w:rPr>
-        <w:t>按我的正直判斷我</w:t>
+        <w:t>凡投靠祂的</w:t>
       </w:r>
       <w:r>
         <w:rPr>
@@ -26986,7 +27443,7 @@
           <w:sz w:val="26"/>
           <w:szCs w:val="26"/>
         </w:rPr>
-        <w:t>願耶和華審判萬民。耶和華啊！求你按著我的公義，照著我心中的正直判斷我。</w:t>
+        <w:t>這位　神，他的道路是完全的；耶和華的話是煉淨的；凡是投靠他的，他都作他們的盾牌。</w:t>
       </w:r>
     </w:p>
     <w:p>
@@ -26998,6 +27455,32 @@
           <w:rFonts w:ascii="華康古印體" w:eastAsia="華康古印體" w:hAnsi="Barlow Condensed Medium" w:cs="Arial"/>
           <w:b/>
           <w:bCs/>
+          <w:w w:val="70"/>
+          <w:sz w:val="26"/>
+          <w:szCs w:val="26"/>
+        </w:rPr>
+      </w:pPr>
+      <w:r>
+        <w:rPr>
+          <w:rFonts w:ascii="華康古印體" w:eastAsia="華康古印體" w:hAnsi="Barlow Condensed Medium" w:cs="Arial" w:hint="eastAsia"/>
+          <w:b/>
+          <w:bCs/>
+          <w:w w:val="70"/>
+          <w:sz w:val="26"/>
+          <w:szCs w:val="26"/>
+        </w:rPr>
+        <w:t>除了耶和華，誰是　神呢？除了我們的　神，誰是磐石呢？</w:t>
+      </w:r>
+    </w:p>
+    <w:p>
+      <w:pPr>
+        <w:kinsoku w:val="0"/>
+        <w:snapToGrid w:val="0"/>
+        <w:spacing w:line="300" w:lineRule="exact"/>
+        <w:rPr>
+          <w:rFonts w:ascii="華康古印體" w:eastAsia="華康古印體" w:hAnsi="Barlow Condensed Medium" w:cs="Arial"/>
+          <w:b/>
+          <w:bCs/>
           <w:w w:val="75"/>
           <w:sz w:val="26"/>
           <w:szCs w:val="26"/>
@@ -27041,7 +27524,27 @@
           <w:sz w:val="26"/>
           <w:szCs w:val="26"/>
         </w:rPr>
-        <w:t>7:8</w:t>
+        <w:t>18</w:t>
+      </w:r>
+      <w:r>
+        <w:rPr>
+          <w:rFonts w:ascii="Barlow Condensed Medium" w:eastAsia="華康儷中黑" w:hAnsi="Barlow Condensed Medium" w:cs="Calibri" w:hint="eastAsia"/>
+          <w:bCs/>
+          <w:w w:val="70"/>
+          <w:sz w:val="26"/>
+          <w:szCs w:val="26"/>
+        </w:rPr>
+        <w:t>:</w:t>
+      </w:r>
+      <w:r>
+        <w:rPr>
+          <w:rFonts w:ascii="Barlow Condensed Medium" w:eastAsia="華康儷中黑" w:hAnsi="Barlow Condensed Medium" w:cs="Calibri" w:hint="eastAsia"/>
+          <w:bCs/>
+          <w:w w:val="70"/>
+          <w:sz w:val="26"/>
+          <w:szCs w:val="26"/>
+        </w:rPr>
+        <w:t>30-31</w:t>
       </w:r>
       <w:r>
         <w:rPr>
@@ -27163,7 +27666,7 @@
                 <w:sz w:val="26"/>
                 <w:szCs w:val="26"/>
               </w:rPr>
-              <w:t>人唱歌如何顯露人的價值觀</w:t>
+              <w:t>時勢如何造英雄</w:t>
             </w:r>
             <w:r>
               <w:rPr>
@@ -27235,7 +27738,7 @@
                 <w:sz w:val="26"/>
                 <w:szCs w:val="26"/>
               </w:rPr>
-              <w:t>為何大衛認為　神值得信靠</w:t>
+              <w:t>勇氣和能力如何使大衛成長</w:t>
             </w:r>
             <w:r>
               <w:rPr>
@@ -27307,7 +27810,7 @@
                 <w:sz w:val="26"/>
                 <w:szCs w:val="26"/>
               </w:rPr>
-              <w:t>人當用什麼態度來敬畏公義</w:t>
+              <w:t>什麼樣的神是唯一且無可取代</w:t>
             </w:r>
             <w:r>
               <w:rPr>
@@ -27388,7 +27891,7 @@
                 <w:sz w:val="26"/>
                 <w:szCs w:val="26"/>
               </w:rPr>
-              <w:t>是　神需要歌頌或是人需要</w:t>
+              <w:t>生命要如何經歷成長</w:t>
             </w:r>
             <w:r>
               <w:rPr>
@@ -27443,6 +27946,7 @@
         <w:rPr>
           <w:rFonts w:ascii="Barlow Condensed Medium" w:hAnsi="Barlow Condensed Medium"/>
           <w:noProof/>
+          <w:lang w:bidi="he-IL"/>
         </w:rPr>
         <mc:AlternateContent>
           <mc:Choice Requires="wps">
@@ -27508,7 +28012,7 @@
           </mc:Choice>
           <mc:Fallback>
             <w:pict>
-              <v:line w14:anchorId="5D2CB945" id="直線接點 6" o:spid="_x0000_s1026" style="position:absolute;z-index:251665920;visibility:visible;mso-wrap-style:square;mso-width-percent:0;mso-height-percent:0;mso-wrap-distance-left:9pt;mso-wrap-distance-top:0;mso-wrap-distance-right:9pt;mso-wrap-distance-bottom:0;mso-position-horizontal:absolute;mso-position-horizontal-relative:page;mso-position-vertical:absolute;mso-position-vertical-relative:page;mso-width-percent:0;mso-height-percent:0;mso-width-relative:margin;mso-height-relative:margin" from="343.9pt,19.85pt" to="345.05pt,710.95pt" o:gfxdata="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" strokecolor="black [3213]" strokeweight=".5pt">
+              <v:line w14:anchorId="7341143E" id="直線接點 6" o:spid="_x0000_s1026" style="position:absolute;z-index:251665920;visibility:visible;mso-wrap-style:square;mso-width-percent:0;mso-height-percent:0;mso-wrap-distance-left:9pt;mso-wrap-distance-top:0;mso-wrap-distance-right:9pt;mso-wrap-distance-bottom:0;mso-position-horizontal:absolute;mso-position-horizontal-relative:page;mso-position-vertical:absolute;mso-position-vertical-relative:page;mso-width-percent:0;mso-height-percent:0;mso-width-relative:margin;mso-height-relative:margin" from="343.9pt,19.85pt" to="345.05pt,710.95pt" o:gfxdata="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" strokecolor="black [3213]" strokeweight=".5pt">
                 <v:stroke dashstyle="3 1" joinstyle="miter"/>
                 <w10:wrap anchorx="page" anchory="page"/>
               </v:line>
@@ -27520,6 +28024,7 @@
         <w:rPr>
           <w:rFonts w:ascii="Barlow Condensed Medium" w:hAnsi="Barlow Condensed Medium"/>
           <w:noProof/>
+          <w:lang w:bidi="he-IL"/>
         </w:rPr>
         <mc:AlternateContent>
           <mc:Choice Requires="wps">
@@ -27585,7 +28090,7 @@
           </mc:Choice>
           <mc:Fallback>
             <w:pict>
-              <v:line w14:anchorId="688CBE03" id="直線接點 4" o:spid="_x0000_s1026" style="position:absolute;z-index:251661824;visibility:visible;mso-wrap-style:square;mso-width-percent:0;mso-height-percent:0;mso-wrap-distance-left:9pt;mso-wrap-distance-top:0;mso-wrap-distance-right:9pt;mso-wrap-distance-bottom:0;mso-position-horizontal:absolute;mso-position-horizontal-relative:page;mso-position-vertical:absolute;mso-position-vertical-relative:page;mso-width-percent:0;mso-height-percent:0;mso-width-relative:margin;mso-height-relative:margin" from="343.9pt,19.85pt" to="345.05pt,710.95pt" o:gfxdata="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" strokecolor="black [3213]" strokeweight=".5pt">
+              <v:line w14:anchorId="5167227C" id="直線接點 4" o:spid="_x0000_s1026" style="position:absolute;z-index:251661824;visibility:visible;mso-wrap-style:square;mso-width-percent:0;mso-height-percent:0;mso-wrap-distance-left:9pt;mso-wrap-distance-top:0;mso-wrap-distance-right:9pt;mso-wrap-distance-bottom:0;mso-position-horizontal:absolute;mso-position-horizontal-relative:page;mso-position-vertical:absolute;mso-position-vertical-relative:page;mso-width-percent:0;mso-height-percent:0;mso-width-relative:margin;mso-height-relative:margin" from="343.9pt,19.85pt" to="345.05pt,710.95pt" o:gfxdata="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" strokecolor="black [3213]" strokeweight=".5pt">
                 <v:stroke dashstyle="3 1" joinstyle="miter"/>
                 <w10:wrap anchorx="page" anchory="page"/>
               </v:line>
@@ -27774,10 +28279,51 @@
         <w:rPr>
           <w:rFonts w:ascii="Barlow Condensed Medium" w:eastAsia="華康儷金黑" w:hAnsi="Barlow Condensed Medium" w:cs="Calibri" w:hint="eastAsia"/>
           <w:color w:val="404040"/>
+          <w:w w:val="75"/>
           <w:sz w:val="26"/>
           <w:szCs w:val="26"/>
         </w:rPr>
-        <w:t>按我的正直判斷我</w:t>
+        <w:t>凡投靠祂的</w:t>
+      </w:r>
+      <w:r>
+        <w:rPr>
+          <w:rFonts w:ascii="Barlow Condensed Medium" w:eastAsia="華康儷金黑" w:hAnsi="Barlow Condensed Medium" w:cs="Calibri" w:hint="eastAsia"/>
+          <w:color w:val="404040"/>
+          <w:w w:val="75"/>
+          <w:sz w:val="26"/>
+          <w:szCs w:val="26"/>
+        </w:rPr>
+        <w:t>/</w:t>
+      </w:r>
+      <w:r>
+        <w:rPr>
+          <w:rFonts w:ascii="Barlow Condensed Medium" w:eastAsia="華康儷金黑" w:hAnsi="Barlow Condensed Medium" w:cs="Calibri" w:hint="eastAsia"/>
+          <w:color w:val="404040"/>
+          <w:w w:val="75"/>
+          <w:sz w:val="26"/>
+          <w:szCs w:val="26"/>
+        </w:rPr>
+        <w:t>除了祂</w:t>
+      </w:r>
+      <w:r>
+        <w:rPr>
+          <w:rFonts w:ascii="Barlow Condensed Medium" w:eastAsia="華康儷金黑" w:hAnsi="Barlow Condensed Medium" w:cs="Calibri" w:hint="eastAsia"/>
+          <w:color w:val="404040"/>
+          <w:w w:val="75"/>
+          <w:sz w:val="26"/>
+          <w:szCs w:val="26"/>
+        </w:rPr>
+        <w:t>,</w:t>
+      </w:r>
+      <w:r>
+        <w:rPr>
+          <w:rFonts w:ascii="Barlow Condensed Medium" w:eastAsia="華康儷金黑" w:hAnsi="Barlow Condensed Medium" w:cs="Calibri" w:hint="eastAsia"/>
+          <w:color w:val="404040"/>
+          <w:w w:val="75"/>
+          <w:sz w:val="26"/>
+          <w:szCs w:val="26"/>
+        </w:rPr>
+        <w:t>誰是　神</w:t>
       </w:r>
       <w:r>
         <w:rPr>
@@ -27874,21 +28420,12 @@
             </w:r>
             <w:r>
               <w:rPr>
-                <w:rFonts w:ascii="Barlow Condensed Medium" w:eastAsia="華康儷中黑" w:hAnsi="Barlow Condensed Medium" w:cs="Calibri" w:hint="eastAsia"/>
+                <w:rFonts w:ascii="Barlow Condensed Medium" w:eastAsia="華康儷中黑" w:hAnsi="Barlow Condensed Medium" w:cs="Calibri"/>
                 <w:w w:val="72"/>
                 <w:sz w:val="26"/>
                 <w:szCs w:val="26"/>
               </w:rPr>
-              <w:t>7*</w:t>
-            </w:r>
-            <w:r>
-              <w:rPr>
-                <w:rFonts w:ascii="Barlow Condensed Medium" w:eastAsia="華康儷中黑" w:hAnsi="Barlow Condensed Medium" w:cs="Calibri" w:hint="eastAsia"/>
-                <w:w w:val="72"/>
-                <w:sz w:val="26"/>
-                <w:szCs w:val="26"/>
-              </w:rPr>
-              <w:t xml:space="preserve"> </w:t>
+              <w:t>18:27-42</w:t>
             </w:r>
           </w:p>
         </w:tc>
@@ -27925,7 +28462,7 @@
       <w:pPr>
         <w:kinsoku w:val="0"/>
         <w:snapToGrid w:val="0"/>
-        <w:spacing w:afterLines="50" w:after="165" w:line="290" w:lineRule="exact"/>
+        <w:spacing w:afterLines="50" w:after="165" w:line="300" w:lineRule="exact"/>
         <w:jc w:val="both"/>
         <w:rPr>
           <w:rFonts w:ascii="Barlow Condensed Medium" w:eastAsia="華康細黑體" w:hAnsi="Barlow Condensed Medium" w:cs="微軟正黑體"/>
@@ -27941,7 +28478,7 @@
           <w:sz w:val="26"/>
           <w:szCs w:val="26"/>
         </w:rPr>
-        <w:t>大衛以自己被追殺作詩，不是作王之前被掃羅追殺，就是作王之後被叛變的押沙龍。因詩頭的註解提及便雅憫人古實，其人不詳，合理推測是掃羅的手下。</w:t>
+        <w:t>大衛受逼迫和逃亡的日子結束，他經驗了　神的眷顧，又得　神的幫助勝過敵人。因為以色列四境被強敵圍繞和侵擾，造就了大衛，他卻以此經歷見證　神。</w:t>
       </w:r>
       <w:r>
         <w:rPr>
@@ -27950,14 +28487,14 @@
           <w:sz w:val="26"/>
           <w:szCs w:val="26"/>
         </w:rPr>
-        <w:t>因為掃羅王就是便雅憫支派的人，又在曠野才會遇見獅子，被殺害也無人知曉。所以，這詩應該就是大衛為了躲避掃羅的追殺，藏身在曠野時所作的。在文字的意義上，大衛在危難的時候呼求　神的幫助，如同對　神的禱告。詩中描述　神榮光、值得敬畏和讚美的特質，全心信靠　神的告白，自我的反省，以及重新整理內心的信念和受逼迫的情緒。大衛表白自己為何投靠這位　神耶和華，因為祂就是信實、公義和拯救義人的　神。這世界有許多人所造的神明，滿足人們追求平安和幸福的渴望，卻是虛假的偶像。只有獨一真神耶和華，信靠祂的人，是懇求祂來審判自己內心和行為的正直。反過來看，人內心渴求什麼，人就成為什麼樣的人。偶像使人貪婪，真神卻使人正直。</w:t>
+        <w:t xml:space="preserve">　神揀選了大衛成為祂的彌賽亞和僕人來拯救以色列人，而大衛也選擇了　神耶和華成為他唯一的　神。人與　神之間以信心建立的結盟的關係。就像詩的第一節，大衛用「我愛你」來表達這個關係。是一種相知相惜，生死相許的夥伴關係。而大衛早年四處征戰的經驗，見證了這個關係的堅固不變。而這種關係，不是建立在人私下的情感或利益糾葛的義氣，卻是基於誠信、正直、公義、憫憐，和一切能造就生命的智慧和價值的相互認同和彼此守護。重要的是，大衛的生命被造就了，成為大有能力的將領、王者，又是情感和智慧豐富的詩人。不同於英雄或偉人，人們歌頌的是人類的功績，而彌賽亞和　神的僕人歌頌的，卻是那位賜能力和智慧的　神，以及真實經歷　神在他身上的作為。</w:t>
       </w:r>
     </w:p>
     <w:p>
       <w:pPr>
         <w:kinsoku w:val="0"/>
         <w:snapToGrid w:val="0"/>
-        <w:spacing w:afterLines="50" w:after="165" w:line="290" w:lineRule="exact"/>
+        <w:spacing w:afterLines="50" w:after="165" w:line="300" w:lineRule="exact"/>
         <w:jc w:val="both"/>
         <w:rPr>
           <w:rFonts w:ascii="Barlow Condensed Medium" w:eastAsia="華康細黑體" w:hAnsi="Barlow Condensed Medium" w:cs="微軟正黑體"/>
@@ -27973,7 +28510,7 @@
           <w:sz w:val="26"/>
           <w:szCs w:val="26"/>
         </w:rPr>
-        <w:t>大衛形容敵人如獅子兇猛，除了　神無人能拯救。是　神的審判或是惡人的攻擊，正是大衛捫心自問的，進而以詩歌的形式呼求　神，歌頌祂以公義掌管萬國。</w:t>
+        <w:t>詩的前半部分見證　神的信實、公義和不離不棄。又後半部分，大衛見證　神如何使他長成。他的智慧被點亮，學會信靠，作戰技巧和勇氣，又成為慈愛的王。</w:t>
       </w:r>
       <w:r>
         <w:rPr>
@@ -27982,7 +28519,7 @@
           <w:sz w:val="26"/>
           <w:szCs w:val="26"/>
         </w:rPr>
-        <w:t>大衛為自己的義申辯。在那沒有公權力的時代，報自家人的血仇被認為是公義的。相反地，以惡報善是不義，迫害無辜的人，甚至是無辜的敵人，也是不義。而大衛告白他沒有行這樣的不義，自己卻遭人不義的追殺。正因為惡者橫行，義人和無辜的人只能求告　神。看看我們的世界如何運作就能明白。為什麼年輕人會被</w:t>
+        <w:t>一開始大衛因為敵人，甚至無故地攻擊而呼求　神的幫助，如今他明白，　神是有計劃地，藉著大環境和他的敵人，當然也有朋友，使他的生命成長，造就成　神所喜悅且能被　神託負、使用的樣子。從的智慧被點亮</w:t>
       </w:r>
       <w:r>
         <w:rPr>
@@ -27991,7 +28528,7 @@
           <w:sz w:val="26"/>
           <w:szCs w:val="26"/>
         </w:rPr>
-        <w:t>強迫送醫，出院只剩器官被摘光的身體。又「國有器官」的發行人不斷被暱名恐嚇。為什麼日本名古屋的市長出來道歉，不當禁止拿有</w:t>
+        <w:t>(18:28)</w:t>
       </w:r>
       <w:r>
         <w:rPr>
@@ -28000,7 +28537,7 @@
           <w:sz w:val="26"/>
           <w:szCs w:val="26"/>
         </w:rPr>
-        <w:t>TAIWAN</w:t>
+        <w:t>開始，他認識了　神的完全且學會了投靠　神</w:t>
       </w:r>
       <w:r>
         <w:rPr>
@@ -28009,14 +28546,149 @@
           <w:sz w:val="26"/>
           <w:szCs w:val="26"/>
         </w:rPr>
-        <w:t>字樣的手巾或國旗旗幟入會場。又不當禁止台灣的運動部長入場，卻都沒有公開不當指使工作人員的人是誰。為何在民主國家會出現黑衣人攻擊民眾，因為民眾和平抗議獨裁者。更不用說充滿世界各地的監控人員。獨裁者以黑道治國，泯滅正義，而民主國家，以民意治國和公權力來維護正義。然而，尋求　神耶和華的人，是尋求更高的公義和超越在萬國之上的執行力。</w:t>
+        <w:t>(30)</w:t>
+      </w:r>
+      <w:r>
+        <w:rPr>
+          <w:rFonts w:ascii="Barlow Condensed Medium" w:eastAsia="華康細黑體" w:hAnsi="Barlow Condensed Medium" w:cs="微軟正黑體" w:hint="eastAsia"/>
+          <w:w w:val="75"/>
+          <w:sz w:val="26"/>
+          <w:szCs w:val="26"/>
+        </w:rPr>
+        <w:t>。在戰事上，他學會了勇氣</w:t>
+      </w:r>
+      <w:r>
+        <w:rPr>
+          <w:rFonts w:ascii="Barlow Condensed Medium" w:eastAsia="華康細黑體" w:hAnsi="Barlow Condensed Medium" w:cs="微軟正黑體" w:hint="eastAsia"/>
+          <w:w w:val="75"/>
+          <w:sz w:val="26"/>
+          <w:szCs w:val="26"/>
+        </w:rPr>
+        <w:t>(29)</w:t>
+      </w:r>
+      <w:r>
+        <w:rPr>
+          <w:rFonts w:ascii="Barlow Condensed Medium" w:eastAsia="華康細黑體" w:hAnsi="Barlow Condensed Medium" w:cs="微軟正黑體" w:hint="eastAsia"/>
+          <w:w w:val="75"/>
+          <w:sz w:val="26"/>
+          <w:szCs w:val="26"/>
+        </w:rPr>
+        <w:t>，學會像母鹿站在山崖的高處</w:t>
+      </w:r>
+      <w:r>
+        <w:rPr>
+          <w:rFonts w:ascii="Barlow Condensed Medium" w:eastAsia="華康細黑體" w:hAnsi="Barlow Condensed Medium" w:cs="微軟正黑體" w:hint="eastAsia"/>
+          <w:w w:val="75"/>
+          <w:sz w:val="26"/>
+          <w:szCs w:val="26"/>
+        </w:rPr>
+        <w:t>(33)</w:t>
+      </w:r>
+      <w:r>
+        <w:rPr>
+          <w:rFonts w:ascii="Barlow Condensed Medium" w:eastAsia="華康細黑體" w:hAnsi="Barlow Condensed Medium" w:cs="微軟正黑體" w:hint="eastAsia"/>
+          <w:w w:val="75"/>
+          <w:sz w:val="26"/>
+          <w:szCs w:val="26"/>
+        </w:rPr>
+        <w:t>冷靜防守，有力量和技巧拉開銅的弓</w:t>
+      </w:r>
+      <w:r>
+        <w:rPr>
+          <w:rFonts w:ascii="Barlow Condensed Medium" w:eastAsia="華康細黑體" w:hAnsi="Barlow Condensed Medium" w:cs="微軟正黑體" w:hint="eastAsia"/>
+          <w:w w:val="75"/>
+          <w:sz w:val="26"/>
+          <w:szCs w:val="26"/>
+        </w:rPr>
+        <w:t>(34)</w:t>
+      </w:r>
+      <w:r>
+        <w:rPr>
+          <w:rFonts w:ascii="Barlow Condensed Medium" w:eastAsia="華康細黑體" w:hAnsi="Barlow Condensed Medium" w:cs="微軟正黑體" w:hint="eastAsia"/>
+          <w:w w:val="75"/>
+          <w:sz w:val="26"/>
+          <w:szCs w:val="26"/>
+        </w:rPr>
+        <w:t>，又能精準抓住行動的時機，敵人追不到他，他卻能趕上敵人和得勝</w:t>
+      </w:r>
+      <w:r>
+        <w:rPr>
+          <w:rFonts w:ascii="Barlow Condensed Medium" w:eastAsia="華康細黑體" w:hAnsi="Barlow Condensed Medium" w:cs="微軟正黑體" w:hint="eastAsia"/>
+          <w:w w:val="75"/>
+          <w:sz w:val="26"/>
+          <w:szCs w:val="26"/>
+        </w:rPr>
+        <w:t>(35-40)</w:t>
+      </w:r>
+      <w:r>
+        <w:rPr>
+          <w:rFonts w:ascii="Barlow Condensed Medium" w:eastAsia="華康細黑體" w:hAnsi="Barlow Condensed Medium" w:cs="微軟正黑體" w:hint="eastAsia"/>
+          <w:w w:val="75"/>
+          <w:sz w:val="26"/>
+          <w:szCs w:val="26"/>
+        </w:rPr>
+        <w:t>。大衛說：「那位</w:t>
+      </w:r>
+      <w:r>
+        <w:rPr>
+          <w:rFonts w:ascii="Barlow Condensed Medium" w:eastAsia="華康細黑體" w:hAnsi="Barlow Condensed Medium" w:cs="微軟正黑體" w:hint="eastAsia"/>
+          <w:w w:val="75"/>
+          <w:sz w:val="26"/>
+          <w:szCs w:val="26"/>
+        </w:rPr>
+        <w:t>(</w:t>
+      </w:r>
+      <w:r>
+        <w:rPr>
+          <w:rFonts w:ascii="Barlow Condensed Medium" w:eastAsia="華康細黑體" w:hAnsi="Barlow Condensed Medium" w:cs="微軟正黑體" w:hint="eastAsia"/>
+          <w:w w:val="75"/>
+          <w:sz w:val="26"/>
+          <w:szCs w:val="26"/>
+        </w:rPr>
+        <w:t>你</w:t>
+      </w:r>
+      <w:r>
+        <w:rPr>
+          <w:rFonts w:ascii="Barlow Condensed Medium" w:eastAsia="華康細黑體" w:hAnsi="Barlow Condensed Medium" w:cs="微軟正黑體" w:hint="eastAsia"/>
+          <w:w w:val="75"/>
+          <w:sz w:val="26"/>
+          <w:szCs w:val="26"/>
+        </w:rPr>
+        <w:t>)</w:t>
+      </w:r>
+      <w:r>
+        <w:rPr>
+          <w:rFonts w:ascii="Barlow Condensed Medium" w:eastAsia="華康細黑體" w:hAnsi="Barlow Condensed Medium" w:cs="微軟正黑體" w:hint="eastAsia"/>
+          <w:w w:val="75"/>
+          <w:sz w:val="26"/>
+          <w:szCs w:val="26"/>
+        </w:rPr>
+        <w:t>以能力給我束腰」</w:t>
+      </w:r>
+      <w:r>
+        <w:rPr>
+          <w:rFonts w:ascii="Barlow Condensed Medium" w:eastAsia="華康細黑體" w:hAnsi="Barlow Condensed Medium" w:cs="微軟正黑體" w:hint="eastAsia"/>
+          <w:w w:val="75"/>
+          <w:sz w:val="26"/>
+          <w:szCs w:val="26"/>
+        </w:rPr>
+        <w:t>(32,39)</w:t>
+      </w:r>
+      <w:r>
+        <w:rPr>
+          <w:rFonts w:ascii="Barlow Condensed Medium" w:eastAsia="華康細黑體" w:hAnsi="Barlow Condensed Medium" w:cs="微軟正黑體" w:hint="eastAsia"/>
+          <w:w w:val="75"/>
+          <w:sz w:val="26"/>
+          <w:szCs w:val="26"/>
+        </w:rPr>
+        <w:t>的　神，見證了自己生命的成長，是在逆境中，能持守　神的道的成長。這種生命成長能深厚夥伴的關係，人與　神或與人皆然。</w:t>
       </w:r>
     </w:p>
     <w:p>
       <w:pPr>
         <w:kinsoku w:val="0"/>
         <w:snapToGrid w:val="0"/>
-        <w:spacing w:afterLines="50" w:after="165" w:line="290" w:lineRule="exact"/>
+        <w:spacing w:afterLines="50" w:after="165" w:line="300" w:lineRule="exact"/>
         <w:jc w:val="both"/>
         <w:rPr>
           <w:rFonts w:ascii="Barlow Condensed Medium" w:eastAsia="華康細黑體" w:hAnsi="Barlow Condensed Medium" w:cs="微軟正黑體"/>
@@ -28032,7 +28704,7 @@
           <w:sz w:val="26"/>
           <w:szCs w:val="26"/>
         </w:rPr>
-        <w:t>義人反省自己是否以惡報善，是否無故攻擊敵人。又深知惡人因為惡在內心懷胎，就生出惡行和虛謊。大衛深信　神鑑察一切，必然用各人的行為報應各人。</w:t>
+        <w:t>大衛從心中呼喊和告白「除了耶和華，誰是　神呢？」這是大衛生命經歷、出生入死的見證。見證謙卑和忠誠的人生態度，更見證只有那獨一真神配得的榮光。</w:t>
       </w:r>
       <w:r>
         <w:rPr>
@@ -28041,32 +28713,14 @@
           <w:sz w:val="26"/>
           <w:szCs w:val="26"/>
         </w:rPr>
-        <w:t>大衛的詩不但描述了　神鑑察人心、全然公義，且必信實和執行審判人的一切作為。更是表明了信靠這位　神的人在　神面前應有的態度，就是先反省自己的行為，是榮耀或是羞辱了　神。因此，人不斷思念　神，就是不斷思想公義和罪惡的差別。不只是明白什麼是義且要努力去行，更要認識什麼是惡，避免自己落入了惡的陷阱。早年有一首廣告歌叫《喜歡有什麼不可以》，為了凸顯人輕人叛逆的個人主義高唱：「只要我喜歡，有什麼不可以」，卻不知道喜歡還是有範圍的。不過感謝主，演唱者後來信主了。與大衛的詩歌作比較，如果詩篇第</w:t>
-      </w:r>
-      <w:r>
-        <w:rPr>
-          <w:rFonts w:ascii="Barlow Condensed Medium" w:eastAsia="華康細黑體" w:hAnsi="Barlow Condensed Medium" w:cs="微軟正黑體" w:hint="eastAsia"/>
-          <w:w w:val="75"/>
-          <w:sz w:val="26"/>
-          <w:szCs w:val="26"/>
-        </w:rPr>
-        <w:t>7</w:t>
-      </w:r>
-      <w:r>
-        <w:rPr>
-          <w:rFonts w:ascii="Barlow Condensed Medium" w:eastAsia="華康細黑體" w:hAnsi="Barlow Condensed Medium" w:cs="微軟正黑體" w:hint="eastAsia"/>
-          <w:w w:val="75"/>
-          <w:sz w:val="26"/>
-          <w:szCs w:val="26"/>
-        </w:rPr>
-        <w:t>篇叫《按我的正直判斷我》，可能在流行歌市場賣不了錢，卻是大多數的人所渴求的。就是公義要有標準和執行力，那就是　神了。</w:t>
+        <w:t>大衛與　神，就是人與　神的彼此忠誠信實的關係，可作為盟約關係的最高標準。這不單是一只合約或一句承諾可以久永保證的，而是能經得起時間、真理和苦難考驗才能被顯明出來的價值。而大衛，也可以說是凡投靠　神的人，用一生見證了他與　神的盟約的堅定價值，就是雙方對彼此持守信實和公義的價值。在人與人之間是對等的，然而對　神而言，祂卻願意降卑至人的高度，與人對等守約。又甚至在人的能力之外，賞賜能力，使人成長，漸漸趨向　神的完全。而唯有投靠過　神的經驗，人才能告白，人一切成就都是出於獨一真神的榮光。而任何人生高峰的經驗，都要使人認識　神。</w:t>
       </w:r>
     </w:p>
     <w:p>
       <w:pPr>
         <w:kinsoku w:val="0"/>
         <w:snapToGrid w:val="0"/>
-        <w:spacing w:afterLines="50" w:after="165" w:line="290" w:lineRule="exact"/>
+        <w:spacing w:afterLines="50" w:after="165" w:line="300" w:lineRule="exact"/>
         <w:rPr>
           <w:rFonts w:ascii="Cambria" w:eastAsia="華康細黑體" w:hAnsi="Cambria" w:cs="Cambria"/>
           <w:w w:val="75"/>
@@ -28090,7 +28744,7 @@
           <w:sz w:val="26"/>
           <w:szCs w:val="26"/>
         </w:rPr>
-        <w:t>歌頌至高的良善</w:t>
+        <w:t>跳過牆垣</w:t>
       </w:r>
       <w:r>
         <w:rPr>
@@ -28103,82 +28757,55 @@
       </w:r>
       <w:r>
         <w:rPr>
+          <w:rFonts w:ascii="Barlow Condensed Medium" w:eastAsia="華康儷中黑" w:hAnsi="Barlow Condensed Medium" w:cs="新細明體" w:hint="eastAsia"/>
+          <w:w w:val="75"/>
+          <w:sz w:val="26"/>
+          <w:szCs w:val="26"/>
+        </w:rPr>
+        <w:t>「</w:t>
+      </w:r>
+      <w:r>
+        <w:rPr>
+          <w:rFonts w:ascii="華康古印體" w:eastAsia="華康古印體" w:hAnsi="Barlow Condensed Medium" w:cs="新細明體" w:hint="eastAsia"/>
+          <w:w w:val="75"/>
+          <w:sz w:val="26"/>
+          <w:szCs w:val="26"/>
+        </w:rPr>
+        <w:t>藉著你，我攻破敵軍；靠著我的　神，我跳過牆垣。</w:t>
+      </w:r>
+      <w:r>
+        <w:rPr>
+          <w:rFonts w:ascii="Barlow Condensed Medium" w:eastAsia="華康儷中黑" w:hAnsi="Barlow Condensed Medium" w:cs="新細明體" w:hint="eastAsia"/>
+          <w:w w:val="75"/>
+          <w:sz w:val="26"/>
+          <w:szCs w:val="26"/>
+        </w:rPr>
+        <w:t>」</w:t>
+      </w:r>
+      <w:r>
+        <w:rPr>
+          <w:rFonts w:ascii="Barlow Condensed Medium" w:eastAsia="華康儷中黑" w:hAnsi="Barlow Condensed Medium" w:cs="新細明體" w:hint="eastAsia"/>
+          <w:w w:val="75"/>
+          <w:sz w:val="26"/>
+          <w:szCs w:val="26"/>
+        </w:rPr>
+        <w:t>(29)</w:t>
+      </w:r>
+      <w:r>
+        <w:rPr>
           <w:rFonts w:ascii="Cambria" w:eastAsia="華康細黑體" w:hAnsi="Cambria" w:cs="Cambria" w:hint="eastAsia"/>
           <w:w w:val="75"/>
           <w:sz w:val="26"/>
           <w:szCs w:val="26"/>
         </w:rPr>
-        <w:t>人類用歌謠描述情感的喜怒哀愁和美麗的事</w:t>
-      </w:r>
-      <w:r>
-        <w:rPr>
-          <w:rFonts w:ascii="Cambria" w:eastAsia="華康細黑體" w:hAnsi="Cambria" w:cs="Cambria" w:hint="eastAsia"/>
-          <w:w w:val="75"/>
-          <w:sz w:val="26"/>
-          <w:szCs w:val="26"/>
-        </w:rPr>
-        <w:t>物，也用它來記憶和記念崇高的行為和事物。詩歌最主要的功能就是記憶和回顧記憶中的情緒。比如要記住</w:t>
-      </w:r>
-      <w:r>
-        <w:rPr>
-          <w:rFonts w:ascii="Cambria" w:eastAsia="華康細黑體" w:hAnsi="Cambria" w:cs="Cambria" w:hint="eastAsia"/>
-          <w:w w:val="75"/>
-          <w:sz w:val="26"/>
-          <w:szCs w:val="26"/>
-        </w:rPr>
-        <w:t>24</w:t>
-      </w:r>
-      <w:r>
-        <w:rPr>
-          <w:rFonts w:ascii="Cambria" w:eastAsia="華康細黑體" w:hAnsi="Cambria" w:cs="Cambria" w:hint="eastAsia"/>
-          <w:w w:val="75"/>
-          <w:sz w:val="26"/>
-          <w:szCs w:val="26"/>
-        </w:rPr>
-        <w:t>節氣就唱：「春雨驚春清穀天，夏滿芒夏暑相連，秋處露秋寒霜降，冬雪雪冬小大寒。」要激發正義感，每次選舉前都要唱「開封有個包青天</w:t>
-      </w:r>
-      <w:r>
-        <w:rPr>
-          <w:rFonts w:ascii="Cambria" w:eastAsia="華康細黑體" w:hAnsi="Cambria" w:cs="Cambria"/>
-          <w:w w:val="75"/>
-          <w:sz w:val="26"/>
-          <w:szCs w:val="26"/>
-        </w:rPr>
-        <w:t>…</w:t>
-      </w:r>
-      <w:r>
-        <w:rPr>
-          <w:rFonts w:ascii="Cambria" w:eastAsia="華康細黑體" w:hAnsi="Cambria" w:cs="Cambria" w:hint="eastAsia"/>
-          <w:w w:val="75"/>
-          <w:sz w:val="26"/>
-          <w:szCs w:val="26"/>
-        </w:rPr>
-        <w:t>」。其實是用一種民族情懷和敬畏亡靈的祖先崇拜，試圖影響選情。然而台灣人並不想信有真正的公義，不然就不會紅包照收，包青天也照唱。你問他為什麼，他回答，有錢判生，無錢判死，天理已死。相對地，信主的人卻不一樣。歌頌至高良善的神：「你是公義主，領我走正義路</w:t>
-      </w:r>
-      <w:r>
-        <w:rPr>
-          <w:rFonts w:ascii="Cambria" w:eastAsia="華康細黑體" w:hAnsi="Cambria" w:cs="Cambria"/>
-          <w:w w:val="75"/>
-          <w:sz w:val="26"/>
-          <w:szCs w:val="26"/>
-        </w:rPr>
-        <w:t>…</w:t>
-      </w:r>
-      <w:r>
-        <w:rPr>
-          <w:rFonts w:ascii="Cambria" w:eastAsia="華康細黑體" w:hAnsi="Cambria" w:cs="Cambria" w:hint="eastAsia"/>
-          <w:w w:val="75"/>
-          <w:sz w:val="26"/>
-          <w:szCs w:val="26"/>
-        </w:rPr>
-        <w:t>」，就是信仰告白和宣告，人和世界惡的權勢橫行只是暫時。耶穌基督已經勝過世界，就是　神的公義要在未了審判世界的證據。因此，義人歡樂而歌頌。</w:t>
+        <w:t>描述真實的戰場，戰士需要勇氣和能力，但是大衛卻宣稱他的勇氣和能力是來自　神。也就是說，勇氣和能力是大衛原本沒有的，是　神使他成長而能擁有。在今日，我們真實的戰場可能是職場、家庭和各種生活場域，同事、家人、朋友、配偶、戀人，或是競爭者要成為我們生命甜密的負擔或對手。到底要如何勝過這場人生的考驗，更要問如何榮耀　神的名。關鍵就在於選對了能陪你一起成長的盟友。第一個盟友當然是　神，祂是勇氣和能力的源頭。其次可能是選擇人生的伴侶或是志同道合的工作夥伴。不可缺少的要件是，你的盟友有沒有可以讓你學習一生還不夠的美好特質，就是使你能成長的特質。這適用在挑選各種夥伴或婚姻對象上。若已經在婚姻盟約中的，就要努力找回當初相互吸引和彼此愛慕的特質。這是回復關係，勝過困境最好的方法。就是找到　神放在對方身上的美好能力，彼此學習，一同成長。</w:t>
       </w:r>
     </w:p>
     <w:p>
       <w:pPr>
         <w:kinsoku w:val="0"/>
         <w:snapToGrid w:val="0"/>
-        <w:spacing w:afterLines="50" w:after="165" w:line="290" w:lineRule="exact"/>
+        <w:spacing w:afterLines="50" w:after="165" w:line="300" w:lineRule="exact"/>
         <w:jc w:val="both"/>
         <w:rPr>
           <w:rFonts w:ascii="Barlow Condensed Medium" w:eastAsia="華康儷中黑" w:hAnsi="Barlow Condensed Medium"/>
@@ -28194,7 +28821,7 @@
           <w:sz w:val="26"/>
           <w:szCs w:val="26"/>
         </w:rPr>
-        <w:t>以詩歌頌讚，是人內心真實和深刻的信念的表達，且是自我的支持和強化。若人願意將自己的正直與否交給完全公義的　神來審判，必然要求自己以公義待人。</w:t>
+        <w:t>因為投靠耶和華，這唯一的真神，成了大衛最有力量的盾牌。　神的保護使人的內心「無懼」。就如同行在　神的話中的人一樣，正直和光明，勇敢站立。</w:t>
       </w:r>
       <w:r>
         <w:rPr>
@@ -28203,7 +28830,7 @@
           <w:sz w:val="26"/>
           <w:szCs w:val="26"/>
         </w:rPr>
-        <w:t>心理學家把「自我實現」列為滿足人生需求最高、也是最後的一項，是在所有次要需求都滿足之後。但是，信仰的力量卻要超越這個理論，使人在飢渴窮乏或死亡逼迫圍困之時，仍然能夠持守　神的公義，來實現自我的價值。信主的人，為何要歌頌讚美　神，不是為了敬拜或討好　神，因為　神並不需要。反而是人自己需要。信相　神是人能堅持行義和施行最終拯救的力量，而唱著大衛式的詩歌讚美　神，就是不斷地支持自己這樣地信靠　神：寧願讓　神按我的正直來判斷我，也不願落入惡人甜美的陷阱。</w:t>
+        <w:t>大衛的勇氣是來自信念，就是他對　神的忠誠和信心。然而不同的信念，會讓人的能力產生不同的行為。如果你的信念是救人，你一身的武藝可能成為保護人的警察；又如果是以殺人為樂，那就會成為黑道或恐怖份子。無論如何勇氣背後的信念和能力要造就人的一生。人用行為創造意義，勇氣和能力使人成長，增強了創造意義的空間。大衛用詩歌見證使他成長且造就他一生意義的起點，就是投靠了　神耶和華，那位無可取代的獨一真神，是他的勇氣和能力的供應者。</w:t>
       </w:r>
       <w:r>
         <w:rPr>
@@ -28214,10 +28841,12 @@
         </w:rPr>
         <w:sym w:font="Wingdings" w:char="F043"/>
       </w:r>
+      <w:bookmarkStart w:id="6" w:name="_GoBack"/>
+      <w:bookmarkEnd w:id="6"/>
     </w:p>
     <w:sectPr>
-      <w:headerReference w:type="even" r:id="rId17"/>
-      <w:headerReference w:type="default" r:id="rId18"/>
+      <w:headerReference w:type="even" r:id="rId18"/>
+      <w:headerReference w:type="default" r:id="rId19"/>
       <w:type w:val="evenPage"/>
       <w:pgSz w:w="20639" w:h="14572" w:orient="landscape" w:code="12"/>
       <w:pgMar w:top="794" w:right="567" w:bottom="510" w:left="567" w:header="340" w:footer="454" w:gutter="0"/>
@@ -28235,7 +28864,7 @@
 </file>
 
 <file path=word/endnotes.xml><?xml version="1.0" encoding="utf-8"?>
-<w:endnotes xmlns:wpc="http://schemas.microsoft.com/office/word/2010/wordprocessingCanvas" xmlns:cx="http://schemas.microsoft.com/office/drawing/2014/chartex" xmlns:cx1="http://schemas.microsoft.com/office/drawing/2015/9/8/chartex" xmlns:cx2="http://schemas.microsoft.com/office/drawing/2015/10/21/chartex" xmlns:cx3="http://schemas.microsoft.com/office/drawing/2016/5/9/chartex" xmlns:cx4="http://schemas.microsoft.com/office/drawing/2016/5/10/chartex" xmlns:cx5="http://schemas.microsoft.com/office/drawing/2016/5/11/chartex" xmlns:cx6="http://schemas.microsoft.com/office/drawing/2016/5/12/chartex" xmlns:cx7="http://schemas.microsoft.com/office/drawing/2016/5/13/chartex" xmlns:cx8="http://schemas.microsoft.com/office/drawing/2016/5/14/chartex" xmlns:mc="http://schemas.openxmlformats.org/markup-compatibility/2006" xmlns:aink="http://schemas.microsoft.com/office/drawing/2016/ink" xmlns:am3d="http://schemas.microsoft.com/office/drawing/2017/model3d" xmlns:o="urn:schemas-microsoft-com:office:office" xmlns:oel="http://schemas.microsoft.com/office/2019/extlst" xmlns:r="http://schemas.openxmlformats.org/officeDocument/2006/relationships" xmlns:m="http://schemas.openxmlformats.org/officeDocument/2006/math" xmlns:v="urn:schemas-microsoft-com:vml" xmlns:wp14="http://schemas.microsoft.com/office/word/2010/wordprocessingDrawing" xmlns:wp="http://schemas.openxmlformats.org/drawingml/2006/wordprocessingDrawing" xmlns:w10="urn:schemas-microsoft-com:office:word" xmlns:w="http://schemas.openxmlformats.org/wordprocessingml/2006/main" xmlns:w14="http://schemas.microsoft.com/office/word/2010/wordml" xmlns:w15="http://schemas.microsoft.com/office/word/2012/wordml" xmlns:w16cex="http://schemas.microsoft.com/office/word/2018/wordml/cex" xmlns:w16cid="http://schemas.microsoft.com/office/word/2016/wordml/cid" xmlns:w16="http://schemas.microsoft.com/office/word/2018/wordml" xmlns:w16sdtdh="http://schemas.microsoft.com/office/word/2020/wordml/sdtdatahash" xmlns:w16se="http://schemas.microsoft.com/office/word/2015/wordml/symex" xmlns:wpg="http://schemas.microsoft.com/office/word/2010/wordprocessingGroup" xmlns:wpi="http://schemas.microsoft.com/office/word/2010/wordprocessingInk" xmlns:wne="http://schemas.microsoft.com/office/word/2006/wordml" xmlns:wps="http://schemas.microsoft.com/office/word/2010/wordprocessingShape" mc:Ignorable="w14 w15 w16se w16cid w16 w16cex w16sdtdh wp14">
+<w:endnotes xmlns:wpc="http://schemas.microsoft.com/office/word/2010/wordprocessingCanvas" xmlns:mc="http://schemas.openxmlformats.org/markup-compatibility/2006" xmlns:o="urn:schemas-microsoft-com:office:office" xmlns:r="http://schemas.openxmlformats.org/officeDocument/2006/relationships" xmlns:m="http://schemas.openxmlformats.org/officeDocument/2006/math" xmlns:v="urn:schemas-microsoft-com:vml" xmlns:wp14="http://schemas.microsoft.com/office/word/2010/wordprocessingDrawing" xmlns:wp="http://schemas.openxmlformats.org/drawingml/2006/wordprocessingDrawing" xmlns:w10="urn:schemas-microsoft-com:office:word" xmlns:w="http://schemas.openxmlformats.org/wordprocessingml/2006/main" xmlns:w14="http://schemas.microsoft.com/office/word/2010/wordml" xmlns:w15="http://schemas.microsoft.com/office/word/2012/wordml" xmlns:wpg="http://schemas.microsoft.com/office/word/2010/wordprocessingGroup" xmlns:wpi="http://schemas.microsoft.com/office/word/2010/wordprocessingInk" xmlns:wne="http://schemas.microsoft.com/office/word/2006/wordml" xmlns:wps="http://schemas.microsoft.com/office/word/2010/wordprocessingShape" mc:Ignorable="w14 w15 wp14">
   <w:endnote w:type="separator" w:id="-1">
     <w:p>
       <w:r>
@@ -28254,7 +28883,7 @@
 </file>
 
 <file path=word/footnotes.xml><?xml version="1.0" encoding="utf-8"?>
-<w:footnotes xmlns:wpc="http://schemas.microsoft.com/office/word/2010/wordprocessingCanvas" xmlns:cx="http://schemas.microsoft.com/office/drawing/2014/chartex" xmlns:cx1="http://schemas.microsoft.com/office/drawing/2015/9/8/chartex" xmlns:cx2="http://schemas.microsoft.com/office/drawing/2015/10/21/chartex" xmlns:cx3="http://schemas.microsoft.com/office/drawing/2016/5/9/chartex" xmlns:cx4="http://schemas.microsoft.com/office/drawing/2016/5/10/chartex" xmlns:cx5="http://schemas.microsoft.com/office/drawing/2016/5/11/chartex" xmlns:cx6="http://schemas.microsoft.com/office/drawing/2016/5/12/chartex" xmlns:cx7="http://schemas.microsoft.com/office/drawing/2016/5/13/chartex" xmlns:cx8="http://schemas.microsoft.com/office/drawing/2016/5/14/chartex" xmlns:mc="http://schemas.openxmlformats.org/markup-compatibility/2006" xmlns:aink="http://schemas.microsoft.com/office/drawing/2016/ink" xmlns:am3d="http://schemas.microsoft.com/office/drawing/2017/model3d" xmlns:o="urn:schemas-microsoft-com:office:office" xmlns:oel="http://schemas.microsoft.com/office/2019/extlst" xmlns:r="http://schemas.openxmlformats.org/officeDocument/2006/relationships" xmlns:m="http://schemas.openxmlformats.org/officeDocument/2006/math" xmlns:v="urn:schemas-microsoft-com:vml" xmlns:wp14="http://schemas.microsoft.com/office/word/2010/wordprocessingDrawing" xmlns:wp="http://schemas.openxmlformats.org/drawingml/2006/wordprocessingDrawing" xmlns:w10="urn:schemas-microsoft-com:office:word" xmlns:w="http://schemas.openxmlformats.org/wordprocessingml/2006/main" xmlns:w14="http://schemas.microsoft.com/office/word/2010/wordml" xmlns:w15="http://schemas.microsoft.com/office/word/2012/wordml" xmlns:w16cex="http://schemas.microsoft.com/office/word/2018/wordml/cex" xmlns:w16cid="http://schemas.microsoft.com/office/word/2016/wordml/cid" xmlns:w16="http://schemas.microsoft.com/office/word/2018/wordml" xmlns:w16sdtdh="http://schemas.microsoft.com/office/word/2020/wordml/sdtdatahash" xmlns:w16se="http://schemas.microsoft.com/office/word/2015/wordml/symex" xmlns:wpg="http://schemas.microsoft.com/office/word/2010/wordprocessingGroup" xmlns:wpi="http://schemas.microsoft.com/office/word/2010/wordprocessingInk" xmlns:wne="http://schemas.microsoft.com/office/word/2006/wordml" xmlns:wps="http://schemas.microsoft.com/office/word/2010/wordprocessingShape" mc:Ignorable="w14 w15 w16se w16cid w16 w16cex w16sdtdh wp14">
+<w:footnotes xmlns:wpc="http://schemas.microsoft.com/office/word/2010/wordprocessingCanvas" xmlns:mc="http://schemas.openxmlformats.org/markup-compatibility/2006" xmlns:o="urn:schemas-microsoft-com:office:office" xmlns:r="http://schemas.openxmlformats.org/officeDocument/2006/relationships" xmlns:m="http://schemas.openxmlformats.org/officeDocument/2006/math" xmlns:v="urn:schemas-microsoft-com:vml" xmlns:wp14="http://schemas.microsoft.com/office/word/2010/wordprocessingDrawing" xmlns:wp="http://schemas.openxmlformats.org/drawingml/2006/wordprocessingDrawing" xmlns:w10="urn:schemas-microsoft-com:office:word" xmlns:w="http://schemas.openxmlformats.org/wordprocessingml/2006/main" xmlns:w14="http://schemas.microsoft.com/office/word/2010/wordml" xmlns:w15="http://schemas.microsoft.com/office/word/2012/wordml" xmlns:wpg="http://schemas.microsoft.com/office/word/2010/wordprocessingGroup" xmlns:wpi="http://schemas.microsoft.com/office/word/2010/wordprocessingInk" xmlns:wne="http://schemas.microsoft.com/office/word/2006/wordml" xmlns:wps="http://schemas.microsoft.com/office/word/2010/wordprocessingShape" mc:Ignorable="w14 w15 wp14">
   <w:footnote w:type="separator" w:id="-1">
     <w:p>
       <w:r>
@@ -28273,7 +28902,7 @@
 </file>
 
 <file path=word/header1.xml><?xml version="1.0" encoding="utf-8"?>
-<w:hdr xmlns:wpc="http://schemas.microsoft.com/office/word/2010/wordprocessingCanvas" xmlns:cx="http://schemas.microsoft.com/office/drawing/2014/chartex" xmlns:cx1="http://schemas.microsoft.com/office/drawing/2015/9/8/chartex" xmlns:cx2="http://schemas.microsoft.com/office/drawing/2015/10/21/chartex" xmlns:cx3="http://schemas.microsoft.com/office/drawing/2016/5/9/chartex" xmlns:cx4="http://schemas.microsoft.com/office/drawing/2016/5/10/chartex" xmlns:cx5="http://schemas.microsoft.com/office/drawing/2016/5/11/chartex" xmlns:cx6="http://schemas.microsoft.com/office/drawing/2016/5/12/chartex" xmlns:cx7="http://schemas.microsoft.com/office/drawing/2016/5/13/chartex" xmlns:cx8="http://schemas.microsoft.com/office/drawing/2016/5/14/chartex" xmlns:mc="http://schemas.openxmlformats.org/markup-compatibility/2006" xmlns:aink="http://schemas.microsoft.com/office/drawing/2016/ink" xmlns:am3d="http://schemas.microsoft.com/office/drawing/2017/model3d" xmlns:o="urn:schemas-microsoft-com:office:office" xmlns:oel="http://schemas.microsoft.com/office/2019/extlst" xmlns:r="http://schemas.openxmlformats.org/officeDocument/2006/relationships" xmlns:m="http://schemas.openxmlformats.org/officeDocument/2006/math" xmlns:v="urn:schemas-microsoft-com:vml" xmlns:wp14="http://schemas.microsoft.com/office/word/2010/wordprocessingDrawing" xmlns:wp="http://schemas.openxmlformats.org/drawingml/2006/wordprocessingDrawing" xmlns:w10="urn:schemas-microsoft-com:office:word" xmlns:w="http://schemas.openxmlformats.org/wordprocessingml/2006/main" xmlns:w14="http://schemas.microsoft.com/office/word/2010/wordml" xmlns:w15="http://schemas.microsoft.com/office/word/2012/wordml" xmlns:w16cex="http://schemas.microsoft.com/office/word/2018/wordml/cex" xmlns:w16cid="http://schemas.microsoft.com/office/word/2016/wordml/cid" xmlns:w16="http://schemas.microsoft.com/office/word/2018/wordml" xmlns:w16sdtdh="http://schemas.microsoft.com/office/word/2020/wordml/sdtdatahash" xmlns:w16se="http://schemas.microsoft.com/office/word/2015/wordml/symex" xmlns:wpg="http://schemas.microsoft.com/office/word/2010/wordprocessingGroup" xmlns:wpi="http://schemas.microsoft.com/office/word/2010/wordprocessingInk" xmlns:wne="http://schemas.microsoft.com/office/word/2006/wordml" xmlns:wps="http://schemas.microsoft.com/office/word/2010/wordprocessingShape" mc:Ignorable="w14 w15 w16se w16cid w16 w16cex w16sdtdh wp14">
+<w:hdr xmlns:wpc="http://schemas.microsoft.com/office/word/2010/wordprocessingCanvas" xmlns:mc="http://schemas.openxmlformats.org/markup-compatibility/2006" xmlns:o="urn:schemas-microsoft-com:office:office" xmlns:r="http://schemas.openxmlformats.org/officeDocument/2006/relationships" xmlns:m="http://schemas.openxmlformats.org/officeDocument/2006/math" xmlns:v="urn:schemas-microsoft-com:vml" xmlns:wp14="http://schemas.microsoft.com/office/word/2010/wordprocessingDrawing" xmlns:wp="http://schemas.openxmlformats.org/drawingml/2006/wordprocessingDrawing" xmlns:w10="urn:schemas-microsoft-com:office:word" xmlns:w="http://schemas.openxmlformats.org/wordprocessingml/2006/main" xmlns:w14="http://schemas.microsoft.com/office/word/2010/wordml" xmlns:w15="http://schemas.microsoft.com/office/word/2012/wordml" xmlns:wpg="http://schemas.microsoft.com/office/word/2010/wordprocessingGroup" xmlns:wpi="http://schemas.microsoft.com/office/word/2010/wordprocessingInk" xmlns:wne="http://schemas.microsoft.com/office/word/2006/wordml" xmlns:wps="http://schemas.microsoft.com/office/word/2010/wordprocessingShape" mc:Ignorable="w14 w15 wp14">
   <w:p>
     <w:pPr>
       <w:pStyle w:val="a4"/>
@@ -28731,7 +29360,7 @@
 </file>
 
 <file path=word/header2.xml><?xml version="1.0" encoding="utf-8"?>
-<w:hdr xmlns:wpc="http://schemas.microsoft.com/office/word/2010/wordprocessingCanvas" xmlns:cx="http://schemas.microsoft.com/office/drawing/2014/chartex" xmlns:cx1="http://schemas.microsoft.com/office/drawing/2015/9/8/chartex" xmlns:cx2="http://schemas.microsoft.com/office/drawing/2015/10/21/chartex" xmlns:cx3="http://schemas.microsoft.com/office/drawing/2016/5/9/chartex" xmlns:cx4="http://schemas.microsoft.com/office/drawing/2016/5/10/chartex" xmlns:cx5="http://schemas.microsoft.com/office/drawing/2016/5/11/chartex" xmlns:cx6="http://schemas.microsoft.com/office/drawing/2016/5/12/chartex" xmlns:cx7="http://schemas.microsoft.com/office/drawing/2016/5/13/chartex" xmlns:cx8="http://schemas.microsoft.com/office/drawing/2016/5/14/chartex" xmlns:mc="http://schemas.openxmlformats.org/markup-compatibility/2006" xmlns:aink="http://schemas.microsoft.com/office/drawing/2016/ink" xmlns:am3d="http://schemas.microsoft.com/office/drawing/2017/model3d" xmlns:o="urn:schemas-microsoft-com:office:office" xmlns:oel="http://schemas.microsoft.com/office/2019/extlst" xmlns:r="http://schemas.openxmlformats.org/officeDocument/2006/relationships" xmlns:m="http://schemas.openxmlformats.org/officeDocument/2006/math" xmlns:v="urn:schemas-microsoft-com:vml" xmlns:wp14="http://schemas.microsoft.com/office/word/2010/wordprocessingDrawing" xmlns:wp="http://schemas.openxmlformats.org/drawingml/2006/wordprocessingDrawing" xmlns:w10="urn:schemas-microsoft-com:office:word" xmlns:w="http://schemas.openxmlformats.org/wordprocessingml/2006/main" xmlns:w14="http://schemas.microsoft.com/office/word/2010/wordml" xmlns:w15="http://schemas.microsoft.com/office/word/2012/wordml" xmlns:w16cex="http://schemas.microsoft.com/office/word/2018/wordml/cex" xmlns:w16cid="http://schemas.microsoft.com/office/word/2016/wordml/cid" xmlns:w16="http://schemas.microsoft.com/office/word/2018/wordml" xmlns:w16sdtdh="http://schemas.microsoft.com/office/word/2020/wordml/sdtdatahash" xmlns:w16se="http://schemas.microsoft.com/office/word/2015/wordml/symex" xmlns:wpg="http://schemas.microsoft.com/office/word/2010/wordprocessingGroup" xmlns:wpi="http://schemas.microsoft.com/office/word/2010/wordprocessingInk" xmlns:wne="http://schemas.microsoft.com/office/word/2006/wordml" xmlns:wps="http://schemas.microsoft.com/office/word/2010/wordprocessingShape" mc:Ignorable="w14 w15 w16se w16cid w16 w16cex w16sdtdh wp14">
+<w:hdr xmlns:wpc="http://schemas.microsoft.com/office/word/2010/wordprocessingCanvas" xmlns:mc="http://schemas.openxmlformats.org/markup-compatibility/2006" xmlns:o="urn:schemas-microsoft-com:office:office" xmlns:r="http://schemas.openxmlformats.org/officeDocument/2006/relationships" xmlns:m="http://schemas.openxmlformats.org/officeDocument/2006/math" xmlns:v="urn:schemas-microsoft-com:vml" xmlns:wp14="http://schemas.microsoft.com/office/word/2010/wordprocessingDrawing" xmlns:wp="http://schemas.openxmlformats.org/drawingml/2006/wordprocessingDrawing" xmlns:w10="urn:schemas-microsoft-com:office:word" xmlns:w="http://schemas.openxmlformats.org/wordprocessingml/2006/main" xmlns:w14="http://schemas.microsoft.com/office/word/2010/wordml" xmlns:w15="http://schemas.microsoft.com/office/word/2012/wordml" xmlns:wpg="http://schemas.microsoft.com/office/word/2010/wordprocessingGroup" xmlns:wpi="http://schemas.microsoft.com/office/word/2010/wordprocessingInk" xmlns:wne="http://schemas.microsoft.com/office/word/2006/wordml" xmlns:wps="http://schemas.microsoft.com/office/word/2010/wordprocessingShape" mc:Ignorable="w14 w15 wp14">
   <w:p>
     <w:pPr>
       <w:pStyle w:val="a4"/>
@@ -29189,7 +29818,7 @@
 </file>
 
 <file path=word/header3.xml><?xml version="1.0" encoding="utf-8"?>
-<w:hdr xmlns:wpc="http://schemas.microsoft.com/office/word/2010/wordprocessingCanvas" xmlns:cx="http://schemas.microsoft.com/office/drawing/2014/chartex" xmlns:cx1="http://schemas.microsoft.com/office/drawing/2015/9/8/chartex" xmlns:cx2="http://schemas.microsoft.com/office/drawing/2015/10/21/chartex" xmlns:cx3="http://schemas.microsoft.com/office/drawing/2016/5/9/chartex" xmlns:cx4="http://schemas.microsoft.com/office/drawing/2016/5/10/chartex" xmlns:cx5="http://schemas.microsoft.com/office/drawing/2016/5/11/chartex" xmlns:cx6="http://schemas.microsoft.com/office/drawing/2016/5/12/chartex" xmlns:cx7="http://schemas.microsoft.com/office/drawing/2016/5/13/chartex" xmlns:cx8="http://schemas.microsoft.com/office/drawing/2016/5/14/chartex" xmlns:mc="http://schemas.openxmlformats.org/markup-compatibility/2006" xmlns:aink="http://schemas.microsoft.com/office/drawing/2016/ink" xmlns:am3d="http://schemas.microsoft.com/office/drawing/2017/model3d" xmlns:o="urn:schemas-microsoft-com:office:office" xmlns:oel="http://schemas.microsoft.com/office/2019/extlst" xmlns:r="http://schemas.openxmlformats.org/officeDocument/2006/relationships" xmlns:m="http://schemas.openxmlformats.org/officeDocument/2006/math" xmlns:v="urn:schemas-microsoft-com:vml" xmlns:wp14="http://schemas.microsoft.com/office/word/2010/wordprocessingDrawing" xmlns:wp="http://schemas.openxmlformats.org/drawingml/2006/wordprocessingDrawing" xmlns:w10="urn:schemas-microsoft-com:office:word" xmlns:w="http://schemas.openxmlformats.org/wordprocessingml/2006/main" xmlns:w14="http://schemas.microsoft.com/office/word/2010/wordml" xmlns:w15="http://schemas.microsoft.com/office/word/2012/wordml" xmlns:w16cex="http://schemas.microsoft.com/office/word/2018/wordml/cex" xmlns:w16cid="http://schemas.microsoft.com/office/word/2016/wordml/cid" xmlns:w16="http://schemas.microsoft.com/office/word/2018/wordml" xmlns:w16sdtdh="http://schemas.microsoft.com/office/word/2020/wordml/sdtdatahash" xmlns:w16se="http://schemas.microsoft.com/office/word/2015/wordml/symex" xmlns:wpg="http://schemas.microsoft.com/office/word/2010/wordprocessingGroup" xmlns:wpi="http://schemas.microsoft.com/office/word/2010/wordprocessingInk" xmlns:wne="http://schemas.microsoft.com/office/word/2006/wordml" xmlns:wps="http://schemas.microsoft.com/office/word/2010/wordprocessingShape" mc:Ignorable="w14 w15 w16se w16cid w16 w16cex w16sdtdh wp14">
+<w:hdr xmlns:wpc="http://schemas.microsoft.com/office/word/2010/wordprocessingCanvas" xmlns:mc="http://schemas.openxmlformats.org/markup-compatibility/2006" xmlns:o="urn:schemas-microsoft-com:office:office" xmlns:r="http://schemas.openxmlformats.org/officeDocument/2006/relationships" xmlns:m="http://schemas.openxmlformats.org/officeDocument/2006/math" xmlns:v="urn:schemas-microsoft-com:vml" xmlns:wp14="http://schemas.microsoft.com/office/word/2010/wordprocessingDrawing" xmlns:wp="http://schemas.openxmlformats.org/drawingml/2006/wordprocessingDrawing" xmlns:w10="urn:schemas-microsoft-com:office:word" xmlns:w="http://schemas.openxmlformats.org/wordprocessingml/2006/main" xmlns:w14="http://schemas.microsoft.com/office/word/2010/wordml" xmlns:w15="http://schemas.microsoft.com/office/word/2012/wordml" xmlns:wpg="http://schemas.microsoft.com/office/word/2010/wordprocessingGroup" xmlns:wpi="http://schemas.microsoft.com/office/word/2010/wordprocessingInk" xmlns:wne="http://schemas.microsoft.com/office/word/2006/wordml" xmlns:wps="http://schemas.microsoft.com/office/word/2010/wordprocessingShape" mc:Ignorable="w14 w15 wp14">
   <w:p>
     <w:pPr>
       <w:pStyle w:val="a4"/>
@@ -29647,7 +30276,7 @@
 </file>
 
 <file path=word/header4.xml><?xml version="1.0" encoding="utf-8"?>
-<w:hdr xmlns:wpc="http://schemas.microsoft.com/office/word/2010/wordprocessingCanvas" xmlns:cx="http://schemas.microsoft.com/office/drawing/2014/chartex" xmlns:cx1="http://schemas.microsoft.com/office/drawing/2015/9/8/chartex" xmlns:cx2="http://schemas.microsoft.com/office/drawing/2015/10/21/chartex" xmlns:cx3="http://schemas.microsoft.com/office/drawing/2016/5/9/chartex" xmlns:cx4="http://schemas.microsoft.com/office/drawing/2016/5/10/chartex" xmlns:cx5="http://schemas.microsoft.com/office/drawing/2016/5/11/chartex" xmlns:cx6="http://schemas.microsoft.com/office/drawing/2016/5/12/chartex" xmlns:cx7="http://schemas.microsoft.com/office/drawing/2016/5/13/chartex" xmlns:cx8="http://schemas.microsoft.com/office/drawing/2016/5/14/chartex" xmlns:mc="http://schemas.openxmlformats.org/markup-compatibility/2006" xmlns:aink="http://schemas.microsoft.com/office/drawing/2016/ink" xmlns:am3d="http://schemas.microsoft.com/office/drawing/2017/model3d" xmlns:o="urn:schemas-microsoft-com:office:office" xmlns:oel="http://schemas.microsoft.com/office/2019/extlst" xmlns:r="http://schemas.openxmlformats.org/officeDocument/2006/relationships" xmlns:m="http://schemas.openxmlformats.org/officeDocument/2006/math" xmlns:v="urn:schemas-microsoft-com:vml" xmlns:wp14="http://schemas.microsoft.com/office/word/2010/wordprocessingDrawing" xmlns:wp="http://schemas.openxmlformats.org/drawingml/2006/wordprocessingDrawing" xmlns:w10="urn:schemas-microsoft-com:office:word" xmlns:w="http://schemas.openxmlformats.org/wordprocessingml/2006/main" xmlns:w14="http://schemas.microsoft.com/office/word/2010/wordml" xmlns:w15="http://schemas.microsoft.com/office/word/2012/wordml" xmlns:w16cex="http://schemas.microsoft.com/office/word/2018/wordml/cex" xmlns:w16cid="http://schemas.microsoft.com/office/word/2016/wordml/cid" xmlns:w16="http://schemas.microsoft.com/office/word/2018/wordml" xmlns:w16sdtdh="http://schemas.microsoft.com/office/word/2020/wordml/sdtdatahash" xmlns:w16se="http://schemas.microsoft.com/office/word/2015/wordml/symex" xmlns:wpg="http://schemas.microsoft.com/office/word/2010/wordprocessingGroup" xmlns:wpi="http://schemas.microsoft.com/office/word/2010/wordprocessingInk" xmlns:wne="http://schemas.microsoft.com/office/word/2006/wordml" xmlns:wps="http://schemas.microsoft.com/office/word/2010/wordprocessingShape" mc:Ignorable="w14 w15 w16se w16cid w16 w16cex w16sdtdh wp14">
+<w:hdr xmlns:wpc="http://schemas.microsoft.com/office/word/2010/wordprocessingCanvas" xmlns:mc="http://schemas.openxmlformats.org/markup-compatibility/2006" xmlns:o="urn:schemas-microsoft-com:office:office" xmlns:r="http://schemas.openxmlformats.org/officeDocument/2006/relationships" xmlns:m="http://schemas.openxmlformats.org/officeDocument/2006/math" xmlns:v="urn:schemas-microsoft-com:vml" xmlns:wp14="http://schemas.microsoft.com/office/word/2010/wordprocessingDrawing" xmlns:wp="http://schemas.openxmlformats.org/drawingml/2006/wordprocessingDrawing" xmlns:w10="urn:schemas-microsoft-com:office:word" xmlns:w="http://schemas.openxmlformats.org/wordprocessingml/2006/main" xmlns:w14="http://schemas.microsoft.com/office/word/2010/wordml" xmlns:w15="http://schemas.microsoft.com/office/word/2012/wordml" xmlns:wpg="http://schemas.microsoft.com/office/word/2010/wordprocessingGroup" xmlns:wpi="http://schemas.microsoft.com/office/word/2010/wordprocessingInk" xmlns:wne="http://schemas.microsoft.com/office/word/2006/wordml" xmlns:wps="http://schemas.microsoft.com/office/word/2010/wordprocessingShape" mc:Ignorable="w14 w15 wp14">
   <w:p>
     <w:pPr>
       <w:pStyle w:val="a4"/>
@@ -30105,7 +30734,7 @@
 </file>
 
 <file path=word/numbering.xml><?xml version="1.0" encoding="utf-8"?>
-<w:numbering xmlns:wpc="http://schemas.microsoft.com/office/word/2010/wordprocessingCanvas" xmlns:cx="http://schemas.microsoft.com/office/drawing/2014/chartex" xmlns:cx1="http://schemas.microsoft.com/office/drawing/2015/9/8/chartex" xmlns:cx2="http://schemas.microsoft.com/office/drawing/2015/10/21/chartex" xmlns:cx3="http://schemas.microsoft.com/office/drawing/2016/5/9/chartex" xmlns:cx4="http://schemas.microsoft.com/office/drawing/2016/5/10/chartex" xmlns:cx5="http://schemas.microsoft.com/office/drawing/2016/5/11/chartex" xmlns:cx6="http://schemas.microsoft.com/office/drawing/2016/5/12/chartex" xmlns:cx7="http://schemas.microsoft.com/office/drawing/2016/5/13/chartex" xmlns:cx8="http://schemas.microsoft.com/office/drawing/2016/5/14/chartex" xmlns:mc="http://schemas.openxmlformats.org/markup-compatibility/2006" xmlns:aink="http://schemas.microsoft.com/office/drawing/2016/ink" xmlns:am3d="http://schemas.microsoft.com/office/drawing/2017/model3d" xmlns:o="urn:schemas-microsoft-com:office:office" xmlns:oel="http://schemas.microsoft.com/office/2019/extlst" xmlns:r="http://schemas.openxmlformats.org/officeDocument/2006/relationships" xmlns:m="http://schemas.openxmlformats.org/officeDocument/2006/math" xmlns:v="urn:schemas-microsoft-com:vml" xmlns:wp14="http://schemas.microsoft.com/office/word/2010/wordprocessingDrawing" xmlns:wp="http://schemas.openxmlformats.org/drawingml/2006/wordprocessingDrawing" xmlns:w10="urn:schemas-microsoft-com:office:word" xmlns:w="http://schemas.openxmlformats.org/wordprocessingml/2006/main" xmlns:w14="http://schemas.microsoft.com/office/word/2010/wordml" xmlns:w15="http://schemas.microsoft.com/office/word/2012/wordml" xmlns:w16cex="http://schemas.microsoft.com/office/word/2018/wordml/cex" xmlns:w16cid="http://schemas.microsoft.com/office/word/2016/wordml/cid" xmlns:w16="http://schemas.microsoft.com/office/word/2018/wordml" xmlns:w16sdtdh="http://schemas.microsoft.com/office/word/2020/wordml/sdtdatahash" xmlns:w16se="http://schemas.microsoft.com/office/word/2015/wordml/symex" xmlns:wpg="http://schemas.microsoft.com/office/word/2010/wordprocessingGroup" xmlns:wpi="http://schemas.microsoft.com/office/word/2010/wordprocessingInk" xmlns:wne="http://schemas.microsoft.com/office/word/2006/wordml" xmlns:wps="http://schemas.microsoft.com/office/word/2010/wordprocessingShape" mc:Ignorable="w14 w15 w16se w16cid w16 w16cex w16sdtdh wp14">
+<w:numbering xmlns:wpc="http://schemas.microsoft.com/office/word/2010/wordprocessingCanvas" xmlns:mc="http://schemas.openxmlformats.org/markup-compatibility/2006" xmlns:o="urn:schemas-microsoft-com:office:office" xmlns:r="http://schemas.openxmlformats.org/officeDocument/2006/relationships" xmlns:m="http://schemas.openxmlformats.org/officeDocument/2006/math" xmlns:v="urn:schemas-microsoft-com:vml" xmlns:wp14="http://schemas.microsoft.com/office/word/2010/wordprocessingDrawing" xmlns:wp="http://schemas.openxmlformats.org/drawingml/2006/wordprocessingDrawing" xmlns:w10="urn:schemas-microsoft-com:office:word" xmlns:w="http://schemas.openxmlformats.org/wordprocessingml/2006/main" xmlns:w14="http://schemas.microsoft.com/office/word/2010/wordml" xmlns:w15="http://schemas.microsoft.com/office/word/2012/wordml" xmlns:wpg="http://schemas.microsoft.com/office/word/2010/wordprocessingGroup" xmlns:wpi="http://schemas.microsoft.com/office/word/2010/wordprocessingInk" xmlns:wne="http://schemas.microsoft.com/office/word/2006/wordml" xmlns:wps="http://schemas.microsoft.com/office/word/2010/wordprocessingShape" mc:Ignorable="w14 w15 wp14">
   <w:abstractNum w:abstractNumId="0" w15:restartNumberingAfterBreak="0">
     <w:nsid w:val="0397573A"/>
     <w:multiLevelType w:val="hybridMultilevel"/>
@@ -31797,68 +32426,68 @@
       </w:pPr>
     </w:lvl>
   </w:abstractNum>
-  <w:num w:numId="1" w16cid:durableId="1274241805">
+  <w:num w:numId="1">
     <w:abstractNumId w:val="18"/>
   </w:num>
-  <w:num w:numId="2" w16cid:durableId="1158231235">
+  <w:num w:numId="2">
     <w:abstractNumId w:val="5"/>
   </w:num>
-  <w:num w:numId="3" w16cid:durableId="946427850">
+  <w:num w:numId="3">
     <w:abstractNumId w:val="9"/>
   </w:num>
-  <w:num w:numId="4" w16cid:durableId="479998786">
+  <w:num w:numId="4">
     <w:abstractNumId w:val="3"/>
   </w:num>
-  <w:num w:numId="5" w16cid:durableId="121115458">
+  <w:num w:numId="5">
     <w:abstractNumId w:val="10"/>
   </w:num>
-  <w:num w:numId="6" w16cid:durableId="1484278975">
+  <w:num w:numId="6">
     <w:abstractNumId w:val="17"/>
   </w:num>
-  <w:num w:numId="7" w16cid:durableId="2123725101">
+  <w:num w:numId="7">
     <w:abstractNumId w:val="16"/>
   </w:num>
-  <w:num w:numId="8" w16cid:durableId="1548299517">
+  <w:num w:numId="8">
     <w:abstractNumId w:val="8"/>
   </w:num>
-  <w:num w:numId="9" w16cid:durableId="1250232285">
+  <w:num w:numId="9">
     <w:abstractNumId w:val="14"/>
   </w:num>
-  <w:num w:numId="10" w16cid:durableId="1765614961">
+  <w:num w:numId="10">
     <w:abstractNumId w:val="4"/>
   </w:num>
-  <w:num w:numId="11" w16cid:durableId="130833404">
+  <w:num w:numId="11">
     <w:abstractNumId w:val="11"/>
   </w:num>
-  <w:num w:numId="12" w16cid:durableId="1393650449">
+  <w:num w:numId="12">
     <w:abstractNumId w:val="2"/>
   </w:num>
-  <w:num w:numId="13" w16cid:durableId="48575096">
+  <w:num w:numId="13">
     <w:abstractNumId w:val="12"/>
   </w:num>
-  <w:num w:numId="14" w16cid:durableId="172300991">
+  <w:num w:numId="14">
     <w:abstractNumId w:val="13"/>
   </w:num>
-  <w:num w:numId="15" w16cid:durableId="1404521612">
+  <w:num w:numId="15">
     <w:abstractNumId w:val="1"/>
   </w:num>
-  <w:num w:numId="16" w16cid:durableId="1587225751">
+  <w:num w:numId="16">
     <w:abstractNumId w:val="0"/>
   </w:num>
-  <w:num w:numId="17" w16cid:durableId="491020835">
+  <w:num w:numId="17">
     <w:abstractNumId w:val="15"/>
   </w:num>
-  <w:num w:numId="18" w16cid:durableId="160044619">
+  <w:num w:numId="18">
     <w:abstractNumId w:val="7"/>
   </w:num>
-  <w:num w:numId="19" w16cid:durableId="1432967282">
+  <w:num w:numId="19">
     <w:abstractNumId w:val="6"/>
   </w:num>
 </w:numbering>
 </file>
 
 <file path=word/styles.xml><?xml version="1.0" encoding="utf-8"?>
-<w:styles xmlns:mc="http://schemas.openxmlformats.org/markup-compatibility/2006" xmlns:r="http://schemas.openxmlformats.org/officeDocument/2006/relationships" xmlns:w="http://schemas.openxmlformats.org/wordprocessingml/2006/main" xmlns:w14="http://schemas.microsoft.com/office/word/2010/wordml" xmlns:w15="http://schemas.microsoft.com/office/word/2012/wordml" xmlns:w16cex="http://schemas.microsoft.com/office/word/2018/wordml/cex" xmlns:w16cid="http://schemas.microsoft.com/office/word/2016/wordml/cid" xmlns:w16="http://schemas.microsoft.com/office/word/2018/wordml" xmlns:w16sdtdh="http://schemas.microsoft.com/office/word/2020/wordml/sdtdatahash" xmlns:w16se="http://schemas.microsoft.com/office/word/2015/wordml/symex" mc:Ignorable="w14 w15 w16se w16cid w16 w16cex w16sdtdh">
+<w:styles xmlns:mc="http://schemas.openxmlformats.org/markup-compatibility/2006" xmlns:r="http://schemas.openxmlformats.org/officeDocument/2006/relationships" xmlns:w="http://schemas.openxmlformats.org/wordprocessingml/2006/main" xmlns:w14="http://schemas.microsoft.com/office/word/2010/wordml" xmlns:w15="http://schemas.microsoft.com/office/word/2012/wordml" mc:Ignorable="w14 w15">
   <w:docDefaults>
     <w:rPrDefault>
       <w:rPr>
@@ -31871,7 +32500,7 @@
     </w:rPrDefault>
     <w:pPrDefault/>
   </w:docDefaults>
-  <w:latentStyles w:defLockedState="0" w:defUIPriority="99" w:defSemiHidden="0" w:defUnhideWhenUsed="0" w:defQFormat="0" w:count="376">
+  <w:latentStyles w:defLockedState="0" w:defUIPriority="99" w:defSemiHidden="0" w:defUnhideWhenUsed="0" w:defQFormat="0" w:count="371">
     <w:lsdException w:name="Normal" w:uiPriority="0" w:qFormat="1"/>
     <w:lsdException w:name="heading 1" w:uiPriority="9" w:qFormat="1"/>
     <w:lsdException w:name="heading 2" w:semiHidden="1" w:uiPriority="9" w:unhideWhenUsed="1" w:qFormat="1"/>
@@ -32243,11 +32872,6 @@
     <w:lsdException w:name="List Table 5 Dark Accent 6" w:uiPriority="50"/>
     <w:lsdException w:name="List Table 6 Colorful Accent 6" w:uiPriority="51"/>
     <w:lsdException w:name="List Table 7 Colorful Accent 6" w:uiPriority="52"/>
-    <w:lsdException w:name="Mention" w:semiHidden="1" w:unhideWhenUsed="1"/>
-    <w:lsdException w:name="Smart Hyperlink" w:semiHidden="1" w:unhideWhenUsed="1"/>
-    <w:lsdException w:name="Hashtag" w:semiHidden="1" w:unhideWhenUsed="1"/>
-    <w:lsdException w:name="Unresolved Mention" w:semiHidden="1" w:unhideWhenUsed="1"/>
-    <w:lsdException w:name="Smart Link" w:semiHidden="1" w:unhideWhenUsed="1"/>
   </w:latentStyles>
   <w:style w:type="paragraph" w:default="1" w:styleId="a">
     <w:name w:val="Normal"/>
@@ -32903,7 +33527,7 @@
 </file>
 
 <file path=customXml/itemProps1.xml><?xml version="1.0" encoding="utf-8"?>
-<ds:datastoreItem xmlns:ds="http://schemas.openxmlformats.org/officeDocument/2006/customXml" ds:itemID="{37EA9E21-D5A4-4427-80E0-499FEEB02224}">
+<ds:datastoreItem xmlns:ds="http://schemas.openxmlformats.org/officeDocument/2006/customXml" ds:itemID="{250CE1B4-9313-4F79-9F96-006E6A3374CB}">
   <ds:schemaRefs>
     <ds:schemaRef ds:uri="http://schemas.openxmlformats.org/officeDocument/2006/bibliography"/>
   </ds:schemaRefs>

--- a/新泰週報20261011[2641]B4F.docx
+++ b/新泰週報20261011[2641]B4F.docx
@@ -2111,7 +2111,20 @@
                 <w:szCs w:val="26"/>
                 <w:lang w:bidi="he-IL"/>
               </w:rPr>
-              <w:t>本主日</w:t>
+              <w:t>下</w:t>
+            </w:r>
+            <w:bookmarkStart w:id="6" w:name="_GoBack"/>
+            <w:bookmarkEnd w:id="6"/>
+            <w:r>
+              <w:rPr>
+                <w:rFonts w:ascii="Barlow Condensed Medium" w:eastAsia="標楷體" w:hAnsi="Barlow Condensed Medium" w:cs="Segoe UI Symbol" w:hint="eastAsia"/>
+                <w:noProof/>
+                <w:w w:val="90"/>
+                <w:sz w:val="26"/>
+                <w:szCs w:val="26"/>
+                <w:lang w:bidi="he-IL"/>
+              </w:rPr>
+              <w:t>主日</w:t>
             </w:r>
             <w:r>
               <w:rPr>
@@ -15745,7 +15758,7 @@
           </mc:Choice>
           <mc:Fallback>
             <w:pict>
-              <v:line w14:anchorId="4BE3348F" id="直線接點 2" o:spid="_x0000_s1026" style="position:absolute;z-index:251653632;visibility:visible;mso-wrap-style:square;mso-height-percent:0;mso-wrap-distance-left:9pt;mso-wrap-distance-top:0;mso-wrap-distance-right:9pt;mso-wrap-distance-bottom:0;mso-position-horizontal:absolute;mso-position-horizontal-relative:page;mso-position-vertical:absolute;mso-position-vertical-relative:page;mso-height-percent:0;mso-height-relative:margin" from="687.75pt,19.85pt" to="687.75pt,709.8pt" o:gfxdata="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" strokecolor="black [3213]" strokeweight=".5pt">
+              <v:line w14:anchorId="2CEA7F57" id="直線接點 2" o:spid="_x0000_s1026" style="position:absolute;z-index:251653632;visibility:visible;mso-wrap-style:square;mso-height-percent:0;mso-wrap-distance-left:9pt;mso-wrap-distance-top:0;mso-wrap-distance-right:9pt;mso-wrap-distance-bottom:0;mso-position-horizontal:absolute;mso-position-horizontal-relative:page;mso-position-vertical:absolute;mso-position-vertical-relative:page;mso-height-percent:0;mso-height-relative:margin" from="687.75pt,19.85pt" to="687.75pt,709.8pt" o:gfxdata="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" strokecolor="black [3213]" strokeweight=".5pt">
                 <v:stroke dashstyle="3 1" joinstyle="miter"/>
                 <w10:wrap anchorx="page" anchory="page"/>
               </v:line>
@@ -28012,7 +28025,7 @@
           </mc:Choice>
           <mc:Fallback>
             <w:pict>
-              <v:line w14:anchorId="7341143E" id="直線接點 6" o:spid="_x0000_s1026" style="position:absolute;z-index:251665920;visibility:visible;mso-wrap-style:square;mso-width-percent:0;mso-height-percent:0;mso-wrap-distance-left:9pt;mso-wrap-distance-top:0;mso-wrap-distance-right:9pt;mso-wrap-distance-bottom:0;mso-position-horizontal:absolute;mso-position-horizontal-relative:page;mso-position-vertical:absolute;mso-position-vertical-relative:page;mso-width-percent:0;mso-height-percent:0;mso-width-relative:margin;mso-height-relative:margin" from="343.9pt,19.85pt" to="345.05pt,710.95pt" o:gfxdata="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" strokecolor="black [3213]" strokeweight=".5pt">
+              <v:line w14:anchorId="465D767D" id="直線接點 6" o:spid="_x0000_s1026" style="position:absolute;z-index:251665920;visibility:visible;mso-wrap-style:square;mso-width-percent:0;mso-height-percent:0;mso-wrap-distance-left:9pt;mso-wrap-distance-top:0;mso-wrap-distance-right:9pt;mso-wrap-distance-bottom:0;mso-position-horizontal:absolute;mso-position-horizontal-relative:page;mso-position-vertical:absolute;mso-position-vertical-relative:page;mso-width-percent:0;mso-height-percent:0;mso-width-relative:margin;mso-height-relative:margin" from="343.9pt,19.85pt" to="345.05pt,710.95pt" o:gfxdata="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" strokecolor="black [3213]" strokeweight=".5pt">
                 <v:stroke dashstyle="3 1" joinstyle="miter"/>
                 <w10:wrap anchorx="page" anchory="page"/>
               </v:line>
@@ -28090,7 +28103,7 @@
           </mc:Choice>
           <mc:Fallback>
             <w:pict>
-              <v:line w14:anchorId="5167227C" id="直線接點 4" o:spid="_x0000_s1026" style="position:absolute;z-index:251661824;visibility:visible;mso-wrap-style:square;mso-width-percent:0;mso-height-percent:0;mso-wrap-distance-left:9pt;mso-wrap-distance-top:0;mso-wrap-distance-right:9pt;mso-wrap-distance-bottom:0;mso-position-horizontal:absolute;mso-position-horizontal-relative:page;mso-position-vertical:absolute;mso-position-vertical-relative:page;mso-width-percent:0;mso-height-percent:0;mso-width-relative:margin;mso-height-relative:margin" from="343.9pt,19.85pt" to="345.05pt,710.95pt" o:gfxdata="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" strokecolor="black [3213]" strokeweight=".5pt">
+              <v:line w14:anchorId="10D5E1B5" id="直線接點 4" o:spid="_x0000_s1026" style="position:absolute;z-index:251661824;visibility:visible;mso-wrap-style:square;mso-width-percent:0;mso-height-percent:0;mso-wrap-distance-left:9pt;mso-wrap-distance-top:0;mso-wrap-distance-right:9pt;mso-wrap-distance-bottom:0;mso-position-horizontal:absolute;mso-position-horizontal-relative:page;mso-position-vertical:absolute;mso-position-vertical-relative:page;mso-width-percent:0;mso-height-percent:0;mso-width-relative:margin;mso-height-relative:margin" from="343.9pt,19.85pt" to="345.05pt,710.95pt" o:gfxdata="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" strokecolor="black [3213]" strokeweight=".5pt">
                 <v:stroke dashstyle="3 1" joinstyle="miter"/>
                 <w10:wrap anchorx="page" anchory="page"/>
               </v:line>
@@ -28841,8 +28854,6 @@
         </w:rPr>
         <w:sym w:font="Wingdings" w:char="F043"/>
       </w:r>
-      <w:bookmarkStart w:id="6" w:name="_GoBack"/>
-      <w:bookmarkEnd w:id="6"/>
     </w:p>
     <w:sectPr>
       <w:headerReference w:type="even" r:id="rId18"/>
@@ -33527,7 +33538,7 @@
 </file>
 
 <file path=customXml/itemProps1.xml><?xml version="1.0" encoding="utf-8"?>
-<ds:datastoreItem xmlns:ds="http://schemas.openxmlformats.org/officeDocument/2006/customXml" ds:itemID="{250CE1B4-9313-4F79-9F96-006E6A3374CB}">
+<ds:datastoreItem xmlns:ds="http://schemas.openxmlformats.org/officeDocument/2006/customXml" ds:itemID="{1153978A-E410-4849-9331-6B605DDFE3DC}">
   <ds:schemaRefs>
     <ds:schemaRef ds:uri="http://schemas.openxmlformats.org/officeDocument/2006/bibliography"/>
   </ds:schemaRefs>
